--- a/docs/CUMPLIMIENTO_REQ.docx
+++ b/docs/CUMPLIMIENTO_REQ.docx
@@ -2,821 +2,795 @@
 <file path=word/document.xml><?xml version="1.0" encoding="utf-8"?>
 <w:document xmlns:wpc="http://schemas.microsoft.com/office/word/2010/wordprocessingCanvas" xmlns:mo="http://schemas.microsoft.com/office/mac/office/2008/main" xmlns:mc="http://schemas.openxmlformats.org/markup-compatibility/2006" xmlns:mv="urn:schemas-microsoft-com:mac:vml" xmlns:o="urn:schemas-microsoft-com:office:office" xmlns:r="http://schemas.openxmlformats.org/officeDocument/2006/relationships" xmlns:m="http://schemas.openxmlformats.org/officeDocument/2006/math" xmlns:v="urn:schemas-microsoft-com:vml" xmlns:wp14="http://schemas.microsoft.com/office/word/2010/wordprocessingDrawing" xmlns:wp="http://schemas.openxmlformats.org/drawingml/2006/wordprocessingDrawing" xmlns:w10="urn:schemas-microsoft-com:office:word" xmlns:w="http://schemas.openxmlformats.org/wordprocessingml/2006/main" xmlns:w14="http://schemas.microsoft.com/office/word/2010/wordml" xmlns:wpg="http://schemas.microsoft.com/office/word/2010/wordprocessingGroup" xmlns:wpi="http://schemas.microsoft.com/office/word/2010/wordprocessingInk" xmlns:wne="http://schemas.microsoft.com/office/word/2006/wordml" xmlns:wps="http://schemas.microsoft.com/office/word/2010/wordprocessingShape" mc:Ignorable="w14 wp14">
   <w:body>
-    <w:p xmlns:wp14="http://schemas.microsoft.com/office/word/2010/wordml" wp14:textId="77777777">
+    <w:p>
       <w:pPr>
         <w:pStyle w:val="Title"/>
-        <w:jc w:val="center"/>
       </w:pPr>
       <w:r>
-        <w:t>Evidencia de cumplimiento de requerimientos (referencia técnica)</w:t>
+        <w:t>Cumplimiento de requisitos — Resumen</w:t>
       </w:r>
     </w:p>
-    <w:p xmlns:wp14="http://schemas.microsoft.com/office/word/2010/wordml" wp14:textId="77777777">
+    <w:p>
+      <w:pPr>
+        <w:spacing w:after="120"/>
+      </w:pPr>
       <w:r>
-        <w:t xml:space="preserve">Resumen de </w:t>
-      </w:r>
-      <w:r>
-        <w:rPr>
-          <w:b/>
-        </w:rPr>
-        <w:t>dónde</w:t>
-      </w:r>
-      <w:r>
-        <w:t xml:space="preserve"> quedó implementada cada línea principal del plan (código + documentación operativa).</w:t>
+        <w:t>Documento de seguimiento frente a ESPECIFICACION_REQUISITOS_IEEE830_FERRAGRO.docx y req_trabajo.xlsx.</w:t>
       </w:r>
     </w:p>
-    <w:p xmlns:wp14="http://schemas.microsoft.com/office/word/2010/wordml" wp14:textId="77777777">
+    <w:p>
       <w:pPr>
         <w:pStyle w:val="Heading1"/>
       </w:pPr>
       <w:r>
-        <w:t>Backend</w:t>
+        <w:t>Estado general (mayo 2026)</w:t>
       </w:r>
     </w:p>
     <w:tbl>
       <w:tblPr>
-        <w:tblStyle w:val="MediumShading1-Accent1"/>
-        <w:tblW w:w="0" w:type="auto"/>
-        <w:tblLook w:val="04A0" w:firstRow="1" w:lastRow="0" w:firstColumn="1" w:lastColumn="0" w:noHBand="0" w:noVBand="1"/>
+        <w:tblStyle w:val="TableGrid"/>
+        <w:tblW w:type="auto" w:w="0"/>
+        <w:tblLook w:firstColumn="1" w:firstRow="1" w:lastColumn="0" w:lastRow="0" w:noHBand="0" w:noVBand="1" w:val="04A0"/>
+      </w:tblPr>
+      <w:tblGrid>
+        <w:gridCol w:w="2880"/>
+        <w:gridCol w:w="2880"/>
+        <w:gridCol w:w="2880"/>
+      </w:tblGrid>
+      <w:tr>
+        <w:tc>
+          <w:tcPr>
+            <w:tcW w:type="dxa" w:w="2880"/>
+          </w:tcPr>
+          <w:p>
+            <w:pPr>
+              <w:spacing w:after="0"/>
+            </w:pPr>
+            <w:r>
+              <w:rPr>
+                <w:b/>
+              </w:rPr>
+              <w:t>Área</w:t>
+            </w:r>
+          </w:p>
+        </w:tc>
+        <w:tc>
+          <w:tcPr>
+            <w:tcW w:type="dxa" w:w="2880"/>
+          </w:tcPr>
+          <w:p>
+            <w:pPr>
+              <w:spacing w:after="0"/>
+            </w:pPr>
+            <w:r>
+              <w:rPr>
+                <w:b/>
+              </w:rPr>
+              <w:t>Estado</w:t>
+            </w:r>
+          </w:p>
+        </w:tc>
+        <w:tc>
+          <w:tcPr>
+            <w:tcW w:type="dxa" w:w="2880"/>
+          </w:tcPr>
+          <w:p>
+            <w:pPr>
+              <w:spacing w:after="0"/>
+            </w:pPr>
+            <w:r>
+              <w:rPr>
+                <w:b/>
+              </w:rPr>
+              <w:t>Evidencia</w:t>
+            </w:r>
+          </w:p>
+        </w:tc>
+      </w:tr>
+      <w:tr>
+        <w:tc>
+          <w:tcPr>
+            <w:tcW w:type="dxa" w:w="2880"/>
+          </w:tcPr>
+          <w:p>
+            <w:pPr>
+              <w:spacing w:after="0"/>
+            </w:pPr>
+            <w:r>
+              <w:t>Auth JWT + refresh cookie</w:t>
+            </w:r>
+          </w:p>
+        </w:tc>
+        <w:tc>
+          <w:tcPr>
+            <w:tcW w:type="dxa" w:w="2880"/>
+          </w:tcPr>
+          <w:p>
+            <w:pPr>
+              <w:spacing w:after="0"/>
+            </w:pPr>
+            <w:r>
+              <w:t>Implementado</w:t>
+            </w:r>
+          </w:p>
+        </w:tc>
+        <w:tc>
+          <w:tcPr>
+            <w:tcW w:type="dxa" w:w="2880"/>
+          </w:tcPr>
+          <w:p>
+            <w:pPr>
+              <w:spacing w:after="0"/>
+            </w:pPr>
+            <w:r>
+              <w:t>backend/app/api/auth.py, pruebas manuales</w:t>
+            </w:r>
+          </w:p>
+        </w:tc>
+      </w:tr>
+      <w:tr>
+        <w:tc>
+          <w:tcPr>
+            <w:tcW w:type="dxa" w:w="2880"/>
+          </w:tcPr>
+          <w:p>
+            <w:pPr>
+              <w:spacing w:after="0"/>
+            </w:pPr>
+            <w:r>
+              <w:t>Roles Admin / Logística / Proveedor</w:t>
+            </w:r>
+          </w:p>
+        </w:tc>
+        <w:tc>
+          <w:tcPr>
+            <w:tcW w:type="dxa" w:w="2880"/>
+          </w:tcPr>
+          <w:p>
+            <w:pPr>
+              <w:spacing w:after="0"/>
+            </w:pPr>
+            <w:r>
+              <w:t>Implementado</w:t>
+            </w:r>
+          </w:p>
+        </w:tc>
+        <w:tc>
+          <w:tcPr>
+            <w:tcW w:type="dxa" w:w="2880"/>
+          </w:tcPr>
+          <w:p>
+            <w:pPr>
+              <w:spacing w:after="0"/>
+            </w:pPr>
+            <w:r>
+              <w:t>Panel por rol</w:t>
+            </w:r>
+          </w:p>
+        </w:tc>
+      </w:tr>
+      <w:tr>
+        <w:tc>
+          <w:tcPr>
+            <w:tcW w:type="dxa" w:w="2880"/>
+          </w:tcPr>
+          <w:p>
+            <w:pPr>
+              <w:spacing w:after="0"/>
+            </w:pPr>
+            <w:r>
+              <w:t>Citas con anticipación y conflictos</w:t>
+            </w:r>
+          </w:p>
+        </w:tc>
+        <w:tc>
+          <w:tcPr>
+            <w:tcW w:type="dxa" w:w="2880"/>
+          </w:tcPr>
+          <w:p>
+            <w:pPr>
+              <w:spacing w:after="0"/>
+            </w:pPr>
+            <w:r>
+              <w:t>Implementado</w:t>
+            </w:r>
+          </w:p>
+        </w:tc>
+        <w:tc>
+          <w:tcPr>
+            <w:tcW w:type="dxa" w:w="2880"/>
+          </w:tcPr>
+          <w:p>
+            <w:pPr>
+              <w:spacing w:after="0"/>
+            </w:pPr>
+            <w:r>
+              <w:t>appointment_service.py, 409 por solapamiento</w:t>
+            </w:r>
+          </w:p>
+        </w:tc>
+      </w:tr>
+      <w:tr>
+        <w:tc>
+          <w:tcPr>
+            <w:tcW w:type="dxa" w:w="2880"/>
+          </w:tcPr>
+          <w:p>
+            <w:pPr>
+              <w:spacing w:after="0"/>
+            </w:pPr>
+            <w:r>
+              <w:t>Bodegas en citas</w:t>
+            </w:r>
+          </w:p>
+        </w:tc>
+        <w:tc>
+          <w:tcPr>
+            <w:tcW w:type="dxa" w:w="2880"/>
+          </w:tcPr>
+          <w:p>
+            <w:pPr>
+              <w:spacing w:after="0"/>
+            </w:pPr>
+            <w:r>
+              <w:t>Implementado</w:t>
+            </w:r>
+          </w:p>
+        </w:tc>
+        <w:tc>
+          <w:tcPr>
+            <w:tcW w:type="dxa" w:w="2880"/>
+          </w:tcPr>
+          <w:p>
+            <w:pPr>
+              <w:spacing w:after="0"/>
+            </w:pPr>
+            <w:r>
+              <w:t>014, modelos, UI selector de bodega</w:t>
+            </w:r>
+          </w:p>
+        </w:tc>
+      </w:tr>
+      <w:tr>
+        <w:tc>
+          <w:tcPr>
+            <w:tcW w:type="dxa" w:w="2880"/>
+          </w:tcPr>
+          <w:p>
+            <w:pPr>
+              <w:spacing w:after="0"/>
+            </w:pPr>
+            <w:r>
+              <w:t>Franjas por bodega y fecha</w:t>
+            </w:r>
+          </w:p>
+        </w:tc>
+        <w:tc>
+          <w:tcPr>
+            <w:tcW w:type="dxa" w:w="2880"/>
+          </w:tcPr>
+          <w:p>
+            <w:pPr>
+              <w:spacing w:after="0"/>
+            </w:pPr>
+            <w:r>
+              <w:t>Implementado</w:t>
+            </w:r>
+          </w:p>
+        </w:tc>
+        <w:tc>
+          <w:tcPr>
+            <w:tcW w:type="dxa" w:w="2880"/>
+          </w:tcPr>
+          <w:p>
+            <w:pPr>
+              <w:spacing w:after="0"/>
+            </w:pPr>
+            <w:r>
+              <w:t>014, 009, API appointments</w:t>
+            </w:r>
+          </w:p>
+        </w:tc>
+      </w:tr>
+      <w:tr>
+        <w:tc>
+          <w:tcPr>
+            <w:tcW w:type="dxa" w:w="2880"/>
+          </w:tcPr>
+          <w:p>
+            <w:pPr>
+              <w:spacing w:after="0"/>
+            </w:pPr>
+            <w:r>
+              <w:t>SMTP / recuperación contraseña</w:t>
+            </w:r>
+          </w:p>
+        </w:tc>
+        <w:tc>
+          <w:tcPr>
+            <w:tcW w:type="dxa" w:w="2880"/>
+          </w:tcPr>
+          <w:p>
+            <w:pPr>
+              <w:spacing w:after="0"/>
+            </w:pPr>
+            <w:r>
+              <w:t>Implementado (requiere env en Render)</w:t>
+            </w:r>
+          </w:p>
+        </w:tc>
+        <w:tc>
+          <w:tcPr>
+            <w:tcW w:type="dxa" w:w="2880"/>
+          </w:tcPr>
+          <w:p>
+            <w:pPr>
+              <w:spacing w:after="0"/>
+            </w:pPr>
+            <w:r>
+              <w:t>/health → email_enabled</w:t>
+            </w:r>
+          </w:p>
+        </w:tc>
+      </w:tr>
+      <w:tr>
+        <w:tc>
+          <w:tcPr>
+            <w:tcW w:type="dxa" w:w="2880"/>
+          </w:tcPr>
+          <w:p>
+            <w:pPr>
+              <w:spacing w:after="0"/>
+            </w:pPr>
+            <w:r>
+              <w:t>Auditoría historial</w:t>
+            </w:r>
+          </w:p>
+        </w:tc>
+        <w:tc>
+          <w:tcPr>
+            <w:tcW w:type="dxa" w:w="2880"/>
+          </w:tcPr>
+          <w:p>
+            <w:pPr>
+              <w:spacing w:after="0"/>
+            </w:pPr>
+            <w:r>
+              <w:t>Implementado</w:t>
+            </w:r>
+          </w:p>
+        </w:tc>
+        <w:tc>
+          <w:tcPr>
+            <w:tcW w:type="dxa" w:w="2880"/>
+          </w:tcPr>
+          <w:p>
+            <w:pPr>
+              <w:spacing w:after="0"/>
+            </w:pPr>
+            <w:r>
+              <w:t>Triggers 002, tablas historial</w:t>
+            </w:r>
+          </w:p>
+        </w:tc>
+      </w:tr>
+      <w:tr>
+        <w:tc>
+          <w:tcPr>
+            <w:tcW w:type="dxa" w:w="2880"/>
+          </w:tcPr>
+          <w:p>
+            <w:pPr>
+              <w:spacing w:after="0"/>
+            </w:pPr>
+            <w:r>
+              <w:t>Despliegue Vercel + Render</w:t>
+            </w:r>
+          </w:p>
+        </w:tc>
+        <w:tc>
+          <w:tcPr>
+            <w:tcW w:type="dxa" w:w="2880"/>
+          </w:tcPr>
+          <w:p>
+            <w:pPr>
+              <w:spacing w:after="0"/>
+            </w:pPr>
+            <w:r>
+              <w:t>Operativo</w:t>
+            </w:r>
+          </w:p>
+        </w:tc>
+        <w:tc>
+          <w:tcPr>
+            <w:tcW w:type="dxa" w:w="2880"/>
+          </w:tcPr>
+          <w:p>
+            <w:pPr>
+              <w:spacing w:after="0"/>
+            </w:pPr>
+            <w:r>
+              <w:t>Guía operación</w:t>
+            </w:r>
+          </w:p>
+        </w:tc>
+      </w:tr>
+      <w:tr>
+        <w:tc>
+          <w:tcPr>
+            <w:tcW w:type="dxa" w:w="2880"/>
+          </w:tcPr>
+          <w:p>
+            <w:pPr>
+              <w:spacing w:after="0"/>
+            </w:pPr>
+            <w:r>
+              <w:t>Pruebas automatizadas BD</w:t>
+            </w:r>
+          </w:p>
+        </w:tc>
+        <w:tc>
+          <w:tcPr>
+            <w:tcW w:type="dxa" w:w="2880"/>
+          </w:tcPr>
+          <w:p>
+            <w:pPr>
+              <w:spacing w:after="0"/>
+            </w:pPr>
+            <w:r>
+              <w:t>Implementado</w:t>
+            </w:r>
+          </w:p>
+        </w:tc>
+        <w:tc>
+          <w:tcPr>
+            <w:tcW w:type="dxa" w:w="2880"/>
+          </w:tcPr>
+          <w:p>
+            <w:pPr>
+              <w:spacing w:after="0"/>
+            </w:pPr>
+            <w:r>
+              <w:t>test_db_crud_functions.py (12 tests)</w:t>
+            </w:r>
+          </w:p>
+        </w:tc>
+      </w:tr>
+      <w:tr>
+        <w:tc>
+          <w:tcPr>
+            <w:tcW w:type="dxa" w:w="2880"/>
+          </w:tcPr>
+          <w:p>
+            <w:pPr>
+              <w:spacing w:after="0"/>
+            </w:pPr>
+            <w:r>
+              <w:t>Pruebas reglas logística</w:t>
+            </w:r>
+          </w:p>
+        </w:tc>
+        <w:tc>
+          <w:tcPr>
+            <w:tcW w:type="dxa" w:w="2880"/>
+          </w:tcPr>
+          <w:p>
+            <w:pPr>
+              <w:spacing w:after="0"/>
+            </w:pPr>
+            <w:r>
+              <w:t>Implementado</w:t>
+            </w:r>
+          </w:p>
+        </w:tc>
+        <w:tc>
+          <w:tcPr>
+            <w:tcW w:type="dxa" w:w="2880"/>
+          </w:tcPr>
+          <w:p>
+            <w:pPr>
+              <w:spacing w:after="0"/>
+            </w:pPr>
+            <w:r>
+              <w:t>test_logistics_business_rules.py</w:t>
+            </w:r>
+          </w:p>
+        </w:tc>
+      </w:tr>
+      <w:tr>
+        <w:tc>
+          <w:tcPr>
+            <w:tcW w:type="dxa" w:w="2880"/>
+          </w:tcPr>
+          <w:p>
+            <w:pPr>
+              <w:spacing w:after="0"/>
+            </w:pPr>
+            <w:r>
+              <w:t>CI en cada PR</w:t>
+            </w:r>
+          </w:p>
+        </w:tc>
+        <w:tc>
+          <w:tcPr>
+            <w:tcW w:type="dxa" w:w="2880"/>
+          </w:tcPr>
+          <w:p>
+            <w:pPr>
+              <w:spacing w:after="0"/>
+            </w:pPr>
+            <w:r>
+              <w:t>Pendiente</w:t>
+            </w:r>
+          </w:p>
+        </w:tc>
+        <w:tc>
+          <w:tcPr>
+            <w:tcW w:type="dxa" w:w="2880"/>
+          </w:tcPr>
+          <w:p>
+            <w:pPr>
+              <w:spacing w:after="0"/>
+            </w:pPr>
+            <w:r>
+              <w:t>Recomendado workflow pytest + build</w:t>
+            </w:r>
+          </w:p>
+        </w:tc>
+      </w:tr>
+    </w:tbl>
+    <w:p/>
+    <w:p>
+      <w:pPr>
+        <w:pStyle w:val="Heading1"/>
+      </w:pPr>
+      <w:r>
+        <w:t>Requisitos recientes cubiertos</w:t>
+      </w:r>
+    </w:p>
+    <w:p>
+      <w:pPr>
+        <w:spacing w:after="120"/>
+      </w:pPr>
+      <w:r>
+        <w:t>1. RF bodega obligatoria: toda cita persiste IdBodega; función citas_create actualizada.</w:t>
+      </w:r>
+    </w:p>
+    <w:p>
+      <w:pPr>
+        <w:spacing w:after="120"/>
+      </w:pPr>
+      <w:r>
+        <w:t>2. RNF rendimiento: índices 015, listado por semana, available-slots unificado (ver ESCALABILIDAD.md).</w:t>
+      </w:r>
+    </w:p>
+    <w:p>
+      <w:pPr>
+        <w:spacing w:after="120"/>
+      </w:pPr>
+      <w:r>
+        <w:t>3. RNF disponibilidad: /health con build_id y flags SMTP.</w:t>
+      </w:r>
+    </w:p>
+    <w:p>
+      <w:pPr>
+        <w:pStyle w:val="Heading1"/>
+      </w:pPr>
+      <w:r>
+        <w:t>Brechas conocidas</w:t>
+      </w:r>
+    </w:p>
+    <w:tbl>
+      <w:tblPr>
+        <w:tblStyle w:val="TableGrid"/>
+        <w:tblW w:type="auto" w:w="0"/>
+        <w:tblLook w:firstColumn="1" w:firstRow="1" w:lastColumn="0" w:lastRow="0" w:noHBand="0" w:noVBand="1" w:val="04A0"/>
       </w:tblPr>
       <w:tblGrid>
         <w:gridCol w:w="4320"/>
         <w:gridCol w:w="4320"/>
       </w:tblGrid>
-      <w:tr xmlns:wp14="http://schemas.microsoft.com/office/word/2010/wordml" wp14:textId="77777777">
+      <w:tr>
         <w:tc>
           <w:tcPr>
-            <w:cnfStyle w:val="001000000000" w:firstRow="0" w:lastRow="0" w:firstColumn="1" w:lastColumn="0" w:oddVBand="0" w:evenVBand="0" w:oddHBand="0" w:evenHBand="0" w:firstRowFirstColumn="0" w:firstRowLastColumn="0" w:lastRowFirstColumn="0" w:lastRowLastColumn="0"/>
-            <w:tcW w:w="4320" w:type="dxa"/>
-            <w:tcMar/>
+            <w:tcW w:type="dxa" w:w="4320"/>
           </w:tcPr>
-          <w:p wp14:textId="77777777">
+          <w:p>
+            <w:pPr>
+              <w:spacing w:after="0"/>
+            </w:pPr>
             <w:r>
+              <w:rPr>
+                <w:b/>
+              </w:rPr>
               <w:t>Tema</w:t>
             </w:r>
           </w:p>
         </w:tc>
         <w:tc>
           <w:tcPr>
-            <w:cnfStyle w:val="000000000000" w:firstRow="0" w:lastRow="0" w:firstColumn="0" w:lastColumn="0" w:oddVBand="0" w:evenVBand="0" w:oddHBand="0" w:evenHBand="0" w:firstRowFirstColumn="0" w:firstRowLastColumn="0" w:lastRowFirstColumn="0" w:lastRowLastColumn="0"/>
-            <w:tcW w:w="4320" w:type="dxa"/>
-            <w:tcMar/>
+            <w:tcW w:type="dxa" w:w="4320"/>
           </w:tcPr>
-          <w:p wp14:textId="77777777">
+          <w:p>
+            <w:pPr>
+              <w:spacing w:after="0"/>
+            </w:pPr>
             <w:r>
-              <w:t>Ubicación</w:t>
+              <w:rPr>
+                <w:b/>
+              </w:rPr>
+              <w:t>Notas</w:t>
             </w:r>
           </w:p>
         </w:tc>
       </w:tr>
-      <w:tr xmlns:wp14="http://schemas.microsoft.com/office/word/2010/wordml" wp14:textId="77777777">
+      <w:tr>
         <w:tc>
           <w:tcPr>
-            <w:cnfStyle w:val="001000000000" w:firstRow="0" w:lastRow="0" w:firstColumn="1" w:lastColumn="0" w:oddVBand="0" w:evenVBand="0" w:oddHBand="0" w:evenHBand="0" w:firstRowFirstColumn="0" w:firstRowLastColumn="0" w:lastRowFirstColumn="0" w:lastRowLastColumn="0"/>
-            <w:tcW w:w="4320" w:type="dxa"/>
-            <w:tcMar/>
+            <w:tcW w:type="dxa" w:w="4320"/>
           </w:tcPr>
-          <w:p wp14:textId="77777777">
+          <w:p>
+            <w:pPr>
+              <w:spacing w:after="0"/>
+            </w:pPr>
             <w:r>
-              <w:t>API versionada `/api` y `/api/v1`</w:t>
+              <w:t>Plan Free Render</w:t>
             </w:r>
           </w:p>
         </w:tc>
         <w:tc>
           <w:tcPr>
-            <w:cnfStyle w:val="000000000000" w:firstRow="0" w:lastRow="0" w:firstColumn="0" w:lastColumn="0" w:oddVBand="0" w:evenVBand="0" w:oddHBand="0" w:evenHBand="0" w:firstRowFirstColumn="0" w:firstRowLastColumn="0" w:lastRowFirstColumn="0" w:lastRowLastColumn="0"/>
-            <w:tcW w:w="4320" w:type="dxa"/>
-            <w:tcMar/>
+            <w:tcW w:type="dxa" w:w="4320"/>
           </w:tcPr>
-          <w:p wp14:textId="77777777">
+          <w:p>
+            <w:pPr>
+              <w:spacing w:after="0"/>
+            </w:pPr>
             <w:r>
-              <w:t>`backend/app/main.py`</w:t>
+              <w:t>Cold start 30–90 s; no es fallo de software</w:t>
             </w:r>
           </w:p>
         </w:tc>
       </w:tr>
-      <w:tr xmlns:wp14="http://schemas.microsoft.com/office/word/2010/wordml" wp14:textId="77777777">
+      <w:tr>
         <w:tc>
           <w:tcPr>
-            <w:cnfStyle w:val="001000000000" w:firstRow="0" w:lastRow="0" w:firstColumn="1" w:lastColumn="0" w:oddVBand="0" w:evenVBand="0" w:oddHBand="0" w:evenHBand="0" w:firstRowFirstColumn="0" w:firstRowLastColumn="0" w:lastRowFirstColumn="0" w:lastRowLastColumn="0"/>
-            <w:tcW w:w="4320" w:type="dxa"/>
-            <w:tcMar/>
+            <w:tcW w:type="dxa" w:w="4320"/>
           </w:tcPr>
-          <w:p wp14:textId="77777777">
+          <w:p>
+            <w:pPr>
+              <w:spacing w:after="0"/>
+            </w:pPr>
             <w:r>
-              <w:t>Sesiones refresh con JTI + invalidación por logout / logout-all</w:t>
+              <w:t>Alembic / versionado migraciones</w:t>
             </w:r>
           </w:p>
         </w:tc>
         <w:tc>
           <w:tcPr>
-            <w:cnfStyle w:val="000000000000" w:firstRow="0" w:lastRow="0" w:firstColumn="0" w:lastColumn="0" w:oddVBand="0" w:evenVBand="0" w:oddHBand="0" w:evenHBand="0" w:firstRowFirstColumn="0" w:firstRowLastColumn="0" w:lastRowFirstColumn="0" w:lastRowLastColumn="0"/>
-            <w:tcW w:w="4320" w:type="dxa"/>
-            <w:tcMar/>
+            <w:tcW w:type="dxa" w:w="4320"/>
           </w:tcPr>
-          <w:p wp14:textId="77777777">
+          <w:p>
+            <w:pPr>
+              <w:spacing w:after="0"/>
+            </w:pPr>
             <w:r>
-              <w:t>`backend/app/api/auth.py`, `backend/app/services/auth_sessions.py`, `db/init/011_auth_sessions_login_audit.sql`</w:t>
+              <w:t>Scripts init/ manuales; tabla schema_migrations no implementada aún</w:t>
             </w:r>
           </w:p>
         </w:tc>
       </w:tr>
-      <w:tr xmlns:wp14="http://schemas.microsoft.com/office/word/2010/wordml" wp14:textId="77777777">
+      <w:tr>
         <w:tc>
           <w:tcPr>
-            <w:cnfStyle w:val="001000000000" w:firstRow="0" w:lastRow="0" w:firstColumn="1" w:lastColumn="0" w:oddVBand="0" w:evenVBand="0" w:oddHBand="0" w:evenHBand="0" w:firstRowFirstColumn="0" w:firstRowLastColumn="0" w:lastRowFirstColumn="0" w:lastRowLastColumn="0"/>
-            <w:tcW w:w="4320" w:type="dxa"/>
-            <w:tcMar/>
+            <w:tcW w:type="dxa" w:w="4320"/>
           </w:tcPr>
-          <w:p wp14:textId="77777777">
+          <w:p>
+            <w:pPr>
+              <w:spacing w:after="0"/>
+            </w:pPr>
             <w:r>
-              <w:t>Bloqueo por intentos fallidos</w:t>
+              <w:t>E2E Playwright</w:t>
             </w:r>
           </w:p>
         </w:tc>
         <w:tc>
           <w:tcPr>
-            <w:cnfStyle w:val="000000000000" w:firstRow="0" w:lastRow="0" w:firstColumn="0" w:lastColumn="0" w:oddVBand="0" w:evenVBand="0" w:oddHBand="0" w:evenHBand="0" w:firstRowFirstColumn="0" w:firstRowLastColumn="0" w:lastRowFirstColumn="0" w:lastRowLastColumn="0"/>
-            <w:tcW w:w="4320" w:type="dxa"/>
-            <w:tcMar/>
+            <w:tcW w:type="dxa" w:w="4320"/>
           </w:tcPr>
-          <w:p wp14:textId="77777777">
+          <w:p>
+            <w:pPr>
+              <w:spacing w:after="0"/>
+            </w:pPr>
             <w:r>
-              <w:t>`backend/app/services/login_policy.py`, `backend/app/api/auth.py`</w:t>
+              <w:t>No automatizado</w:t>
             </w:r>
           </w:p>
         </w:tc>
       </w:tr>
-      <w:tr xmlns:wp14="http://schemas.microsoft.com/office/word/2010/wordml" wp14:textId="77777777">
+      <w:tr>
         <w:tc>
           <w:tcPr>
-            <w:cnfStyle w:val="001000000000" w:firstRow="0" w:lastRow="0" w:firstColumn="1" w:lastColumn="0" w:oddVBand="0" w:evenVBand="0" w:oddHBand="0" w:evenHBand="0" w:firstRowFirstColumn="0" w:firstRowLastColumn="0" w:lastRowFirstColumn="0" w:lastRowLastColumn="0"/>
-            <w:tcW w:w="4320" w:type="dxa"/>
-            <w:tcMar/>
+            <w:tcW w:type="dxa" w:w="4320"/>
           </w:tcPr>
-          <w:p wp14:textId="77777777">
+          <w:p>
+            <w:pPr>
+              <w:spacing w:after="0"/>
+            </w:pPr>
             <w:r>
-              <w:t>Auditoría login</w:t>
+              <w:t>Excel de trazabilidad</w:t>
             </w:r>
           </w:p>
         </w:tc>
         <w:tc>
           <w:tcPr>
-            <w:cnfStyle w:val="000000000000" w:firstRow="0" w:lastRow="0" w:firstColumn="0" w:lastColumn="0" w:oddVBand="0" w:evenVBand="0" w:oddHBand="0" w:evenHBand="0" w:firstRowFirstColumn="0" w:firstRowLastColumn="0" w:lastRowFirstColumn="0" w:lastRowLastColumn="0"/>
-            <w:tcW w:w="4320" w:type="dxa"/>
-            <w:tcMar/>
+            <w:tcW w:type="dxa" w:w="4320"/>
           </w:tcPr>
-          <w:p wp14:textId="77777777">
+          <w:p>
+            <w:pPr>
+              <w:spacing w:after="0"/>
+            </w:pPr>
             <w:r>
-              <w:t>tabla `AuditoriaLogin`, escritura en `auth.py`</w:t>
-            </w:r>
-          </w:p>
-        </w:tc>
-      </w:tr>
-      <w:tr xmlns:wp14="http://schemas.microsoft.com/office/word/2010/wordml" wp14:textId="77777777">
-        <w:tc>
-          <w:tcPr>
-            <w:cnfStyle w:val="001000000000" w:firstRow="0" w:lastRow="0" w:firstColumn="1" w:lastColumn="0" w:oddVBand="0" w:evenVBand="0" w:oddHBand="0" w:evenHBand="0" w:firstRowFirstColumn="0" w:firstRowLastColumn="0" w:lastRowFirstColumn="0" w:lastRowLastColumn="0"/>
-            <w:tcW w:w="4320" w:type="dxa"/>
-            <w:tcMar/>
-          </w:tcPr>
-          <w:p wp14:textId="77777777">
-            <w:r>
-              <w:t>Listado citas: filtros estado/proveedor, paginación</w:t>
-            </w:r>
-          </w:p>
-        </w:tc>
-        <w:tc>
-          <w:tcPr>
-            <w:cnfStyle w:val="000000000000" w:firstRow="0" w:lastRow="0" w:firstColumn="0" w:lastColumn="0" w:oddVBand="0" w:evenVBand="0" w:oddHBand="0" w:evenHBand="0" w:firstRowFirstColumn="0" w:firstRowLastColumn="0" w:lastRowFirstColumn="0" w:lastRowLastColumn="0"/>
-            <w:tcW w:w="4320" w:type="dxa"/>
-            <w:tcMar/>
-          </w:tcPr>
-          <w:p wp14:textId="77777777">
-            <w:r>
-              <w:t>`backend/app/api/appointments.py`, `backend/app/api/crud.py`</w:t>
-            </w:r>
-          </w:p>
-        </w:tc>
-      </w:tr>
-      <w:tr xmlns:wp14="http://schemas.microsoft.com/office/word/2010/wordml" wp14:textId="77777777">
-        <w:tc>
-          <w:tcPr>
-            <w:cnfStyle w:val="001000000000" w:firstRow="0" w:lastRow="0" w:firstColumn="1" w:lastColumn="0" w:oddVBand="0" w:evenVBand="0" w:oddHBand="0" w:evenHBand="0" w:firstRowFirstColumn="0" w:firstRowLastColumn="0" w:lastRowFirstColumn="0" w:lastRowLastColumn="0"/>
-            <w:tcW w:w="4320" w:type="dxa"/>
-            <w:tcMar/>
-          </w:tcPr>
-          <w:p wp14:textId="77777777">
-            <w:r>
-              <w:t>Export CSV citas</w:t>
-            </w:r>
-          </w:p>
-        </w:tc>
-        <w:tc>
-          <w:tcPr>
-            <w:cnfStyle w:val="000000000000" w:firstRow="0" w:lastRow="0" w:firstColumn="0" w:lastColumn="0" w:oddVBand="0" w:evenVBand="0" w:oddHBand="0" w:evenHBand="0" w:firstRowFirstColumn="0" w:firstRowLastColumn="0" w:lastRowFirstColumn="0" w:lastRowLastColumn="0"/>
-            <w:tcW w:w="4320" w:type="dxa"/>
-            <w:tcMar/>
-          </w:tcPr>
-          <w:p wp14:textId="77777777">
-            <w:r>
-              <w:t>`GET .../crud/appointments/export.csv` en `crud.py`</w:t>
-            </w:r>
-          </w:p>
-        </w:tc>
-      </w:tr>
-      <w:tr xmlns:wp14="http://schemas.microsoft.com/office/word/2010/wordml" wp14:textId="77777777">
-        <w:tc>
-          <w:tcPr>
-            <w:cnfStyle w:val="001000000000" w:firstRow="0" w:lastRow="0" w:firstColumn="1" w:lastColumn="0" w:oddVBand="0" w:evenVBand="0" w:oddHBand="0" w:evenHBand="0" w:firstRowFirstColumn="0" w:firstRowLastColumn="0" w:lastRowFirstColumn="0" w:lastRowLastColumn="0"/>
-            <w:tcW w:w="4320" w:type="dxa"/>
-            <w:tcMar/>
-          </w:tcPr>
-          <w:p wp14:textId="77777777">
-            <w:r>
-              <w:t>Recordatorios (scheduler)</w:t>
-            </w:r>
-          </w:p>
-        </w:tc>
-        <w:tc>
-          <w:tcPr>
-            <w:cnfStyle w:val="000000000000" w:firstRow="0" w:lastRow="0" w:firstColumn="0" w:lastColumn="0" w:oddVBand="0" w:evenVBand="0" w:oddHBand="0" w:evenHBand="0" w:firstRowFirstColumn="0" w:firstRowLastColumn="0" w:lastRowFirstColumn="0" w:lastRowLastColumn="0"/>
-            <w:tcW w:w="4320" w:type="dxa"/>
-            <w:tcMar/>
-          </w:tcPr>
-          <w:p wp14:textId="77777777">
-            <w:r>
-              <w:t>`backend/app/services/reminder_scheduler.py`, tabla `EjecucionesRecordatorio`</w:t>
-            </w:r>
-          </w:p>
-        </w:tc>
-      </w:tr>
-      <w:tr xmlns:wp14="http://schemas.microsoft.com/office/word/2010/wordml" wp14:textId="77777777">
-        <w:tc>
-          <w:tcPr>
-            <w:cnfStyle w:val="001000000000" w:firstRow="0" w:lastRow="0" w:firstColumn="1" w:lastColumn="0" w:oddVBand="0" w:evenVBand="0" w:oddHBand="0" w:evenHBand="0" w:firstRowFirstColumn="0" w:firstRowLastColumn="0" w:lastRowFirstColumn="0" w:lastRowLastColumn="0"/>
-            <w:tcW w:w="4320" w:type="dxa"/>
-            <w:tcMar/>
-          </w:tcPr>
-          <w:p wp14:textId="77777777">
-            <w:r>
-              <w:t>`/health`</w:t>
-            </w:r>
-          </w:p>
-        </w:tc>
-        <w:tc>
-          <w:tcPr>
-            <w:cnfStyle w:val="000000000000" w:firstRow="0" w:lastRow="0" w:firstColumn="0" w:lastColumn="0" w:oddVBand="0" w:evenVBand="0" w:oddHBand="0" w:evenHBand="0" w:firstRowFirstColumn="0" w:firstRowLastColumn="0" w:lastRowFirstColumn="0" w:lastRowLastColumn="0"/>
-            <w:tcW w:w="4320" w:type="dxa"/>
-            <w:tcMar/>
-          </w:tcPr>
-          <w:p wp14:textId="77777777">
-            <w:r>
-              <w:t>`backend/app/main.py`</w:t>
-            </w:r>
-          </w:p>
-        </w:tc>
-      </w:tr>
-      <w:tr xmlns:wp14="http://schemas.microsoft.com/office/word/2010/wordml" wp14:textId="77777777">
-        <w:tc>
-          <w:tcPr>
-            <w:cnfStyle w:val="001000000000" w:firstRow="0" w:lastRow="0" w:firstColumn="1" w:lastColumn="0" w:oddVBand="0" w:evenVBand="0" w:oddHBand="0" w:evenHBand="0" w:firstRowFirstColumn="0" w:firstRowLastColumn="0" w:lastRowFirstColumn="0" w:lastRowLastColumn="0"/>
-            <w:tcW w:w="4320" w:type="dxa"/>
-            <w:tcMar/>
-          </w:tcPr>
-          <w:p wp14:textId="77777777">
-            <w:r>
-              <w:t>Trazabilidad old/new en historial</w:t>
-            </w:r>
-          </w:p>
-        </w:tc>
-        <w:tc>
-          <w:tcPr>
-            <w:cnfStyle w:val="000000000000" w:firstRow="0" w:lastRow="0" w:firstColumn="0" w:lastColumn="0" w:oddVBand="0" w:evenVBand="0" w:oddHBand="0" w:evenHBand="0" w:firstRowFirstColumn="0" w:firstRowLastColumn="0" w:lastRowFirstColumn="0" w:lastRowLastColumn="0"/>
-            <w:tcW w:w="4320" w:type="dxa"/>
-            <w:tcMar/>
-          </w:tcPr>
-          <w:p wp14:textId="77777777">
-            <w:r>
-              <w:t>columnas en `HistorialCambios`, escritura en `appointments.py` y `crud.py`</w:t>
-            </w:r>
-          </w:p>
-        </w:tc>
-      </w:tr>
-      <w:tr xmlns:wp14="http://schemas.microsoft.com/office/word/2010/wordml" wp14:textId="77777777">
-        <w:tc>
-          <w:tcPr>
-            <w:cnfStyle w:val="001000000000" w:firstRow="0" w:lastRow="0" w:firstColumn="1" w:lastColumn="0" w:oddVBand="0" w:evenVBand="0" w:oddHBand="0" w:evenHBand="0" w:firstRowFirstColumn="0" w:firstRowLastColumn="0" w:lastRowFirstColumn="0" w:lastRowLastColumn="0"/>
-            <w:tcW w:w="4320" w:type="dxa"/>
-            <w:tcMar/>
-          </w:tcPr>
-          <w:p wp14:textId="77777777">
-            <w:r>
-              <w:t>Anticipación mínima configurable (48 h por defecto)</w:t>
-            </w:r>
-          </w:p>
-        </w:tc>
-        <w:tc>
-          <w:tcPr>
-            <w:cnfStyle w:val="000000000000" w:firstRow="0" w:lastRow="0" w:firstColumn="0" w:lastColumn="0" w:oddVBand="0" w:evenVBand="0" w:oddHBand="0" w:evenHBand="0" w:firstRowFirstColumn="0" w:firstRowLastColumn="0" w:lastRowFirstColumn="0" w:lastRowLastColumn="0"/>
-            <w:tcW w:w="4320" w:type="dxa"/>
-            <w:tcMar/>
-          </w:tcPr>
-          <w:p wp14:textId="77777777">
-            <w:r>
-              <w:t>`settings.appointment_minimum_notice_hours`, `appointments.py`, `core/config.py`</w:t>
-            </w:r>
-          </w:p>
-        </w:tc>
-      </w:tr>
-      <w:tr xmlns:wp14="http://schemas.microsoft.com/office/word/2010/wordml" wp14:textId="77777777">
-        <w:tc>
-          <w:tcPr>
-            <w:cnfStyle w:val="001000000000" w:firstRow="0" w:lastRow="0" w:firstColumn="1" w:lastColumn="0" w:oddVBand="0" w:evenVBand="0" w:oddHBand="0" w:evenHBand="0" w:firstRowFirstColumn="0" w:firstRowLastColumn="0" w:lastRowFirstColumn="0" w:lastRowLastColumn="0"/>
-            <w:tcW w:w="4320" w:type="dxa"/>
-            <w:tcMar/>
-          </w:tcPr>
-          <w:p wp14:textId="77777777">
-            <w:r>
-              <w:t>Conflicto horario (check)</w:t>
-            </w:r>
-          </w:p>
-        </w:tc>
-        <w:tc>
-          <w:tcPr>
-            <w:cnfStyle w:val="000000000000" w:firstRow="0" w:lastRow="0" w:firstColumn="0" w:lastColumn="0" w:oddVBand="0" w:evenVBand="0" w:oddHBand="0" w:evenHBand="0" w:firstRowFirstColumn="0" w:firstRowLastColumn="0" w:lastRowFirstColumn="0" w:lastRowLastColumn="0"/>
-            <w:tcW w:w="4320" w:type="dxa"/>
-            <w:tcMar/>
-          </w:tcPr>
-          <w:p wp14:textId="77777777">
-            <w:r>
-              <w:t>`GET .../appointments/conflict-check`, `appointment_service.slot_conflict_check`</w:t>
-            </w:r>
-          </w:p>
-        </w:tc>
-      </w:tr>
-      <w:tr xmlns:wp14="http://schemas.microsoft.com/office/word/2010/wordml" wp14:textId="77777777">
-        <w:tc>
-          <w:tcPr>
-            <w:cnfStyle w:val="001000000000" w:firstRow="0" w:lastRow="0" w:firstColumn="1" w:lastColumn="0" w:oddVBand="0" w:evenVBand="0" w:oddHBand="0" w:evenHBand="0" w:firstRowFirstColumn="0" w:firstRowLastColumn="0" w:lastRowFirstColumn="0" w:lastRowLastColumn="0"/>
-            <w:tcW w:w="4320" w:type="dxa"/>
-            <w:tcMar/>
-          </w:tcPr>
-          <w:p wp14:textId="77777777">
-            <w:r>
-              <w:t>Rate limiting + correlación</w:t>
-            </w:r>
-          </w:p>
-        </w:tc>
-        <w:tc>
-          <w:tcPr>
-            <w:cnfStyle w:val="000000000000" w:firstRow="0" w:lastRow="0" w:firstColumn="0" w:lastColumn="0" w:oddVBand="0" w:evenVBand="0" w:oddHBand="0" w:evenHBand="0" w:firstRowFirstColumn="0" w:firstRowLastColumn="0" w:lastRowFirstColumn="0" w:lastRowLastColumn="0"/>
-            <w:tcW w:w="4320" w:type="dxa"/>
-            <w:tcMar/>
-          </w:tcPr>
-          <w:p wp14:textId="77777777">
-            <w:r>
-              <w:t>`slowapi` en `main.py`, cabecera `X-Correlation-ID`</w:t>
+              <w:t>Actualizar MATRIZ_TRAZABILIDAD_FERRAGRO.xlsx manualmente tras cambios RF</w:t>
             </w:r>
           </w:p>
         </w:tc>
       </w:tr>
     </w:tbl>
-    <w:p xmlns:wp14="http://schemas.microsoft.com/office/word/2010/wordml" wp14:textId="77777777"/>
-    <w:p xmlns:wp14="http://schemas.microsoft.com/office/word/2010/wordml" wp14:textId="77777777">
+    <w:p/>
+    <w:p>
       <w:pPr>
         <w:pStyle w:val="Heading1"/>
       </w:pPr>
       <w:r>
-        <w:t>Frontend</w:t>
+        <w:t>Cómo actualizar este documento</w:t>
       </w:r>
     </w:p>
-    <w:tbl>
-      <w:tblPr>
-        <w:tblStyle w:val="MediumShading1-Accent1"/>
-        <w:tblW w:w="0" w:type="auto"/>
-        <w:tblLook w:val="04A0" w:firstRow="1" w:lastRow="0" w:firstColumn="1" w:lastColumn="0" w:noHBand="0" w:noVBand="1"/>
-      </w:tblPr>
-      <w:tblGrid>
-        <w:gridCol w:w="4320"/>
-        <w:gridCol w:w="4320"/>
-      </w:tblGrid>
-      <w:tr xmlns:wp14="http://schemas.microsoft.com/office/word/2010/wordml" wp14:textId="77777777">
-        <w:tc>
-          <w:tcPr>
-            <w:cnfStyle w:val="001000000000" w:firstRow="0" w:lastRow="0" w:firstColumn="1" w:lastColumn="0" w:oddVBand="0" w:evenVBand="0" w:oddHBand="0" w:evenHBand="0" w:firstRowFirstColumn="0" w:firstRowLastColumn="0" w:lastRowFirstColumn="0" w:lastRowLastColumn="0"/>
-            <w:tcW w:w="4320" w:type="dxa"/>
-            <w:tcMar/>
-          </w:tcPr>
-          <w:p wp14:textId="77777777">
-            <w:r>
-              <w:t>Tema</w:t>
-            </w:r>
-          </w:p>
-        </w:tc>
-        <w:tc>
-          <w:tcPr>
-            <w:cnfStyle w:val="000000000000" w:firstRow="0" w:lastRow="0" w:firstColumn="0" w:lastColumn="0" w:oddVBand="0" w:evenVBand="0" w:oddHBand="0" w:evenHBand="0" w:firstRowFirstColumn="0" w:firstRowLastColumn="0" w:lastRowFirstColumn="0" w:lastRowLastColumn="0"/>
-            <w:tcW w:w="4320" w:type="dxa"/>
-            <w:tcMar/>
-          </w:tcPr>
-          <w:p wp14:textId="77777777">
-            <w:r>
-              <w:t>Ubicación</w:t>
-            </w:r>
-          </w:p>
-        </w:tc>
-      </w:tr>
-      <w:tr xmlns:wp14="http://schemas.microsoft.com/office/word/2010/wordml" wp14:textId="77777777">
-        <w:tc>
-          <w:tcPr>
-            <w:cnfStyle w:val="001000000000" w:firstRow="0" w:lastRow="0" w:firstColumn="1" w:lastColumn="0" w:oddVBand="0" w:evenVBand="0" w:oddHBand="0" w:evenHBand="0" w:firstRowFirstColumn="0" w:firstRowLastColumn="0" w:lastRowFirstColumn="0" w:lastRowLastColumn="0"/>
-            <w:tcW w:w="4320" w:type="dxa"/>
-            <w:tcMar/>
-          </w:tcPr>
-          <w:p wp14:textId="77777777">
-            <w:r>
-              <w:t>Prefijo API `VITE_API_PREFIX` (default `/api/v1`)</w:t>
-            </w:r>
-          </w:p>
-        </w:tc>
-        <w:tc>
-          <w:tcPr>
-            <w:cnfStyle w:val="000000000000" w:firstRow="0" w:lastRow="0" w:firstColumn="0" w:lastColumn="0" w:oddVBand="0" w:evenVBand="0" w:oddHBand="0" w:evenHBand="0" w:firstRowFirstColumn="0" w:firstRowLastColumn="0" w:lastRowFirstColumn="0" w:lastRowLastColumn="0"/>
-            <w:tcW w:w="4320" w:type="dxa"/>
-            <w:tcMar/>
-          </w:tcPr>
-          <w:p wp14:textId="77777777">
-            <w:r>
-              <w:t>`frontend/src/api/client.js`, páginas</w:t>
-            </w:r>
-          </w:p>
-        </w:tc>
-      </w:tr>
-      <w:tr xmlns:wp14="http://schemas.microsoft.com/office/word/2010/wordml" wp14:textId="77777777">
-        <w:tc>
-          <w:tcPr>
-            <w:cnfStyle w:val="001000000000" w:firstRow="0" w:lastRow="0" w:firstColumn="1" w:lastColumn="0" w:oddVBand="0" w:evenVBand="0" w:oddHBand="0" w:evenHBand="0" w:firstRowFirstColumn="0" w:firstRowLastColumn="0" w:lastRowFirstColumn="0" w:lastRowLastColumn="0"/>
-            <w:tcW w:w="4320" w:type="dxa"/>
-            <w:tcMar/>
-          </w:tcPr>
-          <w:p wp14:textId="77777777">
-            <w:r>
-              <w:t>Lazy loading rutas/páginas</w:t>
-            </w:r>
-          </w:p>
-        </w:tc>
-        <w:tc>
-          <w:tcPr>
-            <w:cnfStyle w:val="000000000000" w:firstRow="0" w:lastRow="0" w:firstColumn="0" w:lastColumn="0" w:oddVBand="0" w:evenVBand="0" w:oddHBand="0" w:evenHBand="0" w:firstRowFirstColumn="0" w:firstRowLastColumn="0" w:lastRowFirstColumn="0" w:lastRowLastColumn="0"/>
-            <w:tcW w:w="4320" w:type="dxa"/>
-            <w:tcMar/>
-          </w:tcPr>
-          <w:p wp14:textId="77777777">
-            <w:r>
-              <w:t>`frontend/src/App.jsx` (`React.lazy`)</w:t>
-            </w:r>
-          </w:p>
-        </w:tc>
-      </w:tr>
-      <w:tr xmlns:wp14="http://schemas.microsoft.com/office/word/2010/wordml" wp14:textId="77777777">
-        <w:tc>
-          <w:tcPr>
-            <w:cnfStyle w:val="001000000000" w:firstRow="0" w:lastRow="0" w:firstColumn="1" w:lastColumn="0" w:oddVBand="0" w:evenVBand="0" w:oddHBand="0" w:evenHBand="0" w:firstRowFirstColumn="0" w:firstRowLastColumn="0" w:lastRowFirstColumn="0" w:lastRowLastColumn="0"/>
-            <w:tcW w:w="4320" w:type="dxa"/>
-            <w:tcMar/>
-          </w:tcPr>
-          <w:p wp14:textId="77777777">
-            <w:r>
-              <w:t>Modal confirmación</w:t>
-            </w:r>
-          </w:p>
-        </w:tc>
-        <w:tc>
-          <w:tcPr>
-            <w:cnfStyle w:val="000000000000" w:firstRow="0" w:lastRow="0" w:firstColumn="0" w:lastColumn="0" w:oddVBand="0" w:evenVBand="0" w:oddHBand="0" w:evenHBand="0" w:firstRowFirstColumn="0" w:firstRowLastColumn="0" w:lastRowFirstColumn="0" w:lastRowLastColumn="0"/>
-            <w:tcW w:w="4320" w:type="dxa"/>
-            <w:tcMar/>
-          </w:tcPr>
-          <w:p wp14:textId="77777777">
-            <w:r>
-              <w:t>`frontend/src/components/ConfirmDialog.jsx`</w:t>
-            </w:r>
-          </w:p>
-        </w:tc>
-      </w:tr>
-      <w:tr xmlns:wp14="http://schemas.microsoft.com/office/word/2010/wordml" wp14:textId="77777777">
-        <w:tc>
-          <w:tcPr>
-            <w:cnfStyle w:val="001000000000" w:firstRow="0" w:lastRow="0" w:firstColumn="1" w:lastColumn="0" w:oddVBand="0" w:evenVBand="0" w:oddHBand="0" w:evenHBand="0" w:firstRowFirstColumn="0" w:firstRowLastColumn="0" w:lastRowFirstColumn="0" w:lastRowLastColumn="0"/>
-            <w:tcW w:w="4320" w:type="dxa"/>
-            <w:tcMar/>
-          </w:tcPr>
-          <w:p wp14:textId="77777777">
-            <w:r>
-              <w:t>CSV desde UI</w:t>
-            </w:r>
-          </w:p>
-        </w:tc>
-        <w:tc>
-          <w:tcPr>
-            <w:cnfStyle w:val="000000000000" w:firstRow="0" w:lastRow="0" w:firstColumn="0" w:lastColumn="0" w:oddVBand="0" w:evenVBand="0" w:oddHBand="0" w:evenHBand="0" w:firstRowFirstColumn="0" w:firstRowLastColumn="0" w:lastRowFirstColumn="0" w:lastRowLastColumn="0"/>
-            <w:tcW w:w="4320" w:type="dxa"/>
-            <w:tcMar/>
-          </w:tcPr>
-          <w:p wp14:textId="77777777">
-            <w:r>
-              <w:t>botón en `DashboardPage.jsx` → export blob</w:t>
-            </w:r>
-          </w:p>
-        </w:tc>
-      </w:tr>
-      <w:tr xmlns:wp14="http://schemas.microsoft.com/office/word/2010/wordml" wp14:textId="77777777">
-        <w:tc>
-          <w:tcPr>
-            <w:cnfStyle w:val="001000000000" w:firstRow="0" w:lastRow="0" w:firstColumn="1" w:lastColumn="0" w:oddVBand="0" w:evenVBand="0" w:oddHBand="0" w:evenHBand="0" w:firstRowFirstColumn="0" w:firstRowLastColumn="0" w:lastRowFirstColumn="0" w:lastRowLastColumn="0"/>
-            <w:tcW w:w="4320" w:type="dxa"/>
-            <w:tcMar/>
-          </w:tcPr>
-          <w:p wp14:textId="77777777">
-            <w:r>
-              <w:t>Borrador formulario cita (localStorage)</w:t>
-            </w:r>
-          </w:p>
-        </w:tc>
-        <w:tc>
-          <w:tcPr>
-            <w:cnfStyle w:val="000000000000" w:firstRow="0" w:lastRow="0" w:firstColumn="0" w:lastColumn="0" w:oddVBand="0" w:evenVBand="0" w:oddHBand="0" w:evenHBand="0" w:firstRowFirstColumn="0" w:firstRowLastColumn="0" w:lastRowFirstColumn="0" w:lastRowLastColumn="0"/>
-            <w:tcW w:w="4320" w:type="dxa"/>
-            <w:tcMar/>
-          </w:tcPr>
-          <w:p wp14:textId="77777777">
-            <w:r>
-              <w:t>`frontend/src/components/AppointmentForm.jsx`</w:t>
-            </w:r>
-          </w:p>
-        </w:tc>
-      </w:tr>
-      <w:tr xmlns:wp14="http://schemas.microsoft.com/office/word/2010/wordml" wp14:textId="77777777">
-        <w:tc>
-          <w:tcPr>
-            <w:cnfStyle w:val="001000000000" w:firstRow="0" w:lastRow="0" w:firstColumn="1" w:lastColumn="0" w:oddVBand="0" w:evenVBand="0" w:oddHBand="0" w:evenHBand="0" w:firstRowFirstColumn="0" w:firstRowLastColumn="0" w:lastRowFirstColumn="0" w:lastRowLastColumn="0"/>
-            <w:tcW w:w="4320" w:type="dxa"/>
-            <w:tcMar/>
-          </w:tcPr>
-          <w:p wp14:textId="77777777">
-            <w:r>
-              <w:t>Historial por cita (filtro ID)</w:t>
-            </w:r>
-          </w:p>
-        </w:tc>
-        <w:tc>
-          <w:tcPr>
-            <w:cnfStyle w:val="000000000000" w:firstRow="0" w:lastRow="0" w:firstColumn="0" w:lastColumn="0" w:oddVBand="0" w:evenVBand="0" w:oddHBand="0" w:evenHBand="0" w:firstRowFirstColumn="0" w:firstRowLastColumn="0" w:lastRowFirstColumn="0" w:lastRowLastColumn="0"/>
-            <w:tcW w:w="4320" w:type="dxa"/>
-            <w:tcMar/>
-          </w:tcPr>
-          <w:p wp14:textId="77777777">
-            <w:r>
-              <w:t>campo ID cita en auditoría + query `appointment_id`</w:t>
-            </w:r>
-          </w:p>
-        </w:tc>
-      </w:tr>
-    </w:tbl>
-    <w:p xmlns:wp14="http://schemas.microsoft.com/office/word/2010/wordml" wp14:textId="77777777"/>
-    <w:p xmlns:wp14="http://schemas.microsoft.com/office/word/2010/wordml" wp14:textId="77777777">
+    <w:p>
       <w:pPr>
-        <w:pStyle w:val="Heading1"/>
+        <w:spacing w:after="120"/>
       </w:pPr>
       <w:r>
-        <w:t>Base de datos / operación</w:t>
+        <w:t>1. Regenerar IEEE 830: python docs/generate_ieee830.py</w:t>
       </w:r>
     </w:p>
-    <w:tbl>
-      <w:tblPr>
-        <w:tblStyle w:val="MediumShading1-Accent1"/>
-        <w:tblW w:w="0" w:type="auto"/>
-        <w:tblLook w:val="04A0" w:firstRow="1" w:lastRow="0" w:firstColumn="1" w:lastColumn="0" w:noHBand="0" w:noVBand="1"/>
-      </w:tblPr>
-      <w:tblGrid>
-        <w:gridCol w:w="4320"/>
-        <w:gridCol w:w="4320"/>
-      </w:tblGrid>
-      <w:tr xmlns:wp14="http://schemas.microsoft.com/office/word/2010/wordml" wp14:textId="77777777">
-        <w:tc>
-          <w:tcPr>
-            <w:tcW w:w="4320" w:type="dxa"/>
-            <w:tcMar/>
-          </w:tcPr>
-          <w:p wp14:textId="77777777">
-            <w:r>
-              <w:t>Tema</w:t>
-            </w:r>
-          </w:p>
-        </w:tc>
-        <w:tc>
-          <w:tcPr>
-            <w:tcW w:w="4320" w:type="dxa"/>
-            <w:tcMar/>
-          </w:tcPr>
-          <w:p wp14:textId="77777777">
-            <w:r>
-              <w:t>Ubicación</w:t>
-            </w:r>
-          </w:p>
-        </w:tc>
-      </w:tr>
-      <w:tr xmlns:wp14="http://schemas.microsoft.com/office/word/2010/wordml" wp14:textId="77777777">
-        <w:tc>
-          <w:tcPr>
-            <w:tcW w:w="4320" w:type="dxa"/>
-            <w:tcMar/>
-          </w:tcPr>
-          <w:p wp14:textId="77777777">
-            <w:r>
-              <w:t>Scripts nuevos</w:t>
-            </w:r>
-          </w:p>
-        </w:tc>
-        <w:tc>
-          <w:tcPr>
-            <w:tcW w:w="4320" w:type="dxa"/>
-            <w:tcMar/>
-          </w:tcPr>
-          <w:p wp14:textId="77777777">
-            <w:r>
-              <w:t>`db/init/011_auth_sessions_login_audit.sql`, `012_db_roles_template.sql`</w:t>
-            </w:r>
-          </w:p>
-        </w:tc>
-      </w:tr>
-      <w:tr xmlns:wp14="http://schemas.microsoft.com/office/word/2010/wordml" wp14:textId="77777777">
-        <w:tc>
-          <w:tcPr>
-            <w:tcW w:w="4320" w:type="dxa"/>
-            <w:tcMar/>
-          </w:tcPr>
-          <w:p wp14:textId="77777777">
-            <w:r>
-              <w:t>Orquestación</w:t>
-            </w:r>
-          </w:p>
-        </w:tc>
-        <w:tc>
-          <w:tcPr>
-            <w:tcW w:w="4320" w:type="dxa"/>
-            <w:tcMar/>
-          </w:tcPr>
-          <w:p wp14:textId="77777777">
-            <w:r>
-              <w:t>`db/run-database-all.ps1`</w:t>
-            </w:r>
-          </w:p>
-        </w:tc>
-      </w:tr>
-      <w:tr xmlns:wp14="http://schemas.microsoft.com/office/word/2010/wordml" wp14:textId="77777777">
-        <w:tc>
-          <w:tcPr>
-            <w:tcW w:w="4320" w:type="dxa"/>
-            <w:tcMar/>
-          </w:tcPr>
-          <w:p wp14:textId="77777777">
-            <w:r>
-              <w:t>RPO/RTO, backups, roles</w:t>
-            </w:r>
-          </w:p>
-        </w:tc>
-        <w:tc>
-          <w:tcPr>
-            <w:tcW w:w="4320" w:type="dxa"/>
-            <w:tcMar/>
-          </w:tcPr>
-          <w:p wp14:textId="77777777">
-            <w:r>
-              <w:t>`documentacion/operacion_continuidad.md`</w:t>
-            </w:r>
-          </w:p>
-        </w:tc>
-      </w:tr>
-    </w:tbl>
-    <w:p xmlns:wp14="http://schemas.microsoft.com/office/word/2010/wordml" wp14:textId="77777777"/>
-    <w:p xmlns:wp14="http://schemas.microsoft.com/office/word/2010/wordml" wp14:textId="77777777">
+    <w:p>
       <w:pPr>
-        <w:pStyle w:val="Heading1"/>
+        <w:spacing w:after="120"/>
       </w:pPr>
       <w:r>
-        <w:t>Notas / límites conscientes</w:t>
+        <w:t>2. Exportar requisitos: python docs/_extract_req.py</w:t>
       </w:r>
     </w:p>
-    <w:p xmlns:wp14="http://schemas.microsoft.com/office/word/2010/wordml" wp14:textId="77777777">
+    <w:p>
       <w:pPr>
-        <w:pStyle w:val="ListBullet"/>
+        <w:spacing w:after="120"/>
+      </w:pPr>
+      <w:r>
+        <w:t>3. Revisar casos en [PRUEBAS.md](PRUEBAS.md)</w:t>
+      </w:r>
+    </w:p>
+    <w:p>
+      <w:pPr>
+        <w:spacing w:after="120"/>
+      </w:pPr>
+      <w:r>
+        <w:t>4. Copiar resumen a CUMPLIMIENTO_REQ.docx si se entrega en Word</w:t>
+      </w:r>
+    </w:p>
+    <w:p>
+      <w:pPr>
+        <w:spacing w:after="120"/>
       </w:pPr>
       <w:r>
         <w:rPr>
-          <w:b/>
+          <w:i/>
         </w:rPr>
-        <w:t>Duplicar cita</w:t>
-      </w:r>
-      <w:r>
-        <w:t xml:space="preserve"> como acción dedicada en UI no está cableada (se puede volver a crear manualmente copiando datos).</w:t>
-      </w:r>
-    </w:p>
-    <w:p xmlns:wp14="http://schemas.microsoft.com/office/word/2010/wordml" wp14:textId="77777777">
-      <w:pPr>
-        <w:pStyle w:val="ListBullet"/>
-      </w:pPr>
-      <w:r>
-        <w:rPr>
-          <w:b/>
-        </w:rPr>
-        <w:t>Indicador de conflicto en tiempo real</w:t>
-      </w:r>
-      <w:r>
-        <w:t xml:space="preserve"> en el formulario del proveedor: existe endpoint </w:t>
-      </w:r>
-      <w:r>
-        <w:rPr>
-          <w:rFonts w:ascii="Consolas" w:hAnsi="Consolas"/>
-        </w:rPr>
-        <w:t>GET /appointments/conflict-check</w:t>
-      </w:r>
-      <w:r>
-        <w:t xml:space="preserve">; falta integración visual completa en </w:t>
-      </w:r>
-      <w:r>
-        <w:rPr>
-          <w:rFonts w:ascii="Consolas" w:hAnsi="Consolas"/>
-        </w:rPr>
-        <w:t>AppointmentForm</w:t>
-      </w:r>
-      <w:r>
-        <w:t xml:space="preserve"> del flujo proveedor si se desea el mismo nivel que en admin.</w:t>
-      </w:r>
-    </w:p>
-    <w:p xmlns:wp14="http://schemas.microsoft.com/office/word/2010/wordml" wp14:textId="77777777">
-      <w:pPr>
-        <w:pStyle w:val="ListBullet"/>
-      </w:pPr>
-      <w:r>
-        <w:rPr>
-          <w:b/>
-        </w:rPr>
-        <w:t>i18n exhaustiva</w:t>
-      </w:r>
-      <w:r>
-        <w:t>: no hay catálogo multi-idioma completo; la base está preparada para textos en español y variables de entorno documentadas.</w:t>
-      </w:r>
-    </w:p>
-    <w:p xmlns:wp14="http://schemas.microsoft.com/office/word/2010/wordml" wp14:textId="77777777">
-      <w:pPr>
-        <w:pStyle w:val="ListBullet"/>
-      </w:pPr>
-      <w:r>
-        <w:rPr>
-          <w:b/>
-        </w:rPr>
-        <w:t>Particionamiento físico de tablas</w:t>
-      </w:r>
-      <w:r>
-        <w:t xml:space="preserve"> y </w:t>
-      </w:r>
-      <w:r>
-        <w:rPr>
-          <w:b/>
-        </w:rPr>
-        <w:t>jobs de archivo histórico</w:t>
-      </w:r>
-      <w:r>
-        <w:t xml:space="preserve">: descritos en </w:t>
-      </w:r>
-      <w:r>
-        <w:rPr>
-          <w:rFonts w:ascii="Consolas" w:hAnsi="Consolas"/>
-        </w:rPr>
-        <w:t>operacion_continuidad.md</w:t>
-      </w:r>
-      <w:r>
-        <w:t>; la aplicación en EE.XX lo debe ejecutar el equipo de operaciones según volumetría.</w:t>
-      </w:r>
-    </w:p>
-    <w:p xmlns:wp14="http://schemas.microsoft.com/office/word/2010/wordml" wp14:textId="77777777">
-      <w:pPr>
-        <w:pStyle w:val="ListBullet"/>
-      </w:pPr>
-      <w:r>
-        <w:rPr>
-          <w:b/>
-        </w:rPr>
-        <w:t>SLO de rendimiento</w:t>
-      </w:r>
-      <w:r>
-        <w:t xml:space="preserve"> (&lt;500 ms API, &lt;2 s carga web): requiere medición en el entorno objetivo (no automatizada en el repo).</w:t>
+        <w:t>Última actualización: mayo 2026.</w:t>
       </w:r>
     </w:p>
     <w:sectPr>
-      <w:pgSz w:w="12240" w:h="15840" w:orient="portrait"/>
+      <w:pgSz w:w="12240" w:h="15840"/>
       <w:pgMar w:top="1440" w:right="1800" w:bottom="1440" w:left="1800" w:header="720" w:footer="720" w:gutter="0"/>
       <w:cols w:space="720"/>
       <w:docGrid w:linePitch="360"/>
@@ -913,7 +887,7 @@
         <w:ind w:left="1440" w:hanging="360"/>
       </w:pPr>
       <w:rPr>
-        <w:rFonts w:hint="default" w:ascii="Symbol" w:hAnsi="Symbol"/>
+        <w:rFonts w:ascii="Symbol" w:hAnsi="Symbol" w:hint="default"/>
       </w:rPr>
     </w:lvl>
   </w:abstractNum>
@@ -934,7 +908,7 @@
         <w:ind w:left="1080" w:hanging="360"/>
       </w:pPr>
       <w:rPr>
-        <w:rFonts w:hint="default" w:ascii="Symbol" w:hAnsi="Symbol"/>
+        <w:rFonts w:ascii="Symbol" w:hAnsi="Symbol" w:hint="default"/>
       </w:rPr>
     </w:lvl>
   </w:abstractNum>
@@ -955,7 +929,7 @@
         <w:ind w:left="720" w:hanging="360"/>
       </w:pPr>
       <w:rPr>
-        <w:rFonts w:hint="default" w:ascii="Symbol" w:hAnsi="Symbol"/>
+        <w:rFonts w:ascii="Symbol" w:hAnsi="Symbol" w:hint="default"/>
       </w:rPr>
     </w:lvl>
   </w:abstractNum>
@@ -994,7 +968,7 @@
         <w:ind w:left="360" w:hanging="360"/>
       </w:pPr>
       <w:rPr>
-        <w:rFonts w:hint="default" w:ascii="Symbol" w:hAnsi="Symbol"/>
+        <w:rFonts w:ascii="Symbol" w:hAnsi="Symbol" w:hint="default"/>
       </w:rPr>
     </w:lvl>
   </w:abstractNum>
@@ -1029,11 +1003,11 @@
 </file>
 
 <file path=word/styles.xml><?xml version="1.0" encoding="utf-8"?>
-<w:styles xmlns:wp14="http://schemas.microsoft.com/office/word/2010/wordprocessingDrawing" xmlns:mc="http://schemas.openxmlformats.org/markup-compatibility/2006" xmlns:r="http://schemas.openxmlformats.org/officeDocument/2006/relationships" xmlns:w="http://schemas.openxmlformats.org/wordprocessingml/2006/main" xmlns:w14="http://schemas.microsoft.com/office/word/2010/wordml" mc:Ignorable="w14 wp14">
+<w:styles xmlns:mc="http://schemas.openxmlformats.org/markup-compatibility/2006" xmlns:r="http://schemas.openxmlformats.org/officeDocument/2006/relationships" xmlns:w="http://schemas.openxmlformats.org/wordprocessingml/2006/main" xmlns:w14="http://schemas.microsoft.com/office/word/2010/wordml" mc:Ignorable="w14">
   <w:docDefaults>
     <w:rPrDefault>
       <w:rPr>
-        <w:rFonts w:asciiTheme="minorHAnsi" w:hAnsiTheme="minorHAnsi" w:eastAsiaTheme="minorEastAsia" w:cstheme="minorBidi"/>
+        <w:rFonts w:asciiTheme="minorHAnsi" w:eastAsiaTheme="minorEastAsia" w:hAnsiTheme="minorHAnsi" w:cstheme="minorBidi"/>
         <w:sz w:val="22"/>
         <w:szCs w:val="22"/>
         <w:lang w:val="en-US" w:eastAsia="en-US" w:bidi="ar-SA"/>
@@ -1046,8 +1020,8 @@
     </w:pPrDefault>
   </w:docDefaults>
   <w:latentStyles w:defLockedState="0" w:defUIPriority="99" w:defSemiHidden="1" w:defUnhideWhenUsed="1" w:defQFormat="0" w:count="276">
-    <w:lsdException w:name="Normal" w:uiPriority="0" w:semiHidden="0" w:unhideWhenUsed="0" w:qFormat="1"/>
-    <w:lsdException w:name="heading 1" w:uiPriority="9" w:semiHidden="0" w:unhideWhenUsed="0" w:qFormat="1"/>
+    <w:lsdException w:name="Normal" w:semiHidden="0" w:uiPriority="0" w:unhideWhenUsed="0" w:qFormat="1"/>
+    <w:lsdException w:name="heading 1" w:semiHidden="0" w:uiPriority="9" w:unhideWhenUsed="0" w:qFormat="1"/>
     <w:lsdException w:name="heading 2" w:uiPriority="9" w:qFormat="1"/>
     <w:lsdException w:name="heading 3" w:uiPriority="9" w:qFormat="1"/>
     <w:lsdException w:name="heading 4" w:uiPriority="9" w:qFormat="1"/>
@@ -1066,130 +1040,130 @@
     <w:lsdException w:name="toc 8" w:uiPriority="39"/>
     <w:lsdException w:name="toc 9" w:uiPriority="39"/>
     <w:lsdException w:name="caption" w:uiPriority="35" w:qFormat="1"/>
-    <w:lsdException w:name="Title" w:uiPriority="10" w:semiHidden="0" w:unhideWhenUsed="0" w:qFormat="1"/>
+    <w:lsdException w:name="Title" w:semiHidden="0" w:uiPriority="10" w:unhideWhenUsed="0" w:qFormat="1"/>
     <w:lsdException w:name="Default Paragraph Font" w:uiPriority="1"/>
-    <w:lsdException w:name="Subtitle" w:uiPriority="11" w:semiHidden="0" w:unhideWhenUsed="0" w:qFormat="1"/>
-    <w:lsdException w:name="Strong" w:uiPriority="22" w:semiHidden="0" w:unhideWhenUsed="0" w:qFormat="1"/>
-    <w:lsdException w:name="Emphasis" w:uiPriority="20" w:semiHidden="0" w:unhideWhenUsed="0" w:qFormat="1"/>
-    <w:lsdException w:name="Table Grid" w:uiPriority="59" w:semiHidden="0" w:unhideWhenUsed="0"/>
+    <w:lsdException w:name="Subtitle" w:semiHidden="0" w:uiPriority="11" w:unhideWhenUsed="0" w:qFormat="1"/>
+    <w:lsdException w:name="Strong" w:semiHidden="0" w:uiPriority="22" w:unhideWhenUsed="0" w:qFormat="1"/>
+    <w:lsdException w:name="Emphasis" w:semiHidden="0" w:uiPriority="20" w:unhideWhenUsed="0" w:qFormat="1"/>
+    <w:lsdException w:name="Table Grid" w:semiHidden="0" w:uiPriority="59" w:unhideWhenUsed="0"/>
     <w:lsdException w:name="Placeholder Text" w:unhideWhenUsed="0"/>
-    <w:lsdException w:name="No Spacing" w:uiPriority="1" w:semiHidden="0" w:unhideWhenUsed="0" w:qFormat="1"/>
-    <w:lsdException w:name="Light Shading" w:uiPriority="60" w:semiHidden="0" w:unhideWhenUsed="0"/>
-    <w:lsdException w:name="Light List" w:uiPriority="61" w:semiHidden="0" w:unhideWhenUsed="0"/>
-    <w:lsdException w:name="Light Grid" w:uiPriority="62" w:semiHidden="0" w:unhideWhenUsed="0"/>
-    <w:lsdException w:name="Medium Shading 1" w:uiPriority="63" w:semiHidden="0" w:unhideWhenUsed="0"/>
-    <w:lsdException w:name="Medium Shading 2" w:uiPriority="64" w:semiHidden="0" w:unhideWhenUsed="0"/>
-    <w:lsdException w:name="Medium List 1" w:uiPriority="65" w:semiHidden="0" w:unhideWhenUsed="0"/>
-    <w:lsdException w:name="Medium List 2" w:uiPriority="66" w:semiHidden="0" w:unhideWhenUsed="0"/>
-    <w:lsdException w:name="Medium Grid 1" w:uiPriority="67" w:semiHidden="0" w:unhideWhenUsed="0"/>
-    <w:lsdException w:name="Medium Grid 2" w:uiPriority="68" w:semiHidden="0" w:unhideWhenUsed="0"/>
-    <w:lsdException w:name="Medium Grid 3" w:uiPriority="69" w:semiHidden="0" w:unhideWhenUsed="0"/>
-    <w:lsdException w:name="Dark List" w:uiPriority="70" w:semiHidden="0" w:unhideWhenUsed="0"/>
-    <w:lsdException w:name="Colorful Shading" w:uiPriority="71" w:semiHidden="0" w:unhideWhenUsed="0"/>
-    <w:lsdException w:name="Colorful List" w:uiPriority="72" w:semiHidden="0" w:unhideWhenUsed="0"/>
-    <w:lsdException w:name="Colorful Grid" w:uiPriority="73" w:semiHidden="0" w:unhideWhenUsed="0"/>
-    <w:lsdException w:name="Light Shading Accent 1" w:uiPriority="60" w:semiHidden="0" w:unhideWhenUsed="0"/>
-    <w:lsdException w:name="Light List Accent 1" w:uiPriority="61" w:semiHidden="0" w:unhideWhenUsed="0"/>
-    <w:lsdException w:name="Light Grid Accent 1" w:uiPriority="62" w:semiHidden="0" w:unhideWhenUsed="0"/>
-    <w:lsdException w:name="Medium Shading 1 Accent 1" w:uiPriority="63" w:semiHidden="0" w:unhideWhenUsed="0"/>
-    <w:lsdException w:name="Medium Shading 2 Accent 1" w:uiPriority="64" w:semiHidden="0" w:unhideWhenUsed="0"/>
-    <w:lsdException w:name="Medium List 1 Accent 1" w:uiPriority="65" w:semiHidden="0" w:unhideWhenUsed="0"/>
+    <w:lsdException w:name="No Spacing" w:semiHidden="0" w:uiPriority="1" w:unhideWhenUsed="0" w:qFormat="1"/>
+    <w:lsdException w:name="Light Shading" w:semiHidden="0" w:uiPriority="60" w:unhideWhenUsed="0"/>
+    <w:lsdException w:name="Light List" w:semiHidden="0" w:uiPriority="61" w:unhideWhenUsed="0"/>
+    <w:lsdException w:name="Light Grid" w:semiHidden="0" w:uiPriority="62" w:unhideWhenUsed="0"/>
+    <w:lsdException w:name="Medium Shading 1" w:semiHidden="0" w:uiPriority="63" w:unhideWhenUsed="0"/>
+    <w:lsdException w:name="Medium Shading 2" w:semiHidden="0" w:uiPriority="64" w:unhideWhenUsed="0"/>
+    <w:lsdException w:name="Medium List 1" w:semiHidden="0" w:uiPriority="65" w:unhideWhenUsed="0"/>
+    <w:lsdException w:name="Medium List 2" w:semiHidden="0" w:uiPriority="66" w:unhideWhenUsed="0"/>
+    <w:lsdException w:name="Medium Grid 1" w:semiHidden="0" w:uiPriority="67" w:unhideWhenUsed="0"/>
+    <w:lsdException w:name="Medium Grid 2" w:semiHidden="0" w:uiPriority="68" w:unhideWhenUsed="0"/>
+    <w:lsdException w:name="Medium Grid 3" w:semiHidden="0" w:uiPriority="69" w:unhideWhenUsed="0"/>
+    <w:lsdException w:name="Dark List" w:semiHidden="0" w:uiPriority="70" w:unhideWhenUsed="0"/>
+    <w:lsdException w:name="Colorful Shading" w:semiHidden="0" w:uiPriority="71" w:unhideWhenUsed="0"/>
+    <w:lsdException w:name="Colorful List" w:semiHidden="0" w:uiPriority="72" w:unhideWhenUsed="0"/>
+    <w:lsdException w:name="Colorful Grid" w:semiHidden="0" w:uiPriority="73" w:unhideWhenUsed="0"/>
+    <w:lsdException w:name="Light Shading Accent 1" w:semiHidden="0" w:uiPriority="60" w:unhideWhenUsed="0"/>
+    <w:lsdException w:name="Light List Accent 1" w:semiHidden="0" w:uiPriority="61" w:unhideWhenUsed="0"/>
+    <w:lsdException w:name="Light Grid Accent 1" w:semiHidden="0" w:uiPriority="62" w:unhideWhenUsed="0"/>
+    <w:lsdException w:name="Medium Shading 1 Accent 1" w:semiHidden="0" w:uiPriority="63" w:unhideWhenUsed="0"/>
+    <w:lsdException w:name="Medium Shading 2 Accent 1" w:semiHidden="0" w:uiPriority="64" w:unhideWhenUsed="0"/>
+    <w:lsdException w:name="Medium List 1 Accent 1" w:semiHidden="0" w:uiPriority="65" w:unhideWhenUsed="0"/>
     <w:lsdException w:name="Revision" w:unhideWhenUsed="0"/>
-    <w:lsdException w:name="List Paragraph" w:uiPriority="34" w:semiHidden="0" w:unhideWhenUsed="0" w:qFormat="1"/>
-    <w:lsdException w:name="Quote" w:uiPriority="29" w:semiHidden="0" w:unhideWhenUsed="0" w:qFormat="1"/>
-    <w:lsdException w:name="Intense Quote" w:uiPriority="30" w:semiHidden="0" w:unhideWhenUsed="0" w:qFormat="1"/>
-    <w:lsdException w:name="Medium List 2 Accent 1" w:uiPriority="66" w:semiHidden="0" w:unhideWhenUsed="0"/>
-    <w:lsdException w:name="Medium Grid 1 Accent 1" w:uiPriority="67" w:semiHidden="0" w:unhideWhenUsed="0"/>
-    <w:lsdException w:name="Medium Grid 2 Accent 1" w:uiPriority="68" w:semiHidden="0" w:unhideWhenUsed="0"/>
-    <w:lsdException w:name="Medium Grid 3 Accent 1" w:uiPriority="69" w:semiHidden="0" w:unhideWhenUsed="0"/>
-    <w:lsdException w:name="Dark List Accent 1" w:uiPriority="70" w:semiHidden="0" w:unhideWhenUsed="0"/>
-    <w:lsdException w:name="Colorful Shading Accent 1" w:uiPriority="71" w:semiHidden="0" w:unhideWhenUsed="0"/>
-    <w:lsdException w:name="Colorful List Accent 1" w:uiPriority="72" w:semiHidden="0" w:unhideWhenUsed="0"/>
-    <w:lsdException w:name="Colorful Grid Accent 1" w:uiPriority="73" w:semiHidden="0" w:unhideWhenUsed="0"/>
-    <w:lsdException w:name="Light Shading Accent 2" w:uiPriority="60" w:semiHidden="0" w:unhideWhenUsed="0"/>
-    <w:lsdException w:name="Light List Accent 2" w:uiPriority="61" w:semiHidden="0" w:unhideWhenUsed="0"/>
-    <w:lsdException w:name="Light Grid Accent 2" w:uiPriority="62" w:semiHidden="0" w:unhideWhenUsed="0"/>
-    <w:lsdException w:name="Medium Shading 1 Accent 2" w:uiPriority="63" w:semiHidden="0" w:unhideWhenUsed="0"/>
-    <w:lsdException w:name="Medium Shading 2 Accent 2" w:uiPriority="64" w:semiHidden="0" w:unhideWhenUsed="0"/>
-    <w:lsdException w:name="Medium List 1 Accent 2" w:uiPriority="65" w:semiHidden="0" w:unhideWhenUsed="0"/>
-    <w:lsdException w:name="Medium List 2 Accent 2" w:uiPriority="66" w:semiHidden="0" w:unhideWhenUsed="0"/>
-    <w:lsdException w:name="Medium Grid 1 Accent 2" w:uiPriority="67" w:semiHidden="0" w:unhideWhenUsed="0"/>
-    <w:lsdException w:name="Medium Grid 2 Accent 2" w:uiPriority="68" w:semiHidden="0" w:unhideWhenUsed="0"/>
-    <w:lsdException w:name="Medium Grid 3 Accent 2" w:uiPriority="69" w:semiHidden="0" w:unhideWhenUsed="0"/>
-    <w:lsdException w:name="Dark List Accent 2" w:uiPriority="70" w:semiHidden="0" w:unhideWhenUsed="0"/>
-    <w:lsdException w:name="Colorful Shading Accent 2" w:uiPriority="71" w:semiHidden="0" w:unhideWhenUsed="0"/>
-    <w:lsdException w:name="Colorful List Accent 2" w:uiPriority="72" w:semiHidden="0" w:unhideWhenUsed="0"/>
-    <w:lsdException w:name="Colorful Grid Accent 2" w:uiPriority="73" w:semiHidden="0" w:unhideWhenUsed="0"/>
-    <w:lsdException w:name="Light Shading Accent 3" w:uiPriority="60" w:semiHidden="0" w:unhideWhenUsed="0"/>
-    <w:lsdException w:name="Light List Accent 3" w:uiPriority="61" w:semiHidden="0" w:unhideWhenUsed="0"/>
-    <w:lsdException w:name="Light Grid Accent 3" w:uiPriority="62" w:semiHidden="0" w:unhideWhenUsed="0"/>
-    <w:lsdException w:name="Medium Shading 1 Accent 3" w:uiPriority="63" w:semiHidden="0" w:unhideWhenUsed="0"/>
-    <w:lsdException w:name="Medium Shading 2 Accent 3" w:uiPriority="64" w:semiHidden="0" w:unhideWhenUsed="0"/>
-    <w:lsdException w:name="Medium List 1 Accent 3" w:uiPriority="65" w:semiHidden="0" w:unhideWhenUsed="0"/>
-    <w:lsdException w:name="Medium List 2 Accent 3" w:uiPriority="66" w:semiHidden="0" w:unhideWhenUsed="0"/>
-    <w:lsdException w:name="Medium Grid 1 Accent 3" w:uiPriority="67" w:semiHidden="0" w:unhideWhenUsed="0"/>
-    <w:lsdException w:name="Medium Grid 2 Accent 3" w:uiPriority="68" w:semiHidden="0" w:unhideWhenUsed="0"/>
-    <w:lsdException w:name="Medium Grid 3 Accent 3" w:uiPriority="69" w:semiHidden="0" w:unhideWhenUsed="0"/>
-    <w:lsdException w:name="Dark List Accent 3" w:uiPriority="70" w:semiHidden="0" w:unhideWhenUsed="0"/>
-    <w:lsdException w:name="Colorful Shading Accent 3" w:uiPriority="71" w:semiHidden="0" w:unhideWhenUsed="0"/>
-    <w:lsdException w:name="Colorful List Accent 3" w:uiPriority="72" w:semiHidden="0" w:unhideWhenUsed="0"/>
-    <w:lsdException w:name="Colorful Grid Accent 3" w:uiPriority="73" w:semiHidden="0" w:unhideWhenUsed="0"/>
-    <w:lsdException w:name="Light Shading Accent 4" w:uiPriority="60" w:semiHidden="0" w:unhideWhenUsed="0"/>
-    <w:lsdException w:name="Light List Accent 4" w:uiPriority="61" w:semiHidden="0" w:unhideWhenUsed="0"/>
-    <w:lsdException w:name="Light Grid Accent 4" w:uiPriority="62" w:semiHidden="0" w:unhideWhenUsed="0"/>
-    <w:lsdException w:name="Medium Shading 1 Accent 4" w:uiPriority="63" w:semiHidden="0" w:unhideWhenUsed="0"/>
-    <w:lsdException w:name="Medium Shading 2 Accent 4" w:uiPriority="64" w:semiHidden="0" w:unhideWhenUsed="0"/>
-    <w:lsdException w:name="Medium List 1 Accent 4" w:uiPriority="65" w:semiHidden="0" w:unhideWhenUsed="0"/>
-    <w:lsdException w:name="Medium List 2 Accent 4" w:uiPriority="66" w:semiHidden="0" w:unhideWhenUsed="0"/>
-    <w:lsdException w:name="Medium Grid 1 Accent 4" w:uiPriority="67" w:semiHidden="0" w:unhideWhenUsed="0"/>
-    <w:lsdException w:name="Medium Grid 2 Accent 4" w:uiPriority="68" w:semiHidden="0" w:unhideWhenUsed="0"/>
-    <w:lsdException w:name="Medium Grid 3 Accent 4" w:uiPriority="69" w:semiHidden="0" w:unhideWhenUsed="0"/>
-    <w:lsdException w:name="Dark List Accent 4" w:uiPriority="70" w:semiHidden="0" w:unhideWhenUsed="0"/>
-    <w:lsdException w:name="Colorful Shading Accent 4" w:uiPriority="71" w:semiHidden="0" w:unhideWhenUsed="0"/>
-    <w:lsdException w:name="Colorful List Accent 4" w:uiPriority="72" w:semiHidden="0" w:unhideWhenUsed="0"/>
-    <w:lsdException w:name="Colorful Grid Accent 4" w:uiPriority="73" w:semiHidden="0" w:unhideWhenUsed="0"/>
-    <w:lsdException w:name="Light Shading Accent 5" w:uiPriority="60" w:semiHidden="0" w:unhideWhenUsed="0"/>
-    <w:lsdException w:name="Light List Accent 5" w:uiPriority="61" w:semiHidden="0" w:unhideWhenUsed="0"/>
-    <w:lsdException w:name="Light Grid Accent 5" w:uiPriority="62" w:semiHidden="0" w:unhideWhenUsed="0"/>
-    <w:lsdException w:name="Medium Shading 1 Accent 5" w:uiPriority="63" w:semiHidden="0" w:unhideWhenUsed="0"/>
-    <w:lsdException w:name="Medium Shading 2 Accent 5" w:uiPriority="64" w:semiHidden="0" w:unhideWhenUsed="0"/>
-    <w:lsdException w:name="Medium List 1 Accent 5" w:uiPriority="65" w:semiHidden="0" w:unhideWhenUsed="0"/>
-    <w:lsdException w:name="Medium List 2 Accent 5" w:uiPriority="66" w:semiHidden="0" w:unhideWhenUsed="0"/>
-    <w:lsdException w:name="Medium Grid 1 Accent 5" w:uiPriority="67" w:semiHidden="0" w:unhideWhenUsed="0"/>
-    <w:lsdException w:name="Medium Grid 2 Accent 5" w:uiPriority="68" w:semiHidden="0" w:unhideWhenUsed="0"/>
-    <w:lsdException w:name="Medium Grid 3 Accent 5" w:uiPriority="69" w:semiHidden="0" w:unhideWhenUsed="0"/>
-    <w:lsdException w:name="Dark List Accent 5" w:uiPriority="70" w:semiHidden="0" w:unhideWhenUsed="0"/>
-    <w:lsdException w:name="Colorful Shading Accent 5" w:uiPriority="71" w:semiHidden="0" w:unhideWhenUsed="0"/>
-    <w:lsdException w:name="Colorful List Accent 5" w:uiPriority="72" w:semiHidden="0" w:unhideWhenUsed="0"/>
-    <w:lsdException w:name="Colorful Grid Accent 5" w:uiPriority="73" w:semiHidden="0" w:unhideWhenUsed="0"/>
-    <w:lsdException w:name="Light Shading Accent 6" w:uiPriority="60" w:semiHidden="0" w:unhideWhenUsed="0"/>
-    <w:lsdException w:name="Light List Accent 6" w:uiPriority="61" w:semiHidden="0" w:unhideWhenUsed="0"/>
-    <w:lsdException w:name="Light Grid Accent 6" w:uiPriority="62" w:semiHidden="0" w:unhideWhenUsed="0"/>
-    <w:lsdException w:name="Medium Shading 1 Accent 6" w:uiPriority="63" w:semiHidden="0" w:unhideWhenUsed="0"/>
-    <w:lsdException w:name="Medium Shading 2 Accent 6" w:uiPriority="64" w:semiHidden="0" w:unhideWhenUsed="0"/>
-    <w:lsdException w:name="Medium List 1 Accent 6" w:uiPriority="65" w:semiHidden="0" w:unhideWhenUsed="0"/>
-    <w:lsdException w:name="Medium List 2 Accent 6" w:uiPriority="66" w:semiHidden="0" w:unhideWhenUsed="0"/>
-    <w:lsdException w:name="Medium Grid 1 Accent 6" w:uiPriority="67" w:semiHidden="0" w:unhideWhenUsed="0"/>
-    <w:lsdException w:name="Medium Grid 2 Accent 6" w:uiPriority="68" w:semiHidden="0" w:unhideWhenUsed="0"/>
-    <w:lsdException w:name="Medium Grid 3 Accent 6" w:uiPriority="69" w:semiHidden="0" w:unhideWhenUsed="0"/>
-    <w:lsdException w:name="Dark List Accent 6" w:uiPriority="70" w:semiHidden="0" w:unhideWhenUsed="0"/>
-    <w:lsdException w:name="Colorful Shading Accent 6" w:uiPriority="71" w:semiHidden="0" w:unhideWhenUsed="0"/>
-    <w:lsdException w:name="Colorful List Accent 6" w:uiPriority="72" w:semiHidden="0" w:unhideWhenUsed="0"/>
-    <w:lsdException w:name="Colorful Grid Accent 6" w:uiPriority="73" w:semiHidden="0" w:unhideWhenUsed="0"/>
-    <w:lsdException w:name="Subtle Emphasis" w:uiPriority="19" w:semiHidden="0" w:unhideWhenUsed="0" w:qFormat="1"/>
-    <w:lsdException w:name="Intense Emphasis" w:uiPriority="21" w:semiHidden="0" w:unhideWhenUsed="0" w:qFormat="1"/>
-    <w:lsdException w:name="Subtle Reference" w:uiPriority="31" w:semiHidden="0" w:unhideWhenUsed="0" w:qFormat="1"/>
-    <w:lsdException w:name="Intense Reference" w:uiPriority="32" w:semiHidden="0" w:unhideWhenUsed="0" w:qFormat="1"/>
-    <w:lsdException w:name="Book Title" w:uiPriority="33" w:semiHidden="0" w:unhideWhenUsed="0" w:qFormat="1"/>
+    <w:lsdException w:name="List Paragraph" w:semiHidden="0" w:uiPriority="34" w:unhideWhenUsed="0" w:qFormat="1"/>
+    <w:lsdException w:name="Quote" w:semiHidden="0" w:uiPriority="29" w:unhideWhenUsed="0" w:qFormat="1"/>
+    <w:lsdException w:name="Intense Quote" w:semiHidden="0" w:uiPriority="30" w:unhideWhenUsed="0" w:qFormat="1"/>
+    <w:lsdException w:name="Medium List 2 Accent 1" w:semiHidden="0" w:uiPriority="66" w:unhideWhenUsed="0"/>
+    <w:lsdException w:name="Medium Grid 1 Accent 1" w:semiHidden="0" w:uiPriority="67" w:unhideWhenUsed="0"/>
+    <w:lsdException w:name="Medium Grid 2 Accent 1" w:semiHidden="0" w:uiPriority="68" w:unhideWhenUsed="0"/>
+    <w:lsdException w:name="Medium Grid 3 Accent 1" w:semiHidden="0" w:uiPriority="69" w:unhideWhenUsed="0"/>
+    <w:lsdException w:name="Dark List Accent 1" w:semiHidden="0" w:uiPriority="70" w:unhideWhenUsed="0"/>
+    <w:lsdException w:name="Colorful Shading Accent 1" w:semiHidden="0" w:uiPriority="71" w:unhideWhenUsed="0"/>
+    <w:lsdException w:name="Colorful List Accent 1" w:semiHidden="0" w:uiPriority="72" w:unhideWhenUsed="0"/>
+    <w:lsdException w:name="Colorful Grid Accent 1" w:semiHidden="0" w:uiPriority="73" w:unhideWhenUsed="0"/>
+    <w:lsdException w:name="Light Shading Accent 2" w:semiHidden="0" w:uiPriority="60" w:unhideWhenUsed="0"/>
+    <w:lsdException w:name="Light List Accent 2" w:semiHidden="0" w:uiPriority="61" w:unhideWhenUsed="0"/>
+    <w:lsdException w:name="Light Grid Accent 2" w:semiHidden="0" w:uiPriority="62" w:unhideWhenUsed="0"/>
+    <w:lsdException w:name="Medium Shading 1 Accent 2" w:semiHidden="0" w:uiPriority="63" w:unhideWhenUsed="0"/>
+    <w:lsdException w:name="Medium Shading 2 Accent 2" w:semiHidden="0" w:uiPriority="64" w:unhideWhenUsed="0"/>
+    <w:lsdException w:name="Medium List 1 Accent 2" w:semiHidden="0" w:uiPriority="65" w:unhideWhenUsed="0"/>
+    <w:lsdException w:name="Medium List 2 Accent 2" w:semiHidden="0" w:uiPriority="66" w:unhideWhenUsed="0"/>
+    <w:lsdException w:name="Medium Grid 1 Accent 2" w:semiHidden="0" w:uiPriority="67" w:unhideWhenUsed="0"/>
+    <w:lsdException w:name="Medium Grid 2 Accent 2" w:semiHidden="0" w:uiPriority="68" w:unhideWhenUsed="0"/>
+    <w:lsdException w:name="Medium Grid 3 Accent 2" w:semiHidden="0" w:uiPriority="69" w:unhideWhenUsed="0"/>
+    <w:lsdException w:name="Dark List Accent 2" w:semiHidden="0" w:uiPriority="70" w:unhideWhenUsed="0"/>
+    <w:lsdException w:name="Colorful Shading Accent 2" w:semiHidden="0" w:uiPriority="71" w:unhideWhenUsed="0"/>
+    <w:lsdException w:name="Colorful List Accent 2" w:semiHidden="0" w:uiPriority="72" w:unhideWhenUsed="0"/>
+    <w:lsdException w:name="Colorful Grid Accent 2" w:semiHidden="0" w:uiPriority="73" w:unhideWhenUsed="0"/>
+    <w:lsdException w:name="Light Shading Accent 3" w:semiHidden="0" w:uiPriority="60" w:unhideWhenUsed="0"/>
+    <w:lsdException w:name="Light List Accent 3" w:semiHidden="0" w:uiPriority="61" w:unhideWhenUsed="0"/>
+    <w:lsdException w:name="Light Grid Accent 3" w:semiHidden="0" w:uiPriority="62" w:unhideWhenUsed="0"/>
+    <w:lsdException w:name="Medium Shading 1 Accent 3" w:semiHidden="0" w:uiPriority="63" w:unhideWhenUsed="0"/>
+    <w:lsdException w:name="Medium Shading 2 Accent 3" w:semiHidden="0" w:uiPriority="64" w:unhideWhenUsed="0"/>
+    <w:lsdException w:name="Medium List 1 Accent 3" w:semiHidden="0" w:uiPriority="65" w:unhideWhenUsed="0"/>
+    <w:lsdException w:name="Medium List 2 Accent 3" w:semiHidden="0" w:uiPriority="66" w:unhideWhenUsed="0"/>
+    <w:lsdException w:name="Medium Grid 1 Accent 3" w:semiHidden="0" w:uiPriority="67" w:unhideWhenUsed="0"/>
+    <w:lsdException w:name="Medium Grid 2 Accent 3" w:semiHidden="0" w:uiPriority="68" w:unhideWhenUsed="0"/>
+    <w:lsdException w:name="Medium Grid 3 Accent 3" w:semiHidden="0" w:uiPriority="69" w:unhideWhenUsed="0"/>
+    <w:lsdException w:name="Dark List Accent 3" w:semiHidden="0" w:uiPriority="70" w:unhideWhenUsed="0"/>
+    <w:lsdException w:name="Colorful Shading Accent 3" w:semiHidden="0" w:uiPriority="71" w:unhideWhenUsed="0"/>
+    <w:lsdException w:name="Colorful List Accent 3" w:semiHidden="0" w:uiPriority="72" w:unhideWhenUsed="0"/>
+    <w:lsdException w:name="Colorful Grid Accent 3" w:semiHidden="0" w:uiPriority="73" w:unhideWhenUsed="0"/>
+    <w:lsdException w:name="Light Shading Accent 4" w:semiHidden="0" w:uiPriority="60" w:unhideWhenUsed="0"/>
+    <w:lsdException w:name="Light List Accent 4" w:semiHidden="0" w:uiPriority="61" w:unhideWhenUsed="0"/>
+    <w:lsdException w:name="Light Grid Accent 4" w:semiHidden="0" w:uiPriority="62" w:unhideWhenUsed="0"/>
+    <w:lsdException w:name="Medium Shading 1 Accent 4" w:semiHidden="0" w:uiPriority="63" w:unhideWhenUsed="0"/>
+    <w:lsdException w:name="Medium Shading 2 Accent 4" w:semiHidden="0" w:uiPriority="64" w:unhideWhenUsed="0"/>
+    <w:lsdException w:name="Medium List 1 Accent 4" w:semiHidden="0" w:uiPriority="65" w:unhideWhenUsed="0"/>
+    <w:lsdException w:name="Medium List 2 Accent 4" w:semiHidden="0" w:uiPriority="66" w:unhideWhenUsed="0"/>
+    <w:lsdException w:name="Medium Grid 1 Accent 4" w:semiHidden="0" w:uiPriority="67" w:unhideWhenUsed="0"/>
+    <w:lsdException w:name="Medium Grid 2 Accent 4" w:semiHidden="0" w:uiPriority="68" w:unhideWhenUsed="0"/>
+    <w:lsdException w:name="Medium Grid 3 Accent 4" w:semiHidden="0" w:uiPriority="69" w:unhideWhenUsed="0"/>
+    <w:lsdException w:name="Dark List Accent 4" w:semiHidden="0" w:uiPriority="70" w:unhideWhenUsed="0"/>
+    <w:lsdException w:name="Colorful Shading Accent 4" w:semiHidden="0" w:uiPriority="71" w:unhideWhenUsed="0"/>
+    <w:lsdException w:name="Colorful List Accent 4" w:semiHidden="0" w:uiPriority="72" w:unhideWhenUsed="0"/>
+    <w:lsdException w:name="Colorful Grid Accent 4" w:semiHidden="0" w:uiPriority="73" w:unhideWhenUsed="0"/>
+    <w:lsdException w:name="Light Shading Accent 5" w:semiHidden="0" w:uiPriority="60" w:unhideWhenUsed="0"/>
+    <w:lsdException w:name="Light List Accent 5" w:semiHidden="0" w:uiPriority="61" w:unhideWhenUsed="0"/>
+    <w:lsdException w:name="Light Grid Accent 5" w:semiHidden="0" w:uiPriority="62" w:unhideWhenUsed="0"/>
+    <w:lsdException w:name="Medium Shading 1 Accent 5" w:semiHidden="0" w:uiPriority="63" w:unhideWhenUsed="0"/>
+    <w:lsdException w:name="Medium Shading 2 Accent 5" w:semiHidden="0" w:uiPriority="64" w:unhideWhenUsed="0"/>
+    <w:lsdException w:name="Medium List 1 Accent 5" w:semiHidden="0" w:uiPriority="65" w:unhideWhenUsed="0"/>
+    <w:lsdException w:name="Medium List 2 Accent 5" w:semiHidden="0" w:uiPriority="66" w:unhideWhenUsed="0"/>
+    <w:lsdException w:name="Medium Grid 1 Accent 5" w:semiHidden="0" w:uiPriority="67" w:unhideWhenUsed="0"/>
+    <w:lsdException w:name="Medium Grid 2 Accent 5" w:semiHidden="0" w:uiPriority="68" w:unhideWhenUsed="0"/>
+    <w:lsdException w:name="Medium Grid 3 Accent 5" w:semiHidden="0" w:uiPriority="69" w:unhideWhenUsed="0"/>
+    <w:lsdException w:name="Dark List Accent 5" w:semiHidden="0" w:uiPriority="70" w:unhideWhenUsed="0"/>
+    <w:lsdException w:name="Colorful Shading Accent 5" w:semiHidden="0" w:uiPriority="71" w:unhideWhenUsed="0"/>
+    <w:lsdException w:name="Colorful List Accent 5" w:semiHidden="0" w:uiPriority="72" w:unhideWhenUsed="0"/>
+    <w:lsdException w:name="Colorful Grid Accent 5" w:semiHidden="0" w:uiPriority="73" w:unhideWhenUsed="0"/>
+    <w:lsdException w:name="Light Shading Accent 6" w:semiHidden="0" w:uiPriority="60" w:unhideWhenUsed="0"/>
+    <w:lsdException w:name="Light List Accent 6" w:semiHidden="0" w:uiPriority="61" w:unhideWhenUsed="0"/>
+    <w:lsdException w:name="Light Grid Accent 6" w:semiHidden="0" w:uiPriority="62" w:unhideWhenUsed="0"/>
+    <w:lsdException w:name="Medium Shading 1 Accent 6" w:semiHidden="0" w:uiPriority="63" w:unhideWhenUsed="0"/>
+    <w:lsdException w:name="Medium Shading 2 Accent 6" w:semiHidden="0" w:uiPriority="64" w:unhideWhenUsed="0"/>
+    <w:lsdException w:name="Medium List 1 Accent 6" w:semiHidden="0" w:uiPriority="65" w:unhideWhenUsed="0"/>
+    <w:lsdException w:name="Medium List 2 Accent 6" w:semiHidden="0" w:uiPriority="66" w:unhideWhenUsed="0"/>
+    <w:lsdException w:name="Medium Grid 1 Accent 6" w:semiHidden="0" w:uiPriority="67" w:unhideWhenUsed="0"/>
+    <w:lsdException w:name="Medium Grid 2 Accent 6" w:semiHidden="0" w:uiPriority="68" w:unhideWhenUsed="0"/>
+    <w:lsdException w:name="Medium Grid 3 Accent 6" w:semiHidden="0" w:uiPriority="69" w:unhideWhenUsed="0"/>
+    <w:lsdException w:name="Dark List Accent 6" w:semiHidden="0" w:uiPriority="70" w:unhideWhenUsed="0"/>
+    <w:lsdException w:name="Colorful Shading Accent 6" w:semiHidden="0" w:uiPriority="71" w:unhideWhenUsed="0"/>
+    <w:lsdException w:name="Colorful List Accent 6" w:semiHidden="0" w:uiPriority="72" w:unhideWhenUsed="0"/>
+    <w:lsdException w:name="Colorful Grid Accent 6" w:semiHidden="0" w:uiPriority="73" w:unhideWhenUsed="0"/>
+    <w:lsdException w:name="Subtle Emphasis" w:semiHidden="0" w:uiPriority="19" w:unhideWhenUsed="0" w:qFormat="1"/>
+    <w:lsdException w:name="Intense Emphasis" w:semiHidden="0" w:uiPriority="21" w:unhideWhenUsed="0" w:qFormat="1"/>
+    <w:lsdException w:name="Subtle Reference" w:semiHidden="0" w:uiPriority="31" w:unhideWhenUsed="0" w:qFormat="1"/>
+    <w:lsdException w:name="Intense Reference" w:semiHidden="0" w:uiPriority="32" w:unhideWhenUsed="0" w:qFormat="1"/>
+    <w:lsdException w:name="Book Title" w:semiHidden="0" w:uiPriority="33" w:unhideWhenUsed="0" w:qFormat="1"/>
     <w:lsdException w:name="Bibliography" w:uiPriority="37"/>
     <w:lsdException w:name="TOC Heading" w:uiPriority="39" w:qFormat="1"/>
   </w:latentStyles>
-  <w:style w:type="paragraph" w:styleId="Normal" w:default="1">
+  <w:style w:type="paragraph" w:default="1" w:styleId="Normal">
     <w:name w:val="Normal"/>
     <w:qFormat/>
     <w:rsid w:val="00FC693F"/>
     <w:rPr>
-      <w:rFonts w:ascii="Calibri" w:hAnsi="Calibri" w:eastAsia="Calibri"/>
+      <w:rFonts w:ascii="Calibri" w:hAnsi="Calibri"/>
       <w:sz w:val="22"/>
     </w:rPr>
   </w:style>
@@ -1208,7 +1182,7 @@
       <w:spacing w:after="0" w:line="240" w:lineRule="auto"/>
     </w:pPr>
   </w:style>
-  <w:style w:type="character" w:styleId="HeaderChar" w:customStyle="1">
+  <w:style w:type="character" w:customStyle="1" w:styleId="HeaderChar">
     <w:name w:val="Header Char"/>
     <w:basedOn w:val="DefaultParagraphFont"/>
     <w:link w:val="Header"/>
@@ -1230,7 +1204,7 @@
       <w:spacing w:after="0" w:line="240" w:lineRule="auto"/>
     </w:pPr>
   </w:style>
-  <w:style w:type="character" w:styleId="FooterChar" w:customStyle="1">
+  <w:style w:type="character" w:customStyle="1" w:styleId="FooterChar">
     <w:name w:val="Footer Char"/>
     <w:basedOn w:val="DefaultParagraphFont"/>
     <w:link w:val="Footer"/>
@@ -1252,7 +1226,7 @@
       <w:outlineLvl w:val="0"/>
     </w:pPr>
     <w:rPr>
-      <w:rFonts w:asciiTheme="majorHAnsi" w:hAnsiTheme="majorHAnsi" w:eastAsiaTheme="majorEastAsia" w:cstheme="majorBidi"/>
+      <w:rFonts w:asciiTheme="majorHAnsi" w:eastAsiaTheme="majorEastAsia" w:hAnsiTheme="majorHAnsi" w:cstheme="majorBidi"/>
       <w:b/>
       <w:bCs/>
       <w:color w:val="365F91" w:themeColor="accent1" w:themeShade="BF"/>
@@ -1276,7 +1250,7 @@
       <w:outlineLvl w:val="1"/>
     </w:pPr>
     <w:rPr>
-      <w:rFonts w:asciiTheme="majorHAnsi" w:hAnsiTheme="majorHAnsi" w:eastAsiaTheme="majorEastAsia" w:cstheme="majorBidi"/>
+      <w:rFonts w:asciiTheme="majorHAnsi" w:eastAsiaTheme="majorEastAsia" w:hAnsiTheme="majorHAnsi" w:cstheme="majorBidi"/>
       <w:b/>
       <w:bCs/>
       <w:color w:val="4F81BD" w:themeColor="accent1"/>
@@ -1300,7 +1274,7 @@
       <w:outlineLvl w:val="2"/>
     </w:pPr>
     <w:rPr>
-      <w:rFonts w:asciiTheme="majorHAnsi" w:hAnsiTheme="majorHAnsi" w:eastAsiaTheme="majorEastAsia" w:cstheme="majorBidi"/>
+      <w:rFonts w:asciiTheme="majorHAnsi" w:eastAsiaTheme="majorEastAsia" w:hAnsiTheme="majorHAnsi" w:cstheme="majorBidi"/>
       <w:b/>
       <w:bCs/>
       <w:color w:val="4F81BD" w:themeColor="accent1"/>
@@ -1323,7 +1297,7 @@
       <w:outlineLvl w:val="3"/>
     </w:pPr>
     <w:rPr>
-      <w:rFonts w:asciiTheme="majorHAnsi" w:hAnsiTheme="majorHAnsi" w:eastAsiaTheme="majorEastAsia" w:cstheme="majorBidi"/>
+      <w:rFonts w:asciiTheme="majorHAnsi" w:eastAsiaTheme="majorEastAsia" w:hAnsiTheme="majorHAnsi" w:cstheme="majorBidi"/>
       <w:b/>
       <w:bCs/>
       <w:i/>
@@ -1348,7 +1322,7 @@
       <w:outlineLvl w:val="4"/>
     </w:pPr>
     <w:rPr>
-      <w:rFonts w:asciiTheme="majorHAnsi" w:hAnsiTheme="majorHAnsi" w:eastAsiaTheme="majorEastAsia" w:cstheme="majorBidi"/>
+      <w:rFonts w:asciiTheme="majorHAnsi" w:eastAsiaTheme="majorEastAsia" w:hAnsiTheme="majorHAnsi" w:cstheme="majorBidi"/>
       <w:color w:val="243F60" w:themeColor="accent1" w:themeShade="7F"/>
     </w:rPr>
   </w:style>
@@ -1369,7 +1343,7 @@
       <w:outlineLvl w:val="5"/>
     </w:pPr>
     <w:rPr>
-      <w:rFonts w:asciiTheme="majorHAnsi" w:hAnsiTheme="majorHAnsi" w:eastAsiaTheme="majorEastAsia" w:cstheme="majorBidi"/>
+      <w:rFonts w:asciiTheme="majorHAnsi" w:eastAsiaTheme="majorEastAsia" w:hAnsiTheme="majorHAnsi" w:cstheme="majorBidi"/>
       <w:i/>
       <w:iCs/>
       <w:color w:val="243F60" w:themeColor="accent1" w:themeShade="7F"/>
@@ -1392,7 +1366,7 @@
       <w:outlineLvl w:val="6"/>
     </w:pPr>
     <w:rPr>
-      <w:rFonts w:asciiTheme="majorHAnsi" w:hAnsiTheme="majorHAnsi" w:eastAsiaTheme="majorEastAsia" w:cstheme="majorBidi"/>
+      <w:rFonts w:asciiTheme="majorHAnsi" w:eastAsiaTheme="majorEastAsia" w:hAnsiTheme="majorHAnsi" w:cstheme="majorBidi"/>
       <w:i/>
       <w:iCs/>
       <w:color w:val="404040" w:themeColor="text1" w:themeTint="BF"/>
@@ -1415,7 +1389,7 @@
       <w:outlineLvl w:val="7"/>
     </w:pPr>
     <w:rPr>
-      <w:rFonts w:asciiTheme="majorHAnsi" w:hAnsiTheme="majorHAnsi" w:eastAsiaTheme="majorEastAsia" w:cstheme="majorBidi"/>
+      <w:rFonts w:asciiTheme="majorHAnsi" w:eastAsiaTheme="majorEastAsia" w:hAnsiTheme="majorHAnsi" w:cstheme="majorBidi"/>
       <w:color w:val="4F81BD" w:themeColor="accent1"/>
       <w:sz w:val="20"/>
       <w:szCs w:val="20"/>
@@ -1438,7 +1412,7 @@
       <w:outlineLvl w:val="8"/>
     </w:pPr>
     <w:rPr>
-      <w:rFonts w:asciiTheme="majorHAnsi" w:hAnsiTheme="majorHAnsi" w:eastAsiaTheme="majorEastAsia" w:cstheme="majorBidi"/>
+      <w:rFonts w:asciiTheme="majorHAnsi" w:eastAsiaTheme="majorEastAsia" w:hAnsiTheme="majorHAnsi" w:cstheme="majorBidi"/>
       <w:i/>
       <w:iCs/>
       <w:color w:val="404040" w:themeColor="text1" w:themeTint="BF"/>
@@ -1446,13 +1420,13 @@
       <w:szCs w:val="20"/>
     </w:rPr>
   </w:style>
-  <w:style w:type="character" w:styleId="DefaultParagraphFont" w:default="1">
+  <w:style w:type="character" w:default="1" w:styleId="DefaultParagraphFont">
     <w:name w:val="Default Paragraph Font"/>
     <w:uiPriority w:val="1"/>
     <w:semiHidden/>
     <w:unhideWhenUsed/>
   </w:style>
-  <w:style w:type="table" w:styleId="TableNormal" w:default="1">
+  <w:style w:type="table" w:default="1" w:styleId="TableNormal">
     <w:name w:val="Normal Table"/>
     <w:uiPriority w:val="99"/>
     <w:semiHidden/>
@@ -1467,7 +1441,7 @@
       </w:tblCellMar>
     </w:tblPr>
   </w:style>
-  <w:style w:type="numbering" w:styleId="NoList" w:default="1">
+  <w:style w:type="numbering" w:default="1" w:styleId="NoList">
     <w:name w:val="No List"/>
     <w:uiPriority w:val="99"/>
     <w:semiHidden/>
@@ -1482,14 +1456,14 @@
       <w:spacing w:after="0" w:line="240" w:lineRule="auto"/>
     </w:pPr>
   </w:style>
-  <w:style w:type="character" w:styleId="Heading1Char" w:customStyle="1">
+  <w:style w:type="character" w:customStyle="1" w:styleId="Heading1Char">
     <w:name w:val="Heading 1 Char"/>
     <w:basedOn w:val="DefaultParagraphFont"/>
     <w:link w:val="Heading1"/>
     <w:uiPriority w:val="9"/>
     <w:rsid w:val="00FC693F"/>
     <w:rPr>
-      <w:rFonts w:asciiTheme="majorHAnsi" w:hAnsiTheme="majorHAnsi" w:eastAsiaTheme="majorEastAsia" w:cstheme="majorBidi"/>
+      <w:rFonts w:asciiTheme="majorHAnsi" w:eastAsiaTheme="majorEastAsia" w:hAnsiTheme="majorHAnsi" w:cstheme="majorBidi"/>
       <w:b/>
       <w:bCs/>
       <w:color w:val="365F91" w:themeColor="accent1" w:themeShade="BF"/>
@@ -1497,14 +1471,14 @@
       <w:szCs w:val="28"/>
     </w:rPr>
   </w:style>
-  <w:style w:type="character" w:styleId="Heading2Char" w:customStyle="1">
+  <w:style w:type="character" w:customStyle="1" w:styleId="Heading2Char">
     <w:name w:val="Heading 2 Char"/>
     <w:basedOn w:val="DefaultParagraphFont"/>
     <w:link w:val="Heading2"/>
     <w:uiPriority w:val="9"/>
     <w:rsid w:val="00FC693F"/>
     <w:rPr>
-      <w:rFonts w:asciiTheme="majorHAnsi" w:hAnsiTheme="majorHAnsi" w:eastAsiaTheme="majorEastAsia" w:cstheme="majorBidi"/>
+      <w:rFonts w:asciiTheme="majorHAnsi" w:eastAsiaTheme="majorEastAsia" w:hAnsiTheme="majorHAnsi" w:cstheme="majorBidi"/>
       <w:b/>
       <w:bCs/>
       <w:color w:val="4F81BD" w:themeColor="accent1"/>
@@ -1512,14 +1486,14 @@
       <w:szCs w:val="26"/>
     </w:rPr>
   </w:style>
-  <w:style w:type="character" w:styleId="Heading3Char" w:customStyle="1">
+  <w:style w:type="character" w:customStyle="1" w:styleId="Heading3Char">
     <w:name w:val="Heading 3 Char"/>
     <w:basedOn w:val="DefaultParagraphFont"/>
     <w:link w:val="Heading3"/>
     <w:uiPriority w:val="9"/>
     <w:rsid w:val="00FC693F"/>
     <w:rPr>
-      <w:rFonts w:asciiTheme="majorHAnsi" w:hAnsiTheme="majorHAnsi" w:eastAsiaTheme="majorEastAsia" w:cstheme="majorBidi"/>
+      <w:rFonts w:asciiTheme="majorHAnsi" w:eastAsiaTheme="majorEastAsia" w:hAnsiTheme="majorHAnsi" w:cstheme="majorBidi"/>
       <w:b/>
       <w:bCs/>
       <w:color w:val="4F81BD" w:themeColor="accent1"/>
@@ -1535,13 +1509,13 @@
     <w:rsid w:val="00FC693F"/>
     <w:pPr>
       <w:pBdr>
-        <w:bottom w:val="single" w:color="4F81BD" w:themeColor="accent1" w:sz="8" w:space="4"/>
+        <w:bottom w:val="single" w:sz="8" w:space="4" w:color="4F81BD" w:themeColor="accent1"/>
       </w:pBdr>
       <w:spacing w:after="300" w:line="240" w:lineRule="auto"/>
       <w:contextualSpacing/>
     </w:pPr>
     <w:rPr>
-      <w:rFonts w:asciiTheme="majorHAnsi" w:hAnsiTheme="majorHAnsi" w:eastAsiaTheme="majorEastAsia" w:cstheme="majorBidi"/>
+      <w:rFonts w:asciiTheme="majorHAnsi" w:eastAsiaTheme="majorEastAsia" w:hAnsiTheme="majorHAnsi" w:cstheme="majorBidi"/>
       <w:color w:val="17365D" w:themeColor="text2" w:themeShade="BF"/>
       <w:spacing w:val="5"/>
       <w:kern w:val="28"/>
@@ -1549,14 +1523,14 @@
       <w:szCs w:val="52"/>
     </w:rPr>
   </w:style>
-  <w:style w:type="character" w:styleId="TitleChar" w:customStyle="1">
+  <w:style w:type="character" w:customStyle="1" w:styleId="TitleChar">
     <w:name w:val="Title Char"/>
     <w:basedOn w:val="DefaultParagraphFont"/>
     <w:link w:val="Title"/>
     <w:uiPriority w:val="10"/>
     <w:rsid w:val="00FC693F"/>
     <w:rPr>
-      <w:rFonts w:asciiTheme="majorHAnsi" w:hAnsiTheme="majorHAnsi" w:eastAsiaTheme="majorEastAsia" w:cstheme="majorBidi"/>
+      <w:rFonts w:asciiTheme="majorHAnsi" w:eastAsiaTheme="majorEastAsia" w:hAnsiTheme="majorHAnsi" w:cstheme="majorBidi"/>
       <w:color w:val="17365D" w:themeColor="text2" w:themeShade="BF"/>
       <w:spacing w:val="5"/>
       <w:kern w:val="28"/>
@@ -1578,7 +1552,7 @@
       </w:numPr>
     </w:pPr>
     <w:rPr>
-      <w:rFonts w:asciiTheme="majorHAnsi" w:hAnsiTheme="majorHAnsi" w:eastAsiaTheme="majorEastAsia" w:cstheme="majorBidi"/>
+      <w:rFonts w:asciiTheme="majorHAnsi" w:eastAsiaTheme="majorEastAsia" w:hAnsiTheme="majorHAnsi" w:cstheme="majorBidi"/>
       <w:i/>
       <w:iCs/>
       <w:color w:val="4F81BD" w:themeColor="accent1"/>
@@ -1587,14 +1561,14 @@
       <w:szCs w:val="24"/>
     </w:rPr>
   </w:style>
-  <w:style w:type="character" w:styleId="SubtitleChar" w:customStyle="1">
+  <w:style w:type="character" w:customStyle="1" w:styleId="SubtitleChar">
     <w:name w:val="Subtitle Char"/>
     <w:basedOn w:val="DefaultParagraphFont"/>
     <w:link w:val="Subtitle"/>
     <w:uiPriority w:val="11"/>
     <w:rsid w:val="00FC693F"/>
     <w:rPr>
-      <w:rFonts w:asciiTheme="majorHAnsi" w:hAnsiTheme="majorHAnsi" w:eastAsiaTheme="majorEastAsia" w:cstheme="majorBidi"/>
+      <w:rFonts w:asciiTheme="majorHAnsi" w:eastAsiaTheme="majorEastAsia" w:hAnsiTheme="majorHAnsi" w:cstheme="majorBidi"/>
       <w:i/>
       <w:iCs/>
       <w:color w:val="4F81BD" w:themeColor="accent1"/>
@@ -1625,7 +1599,7 @@
       <w:spacing w:after="120"/>
     </w:pPr>
   </w:style>
-  <w:style w:type="character" w:styleId="BodyTextChar" w:customStyle="1">
+  <w:style w:type="character" w:customStyle="1" w:styleId="BodyTextChar">
     <w:name w:val="Body Text Char"/>
     <w:basedOn w:val="DefaultParagraphFont"/>
     <w:link w:val="BodyText"/>
@@ -1643,7 +1617,7 @@
       <w:spacing w:after="120" w:line="480" w:lineRule="auto"/>
     </w:pPr>
   </w:style>
-  <w:style w:type="character" w:styleId="BodyText2Char" w:customStyle="1">
+  <w:style w:type="character" w:customStyle="1" w:styleId="BodyText2Char">
     <w:name w:val="Body Text 2 Char"/>
     <w:basedOn w:val="DefaultParagraphFont"/>
     <w:link w:val="BodyText2"/>
@@ -1665,7 +1639,7 @@
       <w:szCs w:val="16"/>
     </w:rPr>
   </w:style>
-  <w:style w:type="character" w:styleId="BodyText3Char" w:customStyle="1">
+  <w:style w:type="character" w:customStyle="1" w:styleId="BodyText3Char">
     <w:name w:val="Body Text 3 Char"/>
     <w:basedOn w:val="DefaultParagraphFont"/>
     <w:link w:val="BodyText3"/>
@@ -1846,7 +1820,7 @@
       <w:szCs w:val="20"/>
     </w:rPr>
   </w:style>
-  <w:style w:type="character" w:styleId="MacroTextChar" w:customStyle="1">
+  <w:style w:type="character" w:customStyle="1" w:styleId="MacroTextChar">
     <w:name w:val="Macro Text Char"/>
     <w:basedOn w:val="DefaultParagraphFont"/>
     <w:link w:val="MacroText"/>
@@ -1872,7 +1846,7 @@
       <w:color w:val="000000" w:themeColor="text1"/>
     </w:rPr>
   </w:style>
-  <w:style w:type="character" w:styleId="QuoteChar" w:customStyle="1">
+  <w:style w:type="character" w:customStyle="1" w:styleId="QuoteChar">
     <w:name w:val="Quote Char"/>
     <w:basedOn w:val="DefaultParagraphFont"/>
     <w:link w:val="Quote"/>
@@ -1884,7 +1858,7 @@
       <w:color w:val="000000" w:themeColor="text1"/>
     </w:rPr>
   </w:style>
-  <w:style w:type="character" w:styleId="Heading4Char" w:customStyle="1">
+  <w:style w:type="character" w:customStyle="1" w:styleId="Heading4Char">
     <w:name w:val="Heading 4 Char"/>
     <w:basedOn w:val="DefaultParagraphFont"/>
     <w:link w:val="Heading4"/>
@@ -1892,7 +1866,7 @@
     <w:semiHidden/>
     <w:rsid w:val="00FC693F"/>
     <w:rPr>
-      <w:rFonts w:asciiTheme="majorHAnsi" w:hAnsiTheme="majorHAnsi" w:eastAsiaTheme="majorEastAsia" w:cstheme="majorBidi"/>
+      <w:rFonts w:asciiTheme="majorHAnsi" w:eastAsiaTheme="majorEastAsia" w:hAnsiTheme="majorHAnsi" w:cstheme="majorBidi"/>
       <w:b/>
       <w:bCs/>
       <w:i/>
@@ -1900,7 +1874,7 @@
       <w:color w:val="4F81BD" w:themeColor="accent1"/>
     </w:rPr>
   </w:style>
-  <w:style w:type="character" w:styleId="Heading5Char" w:customStyle="1">
+  <w:style w:type="character" w:customStyle="1" w:styleId="Heading5Char">
     <w:name w:val="Heading 5 Char"/>
     <w:basedOn w:val="DefaultParagraphFont"/>
     <w:link w:val="Heading5"/>
@@ -1908,11 +1882,11 @@
     <w:semiHidden/>
     <w:rsid w:val="00FC693F"/>
     <w:rPr>
-      <w:rFonts w:asciiTheme="majorHAnsi" w:hAnsiTheme="majorHAnsi" w:eastAsiaTheme="majorEastAsia" w:cstheme="majorBidi"/>
+      <w:rFonts w:asciiTheme="majorHAnsi" w:eastAsiaTheme="majorEastAsia" w:hAnsiTheme="majorHAnsi" w:cstheme="majorBidi"/>
       <w:color w:val="243F60" w:themeColor="accent1" w:themeShade="7F"/>
     </w:rPr>
   </w:style>
-  <w:style w:type="character" w:styleId="Heading6Char" w:customStyle="1">
+  <w:style w:type="character" w:customStyle="1" w:styleId="Heading6Char">
     <w:name w:val="Heading 6 Char"/>
     <w:basedOn w:val="DefaultParagraphFont"/>
     <w:link w:val="Heading6"/>
@@ -1920,13 +1894,13 @@
     <w:semiHidden/>
     <w:rsid w:val="00FC693F"/>
     <w:rPr>
-      <w:rFonts w:asciiTheme="majorHAnsi" w:hAnsiTheme="majorHAnsi" w:eastAsiaTheme="majorEastAsia" w:cstheme="majorBidi"/>
+      <w:rFonts w:asciiTheme="majorHAnsi" w:eastAsiaTheme="majorEastAsia" w:hAnsiTheme="majorHAnsi" w:cstheme="majorBidi"/>
       <w:i/>
       <w:iCs/>
       <w:color w:val="243F60" w:themeColor="accent1" w:themeShade="7F"/>
     </w:rPr>
   </w:style>
-  <w:style w:type="character" w:styleId="Heading7Char" w:customStyle="1">
+  <w:style w:type="character" w:customStyle="1" w:styleId="Heading7Char">
     <w:name w:val="Heading 7 Char"/>
     <w:basedOn w:val="DefaultParagraphFont"/>
     <w:link w:val="Heading7"/>
@@ -1934,13 +1908,13 @@
     <w:semiHidden/>
     <w:rsid w:val="00FC693F"/>
     <w:rPr>
-      <w:rFonts w:asciiTheme="majorHAnsi" w:hAnsiTheme="majorHAnsi" w:eastAsiaTheme="majorEastAsia" w:cstheme="majorBidi"/>
+      <w:rFonts w:asciiTheme="majorHAnsi" w:eastAsiaTheme="majorEastAsia" w:hAnsiTheme="majorHAnsi" w:cstheme="majorBidi"/>
       <w:i/>
       <w:iCs/>
       <w:color w:val="404040" w:themeColor="text1" w:themeTint="BF"/>
     </w:rPr>
   </w:style>
-  <w:style w:type="character" w:styleId="Heading8Char" w:customStyle="1">
+  <w:style w:type="character" w:customStyle="1" w:styleId="Heading8Char">
     <w:name w:val="Heading 8 Char"/>
     <w:basedOn w:val="DefaultParagraphFont"/>
     <w:link w:val="Heading8"/>
@@ -1948,13 +1922,13 @@
     <w:semiHidden/>
     <w:rsid w:val="00FC693F"/>
     <w:rPr>
-      <w:rFonts w:asciiTheme="majorHAnsi" w:hAnsiTheme="majorHAnsi" w:eastAsiaTheme="majorEastAsia" w:cstheme="majorBidi"/>
+      <w:rFonts w:asciiTheme="majorHAnsi" w:eastAsiaTheme="majorEastAsia" w:hAnsiTheme="majorHAnsi" w:cstheme="majorBidi"/>
       <w:color w:val="4F81BD" w:themeColor="accent1"/>
       <w:sz w:val="20"/>
       <w:szCs w:val="20"/>
     </w:rPr>
   </w:style>
-  <w:style w:type="character" w:styleId="Heading9Char" w:customStyle="1">
+  <w:style w:type="character" w:customStyle="1" w:styleId="Heading9Char">
     <w:name w:val="Heading 9 Char"/>
     <w:basedOn w:val="DefaultParagraphFont"/>
     <w:link w:val="Heading9"/>
@@ -1962,7 +1936,7 @@
     <w:semiHidden/>
     <w:rsid w:val="00FC693F"/>
     <w:rPr>
-      <w:rFonts w:asciiTheme="majorHAnsi" w:hAnsiTheme="majorHAnsi" w:eastAsiaTheme="majorEastAsia" w:cstheme="majorBidi"/>
+      <w:rFonts w:asciiTheme="majorHAnsi" w:eastAsiaTheme="majorEastAsia" w:hAnsiTheme="majorHAnsi" w:cstheme="majorBidi"/>
       <w:i/>
       <w:iCs/>
       <w:color w:val="404040" w:themeColor="text1" w:themeTint="BF"/>
@@ -2022,7 +1996,7 @@
     <w:rsid w:val="00FC693F"/>
     <w:pPr>
       <w:pBdr>
-        <w:bottom w:val="single" w:color="4F81BD" w:themeColor="accent1" w:sz="4" w:space="4"/>
+        <w:bottom w:val="single" w:sz="4" w:space="4" w:color="4F81BD" w:themeColor="accent1"/>
       </w:pBdr>
       <w:spacing w:before="200" w:after="280"/>
       <w:ind w:left="936" w:right="936"/>
@@ -2035,7 +2009,7 @@
       <w:color w:val="4F81BD" w:themeColor="accent1"/>
     </w:rPr>
   </w:style>
-  <w:style w:type="character" w:styleId="IntenseQuoteChar" w:customStyle="1">
+  <w:style w:type="character" w:customStyle="1" w:styleId="IntenseQuoteChar">
     <w:name w:val="Intense Quote Char"/>
     <w:basedOn w:val="DefaultParagraphFont"/>
     <w:link w:val="IntenseQuote"/>
@@ -2139,12 +2113,12 @@
     <w:tblPr>
       <w:tblInd w:w="0" w:type="dxa"/>
       <w:tblBorders>
-        <w:top w:val="single" w:color="auto" w:sz="4" w:space="0"/>
-        <w:left w:val="single" w:color="auto" w:sz="4" w:space="0"/>
-        <w:bottom w:val="single" w:color="auto" w:sz="4" w:space="0"/>
-        <w:right w:val="single" w:color="auto" w:sz="4" w:space="0"/>
-        <w:insideH w:val="single" w:color="auto" w:sz="4" w:space="0"/>
-        <w:insideV w:val="single" w:color="auto" w:sz="4" w:space="0"/>
+        <w:top w:val="single" w:sz="4" w:space="0" w:color="auto"/>
+        <w:left w:val="single" w:sz="4" w:space="0" w:color="auto"/>
+        <w:bottom w:val="single" w:sz="4" w:space="0" w:color="auto"/>
+        <w:right w:val="single" w:sz="4" w:space="0" w:color="auto"/>
+        <w:insideH w:val="single" w:sz="4" w:space="0" w:color="auto"/>
+        <w:insideV w:val="single" w:sz="4" w:space="0" w:color="auto"/>
       </w:tblBorders>
       <w:tblCellMar>
         <w:top w:w="0" w:type="dxa"/>
@@ -2170,8 +2144,8 @@
       <w:tblStyleColBandSize w:val="1"/>
       <w:tblInd w:w="0" w:type="dxa"/>
       <w:tblBorders>
-        <w:top w:val="single" w:color="000000" w:themeColor="text1" w:sz="8" w:space="0"/>
-        <w:bottom w:val="single" w:color="000000" w:themeColor="text1" w:sz="8" w:space="0"/>
+        <w:top w:val="single" w:sz="8" w:space="0" w:color="000000" w:themeColor="text1"/>
+        <w:bottom w:val="single" w:sz="8" w:space="0" w:color="000000" w:themeColor="text1"/>
       </w:tblBorders>
       <w:tblCellMar>
         <w:top w:w="0" w:type="dxa"/>
@@ -2191,9 +2165,9 @@
       <w:tblPr/>
       <w:tcPr>
         <w:tcBorders>
-          <w:top w:val="single" w:color="000000" w:themeColor="text1" w:sz="8" w:space="0"/>
-          <w:left w:val="nil"/>
-          <w:bottom w:val="single" w:color="000000" w:themeColor="text1" w:sz="8" w:space="0"/>
+          <w:top w:val="single" w:sz="8" w:space="0" w:color="000000" w:themeColor="text1"/>
+          <w:left w:val="nil"/>
+          <w:bottom w:val="single" w:sz="8" w:space="0" w:color="000000" w:themeColor="text1"/>
           <w:right w:val="nil"/>
           <w:insideH w:val="nil"/>
           <w:insideV w:val="nil"/>
@@ -2211,9 +2185,9 @@
       <w:tblPr/>
       <w:tcPr>
         <w:tcBorders>
-          <w:top w:val="single" w:color="000000" w:themeColor="text1" w:sz="8" w:space="0"/>
-          <w:left w:val="nil"/>
-          <w:bottom w:val="single" w:color="000000" w:themeColor="text1" w:sz="8" w:space="0"/>
+          <w:top w:val="single" w:sz="8" w:space="0" w:color="000000" w:themeColor="text1"/>
+          <w:left w:val="nil"/>
+          <w:bottom w:val="single" w:sz="8" w:space="0" w:color="000000" w:themeColor="text1"/>
           <w:right w:val="nil"/>
           <w:insideH w:val="nil"/>
           <w:insideV w:val="nil"/>
@@ -2273,8 +2247,8 @@
       <w:tblStyleColBandSize w:val="1"/>
       <w:tblInd w:w="0" w:type="dxa"/>
       <w:tblBorders>
-        <w:top w:val="single" w:color="4F81BD" w:themeColor="accent1" w:sz="8" w:space="0"/>
-        <w:bottom w:val="single" w:color="4F81BD" w:themeColor="accent1" w:sz="8" w:space="0"/>
+        <w:top w:val="single" w:sz="8" w:space="0" w:color="4F81BD" w:themeColor="accent1"/>
+        <w:bottom w:val="single" w:sz="8" w:space="0" w:color="4F81BD" w:themeColor="accent1"/>
       </w:tblBorders>
       <w:tblCellMar>
         <w:top w:w="0" w:type="dxa"/>
@@ -2294,9 +2268,9 @@
       <w:tblPr/>
       <w:tcPr>
         <w:tcBorders>
-          <w:top w:val="single" w:color="4F81BD" w:themeColor="accent1" w:sz="8" w:space="0"/>
-          <w:left w:val="nil"/>
-          <w:bottom w:val="single" w:color="4F81BD" w:themeColor="accent1" w:sz="8" w:space="0"/>
+          <w:top w:val="single" w:sz="8" w:space="0" w:color="4F81BD" w:themeColor="accent1"/>
+          <w:left w:val="nil"/>
+          <w:bottom w:val="single" w:sz="8" w:space="0" w:color="4F81BD" w:themeColor="accent1"/>
           <w:right w:val="nil"/>
           <w:insideH w:val="nil"/>
           <w:insideV w:val="nil"/>
@@ -2314,9 +2288,9 @@
       <w:tblPr/>
       <w:tcPr>
         <w:tcBorders>
-          <w:top w:val="single" w:color="4F81BD" w:themeColor="accent1" w:sz="8" w:space="0"/>
-          <w:left w:val="nil"/>
-          <w:bottom w:val="single" w:color="4F81BD" w:themeColor="accent1" w:sz="8" w:space="0"/>
+          <w:top w:val="single" w:sz="8" w:space="0" w:color="4F81BD" w:themeColor="accent1"/>
+          <w:left w:val="nil"/>
+          <w:bottom w:val="single" w:sz="8" w:space="0" w:color="4F81BD" w:themeColor="accent1"/>
           <w:right w:val="nil"/>
           <w:insideH w:val="nil"/>
           <w:insideV w:val="nil"/>
@@ -2376,8 +2350,8 @@
       <w:tblStyleColBandSize w:val="1"/>
       <w:tblInd w:w="0" w:type="dxa"/>
       <w:tblBorders>
-        <w:top w:val="single" w:color="C0504D" w:themeColor="accent2" w:sz="8" w:space="0"/>
-        <w:bottom w:val="single" w:color="C0504D" w:themeColor="accent2" w:sz="8" w:space="0"/>
+        <w:top w:val="single" w:sz="8" w:space="0" w:color="C0504D" w:themeColor="accent2"/>
+        <w:bottom w:val="single" w:sz="8" w:space="0" w:color="C0504D" w:themeColor="accent2"/>
       </w:tblBorders>
       <w:tblCellMar>
         <w:top w:w="0" w:type="dxa"/>
@@ -2397,9 +2371,9 @@
       <w:tblPr/>
       <w:tcPr>
         <w:tcBorders>
-          <w:top w:val="single" w:color="C0504D" w:themeColor="accent2" w:sz="8" w:space="0"/>
-          <w:left w:val="nil"/>
-          <w:bottom w:val="single" w:color="C0504D" w:themeColor="accent2" w:sz="8" w:space="0"/>
+          <w:top w:val="single" w:sz="8" w:space="0" w:color="C0504D" w:themeColor="accent2"/>
+          <w:left w:val="nil"/>
+          <w:bottom w:val="single" w:sz="8" w:space="0" w:color="C0504D" w:themeColor="accent2"/>
           <w:right w:val="nil"/>
           <w:insideH w:val="nil"/>
           <w:insideV w:val="nil"/>
@@ -2417,9 +2391,9 @@
       <w:tblPr/>
       <w:tcPr>
         <w:tcBorders>
-          <w:top w:val="single" w:color="C0504D" w:themeColor="accent2" w:sz="8" w:space="0"/>
-          <w:left w:val="nil"/>
-          <w:bottom w:val="single" w:color="C0504D" w:themeColor="accent2" w:sz="8" w:space="0"/>
+          <w:top w:val="single" w:sz="8" w:space="0" w:color="C0504D" w:themeColor="accent2"/>
+          <w:left w:val="nil"/>
+          <w:bottom w:val="single" w:sz="8" w:space="0" w:color="C0504D" w:themeColor="accent2"/>
           <w:right w:val="nil"/>
           <w:insideH w:val="nil"/>
           <w:insideV w:val="nil"/>
@@ -2479,8 +2453,8 @@
       <w:tblStyleColBandSize w:val="1"/>
       <w:tblInd w:w="0" w:type="dxa"/>
       <w:tblBorders>
-        <w:top w:val="single" w:color="9BBB59" w:themeColor="accent3" w:sz="8" w:space="0"/>
-        <w:bottom w:val="single" w:color="9BBB59" w:themeColor="accent3" w:sz="8" w:space="0"/>
+        <w:top w:val="single" w:sz="8" w:space="0" w:color="9BBB59" w:themeColor="accent3"/>
+        <w:bottom w:val="single" w:sz="8" w:space="0" w:color="9BBB59" w:themeColor="accent3"/>
       </w:tblBorders>
       <w:tblCellMar>
         <w:top w:w="0" w:type="dxa"/>
@@ -2500,9 +2474,9 @@
       <w:tblPr/>
       <w:tcPr>
         <w:tcBorders>
-          <w:top w:val="single" w:color="9BBB59" w:themeColor="accent3" w:sz="8" w:space="0"/>
-          <w:left w:val="nil"/>
-          <w:bottom w:val="single" w:color="9BBB59" w:themeColor="accent3" w:sz="8" w:space="0"/>
+          <w:top w:val="single" w:sz="8" w:space="0" w:color="9BBB59" w:themeColor="accent3"/>
+          <w:left w:val="nil"/>
+          <w:bottom w:val="single" w:sz="8" w:space="0" w:color="9BBB59" w:themeColor="accent3"/>
           <w:right w:val="nil"/>
           <w:insideH w:val="nil"/>
           <w:insideV w:val="nil"/>
@@ -2520,9 +2494,9 @@
       <w:tblPr/>
       <w:tcPr>
         <w:tcBorders>
-          <w:top w:val="single" w:color="9BBB59" w:themeColor="accent3" w:sz="8" w:space="0"/>
-          <w:left w:val="nil"/>
-          <w:bottom w:val="single" w:color="9BBB59" w:themeColor="accent3" w:sz="8" w:space="0"/>
+          <w:top w:val="single" w:sz="8" w:space="0" w:color="9BBB59" w:themeColor="accent3"/>
+          <w:left w:val="nil"/>
+          <w:bottom w:val="single" w:sz="8" w:space="0" w:color="9BBB59" w:themeColor="accent3"/>
           <w:right w:val="nil"/>
           <w:insideH w:val="nil"/>
           <w:insideV w:val="nil"/>
@@ -2582,8 +2556,8 @@
       <w:tblStyleColBandSize w:val="1"/>
       <w:tblInd w:w="0" w:type="dxa"/>
       <w:tblBorders>
-        <w:top w:val="single" w:color="8064A2" w:themeColor="accent4" w:sz="8" w:space="0"/>
-        <w:bottom w:val="single" w:color="8064A2" w:themeColor="accent4" w:sz="8" w:space="0"/>
+        <w:top w:val="single" w:sz="8" w:space="0" w:color="8064A2" w:themeColor="accent4"/>
+        <w:bottom w:val="single" w:sz="8" w:space="0" w:color="8064A2" w:themeColor="accent4"/>
       </w:tblBorders>
       <w:tblCellMar>
         <w:top w:w="0" w:type="dxa"/>
@@ -2603,9 +2577,9 @@
       <w:tblPr/>
       <w:tcPr>
         <w:tcBorders>
-          <w:top w:val="single" w:color="8064A2" w:themeColor="accent4" w:sz="8" w:space="0"/>
-          <w:left w:val="nil"/>
-          <w:bottom w:val="single" w:color="8064A2" w:themeColor="accent4" w:sz="8" w:space="0"/>
+          <w:top w:val="single" w:sz="8" w:space="0" w:color="8064A2" w:themeColor="accent4"/>
+          <w:left w:val="nil"/>
+          <w:bottom w:val="single" w:sz="8" w:space="0" w:color="8064A2" w:themeColor="accent4"/>
           <w:right w:val="nil"/>
           <w:insideH w:val="nil"/>
           <w:insideV w:val="nil"/>
@@ -2623,9 +2597,9 @@
       <w:tblPr/>
       <w:tcPr>
         <w:tcBorders>
-          <w:top w:val="single" w:color="8064A2" w:themeColor="accent4" w:sz="8" w:space="0"/>
-          <w:left w:val="nil"/>
-          <w:bottom w:val="single" w:color="8064A2" w:themeColor="accent4" w:sz="8" w:space="0"/>
+          <w:top w:val="single" w:sz="8" w:space="0" w:color="8064A2" w:themeColor="accent4"/>
+          <w:left w:val="nil"/>
+          <w:bottom w:val="single" w:sz="8" w:space="0" w:color="8064A2" w:themeColor="accent4"/>
           <w:right w:val="nil"/>
           <w:insideH w:val="nil"/>
           <w:insideV w:val="nil"/>
@@ -2685,8 +2659,8 @@
       <w:tblStyleColBandSize w:val="1"/>
       <w:tblInd w:w="0" w:type="dxa"/>
       <w:tblBorders>
-        <w:top w:val="single" w:color="4BACC6" w:themeColor="accent5" w:sz="8" w:space="0"/>
-        <w:bottom w:val="single" w:color="4BACC6" w:themeColor="accent5" w:sz="8" w:space="0"/>
+        <w:top w:val="single" w:sz="8" w:space="0" w:color="4BACC6" w:themeColor="accent5"/>
+        <w:bottom w:val="single" w:sz="8" w:space="0" w:color="4BACC6" w:themeColor="accent5"/>
       </w:tblBorders>
       <w:tblCellMar>
         <w:top w:w="0" w:type="dxa"/>
@@ -2706,9 +2680,9 @@
       <w:tblPr/>
       <w:tcPr>
         <w:tcBorders>
-          <w:top w:val="single" w:color="4BACC6" w:themeColor="accent5" w:sz="8" w:space="0"/>
-          <w:left w:val="nil"/>
-          <w:bottom w:val="single" w:color="4BACC6" w:themeColor="accent5" w:sz="8" w:space="0"/>
+          <w:top w:val="single" w:sz="8" w:space="0" w:color="4BACC6" w:themeColor="accent5"/>
+          <w:left w:val="nil"/>
+          <w:bottom w:val="single" w:sz="8" w:space="0" w:color="4BACC6" w:themeColor="accent5"/>
           <w:right w:val="nil"/>
           <w:insideH w:val="nil"/>
           <w:insideV w:val="nil"/>
@@ -2726,9 +2700,9 @@
       <w:tblPr/>
       <w:tcPr>
         <w:tcBorders>
-          <w:top w:val="single" w:color="4BACC6" w:themeColor="accent5" w:sz="8" w:space="0"/>
-          <w:left w:val="nil"/>
-          <w:bottom w:val="single" w:color="4BACC6" w:themeColor="accent5" w:sz="8" w:space="0"/>
+          <w:top w:val="single" w:sz="8" w:space="0" w:color="4BACC6" w:themeColor="accent5"/>
+          <w:left w:val="nil"/>
+          <w:bottom w:val="single" w:sz="8" w:space="0" w:color="4BACC6" w:themeColor="accent5"/>
           <w:right w:val="nil"/>
           <w:insideH w:val="nil"/>
           <w:insideV w:val="nil"/>
@@ -2788,8 +2762,8 @@
       <w:tblStyleColBandSize w:val="1"/>
       <w:tblInd w:w="0" w:type="dxa"/>
       <w:tblBorders>
-        <w:top w:val="single" w:color="F79646" w:themeColor="accent6" w:sz="8" w:space="0"/>
-        <w:bottom w:val="single" w:color="F79646" w:themeColor="accent6" w:sz="8" w:space="0"/>
+        <w:top w:val="single" w:sz="8" w:space="0" w:color="F79646" w:themeColor="accent6"/>
+        <w:bottom w:val="single" w:sz="8" w:space="0" w:color="F79646" w:themeColor="accent6"/>
       </w:tblBorders>
       <w:tblCellMar>
         <w:top w:w="0" w:type="dxa"/>
@@ -2809,9 +2783,9 @@
       <w:tblPr/>
       <w:tcPr>
         <w:tcBorders>
-          <w:top w:val="single" w:color="F79646" w:themeColor="accent6" w:sz="8" w:space="0"/>
-          <w:left w:val="nil"/>
-          <w:bottom w:val="single" w:color="F79646" w:themeColor="accent6" w:sz="8" w:space="0"/>
+          <w:top w:val="single" w:sz="8" w:space="0" w:color="F79646" w:themeColor="accent6"/>
+          <w:left w:val="nil"/>
+          <w:bottom w:val="single" w:sz="8" w:space="0" w:color="F79646" w:themeColor="accent6"/>
           <w:right w:val="nil"/>
           <w:insideH w:val="nil"/>
           <w:insideV w:val="nil"/>
@@ -2829,9 +2803,9 @@
       <w:tblPr/>
       <w:tcPr>
         <w:tcBorders>
-          <w:top w:val="single" w:color="F79646" w:themeColor="accent6" w:sz="8" w:space="0"/>
-          <w:left w:val="nil"/>
-          <w:bottom w:val="single" w:color="F79646" w:themeColor="accent6" w:sz="8" w:space="0"/>
+          <w:top w:val="single" w:sz="8" w:space="0" w:color="F79646" w:themeColor="accent6"/>
+          <w:left w:val="nil"/>
+          <w:bottom w:val="single" w:sz="8" w:space="0" w:color="F79646" w:themeColor="accent6"/>
           <w:right w:val="nil"/>
           <w:insideH w:val="nil"/>
           <w:insideV w:val="nil"/>
@@ -2888,10 +2862,10 @@
       <w:tblStyleColBandSize w:val="1"/>
       <w:tblInd w:w="0" w:type="dxa"/>
       <w:tblBorders>
-        <w:top w:val="single" w:color="000000" w:themeColor="text1" w:sz="8" w:space="0"/>
-        <w:left w:val="single" w:color="000000" w:themeColor="text1" w:sz="8" w:space="0"/>
-        <w:bottom w:val="single" w:color="000000" w:themeColor="text1" w:sz="8" w:space="0"/>
-        <w:right w:val="single" w:color="000000" w:themeColor="text1" w:sz="8" w:space="0"/>
+        <w:top w:val="single" w:sz="8" w:space="0" w:color="000000" w:themeColor="text1"/>
+        <w:left w:val="single" w:sz="8" w:space="0" w:color="000000" w:themeColor="text1"/>
+        <w:bottom w:val="single" w:sz="8" w:space="0" w:color="000000" w:themeColor="text1"/>
+        <w:right w:val="single" w:sz="8" w:space="0" w:color="000000" w:themeColor="text1"/>
       </w:tblBorders>
       <w:tblCellMar>
         <w:top w:w="0" w:type="dxa"/>
@@ -2925,10 +2899,10 @@
       <w:tblPr/>
       <w:tcPr>
         <w:tcBorders>
-          <w:top w:val="double" w:color="000000" w:themeColor="text1" w:sz="6" w:space="0"/>
-          <w:left w:val="single" w:color="000000" w:themeColor="text1" w:sz="8" w:space="0"/>
-          <w:bottom w:val="single" w:color="000000" w:themeColor="text1" w:sz="8" w:space="0"/>
-          <w:right w:val="single" w:color="000000" w:themeColor="text1" w:sz="8" w:space="0"/>
+          <w:top w:val="double" w:sz="6" w:space="0" w:color="000000" w:themeColor="text1"/>
+          <w:left w:val="single" w:sz="8" w:space="0" w:color="000000" w:themeColor="text1"/>
+          <w:bottom w:val="single" w:sz="8" w:space="0" w:color="000000" w:themeColor="text1"/>
+          <w:right w:val="single" w:sz="8" w:space="0" w:color="000000" w:themeColor="text1"/>
         </w:tcBorders>
       </w:tcPr>
     </w:tblStylePr>
@@ -2948,10 +2922,10 @@
       <w:tblPr/>
       <w:tcPr>
         <w:tcBorders>
-          <w:top w:val="single" w:color="000000" w:themeColor="text1" w:sz="8" w:space="0"/>
-          <w:left w:val="single" w:color="000000" w:themeColor="text1" w:sz="8" w:space="0"/>
-          <w:bottom w:val="single" w:color="000000" w:themeColor="text1" w:sz="8" w:space="0"/>
-          <w:right w:val="single" w:color="000000" w:themeColor="text1" w:sz="8" w:space="0"/>
+          <w:top w:val="single" w:sz="8" w:space="0" w:color="000000" w:themeColor="text1"/>
+          <w:left w:val="single" w:sz="8" w:space="0" w:color="000000" w:themeColor="text1"/>
+          <w:bottom w:val="single" w:sz="8" w:space="0" w:color="000000" w:themeColor="text1"/>
+          <w:right w:val="single" w:sz="8" w:space="0" w:color="000000" w:themeColor="text1"/>
         </w:tcBorders>
       </w:tcPr>
     </w:tblStylePr>
@@ -2959,10 +2933,10 @@
       <w:tblPr/>
       <w:tcPr>
         <w:tcBorders>
-          <w:top w:val="single" w:color="000000" w:themeColor="text1" w:sz="8" w:space="0"/>
-          <w:left w:val="single" w:color="000000" w:themeColor="text1" w:sz="8" w:space="0"/>
-          <w:bottom w:val="single" w:color="000000" w:themeColor="text1" w:sz="8" w:space="0"/>
-          <w:right w:val="single" w:color="000000" w:themeColor="text1" w:sz="8" w:space="0"/>
+          <w:top w:val="single" w:sz="8" w:space="0" w:color="000000" w:themeColor="text1"/>
+          <w:left w:val="single" w:sz="8" w:space="0" w:color="000000" w:themeColor="text1"/>
+          <w:bottom w:val="single" w:sz="8" w:space="0" w:color="000000" w:themeColor="text1"/>
+          <w:right w:val="single" w:sz="8" w:space="0" w:color="000000" w:themeColor="text1"/>
         </w:tcBorders>
       </w:tcPr>
     </w:tblStylePr>
@@ -2980,10 +2954,10 @@
       <w:tblStyleColBandSize w:val="1"/>
       <w:tblInd w:w="0" w:type="dxa"/>
       <w:tblBorders>
-        <w:top w:val="single" w:color="4F81BD" w:themeColor="accent1" w:sz="8" w:space="0"/>
-        <w:left w:val="single" w:color="4F81BD" w:themeColor="accent1" w:sz="8" w:space="0"/>
-        <w:bottom w:val="single" w:color="4F81BD" w:themeColor="accent1" w:sz="8" w:space="0"/>
-        <w:right w:val="single" w:color="4F81BD" w:themeColor="accent1" w:sz="8" w:space="0"/>
+        <w:top w:val="single" w:sz="8" w:space="0" w:color="4F81BD" w:themeColor="accent1"/>
+        <w:left w:val="single" w:sz="8" w:space="0" w:color="4F81BD" w:themeColor="accent1"/>
+        <w:bottom w:val="single" w:sz="8" w:space="0" w:color="4F81BD" w:themeColor="accent1"/>
+        <w:right w:val="single" w:sz="8" w:space="0" w:color="4F81BD" w:themeColor="accent1"/>
       </w:tblBorders>
       <w:tblCellMar>
         <w:top w:w="0" w:type="dxa"/>
@@ -3017,10 +2991,10 @@
       <w:tblPr/>
       <w:tcPr>
         <w:tcBorders>
-          <w:top w:val="double" w:color="4F81BD" w:themeColor="accent1" w:sz="6" w:space="0"/>
-          <w:left w:val="single" w:color="4F81BD" w:themeColor="accent1" w:sz="8" w:space="0"/>
-          <w:bottom w:val="single" w:color="4F81BD" w:themeColor="accent1" w:sz="8" w:space="0"/>
-          <w:right w:val="single" w:color="4F81BD" w:themeColor="accent1" w:sz="8" w:space="0"/>
+          <w:top w:val="double" w:sz="6" w:space="0" w:color="4F81BD" w:themeColor="accent1"/>
+          <w:left w:val="single" w:sz="8" w:space="0" w:color="4F81BD" w:themeColor="accent1"/>
+          <w:bottom w:val="single" w:sz="8" w:space="0" w:color="4F81BD" w:themeColor="accent1"/>
+          <w:right w:val="single" w:sz="8" w:space="0" w:color="4F81BD" w:themeColor="accent1"/>
         </w:tcBorders>
       </w:tcPr>
     </w:tblStylePr>
@@ -3040,10 +3014,10 @@
       <w:tblPr/>
       <w:tcPr>
         <w:tcBorders>
-          <w:top w:val="single" w:color="4F81BD" w:themeColor="accent1" w:sz="8" w:space="0"/>
-          <w:left w:val="single" w:color="4F81BD" w:themeColor="accent1" w:sz="8" w:space="0"/>
-          <w:bottom w:val="single" w:color="4F81BD" w:themeColor="accent1" w:sz="8" w:space="0"/>
-          <w:right w:val="single" w:color="4F81BD" w:themeColor="accent1" w:sz="8" w:space="0"/>
+          <w:top w:val="single" w:sz="8" w:space="0" w:color="4F81BD" w:themeColor="accent1"/>
+          <w:left w:val="single" w:sz="8" w:space="0" w:color="4F81BD" w:themeColor="accent1"/>
+          <w:bottom w:val="single" w:sz="8" w:space="0" w:color="4F81BD" w:themeColor="accent1"/>
+          <w:right w:val="single" w:sz="8" w:space="0" w:color="4F81BD" w:themeColor="accent1"/>
         </w:tcBorders>
       </w:tcPr>
     </w:tblStylePr>
@@ -3051,10 +3025,10 @@
       <w:tblPr/>
       <w:tcPr>
         <w:tcBorders>
-          <w:top w:val="single" w:color="4F81BD" w:themeColor="accent1" w:sz="8" w:space="0"/>
-          <w:left w:val="single" w:color="4F81BD" w:themeColor="accent1" w:sz="8" w:space="0"/>
-          <w:bottom w:val="single" w:color="4F81BD" w:themeColor="accent1" w:sz="8" w:space="0"/>
-          <w:right w:val="single" w:color="4F81BD" w:themeColor="accent1" w:sz="8" w:space="0"/>
+          <w:top w:val="single" w:sz="8" w:space="0" w:color="4F81BD" w:themeColor="accent1"/>
+          <w:left w:val="single" w:sz="8" w:space="0" w:color="4F81BD" w:themeColor="accent1"/>
+          <w:bottom w:val="single" w:sz="8" w:space="0" w:color="4F81BD" w:themeColor="accent1"/>
+          <w:right w:val="single" w:sz="8" w:space="0" w:color="4F81BD" w:themeColor="accent1"/>
         </w:tcBorders>
       </w:tcPr>
     </w:tblStylePr>
@@ -3072,10 +3046,10 @@
       <w:tblStyleColBandSize w:val="1"/>
       <w:tblInd w:w="0" w:type="dxa"/>
       <w:tblBorders>
-        <w:top w:val="single" w:color="C0504D" w:themeColor="accent2" w:sz="8" w:space="0"/>
-        <w:left w:val="single" w:color="C0504D" w:themeColor="accent2" w:sz="8" w:space="0"/>
-        <w:bottom w:val="single" w:color="C0504D" w:themeColor="accent2" w:sz="8" w:space="0"/>
-        <w:right w:val="single" w:color="C0504D" w:themeColor="accent2" w:sz="8" w:space="0"/>
+        <w:top w:val="single" w:sz="8" w:space="0" w:color="C0504D" w:themeColor="accent2"/>
+        <w:left w:val="single" w:sz="8" w:space="0" w:color="C0504D" w:themeColor="accent2"/>
+        <w:bottom w:val="single" w:sz="8" w:space="0" w:color="C0504D" w:themeColor="accent2"/>
+        <w:right w:val="single" w:sz="8" w:space="0" w:color="C0504D" w:themeColor="accent2"/>
       </w:tblBorders>
       <w:tblCellMar>
         <w:top w:w="0" w:type="dxa"/>
@@ -3109,10 +3083,10 @@
       <w:tblPr/>
       <w:tcPr>
         <w:tcBorders>
-          <w:top w:val="double" w:color="C0504D" w:themeColor="accent2" w:sz="6" w:space="0"/>
-          <w:left w:val="single" w:color="C0504D" w:themeColor="accent2" w:sz="8" w:space="0"/>
-          <w:bottom w:val="single" w:color="C0504D" w:themeColor="accent2" w:sz="8" w:space="0"/>
-          <w:right w:val="single" w:color="C0504D" w:themeColor="accent2" w:sz="8" w:space="0"/>
+          <w:top w:val="double" w:sz="6" w:space="0" w:color="C0504D" w:themeColor="accent2"/>
+          <w:left w:val="single" w:sz="8" w:space="0" w:color="C0504D" w:themeColor="accent2"/>
+          <w:bottom w:val="single" w:sz="8" w:space="0" w:color="C0504D" w:themeColor="accent2"/>
+          <w:right w:val="single" w:sz="8" w:space="0" w:color="C0504D" w:themeColor="accent2"/>
         </w:tcBorders>
       </w:tcPr>
     </w:tblStylePr>
@@ -3132,10 +3106,10 @@
       <w:tblPr/>
       <w:tcPr>
         <w:tcBorders>
-          <w:top w:val="single" w:color="C0504D" w:themeColor="accent2" w:sz="8" w:space="0"/>
-          <w:left w:val="single" w:color="C0504D" w:themeColor="accent2" w:sz="8" w:space="0"/>
-          <w:bottom w:val="single" w:color="C0504D" w:themeColor="accent2" w:sz="8" w:space="0"/>
-          <w:right w:val="single" w:color="C0504D" w:themeColor="accent2" w:sz="8" w:space="0"/>
+          <w:top w:val="single" w:sz="8" w:space="0" w:color="C0504D" w:themeColor="accent2"/>
+          <w:left w:val="single" w:sz="8" w:space="0" w:color="C0504D" w:themeColor="accent2"/>
+          <w:bottom w:val="single" w:sz="8" w:space="0" w:color="C0504D" w:themeColor="accent2"/>
+          <w:right w:val="single" w:sz="8" w:space="0" w:color="C0504D" w:themeColor="accent2"/>
         </w:tcBorders>
       </w:tcPr>
     </w:tblStylePr>
@@ -3143,10 +3117,10 @@
       <w:tblPr/>
       <w:tcPr>
         <w:tcBorders>
-          <w:top w:val="single" w:color="C0504D" w:themeColor="accent2" w:sz="8" w:space="0"/>
-          <w:left w:val="single" w:color="C0504D" w:themeColor="accent2" w:sz="8" w:space="0"/>
-          <w:bottom w:val="single" w:color="C0504D" w:themeColor="accent2" w:sz="8" w:space="0"/>
-          <w:right w:val="single" w:color="C0504D" w:themeColor="accent2" w:sz="8" w:space="0"/>
+          <w:top w:val="single" w:sz="8" w:space="0" w:color="C0504D" w:themeColor="accent2"/>
+          <w:left w:val="single" w:sz="8" w:space="0" w:color="C0504D" w:themeColor="accent2"/>
+          <w:bottom w:val="single" w:sz="8" w:space="0" w:color="C0504D" w:themeColor="accent2"/>
+          <w:right w:val="single" w:sz="8" w:space="0" w:color="C0504D" w:themeColor="accent2"/>
         </w:tcBorders>
       </w:tcPr>
     </w:tblStylePr>
@@ -3164,10 +3138,10 @@
       <w:tblStyleColBandSize w:val="1"/>
       <w:tblInd w:w="0" w:type="dxa"/>
       <w:tblBorders>
-        <w:top w:val="single" w:color="9BBB59" w:themeColor="accent3" w:sz="8" w:space="0"/>
-        <w:left w:val="single" w:color="9BBB59" w:themeColor="accent3" w:sz="8" w:space="0"/>
-        <w:bottom w:val="single" w:color="9BBB59" w:themeColor="accent3" w:sz="8" w:space="0"/>
-        <w:right w:val="single" w:color="9BBB59" w:themeColor="accent3" w:sz="8" w:space="0"/>
+        <w:top w:val="single" w:sz="8" w:space="0" w:color="9BBB59" w:themeColor="accent3"/>
+        <w:left w:val="single" w:sz="8" w:space="0" w:color="9BBB59" w:themeColor="accent3"/>
+        <w:bottom w:val="single" w:sz="8" w:space="0" w:color="9BBB59" w:themeColor="accent3"/>
+        <w:right w:val="single" w:sz="8" w:space="0" w:color="9BBB59" w:themeColor="accent3"/>
       </w:tblBorders>
       <w:tblCellMar>
         <w:top w:w="0" w:type="dxa"/>
@@ -3201,10 +3175,10 @@
       <w:tblPr/>
       <w:tcPr>
         <w:tcBorders>
-          <w:top w:val="double" w:color="9BBB59" w:themeColor="accent3" w:sz="6" w:space="0"/>
-          <w:left w:val="single" w:color="9BBB59" w:themeColor="accent3" w:sz="8" w:space="0"/>
-          <w:bottom w:val="single" w:color="9BBB59" w:themeColor="accent3" w:sz="8" w:space="0"/>
-          <w:right w:val="single" w:color="9BBB59" w:themeColor="accent3" w:sz="8" w:space="0"/>
+          <w:top w:val="double" w:sz="6" w:space="0" w:color="9BBB59" w:themeColor="accent3"/>
+          <w:left w:val="single" w:sz="8" w:space="0" w:color="9BBB59" w:themeColor="accent3"/>
+          <w:bottom w:val="single" w:sz="8" w:space="0" w:color="9BBB59" w:themeColor="accent3"/>
+          <w:right w:val="single" w:sz="8" w:space="0" w:color="9BBB59" w:themeColor="accent3"/>
         </w:tcBorders>
       </w:tcPr>
     </w:tblStylePr>
@@ -3224,10 +3198,10 @@
       <w:tblPr/>
       <w:tcPr>
         <w:tcBorders>
-          <w:top w:val="single" w:color="9BBB59" w:themeColor="accent3" w:sz="8" w:space="0"/>
-          <w:left w:val="single" w:color="9BBB59" w:themeColor="accent3" w:sz="8" w:space="0"/>
-          <w:bottom w:val="single" w:color="9BBB59" w:themeColor="accent3" w:sz="8" w:space="0"/>
-          <w:right w:val="single" w:color="9BBB59" w:themeColor="accent3" w:sz="8" w:space="0"/>
+          <w:top w:val="single" w:sz="8" w:space="0" w:color="9BBB59" w:themeColor="accent3"/>
+          <w:left w:val="single" w:sz="8" w:space="0" w:color="9BBB59" w:themeColor="accent3"/>
+          <w:bottom w:val="single" w:sz="8" w:space="0" w:color="9BBB59" w:themeColor="accent3"/>
+          <w:right w:val="single" w:sz="8" w:space="0" w:color="9BBB59" w:themeColor="accent3"/>
         </w:tcBorders>
       </w:tcPr>
     </w:tblStylePr>
@@ -3235,10 +3209,10 @@
       <w:tblPr/>
       <w:tcPr>
         <w:tcBorders>
-          <w:top w:val="single" w:color="9BBB59" w:themeColor="accent3" w:sz="8" w:space="0"/>
-          <w:left w:val="single" w:color="9BBB59" w:themeColor="accent3" w:sz="8" w:space="0"/>
-          <w:bottom w:val="single" w:color="9BBB59" w:themeColor="accent3" w:sz="8" w:space="0"/>
-          <w:right w:val="single" w:color="9BBB59" w:themeColor="accent3" w:sz="8" w:space="0"/>
+          <w:top w:val="single" w:sz="8" w:space="0" w:color="9BBB59" w:themeColor="accent3"/>
+          <w:left w:val="single" w:sz="8" w:space="0" w:color="9BBB59" w:themeColor="accent3"/>
+          <w:bottom w:val="single" w:sz="8" w:space="0" w:color="9BBB59" w:themeColor="accent3"/>
+          <w:right w:val="single" w:sz="8" w:space="0" w:color="9BBB59" w:themeColor="accent3"/>
         </w:tcBorders>
       </w:tcPr>
     </w:tblStylePr>
@@ -3256,10 +3230,10 @@
       <w:tblStyleColBandSize w:val="1"/>
       <w:tblInd w:w="0" w:type="dxa"/>
       <w:tblBorders>
-        <w:top w:val="single" w:color="8064A2" w:themeColor="accent4" w:sz="8" w:space="0"/>
-        <w:left w:val="single" w:color="8064A2" w:themeColor="accent4" w:sz="8" w:space="0"/>
-        <w:bottom w:val="single" w:color="8064A2" w:themeColor="accent4" w:sz="8" w:space="0"/>
-        <w:right w:val="single" w:color="8064A2" w:themeColor="accent4" w:sz="8" w:space="0"/>
+        <w:top w:val="single" w:sz="8" w:space="0" w:color="8064A2" w:themeColor="accent4"/>
+        <w:left w:val="single" w:sz="8" w:space="0" w:color="8064A2" w:themeColor="accent4"/>
+        <w:bottom w:val="single" w:sz="8" w:space="0" w:color="8064A2" w:themeColor="accent4"/>
+        <w:right w:val="single" w:sz="8" w:space="0" w:color="8064A2" w:themeColor="accent4"/>
       </w:tblBorders>
       <w:tblCellMar>
         <w:top w:w="0" w:type="dxa"/>
@@ -3293,10 +3267,10 @@
       <w:tblPr/>
       <w:tcPr>
         <w:tcBorders>
-          <w:top w:val="double" w:color="8064A2" w:themeColor="accent4" w:sz="6" w:space="0"/>
-          <w:left w:val="single" w:color="8064A2" w:themeColor="accent4" w:sz="8" w:space="0"/>
-          <w:bottom w:val="single" w:color="8064A2" w:themeColor="accent4" w:sz="8" w:space="0"/>
-          <w:right w:val="single" w:color="8064A2" w:themeColor="accent4" w:sz="8" w:space="0"/>
+          <w:top w:val="double" w:sz="6" w:space="0" w:color="8064A2" w:themeColor="accent4"/>
+          <w:left w:val="single" w:sz="8" w:space="0" w:color="8064A2" w:themeColor="accent4"/>
+          <w:bottom w:val="single" w:sz="8" w:space="0" w:color="8064A2" w:themeColor="accent4"/>
+          <w:right w:val="single" w:sz="8" w:space="0" w:color="8064A2" w:themeColor="accent4"/>
         </w:tcBorders>
       </w:tcPr>
     </w:tblStylePr>
@@ -3316,10 +3290,10 @@
       <w:tblPr/>
       <w:tcPr>
         <w:tcBorders>
-          <w:top w:val="single" w:color="8064A2" w:themeColor="accent4" w:sz="8" w:space="0"/>
-          <w:left w:val="single" w:color="8064A2" w:themeColor="accent4" w:sz="8" w:space="0"/>
-          <w:bottom w:val="single" w:color="8064A2" w:themeColor="accent4" w:sz="8" w:space="0"/>
-          <w:right w:val="single" w:color="8064A2" w:themeColor="accent4" w:sz="8" w:space="0"/>
+          <w:top w:val="single" w:sz="8" w:space="0" w:color="8064A2" w:themeColor="accent4"/>
+          <w:left w:val="single" w:sz="8" w:space="0" w:color="8064A2" w:themeColor="accent4"/>
+          <w:bottom w:val="single" w:sz="8" w:space="0" w:color="8064A2" w:themeColor="accent4"/>
+          <w:right w:val="single" w:sz="8" w:space="0" w:color="8064A2" w:themeColor="accent4"/>
         </w:tcBorders>
       </w:tcPr>
     </w:tblStylePr>
@@ -3327,10 +3301,10 @@
       <w:tblPr/>
       <w:tcPr>
         <w:tcBorders>
-          <w:top w:val="single" w:color="8064A2" w:themeColor="accent4" w:sz="8" w:space="0"/>
-          <w:left w:val="single" w:color="8064A2" w:themeColor="accent4" w:sz="8" w:space="0"/>
-          <w:bottom w:val="single" w:color="8064A2" w:themeColor="accent4" w:sz="8" w:space="0"/>
-          <w:right w:val="single" w:color="8064A2" w:themeColor="accent4" w:sz="8" w:space="0"/>
+          <w:top w:val="single" w:sz="8" w:space="0" w:color="8064A2" w:themeColor="accent4"/>
+          <w:left w:val="single" w:sz="8" w:space="0" w:color="8064A2" w:themeColor="accent4"/>
+          <w:bottom w:val="single" w:sz="8" w:space="0" w:color="8064A2" w:themeColor="accent4"/>
+          <w:right w:val="single" w:sz="8" w:space="0" w:color="8064A2" w:themeColor="accent4"/>
         </w:tcBorders>
       </w:tcPr>
     </w:tblStylePr>
@@ -3348,10 +3322,10 @@
       <w:tblStyleColBandSize w:val="1"/>
       <w:tblInd w:w="0" w:type="dxa"/>
       <w:tblBorders>
-        <w:top w:val="single" w:color="4BACC6" w:themeColor="accent5" w:sz="8" w:space="0"/>
-        <w:left w:val="single" w:color="4BACC6" w:themeColor="accent5" w:sz="8" w:space="0"/>
-        <w:bottom w:val="single" w:color="4BACC6" w:themeColor="accent5" w:sz="8" w:space="0"/>
-        <w:right w:val="single" w:color="4BACC6" w:themeColor="accent5" w:sz="8" w:space="0"/>
+        <w:top w:val="single" w:sz="8" w:space="0" w:color="4BACC6" w:themeColor="accent5"/>
+        <w:left w:val="single" w:sz="8" w:space="0" w:color="4BACC6" w:themeColor="accent5"/>
+        <w:bottom w:val="single" w:sz="8" w:space="0" w:color="4BACC6" w:themeColor="accent5"/>
+        <w:right w:val="single" w:sz="8" w:space="0" w:color="4BACC6" w:themeColor="accent5"/>
       </w:tblBorders>
       <w:tblCellMar>
         <w:top w:w="0" w:type="dxa"/>
@@ -3385,10 +3359,10 @@
       <w:tblPr/>
       <w:tcPr>
         <w:tcBorders>
-          <w:top w:val="double" w:color="4BACC6" w:themeColor="accent5" w:sz="6" w:space="0"/>
-          <w:left w:val="single" w:color="4BACC6" w:themeColor="accent5" w:sz="8" w:space="0"/>
-          <w:bottom w:val="single" w:color="4BACC6" w:themeColor="accent5" w:sz="8" w:space="0"/>
-          <w:right w:val="single" w:color="4BACC6" w:themeColor="accent5" w:sz="8" w:space="0"/>
+          <w:top w:val="double" w:sz="6" w:space="0" w:color="4BACC6" w:themeColor="accent5"/>
+          <w:left w:val="single" w:sz="8" w:space="0" w:color="4BACC6" w:themeColor="accent5"/>
+          <w:bottom w:val="single" w:sz="8" w:space="0" w:color="4BACC6" w:themeColor="accent5"/>
+          <w:right w:val="single" w:sz="8" w:space="0" w:color="4BACC6" w:themeColor="accent5"/>
         </w:tcBorders>
       </w:tcPr>
     </w:tblStylePr>
@@ -3408,10 +3382,10 @@
       <w:tblPr/>
       <w:tcPr>
         <w:tcBorders>
-          <w:top w:val="single" w:color="4BACC6" w:themeColor="accent5" w:sz="8" w:space="0"/>
-          <w:left w:val="single" w:color="4BACC6" w:themeColor="accent5" w:sz="8" w:space="0"/>
-          <w:bottom w:val="single" w:color="4BACC6" w:themeColor="accent5" w:sz="8" w:space="0"/>
-          <w:right w:val="single" w:color="4BACC6" w:themeColor="accent5" w:sz="8" w:space="0"/>
+          <w:top w:val="single" w:sz="8" w:space="0" w:color="4BACC6" w:themeColor="accent5"/>
+          <w:left w:val="single" w:sz="8" w:space="0" w:color="4BACC6" w:themeColor="accent5"/>
+          <w:bottom w:val="single" w:sz="8" w:space="0" w:color="4BACC6" w:themeColor="accent5"/>
+          <w:right w:val="single" w:sz="8" w:space="0" w:color="4BACC6" w:themeColor="accent5"/>
         </w:tcBorders>
       </w:tcPr>
     </w:tblStylePr>
@@ -3419,10 +3393,10 @@
       <w:tblPr/>
       <w:tcPr>
         <w:tcBorders>
-          <w:top w:val="single" w:color="4BACC6" w:themeColor="accent5" w:sz="8" w:space="0"/>
-          <w:left w:val="single" w:color="4BACC6" w:themeColor="accent5" w:sz="8" w:space="0"/>
-          <w:bottom w:val="single" w:color="4BACC6" w:themeColor="accent5" w:sz="8" w:space="0"/>
-          <w:right w:val="single" w:color="4BACC6" w:themeColor="accent5" w:sz="8" w:space="0"/>
+          <w:top w:val="single" w:sz="8" w:space="0" w:color="4BACC6" w:themeColor="accent5"/>
+          <w:left w:val="single" w:sz="8" w:space="0" w:color="4BACC6" w:themeColor="accent5"/>
+          <w:bottom w:val="single" w:sz="8" w:space="0" w:color="4BACC6" w:themeColor="accent5"/>
+          <w:right w:val="single" w:sz="8" w:space="0" w:color="4BACC6" w:themeColor="accent5"/>
         </w:tcBorders>
       </w:tcPr>
     </w:tblStylePr>
@@ -3440,10 +3414,10 @@
       <w:tblStyleColBandSize w:val="1"/>
       <w:tblInd w:w="0" w:type="dxa"/>
       <w:tblBorders>
-        <w:top w:val="single" w:color="F79646" w:themeColor="accent6" w:sz="8" w:space="0"/>
-        <w:left w:val="single" w:color="F79646" w:themeColor="accent6" w:sz="8" w:space="0"/>
-        <w:bottom w:val="single" w:color="F79646" w:themeColor="accent6" w:sz="8" w:space="0"/>
-        <w:right w:val="single" w:color="F79646" w:themeColor="accent6" w:sz="8" w:space="0"/>
+        <w:top w:val="single" w:sz="8" w:space="0" w:color="F79646" w:themeColor="accent6"/>
+        <w:left w:val="single" w:sz="8" w:space="0" w:color="F79646" w:themeColor="accent6"/>
+        <w:bottom w:val="single" w:sz="8" w:space="0" w:color="F79646" w:themeColor="accent6"/>
+        <w:right w:val="single" w:sz="8" w:space="0" w:color="F79646" w:themeColor="accent6"/>
       </w:tblBorders>
       <w:tblCellMar>
         <w:top w:w="0" w:type="dxa"/>
@@ -3477,10 +3451,10 @@
       <w:tblPr/>
       <w:tcPr>
         <w:tcBorders>
-          <w:top w:val="double" w:color="F79646" w:themeColor="accent6" w:sz="6" w:space="0"/>
-          <w:left w:val="single" w:color="F79646" w:themeColor="accent6" w:sz="8" w:space="0"/>
-          <w:bottom w:val="single" w:color="F79646" w:themeColor="accent6" w:sz="8" w:space="0"/>
-          <w:right w:val="single" w:color="F79646" w:themeColor="accent6" w:sz="8" w:space="0"/>
+          <w:top w:val="double" w:sz="6" w:space="0" w:color="F79646" w:themeColor="accent6"/>
+          <w:left w:val="single" w:sz="8" w:space="0" w:color="F79646" w:themeColor="accent6"/>
+          <w:bottom w:val="single" w:sz="8" w:space="0" w:color="F79646" w:themeColor="accent6"/>
+          <w:right w:val="single" w:sz="8" w:space="0" w:color="F79646" w:themeColor="accent6"/>
         </w:tcBorders>
       </w:tcPr>
     </w:tblStylePr>
@@ -3500,10 +3474,10 @@
       <w:tblPr/>
       <w:tcPr>
         <w:tcBorders>
-          <w:top w:val="single" w:color="F79646" w:themeColor="accent6" w:sz="8" w:space="0"/>
-          <w:left w:val="single" w:color="F79646" w:themeColor="accent6" w:sz="8" w:space="0"/>
-          <w:bottom w:val="single" w:color="F79646" w:themeColor="accent6" w:sz="8" w:space="0"/>
-          <w:right w:val="single" w:color="F79646" w:themeColor="accent6" w:sz="8" w:space="0"/>
+          <w:top w:val="single" w:sz="8" w:space="0" w:color="F79646" w:themeColor="accent6"/>
+          <w:left w:val="single" w:sz="8" w:space="0" w:color="F79646" w:themeColor="accent6"/>
+          <w:bottom w:val="single" w:sz="8" w:space="0" w:color="F79646" w:themeColor="accent6"/>
+          <w:right w:val="single" w:sz="8" w:space="0" w:color="F79646" w:themeColor="accent6"/>
         </w:tcBorders>
       </w:tcPr>
     </w:tblStylePr>
@@ -3511,10 +3485,10 @@
       <w:tblPr/>
       <w:tcPr>
         <w:tcBorders>
-          <w:top w:val="single" w:color="F79646" w:themeColor="accent6" w:sz="8" w:space="0"/>
-          <w:left w:val="single" w:color="F79646" w:themeColor="accent6" w:sz="8" w:space="0"/>
-          <w:bottom w:val="single" w:color="F79646" w:themeColor="accent6" w:sz="8" w:space="0"/>
-          <w:right w:val="single" w:color="F79646" w:themeColor="accent6" w:sz="8" w:space="0"/>
+          <w:top w:val="single" w:sz="8" w:space="0" w:color="F79646" w:themeColor="accent6"/>
+          <w:left w:val="single" w:sz="8" w:space="0" w:color="F79646" w:themeColor="accent6"/>
+          <w:bottom w:val="single" w:sz="8" w:space="0" w:color="F79646" w:themeColor="accent6"/>
+          <w:right w:val="single" w:sz="8" w:space="0" w:color="F79646" w:themeColor="accent6"/>
         </w:tcBorders>
       </w:tcPr>
     </w:tblStylePr>
@@ -3532,12 +3506,12 @@
       <w:tblStyleColBandSize w:val="1"/>
       <w:tblInd w:w="0" w:type="dxa"/>
       <w:tblBorders>
-        <w:top w:val="single" w:color="000000" w:themeColor="text1" w:sz="8" w:space="0"/>
-        <w:left w:val="single" w:color="000000" w:themeColor="text1" w:sz="8" w:space="0"/>
-        <w:bottom w:val="single" w:color="000000" w:themeColor="text1" w:sz="8" w:space="0"/>
-        <w:right w:val="single" w:color="000000" w:themeColor="text1" w:sz="8" w:space="0"/>
-        <w:insideH w:val="single" w:color="000000" w:themeColor="text1" w:sz="8" w:space="0"/>
-        <w:insideV w:val="single" w:color="000000" w:themeColor="text1" w:sz="8" w:space="0"/>
+        <w:top w:val="single" w:sz="8" w:space="0" w:color="000000" w:themeColor="text1"/>
+        <w:left w:val="single" w:sz="8" w:space="0" w:color="000000" w:themeColor="text1"/>
+        <w:bottom w:val="single" w:sz="8" w:space="0" w:color="000000" w:themeColor="text1"/>
+        <w:right w:val="single" w:sz="8" w:space="0" w:color="000000" w:themeColor="text1"/>
+        <w:insideH w:val="single" w:sz="8" w:space="0" w:color="000000" w:themeColor="text1"/>
+        <w:insideV w:val="single" w:sz="8" w:space="0" w:color="000000" w:themeColor="text1"/>
       </w:tblBorders>
       <w:tblCellMar>
         <w:top w:w="0" w:type="dxa"/>
@@ -3551,19 +3525,19 @@
         <w:spacing w:before="0" w:after="0" w:line="240" w:lineRule="auto"/>
       </w:pPr>
       <w:rPr>
-        <w:rFonts w:asciiTheme="majorHAnsi" w:hAnsiTheme="majorHAnsi" w:eastAsiaTheme="majorEastAsia" w:cstheme="majorBidi"/>
-        <w:b/>
-        <w:bCs/>
-      </w:rPr>
-      <w:tblPr/>
-      <w:tcPr>
-        <w:tcBorders>
-          <w:top w:val="single" w:color="000000" w:themeColor="text1" w:sz="8" w:space="0"/>
-          <w:left w:val="single" w:color="000000" w:themeColor="text1" w:sz="8" w:space="0"/>
-          <w:bottom w:val="single" w:color="000000" w:themeColor="text1" w:sz="18" w:space="0"/>
-          <w:right w:val="single" w:color="000000" w:themeColor="text1" w:sz="8" w:space="0"/>
-          <w:insideH w:val="nil"/>
-          <w:insideV w:val="single" w:color="000000" w:themeColor="text1" w:sz="8" w:space="0"/>
+        <w:rFonts w:asciiTheme="majorHAnsi" w:eastAsiaTheme="majorEastAsia" w:hAnsiTheme="majorHAnsi" w:cstheme="majorBidi"/>
+        <w:b/>
+        <w:bCs/>
+      </w:rPr>
+      <w:tblPr/>
+      <w:tcPr>
+        <w:tcBorders>
+          <w:top w:val="single" w:sz="8" w:space="0" w:color="000000" w:themeColor="text1"/>
+          <w:left w:val="single" w:sz="8" w:space="0" w:color="000000" w:themeColor="text1"/>
+          <w:bottom w:val="single" w:sz="18" w:space="0" w:color="000000" w:themeColor="text1"/>
+          <w:right w:val="single" w:sz="8" w:space="0" w:color="000000" w:themeColor="text1"/>
+          <w:insideH w:val="nil"/>
+          <w:insideV w:val="single" w:sz="8" w:space="0" w:color="000000" w:themeColor="text1"/>
         </w:tcBorders>
       </w:tcPr>
     </w:tblStylePr>
@@ -3572,42 +3546,42 @@
         <w:spacing w:before="0" w:after="0" w:line="240" w:lineRule="auto"/>
       </w:pPr>
       <w:rPr>
-        <w:rFonts w:asciiTheme="majorHAnsi" w:hAnsiTheme="majorHAnsi" w:eastAsiaTheme="majorEastAsia" w:cstheme="majorBidi"/>
-        <w:b/>
-        <w:bCs/>
-      </w:rPr>
-      <w:tblPr/>
-      <w:tcPr>
-        <w:tcBorders>
-          <w:top w:val="double" w:color="000000" w:themeColor="text1" w:sz="6" w:space="0"/>
-          <w:left w:val="single" w:color="000000" w:themeColor="text1" w:sz="8" w:space="0"/>
-          <w:bottom w:val="single" w:color="000000" w:themeColor="text1" w:sz="8" w:space="0"/>
-          <w:right w:val="single" w:color="000000" w:themeColor="text1" w:sz="8" w:space="0"/>
-          <w:insideH w:val="nil"/>
-          <w:insideV w:val="single" w:color="000000" w:themeColor="text1" w:sz="8" w:space="0"/>
+        <w:rFonts w:asciiTheme="majorHAnsi" w:eastAsiaTheme="majorEastAsia" w:hAnsiTheme="majorHAnsi" w:cstheme="majorBidi"/>
+        <w:b/>
+        <w:bCs/>
+      </w:rPr>
+      <w:tblPr/>
+      <w:tcPr>
+        <w:tcBorders>
+          <w:top w:val="double" w:sz="6" w:space="0" w:color="000000" w:themeColor="text1"/>
+          <w:left w:val="single" w:sz="8" w:space="0" w:color="000000" w:themeColor="text1"/>
+          <w:bottom w:val="single" w:sz="8" w:space="0" w:color="000000" w:themeColor="text1"/>
+          <w:right w:val="single" w:sz="8" w:space="0" w:color="000000" w:themeColor="text1"/>
+          <w:insideH w:val="nil"/>
+          <w:insideV w:val="single" w:sz="8" w:space="0" w:color="000000" w:themeColor="text1"/>
         </w:tcBorders>
       </w:tcPr>
     </w:tblStylePr>
     <w:tblStylePr w:type="firstCol">
       <w:rPr>
-        <w:rFonts w:asciiTheme="majorHAnsi" w:hAnsiTheme="majorHAnsi" w:eastAsiaTheme="majorEastAsia" w:cstheme="majorBidi"/>
+        <w:rFonts w:asciiTheme="majorHAnsi" w:eastAsiaTheme="majorEastAsia" w:hAnsiTheme="majorHAnsi" w:cstheme="majorBidi"/>
         <w:b/>
         <w:bCs/>
       </w:rPr>
     </w:tblStylePr>
     <w:tblStylePr w:type="lastCol">
       <w:rPr>
-        <w:rFonts w:asciiTheme="majorHAnsi" w:hAnsiTheme="majorHAnsi" w:eastAsiaTheme="majorEastAsia" w:cstheme="majorBidi"/>
-        <w:b/>
-        <w:bCs/>
-      </w:rPr>
-      <w:tblPr/>
-      <w:tcPr>
-        <w:tcBorders>
-          <w:top w:val="single" w:color="000000" w:themeColor="text1" w:sz="8" w:space="0"/>
-          <w:left w:val="single" w:color="000000" w:themeColor="text1" w:sz="8" w:space="0"/>
-          <w:bottom w:val="single" w:color="000000" w:themeColor="text1" w:sz="8" w:space="0"/>
-          <w:right w:val="single" w:color="000000" w:themeColor="text1" w:sz="8" w:space="0"/>
+        <w:rFonts w:asciiTheme="majorHAnsi" w:eastAsiaTheme="majorEastAsia" w:hAnsiTheme="majorHAnsi" w:cstheme="majorBidi"/>
+        <w:b/>
+        <w:bCs/>
+      </w:rPr>
+      <w:tblPr/>
+      <w:tcPr>
+        <w:tcBorders>
+          <w:top w:val="single" w:sz="8" w:space="0" w:color="000000" w:themeColor="text1"/>
+          <w:left w:val="single" w:sz="8" w:space="0" w:color="000000" w:themeColor="text1"/>
+          <w:bottom w:val="single" w:sz="8" w:space="0" w:color="000000" w:themeColor="text1"/>
+          <w:right w:val="single" w:sz="8" w:space="0" w:color="000000" w:themeColor="text1"/>
         </w:tcBorders>
       </w:tcPr>
     </w:tblStylePr>
@@ -3615,10 +3589,10 @@
       <w:tblPr/>
       <w:tcPr>
         <w:tcBorders>
-          <w:top w:val="single" w:color="000000" w:themeColor="text1" w:sz="8" w:space="0"/>
-          <w:left w:val="single" w:color="000000" w:themeColor="text1" w:sz="8" w:space="0"/>
-          <w:bottom w:val="single" w:color="000000" w:themeColor="text1" w:sz="8" w:space="0"/>
-          <w:right w:val="single" w:color="000000" w:themeColor="text1" w:sz="8" w:space="0"/>
+          <w:top w:val="single" w:sz="8" w:space="0" w:color="000000" w:themeColor="text1"/>
+          <w:left w:val="single" w:sz="8" w:space="0" w:color="000000" w:themeColor="text1"/>
+          <w:bottom w:val="single" w:sz="8" w:space="0" w:color="000000" w:themeColor="text1"/>
+          <w:right w:val="single" w:sz="8" w:space="0" w:color="000000" w:themeColor="text1"/>
         </w:tcBorders>
         <w:shd w:val="clear" w:color="auto" w:fill="C0C0C0" w:themeFill="text1" w:themeFillTint="3F"/>
       </w:tcPr>
@@ -3627,11 +3601,11 @@
       <w:tblPr/>
       <w:tcPr>
         <w:tcBorders>
-          <w:top w:val="single" w:color="000000" w:themeColor="text1" w:sz="8" w:space="0"/>
-          <w:left w:val="single" w:color="000000" w:themeColor="text1" w:sz="8" w:space="0"/>
-          <w:bottom w:val="single" w:color="000000" w:themeColor="text1" w:sz="8" w:space="0"/>
-          <w:right w:val="single" w:color="000000" w:themeColor="text1" w:sz="8" w:space="0"/>
-          <w:insideV w:val="single" w:color="000000" w:themeColor="text1" w:sz="8" w:space="0"/>
+          <w:top w:val="single" w:sz="8" w:space="0" w:color="000000" w:themeColor="text1"/>
+          <w:left w:val="single" w:sz="8" w:space="0" w:color="000000" w:themeColor="text1"/>
+          <w:bottom w:val="single" w:sz="8" w:space="0" w:color="000000" w:themeColor="text1"/>
+          <w:right w:val="single" w:sz="8" w:space="0" w:color="000000" w:themeColor="text1"/>
+          <w:insideV w:val="single" w:sz="8" w:space="0" w:color="000000" w:themeColor="text1"/>
         </w:tcBorders>
         <w:shd w:val="clear" w:color="auto" w:fill="C0C0C0" w:themeFill="text1" w:themeFillTint="3F"/>
       </w:tcPr>
@@ -3640,11 +3614,11 @@
       <w:tblPr/>
       <w:tcPr>
         <w:tcBorders>
-          <w:top w:val="single" w:color="000000" w:themeColor="text1" w:sz="8" w:space="0"/>
-          <w:left w:val="single" w:color="000000" w:themeColor="text1" w:sz="8" w:space="0"/>
-          <w:bottom w:val="single" w:color="000000" w:themeColor="text1" w:sz="8" w:space="0"/>
-          <w:right w:val="single" w:color="000000" w:themeColor="text1" w:sz="8" w:space="0"/>
-          <w:insideV w:val="single" w:color="000000" w:themeColor="text1" w:sz="8" w:space="0"/>
+          <w:top w:val="single" w:sz="8" w:space="0" w:color="000000" w:themeColor="text1"/>
+          <w:left w:val="single" w:sz="8" w:space="0" w:color="000000" w:themeColor="text1"/>
+          <w:bottom w:val="single" w:sz="8" w:space="0" w:color="000000" w:themeColor="text1"/>
+          <w:right w:val="single" w:sz="8" w:space="0" w:color="000000" w:themeColor="text1"/>
+          <w:insideV w:val="single" w:sz="8" w:space="0" w:color="000000" w:themeColor="text1"/>
         </w:tcBorders>
       </w:tcPr>
     </w:tblStylePr>
@@ -3662,12 +3636,12 @@
       <w:tblStyleColBandSize w:val="1"/>
       <w:tblInd w:w="0" w:type="dxa"/>
       <w:tblBorders>
-        <w:top w:val="single" w:color="4F81BD" w:themeColor="accent1" w:sz="8" w:space="0"/>
-        <w:left w:val="single" w:color="4F81BD" w:themeColor="accent1" w:sz="8" w:space="0"/>
-        <w:bottom w:val="single" w:color="4F81BD" w:themeColor="accent1" w:sz="8" w:space="0"/>
-        <w:right w:val="single" w:color="4F81BD" w:themeColor="accent1" w:sz="8" w:space="0"/>
-        <w:insideH w:val="single" w:color="4F81BD" w:themeColor="accent1" w:sz="8" w:space="0"/>
-        <w:insideV w:val="single" w:color="4F81BD" w:themeColor="accent1" w:sz="8" w:space="0"/>
+        <w:top w:val="single" w:sz="8" w:space="0" w:color="4F81BD" w:themeColor="accent1"/>
+        <w:left w:val="single" w:sz="8" w:space="0" w:color="4F81BD" w:themeColor="accent1"/>
+        <w:bottom w:val="single" w:sz="8" w:space="0" w:color="4F81BD" w:themeColor="accent1"/>
+        <w:right w:val="single" w:sz="8" w:space="0" w:color="4F81BD" w:themeColor="accent1"/>
+        <w:insideH w:val="single" w:sz="8" w:space="0" w:color="4F81BD" w:themeColor="accent1"/>
+        <w:insideV w:val="single" w:sz="8" w:space="0" w:color="4F81BD" w:themeColor="accent1"/>
       </w:tblBorders>
       <w:tblCellMar>
         <w:top w:w="0" w:type="dxa"/>
@@ -3681,19 +3655,19 @@
         <w:spacing w:before="0" w:after="0" w:line="240" w:lineRule="auto"/>
       </w:pPr>
       <w:rPr>
-        <w:rFonts w:asciiTheme="majorHAnsi" w:hAnsiTheme="majorHAnsi" w:eastAsiaTheme="majorEastAsia" w:cstheme="majorBidi"/>
-        <w:b/>
-        <w:bCs/>
-      </w:rPr>
-      <w:tblPr/>
-      <w:tcPr>
-        <w:tcBorders>
-          <w:top w:val="single" w:color="4F81BD" w:themeColor="accent1" w:sz="8" w:space="0"/>
-          <w:left w:val="single" w:color="4F81BD" w:themeColor="accent1" w:sz="8" w:space="0"/>
-          <w:bottom w:val="single" w:color="4F81BD" w:themeColor="accent1" w:sz="18" w:space="0"/>
-          <w:right w:val="single" w:color="4F81BD" w:themeColor="accent1" w:sz="8" w:space="0"/>
-          <w:insideH w:val="nil"/>
-          <w:insideV w:val="single" w:color="4F81BD" w:themeColor="accent1" w:sz="8" w:space="0"/>
+        <w:rFonts w:asciiTheme="majorHAnsi" w:eastAsiaTheme="majorEastAsia" w:hAnsiTheme="majorHAnsi" w:cstheme="majorBidi"/>
+        <w:b/>
+        <w:bCs/>
+      </w:rPr>
+      <w:tblPr/>
+      <w:tcPr>
+        <w:tcBorders>
+          <w:top w:val="single" w:sz="8" w:space="0" w:color="4F81BD" w:themeColor="accent1"/>
+          <w:left w:val="single" w:sz="8" w:space="0" w:color="4F81BD" w:themeColor="accent1"/>
+          <w:bottom w:val="single" w:sz="18" w:space="0" w:color="4F81BD" w:themeColor="accent1"/>
+          <w:right w:val="single" w:sz="8" w:space="0" w:color="4F81BD" w:themeColor="accent1"/>
+          <w:insideH w:val="nil"/>
+          <w:insideV w:val="single" w:sz="8" w:space="0" w:color="4F81BD" w:themeColor="accent1"/>
         </w:tcBorders>
       </w:tcPr>
     </w:tblStylePr>
@@ -3702,42 +3676,42 @@
         <w:spacing w:before="0" w:after="0" w:line="240" w:lineRule="auto"/>
       </w:pPr>
       <w:rPr>
-        <w:rFonts w:asciiTheme="majorHAnsi" w:hAnsiTheme="majorHAnsi" w:eastAsiaTheme="majorEastAsia" w:cstheme="majorBidi"/>
-        <w:b/>
-        <w:bCs/>
-      </w:rPr>
-      <w:tblPr/>
-      <w:tcPr>
-        <w:tcBorders>
-          <w:top w:val="double" w:color="4F81BD" w:themeColor="accent1" w:sz="6" w:space="0"/>
-          <w:left w:val="single" w:color="4F81BD" w:themeColor="accent1" w:sz="8" w:space="0"/>
-          <w:bottom w:val="single" w:color="4F81BD" w:themeColor="accent1" w:sz="8" w:space="0"/>
-          <w:right w:val="single" w:color="4F81BD" w:themeColor="accent1" w:sz="8" w:space="0"/>
-          <w:insideH w:val="nil"/>
-          <w:insideV w:val="single" w:color="4F81BD" w:themeColor="accent1" w:sz="8" w:space="0"/>
+        <w:rFonts w:asciiTheme="majorHAnsi" w:eastAsiaTheme="majorEastAsia" w:hAnsiTheme="majorHAnsi" w:cstheme="majorBidi"/>
+        <w:b/>
+        <w:bCs/>
+      </w:rPr>
+      <w:tblPr/>
+      <w:tcPr>
+        <w:tcBorders>
+          <w:top w:val="double" w:sz="6" w:space="0" w:color="4F81BD" w:themeColor="accent1"/>
+          <w:left w:val="single" w:sz="8" w:space="0" w:color="4F81BD" w:themeColor="accent1"/>
+          <w:bottom w:val="single" w:sz="8" w:space="0" w:color="4F81BD" w:themeColor="accent1"/>
+          <w:right w:val="single" w:sz="8" w:space="0" w:color="4F81BD" w:themeColor="accent1"/>
+          <w:insideH w:val="nil"/>
+          <w:insideV w:val="single" w:sz="8" w:space="0" w:color="4F81BD" w:themeColor="accent1"/>
         </w:tcBorders>
       </w:tcPr>
     </w:tblStylePr>
     <w:tblStylePr w:type="firstCol">
       <w:rPr>
-        <w:rFonts w:asciiTheme="majorHAnsi" w:hAnsiTheme="majorHAnsi" w:eastAsiaTheme="majorEastAsia" w:cstheme="majorBidi"/>
+        <w:rFonts w:asciiTheme="majorHAnsi" w:eastAsiaTheme="majorEastAsia" w:hAnsiTheme="majorHAnsi" w:cstheme="majorBidi"/>
         <w:b/>
         <w:bCs/>
       </w:rPr>
     </w:tblStylePr>
     <w:tblStylePr w:type="lastCol">
       <w:rPr>
-        <w:rFonts w:asciiTheme="majorHAnsi" w:hAnsiTheme="majorHAnsi" w:eastAsiaTheme="majorEastAsia" w:cstheme="majorBidi"/>
-        <w:b/>
-        <w:bCs/>
-      </w:rPr>
-      <w:tblPr/>
-      <w:tcPr>
-        <w:tcBorders>
-          <w:top w:val="single" w:color="4F81BD" w:themeColor="accent1" w:sz="8" w:space="0"/>
-          <w:left w:val="single" w:color="4F81BD" w:themeColor="accent1" w:sz="8" w:space="0"/>
-          <w:bottom w:val="single" w:color="4F81BD" w:themeColor="accent1" w:sz="8" w:space="0"/>
-          <w:right w:val="single" w:color="4F81BD" w:themeColor="accent1" w:sz="8" w:space="0"/>
+        <w:rFonts w:asciiTheme="majorHAnsi" w:eastAsiaTheme="majorEastAsia" w:hAnsiTheme="majorHAnsi" w:cstheme="majorBidi"/>
+        <w:b/>
+        <w:bCs/>
+      </w:rPr>
+      <w:tblPr/>
+      <w:tcPr>
+        <w:tcBorders>
+          <w:top w:val="single" w:sz="8" w:space="0" w:color="4F81BD" w:themeColor="accent1"/>
+          <w:left w:val="single" w:sz="8" w:space="0" w:color="4F81BD" w:themeColor="accent1"/>
+          <w:bottom w:val="single" w:sz="8" w:space="0" w:color="4F81BD" w:themeColor="accent1"/>
+          <w:right w:val="single" w:sz="8" w:space="0" w:color="4F81BD" w:themeColor="accent1"/>
         </w:tcBorders>
       </w:tcPr>
     </w:tblStylePr>
@@ -3745,10 +3719,10 @@
       <w:tblPr/>
       <w:tcPr>
         <w:tcBorders>
-          <w:top w:val="single" w:color="4F81BD" w:themeColor="accent1" w:sz="8" w:space="0"/>
-          <w:left w:val="single" w:color="4F81BD" w:themeColor="accent1" w:sz="8" w:space="0"/>
-          <w:bottom w:val="single" w:color="4F81BD" w:themeColor="accent1" w:sz="8" w:space="0"/>
-          <w:right w:val="single" w:color="4F81BD" w:themeColor="accent1" w:sz="8" w:space="0"/>
+          <w:top w:val="single" w:sz="8" w:space="0" w:color="4F81BD" w:themeColor="accent1"/>
+          <w:left w:val="single" w:sz="8" w:space="0" w:color="4F81BD" w:themeColor="accent1"/>
+          <w:bottom w:val="single" w:sz="8" w:space="0" w:color="4F81BD" w:themeColor="accent1"/>
+          <w:right w:val="single" w:sz="8" w:space="0" w:color="4F81BD" w:themeColor="accent1"/>
         </w:tcBorders>
         <w:shd w:val="clear" w:color="auto" w:fill="D3DFEE" w:themeFill="accent1" w:themeFillTint="3F"/>
       </w:tcPr>
@@ -3757,11 +3731,11 @@
       <w:tblPr/>
       <w:tcPr>
         <w:tcBorders>
-          <w:top w:val="single" w:color="4F81BD" w:themeColor="accent1" w:sz="8" w:space="0"/>
-          <w:left w:val="single" w:color="4F81BD" w:themeColor="accent1" w:sz="8" w:space="0"/>
-          <w:bottom w:val="single" w:color="4F81BD" w:themeColor="accent1" w:sz="8" w:space="0"/>
-          <w:right w:val="single" w:color="4F81BD" w:themeColor="accent1" w:sz="8" w:space="0"/>
-          <w:insideV w:val="single" w:color="4F81BD" w:themeColor="accent1" w:sz="8" w:space="0"/>
+          <w:top w:val="single" w:sz="8" w:space="0" w:color="4F81BD" w:themeColor="accent1"/>
+          <w:left w:val="single" w:sz="8" w:space="0" w:color="4F81BD" w:themeColor="accent1"/>
+          <w:bottom w:val="single" w:sz="8" w:space="0" w:color="4F81BD" w:themeColor="accent1"/>
+          <w:right w:val="single" w:sz="8" w:space="0" w:color="4F81BD" w:themeColor="accent1"/>
+          <w:insideV w:val="single" w:sz="8" w:space="0" w:color="4F81BD" w:themeColor="accent1"/>
         </w:tcBorders>
         <w:shd w:val="clear" w:color="auto" w:fill="D3DFEE" w:themeFill="accent1" w:themeFillTint="3F"/>
       </w:tcPr>
@@ -3770,11 +3744,11 @@
       <w:tblPr/>
       <w:tcPr>
         <w:tcBorders>
-          <w:top w:val="single" w:color="4F81BD" w:themeColor="accent1" w:sz="8" w:space="0"/>
-          <w:left w:val="single" w:color="4F81BD" w:themeColor="accent1" w:sz="8" w:space="0"/>
-          <w:bottom w:val="single" w:color="4F81BD" w:themeColor="accent1" w:sz="8" w:space="0"/>
-          <w:right w:val="single" w:color="4F81BD" w:themeColor="accent1" w:sz="8" w:space="0"/>
-          <w:insideV w:val="single" w:color="4F81BD" w:themeColor="accent1" w:sz="8" w:space="0"/>
+          <w:top w:val="single" w:sz="8" w:space="0" w:color="4F81BD" w:themeColor="accent1"/>
+          <w:left w:val="single" w:sz="8" w:space="0" w:color="4F81BD" w:themeColor="accent1"/>
+          <w:bottom w:val="single" w:sz="8" w:space="0" w:color="4F81BD" w:themeColor="accent1"/>
+          <w:right w:val="single" w:sz="8" w:space="0" w:color="4F81BD" w:themeColor="accent1"/>
+          <w:insideV w:val="single" w:sz="8" w:space="0" w:color="4F81BD" w:themeColor="accent1"/>
         </w:tcBorders>
       </w:tcPr>
     </w:tblStylePr>
@@ -3792,12 +3766,12 @@
       <w:tblStyleColBandSize w:val="1"/>
       <w:tblInd w:w="0" w:type="dxa"/>
       <w:tblBorders>
-        <w:top w:val="single" w:color="C0504D" w:themeColor="accent2" w:sz="8" w:space="0"/>
-        <w:left w:val="single" w:color="C0504D" w:themeColor="accent2" w:sz="8" w:space="0"/>
-        <w:bottom w:val="single" w:color="C0504D" w:themeColor="accent2" w:sz="8" w:space="0"/>
-        <w:right w:val="single" w:color="C0504D" w:themeColor="accent2" w:sz="8" w:space="0"/>
-        <w:insideH w:val="single" w:color="C0504D" w:themeColor="accent2" w:sz="8" w:space="0"/>
-        <w:insideV w:val="single" w:color="C0504D" w:themeColor="accent2" w:sz="8" w:space="0"/>
+        <w:top w:val="single" w:sz="8" w:space="0" w:color="C0504D" w:themeColor="accent2"/>
+        <w:left w:val="single" w:sz="8" w:space="0" w:color="C0504D" w:themeColor="accent2"/>
+        <w:bottom w:val="single" w:sz="8" w:space="0" w:color="C0504D" w:themeColor="accent2"/>
+        <w:right w:val="single" w:sz="8" w:space="0" w:color="C0504D" w:themeColor="accent2"/>
+        <w:insideH w:val="single" w:sz="8" w:space="0" w:color="C0504D" w:themeColor="accent2"/>
+        <w:insideV w:val="single" w:sz="8" w:space="0" w:color="C0504D" w:themeColor="accent2"/>
       </w:tblBorders>
       <w:tblCellMar>
         <w:top w:w="0" w:type="dxa"/>
@@ -3811,19 +3785,19 @@
         <w:spacing w:before="0" w:after="0" w:line="240" w:lineRule="auto"/>
       </w:pPr>
       <w:rPr>
-        <w:rFonts w:asciiTheme="majorHAnsi" w:hAnsiTheme="majorHAnsi" w:eastAsiaTheme="majorEastAsia" w:cstheme="majorBidi"/>
-        <w:b/>
-        <w:bCs/>
-      </w:rPr>
-      <w:tblPr/>
-      <w:tcPr>
-        <w:tcBorders>
-          <w:top w:val="single" w:color="C0504D" w:themeColor="accent2" w:sz="8" w:space="0"/>
-          <w:left w:val="single" w:color="C0504D" w:themeColor="accent2" w:sz="8" w:space="0"/>
-          <w:bottom w:val="single" w:color="C0504D" w:themeColor="accent2" w:sz="18" w:space="0"/>
-          <w:right w:val="single" w:color="C0504D" w:themeColor="accent2" w:sz="8" w:space="0"/>
-          <w:insideH w:val="nil"/>
-          <w:insideV w:val="single" w:color="C0504D" w:themeColor="accent2" w:sz="8" w:space="0"/>
+        <w:rFonts w:asciiTheme="majorHAnsi" w:eastAsiaTheme="majorEastAsia" w:hAnsiTheme="majorHAnsi" w:cstheme="majorBidi"/>
+        <w:b/>
+        <w:bCs/>
+      </w:rPr>
+      <w:tblPr/>
+      <w:tcPr>
+        <w:tcBorders>
+          <w:top w:val="single" w:sz="8" w:space="0" w:color="C0504D" w:themeColor="accent2"/>
+          <w:left w:val="single" w:sz="8" w:space="0" w:color="C0504D" w:themeColor="accent2"/>
+          <w:bottom w:val="single" w:sz="18" w:space="0" w:color="C0504D" w:themeColor="accent2"/>
+          <w:right w:val="single" w:sz="8" w:space="0" w:color="C0504D" w:themeColor="accent2"/>
+          <w:insideH w:val="nil"/>
+          <w:insideV w:val="single" w:sz="8" w:space="0" w:color="C0504D" w:themeColor="accent2"/>
         </w:tcBorders>
       </w:tcPr>
     </w:tblStylePr>
@@ -3832,42 +3806,42 @@
         <w:spacing w:before="0" w:after="0" w:line="240" w:lineRule="auto"/>
       </w:pPr>
       <w:rPr>
-        <w:rFonts w:asciiTheme="majorHAnsi" w:hAnsiTheme="majorHAnsi" w:eastAsiaTheme="majorEastAsia" w:cstheme="majorBidi"/>
-        <w:b/>
-        <w:bCs/>
-      </w:rPr>
-      <w:tblPr/>
-      <w:tcPr>
-        <w:tcBorders>
-          <w:top w:val="double" w:color="C0504D" w:themeColor="accent2" w:sz="6" w:space="0"/>
-          <w:left w:val="single" w:color="C0504D" w:themeColor="accent2" w:sz="8" w:space="0"/>
-          <w:bottom w:val="single" w:color="C0504D" w:themeColor="accent2" w:sz="8" w:space="0"/>
-          <w:right w:val="single" w:color="C0504D" w:themeColor="accent2" w:sz="8" w:space="0"/>
-          <w:insideH w:val="nil"/>
-          <w:insideV w:val="single" w:color="C0504D" w:themeColor="accent2" w:sz="8" w:space="0"/>
+        <w:rFonts w:asciiTheme="majorHAnsi" w:eastAsiaTheme="majorEastAsia" w:hAnsiTheme="majorHAnsi" w:cstheme="majorBidi"/>
+        <w:b/>
+        <w:bCs/>
+      </w:rPr>
+      <w:tblPr/>
+      <w:tcPr>
+        <w:tcBorders>
+          <w:top w:val="double" w:sz="6" w:space="0" w:color="C0504D" w:themeColor="accent2"/>
+          <w:left w:val="single" w:sz="8" w:space="0" w:color="C0504D" w:themeColor="accent2"/>
+          <w:bottom w:val="single" w:sz="8" w:space="0" w:color="C0504D" w:themeColor="accent2"/>
+          <w:right w:val="single" w:sz="8" w:space="0" w:color="C0504D" w:themeColor="accent2"/>
+          <w:insideH w:val="nil"/>
+          <w:insideV w:val="single" w:sz="8" w:space="0" w:color="C0504D" w:themeColor="accent2"/>
         </w:tcBorders>
       </w:tcPr>
     </w:tblStylePr>
     <w:tblStylePr w:type="firstCol">
       <w:rPr>
-        <w:rFonts w:asciiTheme="majorHAnsi" w:hAnsiTheme="majorHAnsi" w:eastAsiaTheme="majorEastAsia" w:cstheme="majorBidi"/>
+        <w:rFonts w:asciiTheme="majorHAnsi" w:eastAsiaTheme="majorEastAsia" w:hAnsiTheme="majorHAnsi" w:cstheme="majorBidi"/>
         <w:b/>
         <w:bCs/>
       </w:rPr>
     </w:tblStylePr>
     <w:tblStylePr w:type="lastCol">
       <w:rPr>
-        <w:rFonts w:asciiTheme="majorHAnsi" w:hAnsiTheme="majorHAnsi" w:eastAsiaTheme="majorEastAsia" w:cstheme="majorBidi"/>
-        <w:b/>
-        <w:bCs/>
-      </w:rPr>
-      <w:tblPr/>
-      <w:tcPr>
-        <w:tcBorders>
-          <w:top w:val="single" w:color="C0504D" w:themeColor="accent2" w:sz="8" w:space="0"/>
-          <w:left w:val="single" w:color="C0504D" w:themeColor="accent2" w:sz="8" w:space="0"/>
-          <w:bottom w:val="single" w:color="C0504D" w:themeColor="accent2" w:sz="8" w:space="0"/>
-          <w:right w:val="single" w:color="C0504D" w:themeColor="accent2" w:sz="8" w:space="0"/>
+        <w:rFonts w:asciiTheme="majorHAnsi" w:eastAsiaTheme="majorEastAsia" w:hAnsiTheme="majorHAnsi" w:cstheme="majorBidi"/>
+        <w:b/>
+        <w:bCs/>
+      </w:rPr>
+      <w:tblPr/>
+      <w:tcPr>
+        <w:tcBorders>
+          <w:top w:val="single" w:sz="8" w:space="0" w:color="C0504D" w:themeColor="accent2"/>
+          <w:left w:val="single" w:sz="8" w:space="0" w:color="C0504D" w:themeColor="accent2"/>
+          <w:bottom w:val="single" w:sz="8" w:space="0" w:color="C0504D" w:themeColor="accent2"/>
+          <w:right w:val="single" w:sz="8" w:space="0" w:color="C0504D" w:themeColor="accent2"/>
         </w:tcBorders>
       </w:tcPr>
     </w:tblStylePr>
@@ -3875,10 +3849,10 @@
       <w:tblPr/>
       <w:tcPr>
         <w:tcBorders>
-          <w:top w:val="single" w:color="C0504D" w:themeColor="accent2" w:sz="8" w:space="0"/>
-          <w:left w:val="single" w:color="C0504D" w:themeColor="accent2" w:sz="8" w:space="0"/>
-          <w:bottom w:val="single" w:color="C0504D" w:themeColor="accent2" w:sz="8" w:space="0"/>
-          <w:right w:val="single" w:color="C0504D" w:themeColor="accent2" w:sz="8" w:space="0"/>
+          <w:top w:val="single" w:sz="8" w:space="0" w:color="C0504D" w:themeColor="accent2"/>
+          <w:left w:val="single" w:sz="8" w:space="0" w:color="C0504D" w:themeColor="accent2"/>
+          <w:bottom w:val="single" w:sz="8" w:space="0" w:color="C0504D" w:themeColor="accent2"/>
+          <w:right w:val="single" w:sz="8" w:space="0" w:color="C0504D" w:themeColor="accent2"/>
         </w:tcBorders>
         <w:shd w:val="clear" w:color="auto" w:fill="EFD3D2" w:themeFill="accent2" w:themeFillTint="3F"/>
       </w:tcPr>
@@ -3887,11 +3861,11 @@
       <w:tblPr/>
       <w:tcPr>
         <w:tcBorders>
-          <w:top w:val="single" w:color="C0504D" w:themeColor="accent2" w:sz="8" w:space="0"/>
-          <w:left w:val="single" w:color="C0504D" w:themeColor="accent2" w:sz="8" w:space="0"/>
-          <w:bottom w:val="single" w:color="C0504D" w:themeColor="accent2" w:sz="8" w:space="0"/>
-          <w:right w:val="single" w:color="C0504D" w:themeColor="accent2" w:sz="8" w:space="0"/>
-          <w:insideV w:val="single" w:color="C0504D" w:themeColor="accent2" w:sz="8" w:space="0"/>
+          <w:top w:val="single" w:sz="8" w:space="0" w:color="C0504D" w:themeColor="accent2"/>
+          <w:left w:val="single" w:sz="8" w:space="0" w:color="C0504D" w:themeColor="accent2"/>
+          <w:bottom w:val="single" w:sz="8" w:space="0" w:color="C0504D" w:themeColor="accent2"/>
+          <w:right w:val="single" w:sz="8" w:space="0" w:color="C0504D" w:themeColor="accent2"/>
+          <w:insideV w:val="single" w:sz="8" w:space="0" w:color="C0504D" w:themeColor="accent2"/>
         </w:tcBorders>
         <w:shd w:val="clear" w:color="auto" w:fill="EFD3D2" w:themeFill="accent2" w:themeFillTint="3F"/>
       </w:tcPr>
@@ -3900,11 +3874,11 @@
       <w:tblPr/>
       <w:tcPr>
         <w:tcBorders>
-          <w:top w:val="single" w:color="C0504D" w:themeColor="accent2" w:sz="8" w:space="0"/>
-          <w:left w:val="single" w:color="C0504D" w:themeColor="accent2" w:sz="8" w:space="0"/>
-          <w:bottom w:val="single" w:color="C0504D" w:themeColor="accent2" w:sz="8" w:space="0"/>
-          <w:right w:val="single" w:color="C0504D" w:themeColor="accent2" w:sz="8" w:space="0"/>
-          <w:insideV w:val="single" w:color="C0504D" w:themeColor="accent2" w:sz="8" w:space="0"/>
+          <w:top w:val="single" w:sz="8" w:space="0" w:color="C0504D" w:themeColor="accent2"/>
+          <w:left w:val="single" w:sz="8" w:space="0" w:color="C0504D" w:themeColor="accent2"/>
+          <w:bottom w:val="single" w:sz="8" w:space="0" w:color="C0504D" w:themeColor="accent2"/>
+          <w:right w:val="single" w:sz="8" w:space="0" w:color="C0504D" w:themeColor="accent2"/>
+          <w:insideV w:val="single" w:sz="8" w:space="0" w:color="C0504D" w:themeColor="accent2"/>
         </w:tcBorders>
       </w:tcPr>
     </w:tblStylePr>
@@ -3922,12 +3896,12 @@
       <w:tblStyleColBandSize w:val="1"/>
       <w:tblInd w:w="0" w:type="dxa"/>
       <w:tblBorders>
-        <w:top w:val="single" w:color="9BBB59" w:themeColor="accent3" w:sz="8" w:space="0"/>
-        <w:left w:val="single" w:color="9BBB59" w:themeColor="accent3" w:sz="8" w:space="0"/>
-        <w:bottom w:val="single" w:color="9BBB59" w:themeColor="accent3" w:sz="8" w:space="0"/>
-        <w:right w:val="single" w:color="9BBB59" w:themeColor="accent3" w:sz="8" w:space="0"/>
-        <w:insideH w:val="single" w:color="9BBB59" w:themeColor="accent3" w:sz="8" w:space="0"/>
-        <w:insideV w:val="single" w:color="9BBB59" w:themeColor="accent3" w:sz="8" w:space="0"/>
+        <w:top w:val="single" w:sz="8" w:space="0" w:color="9BBB59" w:themeColor="accent3"/>
+        <w:left w:val="single" w:sz="8" w:space="0" w:color="9BBB59" w:themeColor="accent3"/>
+        <w:bottom w:val="single" w:sz="8" w:space="0" w:color="9BBB59" w:themeColor="accent3"/>
+        <w:right w:val="single" w:sz="8" w:space="0" w:color="9BBB59" w:themeColor="accent3"/>
+        <w:insideH w:val="single" w:sz="8" w:space="0" w:color="9BBB59" w:themeColor="accent3"/>
+        <w:insideV w:val="single" w:sz="8" w:space="0" w:color="9BBB59" w:themeColor="accent3"/>
       </w:tblBorders>
       <w:tblCellMar>
         <w:top w:w="0" w:type="dxa"/>
@@ -3941,19 +3915,19 @@
         <w:spacing w:before="0" w:after="0" w:line="240" w:lineRule="auto"/>
       </w:pPr>
       <w:rPr>
-        <w:rFonts w:asciiTheme="majorHAnsi" w:hAnsiTheme="majorHAnsi" w:eastAsiaTheme="majorEastAsia" w:cstheme="majorBidi"/>
-        <w:b/>
-        <w:bCs/>
-      </w:rPr>
-      <w:tblPr/>
-      <w:tcPr>
-        <w:tcBorders>
-          <w:top w:val="single" w:color="9BBB59" w:themeColor="accent3" w:sz="8" w:space="0"/>
-          <w:left w:val="single" w:color="9BBB59" w:themeColor="accent3" w:sz="8" w:space="0"/>
-          <w:bottom w:val="single" w:color="9BBB59" w:themeColor="accent3" w:sz="18" w:space="0"/>
-          <w:right w:val="single" w:color="9BBB59" w:themeColor="accent3" w:sz="8" w:space="0"/>
-          <w:insideH w:val="nil"/>
-          <w:insideV w:val="single" w:color="9BBB59" w:themeColor="accent3" w:sz="8" w:space="0"/>
+        <w:rFonts w:asciiTheme="majorHAnsi" w:eastAsiaTheme="majorEastAsia" w:hAnsiTheme="majorHAnsi" w:cstheme="majorBidi"/>
+        <w:b/>
+        <w:bCs/>
+      </w:rPr>
+      <w:tblPr/>
+      <w:tcPr>
+        <w:tcBorders>
+          <w:top w:val="single" w:sz="8" w:space="0" w:color="9BBB59" w:themeColor="accent3"/>
+          <w:left w:val="single" w:sz="8" w:space="0" w:color="9BBB59" w:themeColor="accent3"/>
+          <w:bottom w:val="single" w:sz="18" w:space="0" w:color="9BBB59" w:themeColor="accent3"/>
+          <w:right w:val="single" w:sz="8" w:space="0" w:color="9BBB59" w:themeColor="accent3"/>
+          <w:insideH w:val="nil"/>
+          <w:insideV w:val="single" w:sz="8" w:space="0" w:color="9BBB59" w:themeColor="accent3"/>
         </w:tcBorders>
       </w:tcPr>
     </w:tblStylePr>
@@ -3962,42 +3936,42 @@
         <w:spacing w:before="0" w:after="0" w:line="240" w:lineRule="auto"/>
       </w:pPr>
       <w:rPr>
-        <w:rFonts w:asciiTheme="majorHAnsi" w:hAnsiTheme="majorHAnsi" w:eastAsiaTheme="majorEastAsia" w:cstheme="majorBidi"/>
-        <w:b/>
-        <w:bCs/>
-      </w:rPr>
-      <w:tblPr/>
-      <w:tcPr>
-        <w:tcBorders>
-          <w:top w:val="double" w:color="9BBB59" w:themeColor="accent3" w:sz="6" w:space="0"/>
-          <w:left w:val="single" w:color="9BBB59" w:themeColor="accent3" w:sz="8" w:space="0"/>
-          <w:bottom w:val="single" w:color="9BBB59" w:themeColor="accent3" w:sz="8" w:space="0"/>
-          <w:right w:val="single" w:color="9BBB59" w:themeColor="accent3" w:sz="8" w:space="0"/>
-          <w:insideH w:val="nil"/>
-          <w:insideV w:val="single" w:color="9BBB59" w:themeColor="accent3" w:sz="8" w:space="0"/>
+        <w:rFonts w:asciiTheme="majorHAnsi" w:eastAsiaTheme="majorEastAsia" w:hAnsiTheme="majorHAnsi" w:cstheme="majorBidi"/>
+        <w:b/>
+        <w:bCs/>
+      </w:rPr>
+      <w:tblPr/>
+      <w:tcPr>
+        <w:tcBorders>
+          <w:top w:val="double" w:sz="6" w:space="0" w:color="9BBB59" w:themeColor="accent3"/>
+          <w:left w:val="single" w:sz="8" w:space="0" w:color="9BBB59" w:themeColor="accent3"/>
+          <w:bottom w:val="single" w:sz="8" w:space="0" w:color="9BBB59" w:themeColor="accent3"/>
+          <w:right w:val="single" w:sz="8" w:space="0" w:color="9BBB59" w:themeColor="accent3"/>
+          <w:insideH w:val="nil"/>
+          <w:insideV w:val="single" w:sz="8" w:space="0" w:color="9BBB59" w:themeColor="accent3"/>
         </w:tcBorders>
       </w:tcPr>
     </w:tblStylePr>
     <w:tblStylePr w:type="firstCol">
       <w:rPr>
-        <w:rFonts w:asciiTheme="majorHAnsi" w:hAnsiTheme="majorHAnsi" w:eastAsiaTheme="majorEastAsia" w:cstheme="majorBidi"/>
+        <w:rFonts w:asciiTheme="majorHAnsi" w:eastAsiaTheme="majorEastAsia" w:hAnsiTheme="majorHAnsi" w:cstheme="majorBidi"/>
         <w:b/>
         <w:bCs/>
       </w:rPr>
     </w:tblStylePr>
     <w:tblStylePr w:type="lastCol">
       <w:rPr>
-        <w:rFonts w:asciiTheme="majorHAnsi" w:hAnsiTheme="majorHAnsi" w:eastAsiaTheme="majorEastAsia" w:cstheme="majorBidi"/>
-        <w:b/>
-        <w:bCs/>
-      </w:rPr>
-      <w:tblPr/>
-      <w:tcPr>
-        <w:tcBorders>
-          <w:top w:val="single" w:color="9BBB59" w:themeColor="accent3" w:sz="8" w:space="0"/>
-          <w:left w:val="single" w:color="9BBB59" w:themeColor="accent3" w:sz="8" w:space="0"/>
-          <w:bottom w:val="single" w:color="9BBB59" w:themeColor="accent3" w:sz="8" w:space="0"/>
-          <w:right w:val="single" w:color="9BBB59" w:themeColor="accent3" w:sz="8" w:space="0"/>
+        <w:rFonts w:asciiTheme="majorHAnsi" w:eastAsiaTheme="majorEastAsia" w:hAnsiTheme="majorHAnsi" w:cstheme="majorBidi"/>
+        <w:b/>
+        <w:bCs/>
+      </w:rPr>
+      <w:tblPr/>
+      <w:tcPr>
+        <w:tcBorders>
+          <w:top w:val="single" w:sz="8" w:space="0" w:color="9BBB59" w:themeColor="accent3"/>
+          <w:left w:val="single" w:sz="8" w:space="0" w:color="9BBB59" w:themeColor="accent3"/>
+          <w:bottom w:val="single" w:sz="8" w:space="0" w:color="9BBB59" w:themeColor="accent3"/>
+          <w:right w:val="single" w:sz="8" w:space="0" w:color="9BBB59" w:themeColor="accent3"/>
         </w:tcBorders>
       </w:tcPr>
     </w:tblStylePr>
@@ -4005,10 +3979,10 @@
       <w:tblPr/>
       <w:tcPr>
         <w:tcBorders>
-          <w:top w:val="single" w:color="9BBB59" w:themeColor="accent3" w:sz="8" w:space="0"/>
-          <w:left w:val="single" w:color="9BBB59" w:themeColor="accent3" w:sz="8" w:space="0"/>
-          <w:bottom w:val="single" w:color="9BBB59" w:themeColor="accent3" w:sz="8" w:space="0"/>
-          <w:right w:val="single" w:color="9BBB59" w:themeColor="accent3" w:sz="8" w:space="0"/>
+          <w:top w:val="single" w:sz="8" w:space="0" w:color="9BBB59" w:themeColor="accent3"/>
+          <w:left w:val="single" w:sz="8" w:space="0" w:color="9BBB59" w:themeColor="accent3"/>
+          <w:bottom w:val="single" w:sz="8" w:space="0" w:color="9BBB59" w:themeColor="accent3"/>
+          <w:right w:val="single" w:sz="8" w:space="0" w:color="9BBB59" w:themeColor="accent3"/>
         </w:tcBorders>
         <w:shd w:val="clear" w:color="auto" w:fill="E6EED5" w:themeFill="accent3" w:themeFillTint="3F"/>
       </w:tcPr>
@@ -4017,11 +3991,11 @@
       <w:tblPr/>
       <w:tcPr>
         <w:tcBorders>
-          <w:top w:val="single" w:color="9BBB59" w:themeColor="accent3" w:sz="8" w:space="0"/>
-          <w:left w:val="single" w:color="9BBB59" w:themeColor="accent3" w:sz="8" w:space="0"/>
-          <w:bottom w:val="single" w:color="9BBB59" w:themeColor="accent3" w:sz="8" w:space="0"/>
-          <w:right w:val="single" w:color="9BBB59" w:themeColor="accent3" w:sz="8" w:space="0"/>
-          <w:insideV w:val="single" w:color="9BBB59" w:themeColor="accent3" w:sz="8" w:space="0"/>
+          <w:top w:val="single" w:sz="8" w:space="0" w:color="9BBB59" w:themeColor="accent3"/>
+          <w:left w:val="single" w:sz="8" w:space="0" w:color="9BBB59" w:themeColor="accent3"/>
+          <w:bottom w:val="single" w:sz="8" w:space="0" w:color="9BBB59" w:themeColor="accent3"/>
+          <w:right w:val="single" w:sz="8" w:space="0" w:color="9BBB59" w:themeColor="accent3"/>
+          <w:insideV w:val="single" w:sz="8" w:space="0" w:color="9BBB59" w:themeColor="accent3"/>
         </w:tcBorders>
         <w:shd w:val="clear" w:color="auto" w:fill="E6EED5" w:themeFill="accent3" w:themeFillTint="3F"/>
       </w:tcPr>
@@ -4030,11 +4004,11 @@
       <w:tblPr/>
       <w:tcPr>
         <w:tcBorders>
-          <w:top w:val="single" w:color="9BBB59" w:themeColor="accent3" w:sz="8" w:space="0"/>
-          <w:left w:val="single" w:color="9BBB59" w:themeColor="accent3" w:sz="8" w:space="0"/>
-          <w:bottom w:val="single" w:color="9BBB59" w:themeColor="accent3" w:sz="8" w:space="0"/>
-          <w:right w:val="single" w:color="9BBB59" w:themeColor="accent3" w:sz="8" w:space="0"/>
-          <w:insideV w:val="single" w:color="9BBB59" w:themeColor="accent3" w:sz="8" w:space="0"/>
+          <w:top w:val="single" w:sz="8" w:space="0" w:color="9BBB59" w:themeColor="accent3"/>
+          <w:left w:val="single" w:sz="8" w:space="0" w:color="9BBB59" w:themeColor="accent3"/>
+          <w:bottom w:val="single" w:sz="8" w:space="0" w:color="9BBB59" w:themeColor="accent3"/>
+          <w:right w:val="single" w:sz="8" w:space="0" w:color="9BBB59" w:themeColor="accent3"/>
+          <w:insideV w:val="single" w:sz="8" w:space="0" w:color="9BBB59" w:themeColor="accent3"/>
         </w:tcBorders>
       </w:tcPr>
     </w:tblStylePr>
@@ -4052,12 +4026,12 @@
       <w:tblStyleColBandSize w:val="1"/>
       <w:tblInd w:w="0" w:type="dxa"/>
       <w:tblBorders>
-        <w:top w:val="single" w:color="8064A2" w:themeColor="accent4" w:sz="8" w:space="0"/>
-        <w:left w:val="single" w:color="8064A2" w:themeColor="accent4" w:sz="8" w:space="0"/>
-        <w:bottom w:val="single" w:color="8064A2" w:themeColor="accent4" w:sz="8" w:space="0"/>
-        <w:right w:val="single" w:color="8064A2" w:themeColor="accent4" w:sz="8" w:space="0"/>
-        <w:insideH w:val="single" w:color="8064A2" w:themeColor="accent4" w:sz="8" w:space="0"/>
-        <w:insideV w:val="single" w:color="8064A2" w:themeColor="accent4" w:sz="8" w:space="0"/>
+        <w:top w:val="single" w:sz="8" w:space="0" w:color="8064A2" w:themeColor="accent4"/>
+        <w:left w:val="single" w:sz="8" w:space="0" w:color="8064A2" w:themeColor="accent4"/>
+        <w:bottom w:val="single" w:sz="8" w:space="0" w:color="8064A2" w:themeColor="accent4"/>
+        <w:right w:val="single" w:sz="8" w:space="0" w:color="8064A2" w:themeColor="accent4"/>
+        <w:insideH w:val="single" w:sz="8" w:space="0" w:color="8064A2" w:themeColor="accent4"/>
+        <w:insideV w:val="single" w:sz="8" w:space="0" w:color="8064A2" w:themeColor="accent4"/>
       </w:tblBorders>
       <w:tblCellMar>
         <w:top w:w="0" w:type="dxa"/>
@@ -4071,19 +4045,19 @@
         <w:spacing w:before="0" w:after="0" w:line="240" w:lineRule="auto"/>
       </w:pPr>
       <w:rPr>
-        <w:rFonts w:asciiTheme="majorHAnsi" w:hAnsiTheme="majorHAnsi" w:eastAsiaTheme="majorEastAsia" w:cstheme="majorBidi"/>
-        <w:b/>
-        <w:bCs/>
-      </w:rPr>
-      <w:tblPr/>
-      <w:tcPr>
-        <w:tcBorders>
-          <w:top w:val="single" w:color="8064A2" w:themeColor="accent4" w:sz="8" w:space="0"/>
-          <w:left w:val="single" w:color="8064A2" w:themeColor="accent4" w:sz="8" w:space="0"/>
-          <w:bottom w:val="single" w:color="8064A2" w:themeColor="accent4" w:sz="18" w:space="0"/>
-          <w:right w:val="single" w:color="8064A2" w:themeColor="accent4" w:sz="8" w:space="0"/>
-          <w:insideH w:val="nil"/>
-          <w:insideV w:val="single" w:color="8064A2" w:themeColor="accent4" w:sz="8" w:space="0"/>
+        <w:rFonts w:asciiTheme="majorHAnsi" w:eastAsiaTheme="majorEastAsia" w:hAnsiTheme="majorHAnsi" w:cstheme="majorBidi"/>
+        <w:b/>
+        <w:bCs/>
+      </w:rPr>
+      <w:tblPr/>
+      <w:tcPr>
+        <w:tcBorders>
+          <w:top w:val="single" w:sz="8" w:space="0" w:color="8064A2" w:themeColor="accent4"/>
+          <w:left w:val="single" w:sz="8" w:space="0" w:color="8064A2" w:themeColor="accent4"/>
+          <w:bottom w:val="single" w:sz="18" w:space="0" w:color="8064A2" w:themeColor="accent4"/>
+          <w:right w:val="single" w:sz="8" w:space="0" w:color="8064A2" w:themeColor="accent4"/>
+          <w:insideH w:val="nil"/>
+          <w:insideV w:val="single" w:sz="8" w:space="0" w:color="8064A2" w:themeColor="accent4"/>
         </w:tcBorders>
       </w:tcPr>
     </w:tblStylePr>
@@ -4092,42 +4066,42 @@
         <w:spacing w:before="0" w:after="0" w:line="240" w:lineRule="auto"/>
       </w:pPr>
       <w:rPr>
-        <w:rFonts w:asciiTheme="majorHAnsi" w:hAnsiTheme="majorHAnsi" w:eastAsiaTheme="majorEastAsia" w:cstheme="majorBidi"/>
-        <w:b/>
-        <w:bCs/>
-      </w:rPr>
-      <w:tblPr/>
-      <w:tcPr>
-        <w:tcBorders>
-          <w:top w:val="double" w:color="8064A2" w:themeColor="accent4" w:sz="6" w:space="0"/>
-          <w:left w:val="single" w:color="8064A2" w:themeColor="accent4" w:sz="8" w:space="0"/>
-          <w:bottom w:val="single" w:color="8064A2" w:themeColor="accent4" w:sz="8" w:space="0"/>
-          <w:right w:val="single" w:color="8064A2" w:themeColor="accent4" w:sz="8" w:space="0"/>
-          <w:insideH w:val="nil"/>
-          <w:insideV w:val="single" w:color="8064A2" w:themeColor="accent4" w:sz="8" w:space="0"/>
+        <w:rFonts w:asciiTheme="majorHAnsi" w:eastAsiaTheme="majorEastAsia" w:hAnsiTheme="majorHAnsi" w:cstheme="majorBidi"/>
+        <w:b/>
+        <w:bCs/>
+      </w:rPr>
+      <w:tblPr/>
+      <w:tcPr>
+        <w:tcBorders>
+          <w:top w:val="double" w:sz="6" w:space="0" w:color="8064A2" w:themeColor="accent4"/>
+          <w:left w:val="single" w:sz="8" w:space="0" w:color="8064A2" w:themeColor="accent4"/>
+          <w:bottom w:val="single" w:sz="8" w:space="0" w:color="8064A2" w:themeColor="accent4"/>
+          <w:right w:val="single" w:sz="8" w:space="0" w:color="8064A2" w:themeColor="accent4"/>
+          <w:insideH w:val="nil"/>
+          <w:insideV w:val="single" w:sz="8" w:space="0" w:color="8064A2" w:themeColor="accent4"/>
         </w:tcBorders>
       </w:tcPr>
     </w:tblStylePr>
     <w:tblStylePr w:type="firstCol">
       <w:rPr>
-        <w:rFonts w:asciiTheme="majorHAnsi" w:hAnsiTheme="majorHAnsi" w:eastAsiaTheme="majorEastAsia" w:cstheme="majorBidi"/>
+        <w:rFonts w:asciiTheme="majorHAnsi" w:eastAsiaTheme="majorEastAsia" w:hAnsiTheme="majorHAnsi" w:cstheme="majorBidi"/>
         <w:b/>
         <w:bCs/>
       </w:rPr>
     </w:tblStylePr>
     <w:tblStylePr w:type="lastCol">
       <w:rPr>
-        <w:rFonts w:asciiTheme="majorHAnsi" w:hAnsiTheme="majorHAnsi" w:eastAsiaTheme="majorEastAsia" w:cstheme="majorBidi"/>
-        <w:b/>
-        <w:bCs/>
-      </w:rPr>
-      <w:tblPr/>
-      <w:tcPr>
-        <w:tcBorders>
-          <w:top w:val="single" w:color="8064A2" w:themeColor="accent4" w:sz="8" w:space="0"/>
-          <w:left w:val="single" w:color="8064A2" w:themeColor="accent4" w:sz="8" w:space="0"/>
-          <w:bottom w:val="single" w:color="8064A2" w:themeColor="accent4" w:sz="8" w:space="0"/>
-          <w:right w:val="single" w:color="8064A2" w:themeColor="accent4" w:sz="8" w:space="0"/>
+        <w:rFonts w:asciiTheme="majorHAnsi" w:eastAsiaTheme="majorEastAsia" w:hAnsiTheme="majorHAnsi" w:cstheme="majorBidi"/>
+        <w:b/>
+        <w:bCs/>
+      </w:rPr>
+      <w:tblPr/>
+      <w:tcPr>
+        <w:tcBorders>
+          <w:top w:val="single" w:sz="8" w:space="0" w:color="8064A2" w:themeColor="accent4"/>
+          <w:left w:val="single" w:sz="8" w:space="0" w:color="8064A2" w:themeColor="accent4"/>
+          <w:bottom w:val="single" w:sz="8" w:space="0" w:color="8064A2" w:themeColor="accent4"/>
+          <w:right w:val="single" w:sz="8" w:space="0" w:color="8064A2" w:themeColor="accent4"/>
         </w:tcBorders>
       </w:tcPr>
     </w:tblStylePr>
@@ -4135,10 +4109,10 @@
       <w:tblPr/>
       <w:tcPr>
         <w:tcBorders>
-          <w:top w:val="single" w:color="8064A2" w:themeColor="accent4" w:sz="8" w:space="0"/>
-          <w:left w:val="single" w:color="8064A2" w:themeColor="accent4" w:sz="8" w:space="0"/>
-          <w:bottom w:val="single" w:color="8064A2" w:themeColor="accent4" w:sz="8" w:space="0"/>
-          <w:right w:val="single" w:color="8064A2" w:themeColor="accent4" w:sz="8" w:space="0"/>
+          <w:top w:val="single" w:sz="8" w:space="0" w:color="8064A2" w:themeColor="accent4"/>
+          <w:left w:val="single" w:sz="8" w:space="0" w:color="8064A2" w:themeColor="accent4"/>
+          <w:bottom w:val="single" w:sz="8" w:space="0" w:color="8064A2" w:themeColor="accent4"/>
+          <w:right w:val="single" w:sz="8" w:space="0" w:color="8064A2" w:themeColor="accent4"/>
         </w:tcBorders>
         <w:shd w:val="clear" w:color="auto" w:fill="DFD8E8" w:themeFill="accent4" w:themeFillTint="3F"/>
       </w:tcPr>
@@ -4147,11 +4121,11 @@
       <w:tblPr/>
       <w:tcPr>
         <w:tcBorders>
-          <w:top w:val="single" w:color="8064A2" w:themeColor="accent4" w:sz="8" w:space="0"/>
-          <w:left w:val="single" w:color="8064A2" w:themeColor="accent4" w:sz="8" w:space="0"/>
-          <w:bottom w:val="single" w:color="8064A2" w:themeColor="accent4" w:sz="8" w:space="0"/>
-          <w:right w:val="single" w:color="8064A2" w:themeColor="accent4" w:sz="8" w:space="0"/>
-          <w:insideV w:val="single" w:color="8064A2" w:themeColor="accent4" w:sz="8" w:space="0"/>
+          <w:top w:val="single" w:sz="8" w:space="0" w:color="8064A2" w:themeColor="accent4"/>
+          <w:left w:val="single" w:sz="8" w:space="0" w:color="8064A2" w:themeColor="accent4"/>
+          <w:bottom w:val="single" w:sz="8" w:space="0" w:color="8064A2" w:themeColor="accent4"/>
+          <w:right w:val="single" w:sz="8" w:space="0" w:color="8064A2" w:themeColor="accent4"/>
+          <w:insideV w:val="single" w:sz="8" w:space="0" w:color="8064A2" w:themeColor="accent4"/>
         </w:tcBorders>
         <w:shd w:val="clear" w:color="auto" w:fill="DFD8E8" w:themeFill="accent4" w:themeFillTint="3F"/>
       </w:tcPr>
@@ -4160,11 +4134,11 @@
       <w:tblPr/>
       <w:tcPr>
         <w:tcBorders>
-          <w:top w:val="single" w:color="8064A2" w:themeColor="accent4" w:sz="8" w:space="0"/>
-          <w:left w:val="single" w:color="8064A2" w:themeColor="accent4" w:sz="8" w:space="0"/>
-          <w:bottom w:val="single" w:color="8064A2" w:themeColor="accent4" w:sz="8" w:space="0"/>
-          <w:right w:val="single" w:color="8064A2" w:themeColor="accent4" w:sz="8" w:space="0"/>
-          <w:insideV w:val="single" w:color="8064A2" w:themeColor="accent4" w:sz="8" w:space="0"/>
+          <w:top w:val="single" w:sz="8" w:space="0" w:color="8064A2" w:themeColor="accent4"/>
+          <w:left w:val="single" w:sz="8" w:space="0" w:color="8064A2" w:themeColor="accent4"/>
+          <w:bottom w:val="single" w:sz="8" w:space="0" w:color="8064A2" w:themeColor="accent4"/>
+          <w:right w:val="single" w:sz="8" w:space="0" w:color="8064A2" w:themeColor="accent4"/>
+          <w:insideV w:val="single" w:sz="8" w:space="0" w:color="8064A2" w:themeColor="accent4"/>
         </w:tcBorders>
       </w:tcPr>
     </w:tblStylePr>
@@ -4182,12 +4156,12 @@
       <w:tblStyleColBandSize w:val="1"/>
       <w:tblInd w:w="0" w:type="dxa"/>
       <w:tblBorders>
-        <w:top w:val="single" w:color="4BACC6" w:themeColor="accent5" w:sz="8" w:space="0"/>
-        <w:left w:val="single" w:color="4BACC6" w:themeColor="accent5" w:sz="8" w:space="0"/>
-        <w:bottom w:val="single" w:color="4BACC6" w:themeColor="accent5" w:sz="8" w:space="0"/>
-        <w:right w:val="single" w:color="4BACC6" w:themeColor="accent5" w:sz="8" w:space="0"/>
-        <w:insideH w:val="single" w:color="4BACC6" w:themeColor="accent5" w:sz="8" w:space="0"/>
-        <w:insideV w:val="single" w:color="4BACC6" w:themeColor="accent5" w:sz="8" w:space="0"/>
+        <w:top w:val="single" w:sz="8" w:space="0" w:color="4BACC6" w:themeColor="accent5"/>
+        <w:left w:val="single" w:sz="8" w:space="0" w:color="4BACC6" w:themeColor="accent5"/>
+        <w:bottom w:val="single" w:sz="8" w:space="0" w:color="4BACC6" w:themeColor="accent5"/>
+        <w:right w:val="single" w:sz="8" w:space="0" w:color="4BACC6" w:themeColor="accent5"/>
+        <w:insideH w:val="single" w:sz="8" w:space="0" w:color="4BACC6" w:themeColor="accent5"/>
+        <w:insideV w:val="single" w:sz="8" w:space="0" w:color="4BACC6" w:themeColor="accent5"/>
       </w:tblBorders>
       <w:tblCellMar>
         <w:top w:w="0" w:type="dxa"/>
@@ -4201,19 +4175,19 @@
         <w:spacing w:before="0" w:after="0" w:line="240" w:lineRule="auto"/>
       </w:pPr>
       <w:rPr>
-        <w:rFonts w:asciiTheme="majorHAnsi" w:hAnsiTheme="majorHAnsi" w:eastAsiaTheme="majorEastAsia" w:cstheme="majorBidi"/>
-        <w:b/>
-        <w:bCs/>
-      </w:rPr>
-      <w:tblPr/>
-      <w:tcPr>
-        <w:tcBorders>
-          <w:top w:val="single" w:color="4BACC6" w:themeColor="accent5" w:sz="8" w:space="0"/>
-          <w:left w:val="single" w:color="4BACC6" w:themeColor="accent5" w:sz="8" w:space="0"/>
-          <w:bottom w:val="single" w:color="4BACC6" w:themeColor="accent5" w:sz="18" w:space="0"/>
-          <w:right w:val="single" w:color="4BACC6" w:themeColor="accent5" w:sz="8" w:space="0"/>
-          <w:insideH w:val="nil"/>
-          <w:insideV w:val="single" w:color="4BACC6" w:themeColor="accent5" w:sz="8" w:space="0"/>
+        <w:rFonts w:asciiTheme="majorHAnsi" w:eastAsiaTheme="majorEastAsia" w:hAnsiTheme="majorHAnsi" w:cstheme="majorBidi"/>
+        <w:b/>
+        <w:bCs/>
+      </w:rPr>
+      <w:tblPr/>
+      <w:tcPr>
+        <w:tcBorders>
+          <w:top w:val="single" w:sz="8" w:space="0" w:color="4BACC6" w:themeColor="accent5"/>
+          <w:left w:val="single" w:sz="8" w:space="0" w:color="4BACC6" w:themeColor="accent5"/>
+          <w:bottom w:val="single" w:sz="18" w:space="0" w:color="4BACC6" w:themeColor="accent5"/>
+          <w:right w:val="single" w:sz="8" w:space="0" w:color="4BACC6" w:themeColor="accent5"/>
+          <w:insideH w:val="nil"/>
+          <w:insideV w:val="single" w:sz="8" w:space="0" w:color="4BACC6" w:themeColor="accent5"/>
         </w:tcBorders>
       </w:tcPr>
     </w:tblStylePr>
@@ -4222,42 +4196,42 @@
         <w:spacing w:before="0" w:after="0" w:line="240" w:lineRule="auto"/>
       </w:pPr>
       <w:rPr>
-        <w:rFonts w:asciiTheme="majorHAnsi" w:hAnsiTheme="majorHAnsi" w:eastAsiaTheme="majorEastAsia" w:cstheme="majorBidi"/>
-        <w:b/>
-        <w:bCs/>
-      </w:rPr>
-      <w:tblPr/>
-      <w:tcPr>
-        <w:tcBorders>
-          <w:top w:val="double" w:color="4BACC6" w:themeColor="accent5" w:sz="6" w:space="0"/>
-          <w:left w:val="single" w:color="4BACC6" w:themeColor="accent5" w:sz="8" w:space="0"/>
-          <w:bottom w:val="single" w:color="4BACC6" w:themeColor="accent5" w:sz="8" w:space="0"/>
-          <w:right w:val="single" w:color="4BACC6" w:themeColor="accent5" w:sz="8" w:space="0"/>
-          <w:insideH w:val="nil"/>
-          <w:insideV w:val="single" w:color="4BACC6" w:themeColor="accent5" w:sz="8" w:space="0"/>
+        <w:rFonts w:asciiTheme="majorHAnsi" w:eastAsiaTheme="majorEastAsia" w:hAnsiTheme="majorHAnsi" w:cstheme="majorBidi"/>
+        <w:b/>
+        <w:bCs/>
+      </w:rPr>
+      <w:tblPr/>
+      <w:tcPr>
+        <w:tcBorders>
+          <w:top w:val="double" w:sz="6" w:space="0" w:color="4BACC6" w:themeColor="accent5"/>
+          <w:left w:val="single" w:sz="8" w:space="0" w:color="4BACC6" w:themeColor="accent5"/>
+          <w:bottom w:val="single" w:sz="8" w:space="0" w:color="4BACC6" w:themeColor="accent5"/>
+          <w:right w:val="single" w:sz="8" w:space="0" w:color="4BACC6" w:themeColor="accent5"/>
+          <w:insideH w:val="nil"/>
+          <w:insideV w:val="single" w:sz="8" w:space="0" w:color="4BACC6" w:themeColor="accent5"/>
         </w:tcBorders>
       </w:tcPr>
     </w:tblStylePr>
     <w:tblStylePr w:type="firstCol">
       <w:rPr>
-        <w:rFonts w:asciiTheme="majorHAnsi" w:hAnsiTheme="majorHAnsi" w:eastAsiaTheme="majorEastAsia" w:cstheme="majorBidi"/>
+        <w:rFonts w:asciiTheme="majorHAnsi" w:eastAsiaTheme="majorEastAsia" w:hAnsiTheme="majorHAnsi" w:cstheme="majorBidi"/>
         <w:b/>
         <w:bCs/>
       </w:rPr>
     </w:tblStylePr>
     <w:tblStylePr w:type="lastCol">
       <w:rPr>
-        <w:rFonts w:asciiTheme="majorHAnsi" w:hAnsiTheme="majorHAnsi" w:eastAsiaTheme="majorEastAsia" w:cstheme="majorBidi"/>
-        <w:b/>
-        <w:bCs/>
-      </w:rPr>
-      <w:tblPr/>
-      <w:tcPr>
-        <w:tcBorders>
-          <w:top w:val="single" w:color="4BACC6" w:themeColor="accent5" w:sz="8" w:space="0"/>
-          <w:left w:val="single" w:color="4BACC6" w:themeColor="accent5" w:sz="8" w:space="0"/>
-          <w:bottom w:val="single" w:color="4BACC6" w:themeColor="accent5" w:sz="8" w:space="0"/>
-          <w:right w:val="single" w:color="4BACC6" w:themeColor="accent5" w:sz="8" w:space="0"/>
+        <w:rFonts w:asciiTheme="majorHAnsi" w:eastAsiaTheme="majorEastAsia" w:hAnsiTheme="majorHAnsi" w:cstheme="majorBidi"/>
+        <w:b/>
+        <w:bCs/>
+      </w:rPr>
+      <w:tblPr/>
+      <w:tcPr>
+        <w:tcBorders>
+          <w:top w:val="single" w:sz="8" w:space="0" w:color="4BACC6" w:themeColor="accent5"/>
+          <w:left w:val="single" w:sz="8" w:space="0" w:color="4BACC6" w:themeColor="accent5"/>
+          <w:bottom w:val="single" w:sz="8" w:space="0" w:color="4BACC6" w:themeColor="accent5"/>
+          <w:right w:val="single" w:sz="8" w:space="0" w:color="4BACC6" w:themeColor="accent5"/>
         </w:tcBorders>
       </w:tcPr>
     </w:tblStylePr>
@@ -4265,10 +4239,10 @@
       <w:tblPr/>
       <w:tcPr>
         <w:tcBorders>
-          <w:top w:val="single" w:color="4BACC6" w:themeColor="accent5" w:sz="8" w:space="0"/>
-          <w:left w:val="single" w:color="4BACC6" w:themeColor="accent5" w:sz="8" w:space="0"/>
-          <w:bottom w:val="single" w:color="4BACC6" w:themeColor="accent5" w:sz="8" w:space="0"/>
-          <w:right w:val="single" w:color="4BACC6" w:themeColor="accent5" w:sz="8" w:space="0"/>
+          <w:top w:val="single" w:sz="8" w:space="0" w:color="4BACC6" w:themeColor="accent5"/>
+          <w:left w:val="single" w:sz="8" w:space="0" w:color="4BACC6" w:themeColor="accent5"/>
+          <w:bottom w:val="single" w:sz="8" w:space="0" w:color="4BACC6" w:themeColor="accent5"/>
+          <w:right w:val="single" w:sz="8" w:space="0" w:color="4BACC6" w:themeColor="accent5"/>
         </w:tcBorders>
         <w:shd w:val="clear" w:color="auto" w:fill="D2EAF1" w:themeFill="accent5" w:themeFillTint="3F"/>
       </w:tcPr>
@@ -4277,11 +4251,11 @@
       <w:tblPr/>
       <w:tcPr>
         <w:tcBorders>
-          <w:top w:val="single" w:color="4BACC6" w:themeColor="accent5" w:sz="8" w:space="0"/>
-          <w:left w:val="single" w:color="4BACC6" w:themeColor="accent5" w:sz="8" w:space="0"/>
-          <w:bottom w:val="single" w:color="4BACC6" w:themeColor="accent5" w:sz="8" w:space="0"/>
-          <w:right w:val="single" w:color="4BACC6" w:themeColor="accent5" w:sz="8" w:space="0"/>
-          <w:insideV w:val="single" w:color="4BACC6" w:themeColor="accent5" w:sz="8" w:space="0"/>
+          <w:top w:val="single" w:sz="8" w:space="0" w:color="4BACC6" w:themeColor="accent5"/>
+          <w:left w:val="single" w:sz="8" w:space="0" w:color="4BACC6" w:themeColor="accent5"/>
+          <w:bottom w:val="single" w:sz="8" w:space="0" w:color="4BACC6" w:themeColor="accent5"/>
+          <w:right w:val="single" w:sz="8" w:space="0" w:color="4BACC6" w:themeColor="accent5"/>
+          <w:insideV w:val="single" w:sz="8" w:space="0" w:color="4BACC6" w:themeColor="accent5"/>
         </w:tcBorders>
         <w:shd w:val="clear" w:color="auto" w:fill="D2EAF1" w:themeFill="accent5" w:themeFillTint="3F"/>
       </w:tcPr>
@@ -4290,11 +4264,11 @@
       <w:tblPr/>
       <w:tcPr>
         <w:tcBorders>
-          <w:top w:val="single" w:color="4BACC6" w:themeColor="accent5" w:sz="8" w:space="0"/>
-          <w:left w:val="single" w:color="4BACC6" w:themeColor="accent5" w:sz="8" w:space="0"/>
-          <w:bottom w:val="single" w:color="4BACC6" w:themeColor="accent5" w:sz="8" w:space="0"/>
-          <w:right w:val="single" w:color="4BACC6" w:themeColor="accent5" w:sz="8" w:space="0"/>
-          <w:insideV w:val="single" w:color="4BACC6" w:themeColor="accent5" w:sz="8" w:space="0"/>
+          <w:top w:val="single" w:sz="8" w:space="0" w:color="4BACC6" w:themeColor="accent5"/>
+          <w:left w:val="single" w:sz="8" w:space="0" w:color="4BACC6" w:themeColor="accent5"/>
+          <w:bottom w:val="single" w:sz="8" w:space="0" w:color="4BACC6" w:themeColor="accent5"/>
+          <w:right w:val="single" w:sz="8" w:space="0" w:color="4BACC6" w:themeColor="accent5"/>
+          <w:insideV w:val="single" w:sz="8" w:space="0" w:color="4BACC6" w:themeColor="accent5"/>
         </w:tcBorders>
       </w:tcPr>
     </w:tblStylePr>
@@ -4312,12 +4286,12 @@
       <w:tblStyleColBandSize w:val="1"/>
       <w:tblInd w:w="0" w:type="dxa"/>
       <w:tblBorders>
-        <w:top w:val="single" w:color="F79646" w:themeColor="accent6" w:sz="8" w:space="0"/>
-        <w:left w:val="single" w:color="F79646" w:themeColor="accent6" w:sz="8" w:space="0"/>
-        <w:bottom w:val="single" w:color="F79646" w:themeColor="accent6" w:sz="8" w:space="0"/>
-        <w:right w:val="single" w:color="F79646" w:themeColor="accent6" w:sz="8" w:space="0"/>
-        <w:insideH w:val="single" w:color="F79646" w:themeColor="accent6" w:sz="8" w:space="0"/>
-        <w:insideV w:val="single" w:color="F79646" w:themeColor="accent6" w:sz="8" w:space="0"/>
+        <w:top w:val="single" w:sz="8" w:space="0" w:color="F79646" w:themeColor="accent6"/>
+        <w:left w:val="single" w:sz="8" w:space="0" w:color="F79646" w:themeColor="accent6"/>
+        <w:bottom w:val="single" w:sz="8" w:space="0" w:color="F79646" w:themeColor="accent6"/>
+        <w:right w:val="single" w:sz="8" w:space="0" w:color="F79646" w:themeColor="accent6"/>
+        <w:insideH w:val="single" w:sz="8" w:space="0" w:color="F79646" w:themeColor="accent6"/>
+        <w:insideV w:val="single" w:sz="8" w:space="0" w:color="F79646" w:themeColor="accent6"/>
       </w:tblBorders>
       <w:tblCellMar>
         <w:top w:w="0" w:type="dxa"/>
@@ -4331,19 +4305,19 @@
         <w:spacing w:before="0" w:after="0" w:line="240" w:lineRule="auto"/>
       </w:pPr>
       <w:rPr>
-        <w:rFonts w:asciiTheme="majorHAnsi" w:hAnsiTheme="majorHAnsi" w:eastAsiaTheme="majorEastAsia" w:cstheme="majorBidi"/>
-        <w:b/>
-        <w:bCs/>
-      </w:rPr>
-      <w:tblPr/>
-      <w:tcPr>
-        <w:tcBorders>
-          <w:top w:val="single" w:color="F79646" w:themeColor="accent6" w:sz="8" w:space="0"/>
-          <w:left w:val="single" w:color="F79646" w:themeColor="accent6" w:sz="8" w:space="0"/>
-          <w:bottom w:val="single" w:color="F79646" w:themeColor="accent6" w:sz="18" w:space="0"/>
-          <w:right w:val="single" w:color="F79646" w:themeColor="accent6" w:sz="8" w:space="0"/>
-          <w:insideH w:val="nil"/>
-          <w:insideV w:val="single" w:color="F79646" w:themeColor="accent6" w:sz="8" w:space="0"/>
+        <w:rFonts w:asciiTheme="majorHAnsi" w:eastAsiaTheme="majorEastAsia" w:hAnsiTheme="majorHAnsi" w:cstheme="majorBidi"/>
+        <w:b/>
+        <w:bCs/>
+      </w:rPr>
+      <w:tblPr/>
+      <w:tcPr>
+        <w:tcBorders>
+          <w:top w:val="single" w:sz="8" w:space="0" w:color="F79646" w:themeColor="accent6"/>
+          <w:left w:val="single" w:sz="8" w:space="0" w:color="F79646" w:themeColor="accent6"/>
+          <w:bottom w:val="single" w:sz="18" w:space="0" w:color="F79646" w:themeColor="accent6"/>
+          <w:right w:val="single" w:sz="8" w:space="0" w:color="F79646" w:themeColor="accent6"/>
+          <w:insideH w:val="nil"/>
+          <w:insideV w:val="single" w:sz="8" w:space="0" w:color="F79646" w:themeColor="accent6"/>
         </w:tcBorders>
       </w:tcPr>
     </w:tblStylePr>
@@ -4352,42 +4326,42 @@
         <w:spacing w:before="0" w:after="0" w:line="240" w:lineRule="auto"/>
       </w:pPr>
       <w:rPr>
-        <w:rFonts w:asciiTheme="majorHAnsi" w:hAnsiTheme="majorHAnsi" w:eastAsiaTheme="majorEastAsia" w:cstheme="majorBidi"/>
-        <w:b/>
-        <w:bCs/>
-      </w:rPr>
-      <w:tblPr/>
-      <w:tcPr>
-        <w:tcBorders>
-          <w:top w:val="double" w:color="F79646" w:themeColor="accent6" w:sz="6" w:space="0"/>
-          <w:left w:val="single" w:color="F79646" w:themeColor="accent6" w:sz="8" w:space="0"/>
-          <w:bottom w:val="single" w:color="F79646" w:themeColor="accent6" w:sz="8" w:space="0"/>
-          <w:right w:val="single" w:color="F79646" w:themeColor="accent6" w:sz="8" w:space="0"/>
-          <w:insideH w:val="nil"/>
-          <w:insideV w:val="single" w:color="F79646" w:themeColor="accent6" w:sz="8" w:space="0"/>
+        <w:rFonts w:asciiTheme="majorHAnsi" w:eastAsiaTheme="majorEastAsia" w:hAnsiTheme="majorHAnsi" w:cstheme="majorBidi"/>
+        <w:b/>
+        <w:bCs/>
+      </w:rPr>
+      <w:tblPr/>
+      <w:tcPr>
+        <w:tcBorders>
+          <w:top w:val="double" w:sz="6" w:space="0" w:color="F79646" w:themeColor="accent6"/>
+          <w:left w:val="single" w:sz="8" w:space="0" w:color="F79646" w:themeColor="accent6"/>
+          <w:bottom w:val="single" w:sz="8" w:space="0" w:color="F79646" w:themeColor="accent6"/>
+          <w:right w:val="single" w:sz="8" w:space="0" w:color="F79646" w:themeColor="accent6"/>
+          <w:insideH w:val="nil"/>
+          <w:insideV w:val="single" w:sz="8" w:space="0" w:color="F79646" w:themeColor="accent6"/>
         </w:tcBorders>
       </w:tcPr>
     </w:tblStylePr>
     <w:tblStylePr w:type="firstCol">
       <w:rPr>
-        <w:rFonts w:asciiTheme="majorHAnsi" w:hAnsiTheme="majorHAnsi" w:eastAsiaTheme="majorEastAsia" w:cstheme="majorBidi"/>
+        <w:rFonts w:asciiTheme="majorHAnsi" w:eastAsiaTheme="majorEastAsia" w:hAnsiTheme="majorHAnsi" w:cstheme="majorBidi"/>
         <w:b/>
         <w:bCs/>
       </w:rPr>
     </w:tblStylePr>
     <w:tblStylePr w:type="lastCol">
       <w:rPr>
-        <w:rFonts w:asciiTheme="majorHAnsi" w:hAnsiTheme="majorHAnsi" w:eastAsiaTheme="majorEastAsia" w:cstheme="majorBidi"/>
-        <w:b/>
-        <w:bCs/>
-      </w:rPr>
-      <w:tblPr/>
-      <w:tcPr>
-        <w:tcBorders>
-          <w:top w:val="single" w:color="F79646" w:themeColor="accent6" w:sz="8" w:space="0"/>
-          <w:left w:val="single" w:color="F79646" w:themeColor="accent6" w:sz="8" w:space="0"/>
-          <w:bottom w:val="single" w:color="F79646" w:themeColor="accent6" w:sz="8" w:space="0"/>
-          <w:right w:val="single" w:color="F79646" w:themeColor="accent6" w:sz="8" w:space="0"/>
+        <w:rFonts w:asciiTheme="majorHAnsi" w:eastAsiaTheme="majorEastAsia" w:hAnsiTheme="majorHAnsi" w:cstheme="majorBidi"/>
+        <w:b/>
+        <w:bCs/>
+      </w:rPr>
+      <w:tblPr/>
+      <w:tcPr>
+        <w:tcBorders>
+          <w:top w:val="single" w:sz="8" w:space="0" w:color="F79646" w:themeColor="accent6"/>
+          <w:left w:val="single" w:sz="8" w:space="0" w:color="F79646" w:themeColor="accent6"/>
+          <w:bottom w:val="single" w:sz="8" w:space="0" w:color="F79646" w:themeColor="accent6"/>
+          <w:right w:val="single" w:sz="8" w:space="0" w:color="F79646" w:themeColor="accent6"/>
         </w:tcBorders>
       </w:tcPr>
     </w:tblStylePr>
@@ -4395,10 +4369,10 @@
       <w:tblPr/>
       <w:tcPr>
         <w:tcBorders>
-          <w:top w:val="single" w:color="F79646" w:themeColor="accent6" w:sz="8" w:space="0"/>
-          <w:left w:val="single" w:color="F79646" w:themeColor="accent6" w:sz="8" w:space="0"/>
-          <w:bottom w:val="single" w:color="F79646" w:themeColor="accent6" w:sz="8" w:space="0"/>
-          <w:right w:val="single" w:color="F79646" w:themeColor="accent6" w:sz="8" w:space="0"/>
+          <w:top w:val="single" w:sz="8" w:space="0" w:color="F79646" w:themeColor="accent6"/>
+          <w:left w:val="single" w:sz="8" w:space="0" w:color="F79646" w:themeColor="accent6"/>
+          <w:bottom w:val="single" w:sz="8" w:space="0" w:color="F79646" w:themeColor="accent6"/>
+          <w:right w:val="single" w:sz="8" w:space="0" w:color="F79646" w:themeColor="accent6"/>
         </w:tcBorders>
         <w:shd w:val="clear" w:color="auto" w:fill="FDE4D0" w:themeFill="accent6" w:themeFillTint="3F"/>
       </w:tcPr>
@@ -4407,11 +4381,11 @@
       <w:tblPr/>
       <w:tcPr>
         <w:tcBorders>
-          <w:top w:val="single" w:color="F79646" w:themeColor="accent6" w:sz="8" w:space="0"/>
-          <w:left w:val="single" w:color="F79646" w:themeColor="accent6" w:sz="8" w:space="0"/>
-          <w:bottom w:val="single" w:color="F79646" w:themeColor="accent6" w:sz="8" w:space="0"/>
-          <w:right w:val="single" w:color="F79646" w:themeColor="accent6" w:sz="8" w:space="0"/>
-          <w:insideV w:val="single" w:color="F79646" w:themeColor="accent6" w:sz="8" w:space="0"/>
+          <w:top w:val="single" w:sz="8" w:space="0" w:color="F79646" w:themeColor="accent6"/>
+          <w:left w:val="single" w:sz="8" w:space="0" w:color="F79646" w:themeColor="accent6"/>
+          <w:bottom w:val="single" w:sz="8" w:space="0" w:color="F79646" w:themeColor="accent6"/>
+          <w:right w:val="single" w:sz="8" w:space="0" w:color="F79646" w:themeColor="accent6"/>
+          <w:insideV w:val="single" w:sz="8" w:space="0" w:color="F79646" w:themeColor="accent6"/>
         </w:tcBorders>
         <w:shd w:val="clear" w:color="auto" w:fill="FDE4D0" w:themeFill="accent6" w:themeFillTint="3F"/>
       </w:tcPr>
@@ -4420,11 +4394,11 @@
       <w:tblPr/>
       <w:tcPr>
         <w:tcBorders>
-          <w:top w:val="single" w:color="F79646" w:themeColor="accent6" w:sz="8" w:space="0"/>
-          <w:left w:val="single" w:color="F79646" w:themeColor="accent6" w:sz="8" w:space="0"/>
-          <w:bottom w:val="single" w:color="F79646" w:themeColor="accent6" w:sz="8" w:space="0"/>
-          <w:right w:val="single" w:color="F79646" w:themeColor="accent6" w:sz="8" w:space="0"/>
-          <w:insideV w:val="single" w:color="F79646" w:themeColor="accent6" w:sz="8" w:space="0"/>
+          <w:top w:val="single" w:sz="8" w:space="0" w:color="F79646" w:themeColor="accent6"/>
+          <w:left w:val="single" w:sz="8" w:space="0" w:color="F79646" w:themeColor="accent6"/>
+          <w:bottom w:val="single" w:sz="8" w:space="0" w:color="F79646" w:themeColor="accent6"/>
+          <w:right w:val="single" w:sz="8" w:space="0" w:color="F79646" w:themeColor="accent6"/>
+          <w:insideV w:val="single" w:sz="8" w:space="0" w:color="F79646" w:themeColor="accent6"/>
         </w:tcBorders>
       </w:tcPr>
     </w:tblStylePr>
@@ -4442,11 +4416,11 @@
       <w:tblStyleColBandSize w:val="1"/>
       <w:tblInd w:w="0" w:type="dxa"/>
       <w:tblBorders>
-        <w:top w:val="single" w:color="404040" w:themeColor="text1" w:themeTint="BF" w:sz="8" w:space="0"/>
-        <w:left w:val="single" w:color="404040" w:themeColor="text1" w:themeTint="BF" w:sz="8" w:space="0"/>
-        <w:bottom w:val="single" w:color="404040" w:themeColor="text1" w:themeTint="BF" w:sz="8" w:space="0"/>
-        <w:right w:val="single" w:color="404040" w:themeColor="text1" w:themeTint="BF" w:sz="8" w:space="0"/>
-        <w:insideH w:val="single" w:color="404040" w:themeColor="text1" w:themeTint="BF" w:sz="8" w:space="0"/>
+        <w:top w:val="single" w:sz="8" w:space="0" w:color="404040" w:themeColor="text1" w:themeTint="BF"/>
+        <w:left w:val="single" w:sz="8" w:space="0" w:color="404040" w:themeColor="text1" w:themeTint="BF"/>
+        <w:bottom w:val="single" w:sz="8" w:space="0" w:color="404040" w:themeColor="text1" w:themeTint="BF"/>
+        <w:right w:val="single" w:sz="8" w:space="0" w:color="404040" w:themeColor="text1" w:themeTint="BF"/>
+        <w:insideH w:val="single" w:sz="8" w:space="0" w:color="404040" w:themeColor="text1" w:themeTint="BF"/>
       </w:tblBorders>
       <w:tblCellMar>
         <w:top w:w="0" w:type="dxa"/>
@@ -4467,10 +4441,10 @@
       <w:tblPr/>
       <w:tcPr>
         <w:tcBorders>
-          <w:top w:val="single" w:color="404040" w:themeColor="text1" w:themeTint="BF" w:sz="8" w:space="0"/>
-          <w:left w:val="single" w:color="404040" w:themeColor="text1" w:themeTint="BF" w:sz="8" w:space="0"/>
-          <w:bottom w:val="single" w:color="404040" w:themeColor="text1" w:themeTint="BF" w:sz="8" w:space="0"/>
-          <w:right w:val="single" w:color="404040" w:themeColor="text1" w:themeTint="BF" w:sz="8" w:space="0"/>
+          <w:top w:val="single" w:sz="8" w:space="0" w:color="404040" w:themeColor="text1" w:themeTint="BF"/>
+          <w:left w:val="single" w:sz="8" w:space="0" w:color="404040" w:themeColor="text1" w:themeTint="BF"/>
+          <w:bottom w:val="single" w:sz="8" w:space="0" w:color="404040" w:themeColor="text1" w:themeTint="BF"/>
+          <w:right w:val="single" w:sz="8" w:space="0" w:color="404040" w:themeColor="text1" w:themeTint="BF"/>
           <w:insideH w:val="nil"/>
           <w:insideV w:val="nil"/>
         </w:tcBorders>
@@ -4488,10 +4462,10 @@
       <w:tblPr/>
       <w:tcPr>
         <w:tcBorders>
-          <w:top w:val="double" w:color="404040" w:themeColor="text1" w:themeTint="BF" w:sz="6" w:space="0"/>
-          <w:left w:val="single" w:color="404040" w:themeColor="text1" w:themeTint="BF" w:sz="8" w:space="0"/>
-          <w:bottom w:val="single" w:color="404040" w:themeColor="text1" w:themeTint="BF" w:sz="8" w:space="0"/>
-          <w:right w:val="single" w:color="404040" w:themeColor="text1" w:themeTint="BF" w:sz="8" w:space="0"/>
+          <w:top w:val="double" w:sz="6" w:space="0" w:color="404040" w:themeColor="text1" w:themeTint="BF"/>
+          <w:left w:val="single" w:sz="8" w:space="0" w:color="404040" w:themeColor="text1" w:themeTint="BF"/>
+          <w:bottom w:val="single" w:sz="8" w:space="0" w:color="404040" w:themeColor="text1" w:themeTint="BF"/>
+          <w:right w:val="single" w:sz="8" w:space="0" w:color="404040" w:themeColor="text1" w:themeTint="BF"/>
           <w:insideH w:val="nil"/>
           <w:insideV w:val="nil"/>
         </w:tcBorders>
@@ -4548,11 +4522,11 @@
       <w:tblStyleColBandSize w:val="1"/>
       <w:tblInd w:w="0" w:type="dxa"/>
       <w:tblBorders>
-        <w:top w:val="single" w:color="7BA0CD" w:themeColor="accent1" w:themeTint="BF" w:sz="8" w:space="0"/>
-        <w:left w:val="single" w:color="7BA0CD" w:themeColor="accent1" w:themeTint="BF" w:sz="8" w:space="0"/>
-        <w:bottom w:val="single" w:color="7BA0CD" w:themeColor="accent1" w:themeTint="BF" w:sz="8" w:space="0"/>
-        <w:right w:val="single" w:color="7BA0CD" w:themeColor="accent1" w:themeTint="BF" w:sz="8" w:space="0"/>
-        <w:insideH w:val="single" w:color="7BA0CD" w:themeColor="accent1" w:themeTint="BF" w:sz="8" w:space="0"/>
+        <w:top w:val="single" w:sz="8" w:space="0" w:color="7BA0CD" w:themeColor="accent1" w:themeTint="BF"/>
+        <w:left w:val="single" w:sz="8" w:space="0" w:color="7BA0CD" w:themeColor="accent1" w:themeTint="BF"/>
+        <w:bottom w:val="single" w:sz="8" w:space="0" w:color="7BA0CD" w:themeColor="accent1" w:themeTint="BF"/>
+        <w:right w:val="single" w:sz="8" w:space="0" w:color="7BA0CD" w:themeColor="accent1" w:themeTint="BF"/>
+        <w:insideH w:val="single" w:sz="8" w:space="0" w:color="7BA0CD" w:themeColor="accent1" w:themeTint="BF"/>
       </w:tblBorders>
       <w:tblCellMar>
         <w:top w:w="0" w:type="dxa"/>
@@ -4573,10 +4547,10 @@
       <w:tblPr/>
       <w:tcPr>
         <w:tcBorders>
-          <w:top w:val="single" w:color="7BA0CD" w:themeColor="accent1" w:themeTint="BF" w:sz="8" w:space="0"/>
-          <w:left w:val="single" w:color="7BA0CD" w:themeColor="accent1" w:themeTint="BF" w:sz="8" w:space="0"/>
-          <w:bottom w:val="single" w:color="7BA0CD" w:themeColor="accent1" w:themeTint="BF" w:sz="8" w:space="0"/>
-          <w:right w:val="single" w:color="7BA0CD" w:themeColor="accent1" w:themeTint="BF" w:sz="8" w:space="0"/>
+          <w:top w:val="single" w:sz="8" w:space="0" w:color="7BA0CD" w:themeColor="accent1" w:themeTint="BF"/>
+          <w:left w:val="single" w:sz="8" w:space="0" w:color="7BA0CD" w:themeColor="accent1" w:themeTint="BF"/>
+          <w:bottom w:val="single" w:sz="8" w:space="0" w:color="7BA0CD" w:themeColor="accent1" w:themeTint="BF"/>
+          <w:right w:val="single" w:sz="8" w:space="0" w:color="7BA0CD" w:themeColor="accent1" w:themeTint="BF"/>
           <w:insideH w:val="nil"/>
           <w:insideV w:val="nil"/>
         </w:tcBorders>
@@ -4594,10 +4568,10 @@
       <w:tblPr/>
       <w:tcPr>
         <w:tcBorders>
-          <w:top w:val="double" w:color="7BA0CD" w:themeColor="accent1" w:themeTint="BF" w:sz="6" w:space="0"/>
-          <w:left w:val="single" w:color="7BA0CD" w:themeColor="accent1" w:themeTint="BF" w:sz="8" w:space="0"/>
-          <w:bottom w:val="single" w:color="7BA0CD" w:themeColor="accent1" w:themeTint="BF" w:sz="8" w:space="0"/>
-          <w:right w:val="single" w:color="7BA0CD" w:themeColor="accent1" w:themeTint="BF" w:sz="8" w:space="0"/>
+          <w:top w:val="double" w:sz="6" w:space="0" w:color="7BA0CD" w:themeColor="accent1" w:themeTint="BF"/>
+          <w:left w:val="single" w:sz="8" w:space="0" w:color="7BA0CD" w:themeColor="accent1" w:themeTint="BF"/>
+          <w:bottom w:val="single" w:sz="8" w:space="0" w:color="7BA0CD" w:themeColor="accent1" w:themeTint="BF"/>
+          <w:right w:val="single" w:sz="8" w:space="0" w:color="7BA0CD" w:themeColor="accent1" w:themeTint="BF"/>
           <w:insideH w:val="nil"/>
           <w:insideV w:val="nil"/>
         </w:tcBorders>
@@ -4654,11 +4628,11 @@
       <w:tblStyleColBandSize w:val="1"/>
       <w:tblInd w:w="0" w:type="dxa"/>
       <w:tblBorders>
-        <w:top w:val="single" w:color="CF7B79" w:themeColor="accent2" w:themeTint="BF" w:sz="8" w:space="0"/>
-        <w:left w:val="single" w:color="CF7B79" w:themeColor="accent2" w:themeTint="BF" w:sz="8" w:space="0"/>
-        <w:bottom w:val="single" w:color="CF7B79" w:themeColor="accent2" w:themeTint="BF" w:sz="8" w:space="0"/>
-        <w:right w:val="single" w:color="CF7B79" w:themeColor="accent2" w:themeTint="BF" w:sz="8" w:space="0"/>
-        <w:insideH w:val="single" w:color="CF7B79" w:themeColor="accent2" w:themeTint="BF" w:sz="8" w:space="0"/>
+        <w:top w:val="single" w:sz="8" w:space="0" w:color="CF7B79" w:themeColor="accent2" w:themeTint="BF"/>
+        <w:left w:val="single" w:sz="8" w:space="0" w:color="CF7B79" w:themeColor="accent2" w:themeTint="BF"/>
+        <w:bottom w:val="single" w:sz="8" w:space="0" w:color="CF7B79" w:themeColor="accent2" w:themeTint="BF"/>
+        <w:right w:val="single" w:sz="8" w:space="0" w:color="CF7B79" w:themeColor="accent2" w:themeTint="BF"/>
+        <w:insideH w:val="single" w:sz="8" w:space="0" w:color="CF7B79" w:themeColor="accent2" w:themeTint="BF"/>
       </w:tblBorders>
       <w:tblCellMar>
         <w:top w:w="0" w:type="dxa"/>
@@ -4679,10 +4653,10 @@
       <w:tblPr/>
       <w:tcPr>
         <w:tcBorders>
-          <w:top w:val="single" w:color="CF7B79" w:themeColor="accent2" w:themeTint="BF" w:sz="8" w:space="0"/>
-          <w:left w:val="single" w:color="CF7B79" w:themeColor="accent2" w:themeTint="BF" w:sz="8" w:space="0"/>
-          <w:bottom w:val="single" w:color="CF7B79" w:themeColor="accent2" w:themeTint="BF" w:sz="8" w:space="0"/>
-          <w:right w:val="single" w:color="CF7B79" w:themeColor="accent2" w:themeTint="BF" w:sz="8" w:space="0"/>
+          <w:top w:val="single" w:sz="8" w:space="0" w:color="CF7B79" w:themeColor="accent2" w:themeTint="BF"/>
+          <w:left w:val="single" w:sz="8" w:space="0" w:color="CF7B79" w:themeColor="accent2" w:themeTint="BF"/>
+          <w:bottom w:val="single" w:sz="8" w:space="0" w:color="CF7B79" w:themeColor="accent2" w:themeTint="BF"/>
+          <w:right w:val="single" w:sz="8" w:space="0" w:color="CF7B79" w:themeColor="accent2" w:themeTint="BF"/>
           <w:insideH w:val="nil"/>
           <w:insideV w:val="nil"/>
         </w:tcBorders>
@@ -4700,10 +4674,10 @@
       <w:tblPr/>
       <w:tcPr>
         <w:tcBorders>
-          <w:top w:val="double" w:color="CF7B79" w:themeColor="accent2" w:themeTint="BF" w:sz="6" w:space="0"/>
-          <w:left w:val="single" w:color="CF7B79" w:themeColor="accent2" w:themeTint="BF" w:sz="8" w:space="0"/>
-          <w:bottom w:val="single" w:color="CF7B79" w:themeColor="accent2" w:themeTint="BF" w:sz="8" w:space="0"/>
-          <w:right w:val="single" w:color="CF7B79" w:themeColor="accent2" w:themeTint="BF" w:sz="8" w:space="0"/>
+          <w:top w:val="double" w:sz="6" w:space="0" w:color="CF7B79" w:themeColor="accent2" w:themeTint="BF"/>
+          <w:left w:val="single" w:sz="8" w:space="0" w:color="CF7B79" w:themeColor="accent2" w:themeTint="BF"/>
+          <w:bottom w:val="single" w:sz="8" w:space="0" w:color="CF7B79" w:themeColor="accent2" w:themeTint="BF"/>
+          <w:right w:val="single" w:sz="8" w:space="0" w:color="CF7B79" w:themeColor="accent2" w:themeTint="BF"/>
           <w:insideH w:val="nil"/>
           <w:insideV w:val="nil"/>
         </w:tcBorders>
@@ -4760,11 +4734,11 @@
       <w:tblStyleColBandSize w:val="1"/>
       <w:tblInd w:w="0" w:type="dxa"/>
       <w:tblBorders>
-        <w:top w:val="single" w:color="B3CC82" w:themeColor="accent3" w:themeTint="BF" w:sz="8" w:space="0"/>
-        <w:left w:val="single" w:color="B3CC82" w:themeColor="accent3" w:themeTint="BF" w:sz="8" w:space="0"/>
-        <w:bottom w:val="single" w:color="B3CC82" w:themeColor="accent3" w:themeTint="BF" w:sz="8" w:space="0"/>
-        <w:right w:val="single" w:color="B3CC82" w:themeColor="accent3" w:themeTint="BF" w:sz="8" w:space="0"/>
-        <w:insideH w:val="single" w:color="B3CC82" w:themeColor="accent3" w:themeTint="BF" w:sz="8" w:space="0"/>
+        <w:top w:val="single" w:sz="8" w:space="0" w:color="B3CC82" w:themeColor="accent3" w:themeTint="BF"/>
+        <w:left w:val="single" w:sz="8" w:space="0" w:color="B3CC82" w:themeColor="accent3" w:themeTint="BF"/>
+        <w:bottom w:val="single" w:sz="8" w:space="0" w:color="B3CC82" w:themeColor="accent3" w:themeTint="BF"/>
+        <w:right w:val="single" w:sz="8" w:space="0" w:color="B3CC82" w:themeColor="accent3" w:themeTint="BF"/>
+        <w:insideH w:val="single" w:sz="8" w:space="0" w:color="B3CC82" w:themeColor="accent3" w:themeTint="BF"/>
       </w:tblBorders>
       <w:tblCellMar>
         <w:top w:w="0" w:type="dxa"/>
@@ -4785,10 +4759,10 @@
       <w:tblPr/>
       <w:tcPr>
         <w:tcBorders>
-          <w:top w:val="single" w:color="B3CC82" w:themeColor="accent3" w:themeTint="BF" w:sz="8" w:space="0"/>
-          <w:left w:val="single" w:color="B3CC82" w:themeColor="accent3" w:themeTint="BF" w:sz="8" w:space="0"/>
-          <w:bottom w:val="single" w:color="B3CC82" w:themeColor="accent3" w:themeTint="BF" w:sz="8" w:space="0"/>
-          <w:right w:val="single" w:color="B3CC82" w:themeColor="accent3" w:themeTint="BF" w:sz="8" w:space="0"/>
+          <w:top w:val="single" w:sz="8" w:space="0" w:color="B3CC82" w:themeColor="accent3" w:themeTint="BF"/>
+          <w:left w:val="single" w:sz="8" w:space="0" w:color="B3CC82" w:themeColor="accent3" w:themeTint="BF"/>
+          <w:bottom w:val="single" w:sz="8" w:space="0" w:color="B3CC82" w:themeColor="accent3" w:themeTint="BF"/>
+          <w:right w:val="single" w:sz="8" w:space="0" w:color="B3CC82" w:themeColor="accent3" w:themeTint="BF"/>
           <w:insideH w:val="nil"/>
           <w:insideV w:val="nil"/>
         </w:tcBorders>
@@ -4806,10 +4780,10 @@
       <w:tblPr/>
       <w:tcPr>
         <w:tcBorders>
-          <w:top w:val="double" w:color="B3CC82" w:themeColor="accent3" w:themeTint="BF" w:sz="6" w:space="0"/>
-          <w:left w:val="single" w:color="B3CC82" w:themeColor="accent3" w:themeTint="BF" w:sz="8" w:space="0"/>
-          <w:bottom w:val="single" w:color="B3CC82" w:themeColor="accent3" w:themeTint="BF" w:sz="8" w:space="0"/>
-          <w:right w:val="single" w:color="B3CC82" w:themeColor="accent3" w:themeTint="BF" w:sz="8" w:space="0"/>
+          <w:top w:val="double" w:sz="6" w:space="0" w:color="B3CC82" w:themeColor="accent3" w:themeTint="BF"/>
+          <w:left w:val="single" w:sz="8" w:space="0" w:color="B3CC82" w:themeColor="accent3" w:themeTint="BF"/>
+          <w:bottom w:val="single" w:sz="8" w:space="0" w:color="B3CC82" w:themeColor="accent3" w:themeTint="BF"/>
+          <w:right w:val="single" w:sz="8" w:space="0" w:color="B3CC82" w:themeColor="accent3" w:themeTint="BF"/>
           <w:insideH w:val="nil"/>
           <w:insideV w:val="nil"/>
         </w:tcBorders>
@@ -4866,11 +4840,11 @@
       <w:tblStyleColBandSize w:val="1"/>
       <w:tblInd w:w="0" w:type="dxa"/>
       <w:tblBorders>
-        <w:top w:val="single" w:color="9F8AB9" w:themeColor="accent4" w:themeTint="BF" w:sz="8" w:space="0"/>
-        <w:left w:val="single" w:color="9F8AB9" w:themeColor="accent4" w:themeTint="BF" w:sz="8" w:space="0"/>
-        <w:bottom w:val="single" w:color="9F8AB9" w:themeColor="accent4" w:themeTint="BF" w:sz="8" w:space="0"/>
-        <w:right w:val="single" w:color="9F8AB9" w:themeColor="accent4" w:themeTint="BF" w:sz="8" w:space="0"/>
-        <w:insideH w:val="single" w:color="9F8AB9" w:themeColor="accent4" w:themeTint="BF" w:sz="8" w:space="0"/>
+        <w:top w:val="single" w:sz="8" w:space="0" w:color="9F8AB9" w:themeColor="accent4" w:themeTint="BF"/>
+        <w:left w:val="single" w:sz="8" w:space="0" w:color="9F8AB9" w:themeColor="accent4" w:themeTint="BF"/>
+        <w:bottom w:val="single" w:sz="8" w:space="0" w:color="9F8AB9" w:themeColor="accent4" w:themeTint="BF"/>
+        <w:right w:val="single" w:sz="8" w:space="0" w:color="9F8AB9" w:themeColor="accent4" w:themeTint="BF"/>
+        <w:insideH w:val="single" w:sz="8" w:space="0" w:color="9F8AB9" w:themeColor="accent4" w:themeTint="BF"/>
       </w:tblBorders>
       <w:tblCellMar>
         <w:top w:w="0" w:type="dxa"/>
@@ -4891,10 +4865,10 @@
       <w:tblPr/>
       <w:tcPr>
         <w:tcBorders>
-          <w:top w:val="single" w:color="9F8AB9" w:themeColor="accent4" w:themeTint="BF" w:sz="8" w:space="0"/>
-          <w:left w:val="single" w:color="9F8AB9" w:themeColor="accent4" w:themeTint="BF" w:sz="8" w:space="0"/>
-          <w:bottom w:val="single" w:color="9F8AB9" w:themeColor="accent4" w:themeTint="BF" w:sz="8" w:space="0"/>
-          <w:right w:val="single" w:color="9F8AB9" w:themeColor="accent4" w:themeTint="BF" w:sz="8" w:space="0"/>
+          <w:top w:val="single" w:sz="8" w:space="0" w:color="9F8AB9" w:themeColor="accent4" w:themeTint="BF"/>
+          <w:left w:val="single" w:sz="8" w:space="0" w:color="9F8AB9" w:themeColor="accent4" w:themeTint="BF"/>
+          <w:bottom w:val="single" w:sz="8" w:space="0" w:color="9F8AB9" w:themeColor="accent4" w:themeTint="BF"/>
+          <w:right w:val="single" w:sz="8" w:space="0" w:color="9F8AB9" w:themeColor="accent4" w:themeTint="BF"/>
           <w:insideH w:val="nil"/>
           <w:insideV w:val="nil"/>
         </w:tcBorders>
@@ -4912,10 +4886,10 @@
       <w:tblPr/>
       <w:tcPr>
         <w:tcBorders>
-          <w:top w:val="double" w:color="9F8AB9" w:themeColor="accent4" w:themeTint="BF" w:sz="6" w:space="0"/>
-          <w:left w:val="single" w:color="9F8AB9" w:themeColor="accent4" w:themeTint="BF" w:sz="8" w:space="0"/>
-          <w:bottom w:val="single" w:color="9F8AB9" w:themeColor="accent4" w:themeTint="BF" w:sz="8" w:space="0"/>
-          <w:right w:val="single" w:color="9F8AB9" w:themeColor="accent4" w:themeTint="BF" w:sz="8" w:space="0"/>
+          <w:top w:val="double" w:sz="6" w:space="0" w:color="9F8AB9" w:themeColor="accent4" w:themeTint="BF"/>
+          <w:left w:val="single" w:sz="8" w:space="0" w:color="9F8AB9" w:themeColor="accent4" w:themeTint="BF"/>
+          <w:bottom w:val="single" w:sz="8" w:space="0" w:color="9F8AB9" w:themeColor="accent4" w:themeTint="BF"/>
+          <w:right w:val="single" w:sz="8" w:space="0" w:color="9F8AB9" w:themeColor="accent4" w:themeTint="BF"/>
           <w:insideH w:val="nil"/>
           <w:insideV w:val="nil"/>
         </w:tcBorders>
@@ -4972,11 +4946,11 @@
       <w:tblStyleColBandSize w:val="1"/>
       <w:tblInd w:w="0" w:type="dxa"/>
       <w:tblBorders>
-        <w:top w:val="single" w:color="78C0D4" w:themeColor="accent5" w:themeTint="BF" w:sz="8" w:space="0"/>
-        <w:left w:val="single" w:color="78C0D4" w:themeColor="accent5" w:themeTint="BF" w:sz="8" w:space="0"/>
-        <w:bottom w:val="single" w:color="78C0D4" w:themeColor="accent5" w:themeTint="BF" w:sz="8" w:space="0"/>
-        <w:right w:val="single" w:color="78C0D4" w:themeColor="accent5" w:themeTint="BF" w:sz="8" w:space="0"/>
-        <w:insideH w:val="single" w:color="78C0D4" w:themeColor="accent5" w:themeTint="BF" w:sz="8" w:space="0"/>
+        <w:top w:val="single" w:sz="8" w:space="0" w:color="78C0D4" w:themeColor="accent5" w:themeTint="BF"/>
+        <w:left w:val="single" w:sz="8" w:space="0" w:color="78C0D4" w:themeColor="accent5" w:themeTint="BF"/>
+        <w:bottom w:val="single" w:sz="8" w:space="0" w:color="78C0D4" w:themeColor="accent5" w:themeTint="BF"/>
+        <w:right w:val="single" w:sz="8" w:space="0" w:color="78C0D4" w:themeColor="accent5" w:themeTint="BF"/>
+        <w:insideH w:val="single" w:sz="8" w:space="0" w:color="78C0D4" w:themeColor="accent5" w:themeTint="BF"/>
       </w:tblBorders>
       <w:tblCellMar>
         <w:top w:w="0" w:type="dxa"/>
@@ -4997,10 +4971,10 @@
       <w:tblPr/>
       <w:tcPr>
         <w:tcBorders>
-          <w:top w:val="single" w:color="78C0D4" w:themeColor="accent5" w:themeTint="BF" w:sz="8" w:space="0"/>
-          <w:left w:val="single" w:color="78C0D4" w:themeColor="accent5" w:themeTint="BF" w:sz="8" w:space="0"/>
-          <w:bottom w:val="single" w:color="78C0D4" w:themeColor="accent5" w:themeTint="BF" w:sz="8" w:space="0"/>
-          <w:right w:val="single" w:color="78C0D4" w:themeColor="accent5" w:themeTint="BF" w:sz="8" w:space="0"/>
+          <w:top w:val="single" w:sz="8" w:space="0" w:color="78C0D4" w:themeColor="accent5" w:themeTint="BF"/>
+          <w:left w:val="single" w:sz="8" w:space="0" w:color="78C0D4" w:themeColor="accent5" w:themeTint="BF"/>
+          <w:bottom w:val="single" w:sz="8" w:space="0" w:color="78C0D4" w:themeColor="accent5" w:themeTint="BF"/>
+          <w:right w:val="single" w:sz="8" w:space="0" w:color="78C0D4" w:themeColor="accent5" w:themeTint="BF"/>
           <w:insideH w:val="nil"/>
           <w:insideV w:val="nil"/>
         </w:tcBorders>
@@ -5018,10 +4992,10 @@
       <w:tblPr/>
       <w:tcPr>
         <w:tcBorders>
-          <w:top w:val="double" w:color="78C0D4" w:themeColor="accent5" w:themeTint="BF" w:sz="6" w:space="0"/>
-          <w:left w:val="single" w:color="78C0D4" w:themeColor="accent5" w:themeTint="BF" w:sz="8" w:space="0"/>
-          <w:bottom w:val="single" w:color="78C0D4" w:themeColor="accent5" w:themeTint="BF" w:sz="8" w:space="0"/>
-          <w:right w:val="single" w:color="78C0D4" w:themeColor="accent5" w:themeTint="BF" w:sz="8" w:space="0"/>
+          <w:top w:val="double" w:sz="6" w:space="0" w:color="78C0D4" w:themeColor="accent5" w:themeTint="BF"/>
+          <w:left w:val="single" w:sz="8" w:space="0" w:color="78C0D4" w:themeColor="accent5" w:themeTint="BF"/>
+          <w:bottom w:val="single" w:sz="8" w:space="0" w:color="78C0D4" w:themeColor="accent5" w:themeTint="BF"/>
+          <w:right w:val="single" w:sz="8" w:space="0" w:color="78C0D4" w:themeColor="accent5" w:themeTint="BF"/>
           <w:insideH w:val="nil"/>
           <w:insideV w:val="nil"/>
         </w:tcBorders>
@@ -5078,11 +5052,11 @@
       <w:tblStyleColBandSize w:val="1"/>
       <w:tblInd w:w="0" w:type="dxa"/>
       <w:tblBorders>
-        <w:top w:val="single" w:color="F9B074" w:themeColor="accent6" w:themeTint="BF" w:sz="8" w:space="0"/>
-        <w:left w:val="single" w:color="F9B074" w:themeColor="accent6" w:themeTint="BF" w:sz="8" w:space="0"/>
-        <w:bottom w:val="single" w:color="F9B074" w:themeColor="accent6" w:themeTint="BF" w:sz="8" w:space="0"/>
-        <w:right w:val="single" w:color="F9B074" w:themeColor="accent6" w:themeTint="BF" w:sz="8" w:space="0"/>
-        <w:insideH w:val="single" w:color="F9B074" w:themeColor="accent6" w:themeTint="BF" w:sz="8" w:space="0"/>
+        <w:top w:val="single" w:sz="8" w:space="0" w:color="F9B074" w:themeColor="accent6" w:themeTint="BF"/>
+        <w:left w:val="single" w:sz="8" w:space="0" w:color="F9B074" w:themeColor="accent6" w:themeTint="BF"/>
+        <w:bottom w:val="single" w:sz="8" w:space="0" w:color="F9B074" w:themeColor="accent6" w:themeTint="BF"/>
+        <w:right w:val="single" w:sz="8" w:space="0" w:color="F9B074" w:themeColor="accent6" w:themeTint="BF"/>
+        <w:insideH w:val="single" w:sz="8" w:space="0" w:color="F9B074" w:themeColor="accent6" w:themeTint="BF"/>
       </w:tblBorders>
       <w:tblCellMar>
         <w:top w:w="0" w:type="dxa"/>
@@ -5103,10 +5077,10 @@
       <w:tblPr/>
       <w:tcPr>
         <w:tcBorders>
-          <w:top w:val="single" w:color="F9B074" w:themeColor="accent6" w:themeTint="BF" w:sz="8" w:space="0"/>
-          <w:left w:val="single" w:color="F9B074" w:themeColor="accent6" w:themeTint="BF" w:sz="8" w:space="0"/>
-          <w:bottom w:val="single" w:color="F9B074" w:themeColor="accent6" w:themeTint="BF" w:sz="8" w:space="0"/>
-          <w:right w:val="single" w:color="F9B074" w:themeColor="accent6" w:themeTint="BF" w:sz="8" w:space="0"/>
+          <w:top w:val="single" w:sz="8" w:space="0" w:color="F9B074" w:themeColor="accent6" w:themeTint="BF"/>
+          <w:left w:val="single" w:sz="8" w:space="0" w:color="F9B074" w:themeColor="accent6" w:themeTint="BF"/>
+          <w:bottom w:val="single" w:sz="8" w:space="0" w:color="F9B074" w:themeColor="accent6" w:themeTint="BF"/>
+          <w:right w:val="single" w:sz="8" w:space="0" w:color="F9B074" w:themeColor="accent6" w:themeTint="BF"/>
           <w:insideH w:val="nil"/>
           <w:insideV w:val="nil"/>
         </w:tcBorders>
@@ -5124,10 +5098,10 @@
       <w:tblPr/>
       <w:tcPr>
         <w:tcBorders>
-          <w:top w:val="double" w:color="F9B074" w:themeColor="accent6" w:themeTint="BF" w:sz="6" w:space="0"/>
-          <w:left w:val="single" w:color="F9B074" w:themeColor="accent6" w:themeTint="BF" w:sz="8" w:space="0"/>
-          <w:bottom w:val="single" w:color="F9B074" w:themeColor="accent6" w:themeTint="BF" w:sz="8" w:space="0"/>
-          <w:right w:val="single" w:color="F9B074" w:themeColor="accent6" w:themeTint="BF" w:sz="8" w:space="0"/>
+          <w:top w:val="double" w:sz="6" w:space="0" w:color="F9B074" w:themeColor="accent6" w:themeTint="BF"/>
+          <w:left w:val="single" w:sz="8" w:space="0" w:color="F9B074" w:themeColor="accent6" w:themeTint="BF"/>
+          <w:bottom w:val="single" w:sz="8" w:space="0" w:color="F9B074" w:themeColor="accent6" w:themeTint="BF"/>
+          <w:right w:val="single" w:sz="8" w:space="0" w:color="F9B074" w:themeColor="accent6" w:themeTint="BF"/>
           <w:insideH w:val="nil"/>
           <w:insideV w:val="nil"/>
         </w:tcBorders>
@@ -5184,8 +5158,8 @@
       <w:tblStyleColBandSize w:val="1"/>
       <w:tblInd w:w="0" w:type="dxa"/>
       <w:tblBorders>
-        <w:top w:val="single" w:color="auto" w:sz="18" w:space="0"/>
-        <w:bottom w:val="single" w:color="auto" w:sz="18" w:space="0"/>
+        <w:top w:val="single" w:sz="18" w:space="0" w:color="auto"/>
+        <w:bottom w:val="single" w:sz="18" w:space="0" w:color="auto"/>
       </w:tblBorders>
       <w:tblCellMar>
         <w:top w:w="0" w:type="dxa"/>
@@ -5206,9 +5180,9 @@
       <w:tblPr/>
       <w:tcPr>
         <w:tcBorders>
-          <w:top w:val="single" w:color="auto" w:sz="18" w:space="0"/>
-          <w:left w:val="nil"/>
-          <w:bottom w:val="single" w:color="auto" w:sz="18" w:space="0"/>
+          <w:top w:val="single" w:sz="18" w:space="0" w:color="auto"/>
+          <w:left w:val="nil"/>
+          <w:bottom w:val="single" w:sz="18" w:space="0" w:color="auto"/>
           <w:right w:val="nil"/>
           <w:insideH w:val="nil"/>
           <w:insideV w:val="nil"/>
@@ -5226,9 +5200,9 @@
       <w:tblPr/>
       <w:tcPr>
         <w:tcBorders>
-          <w:top w:val="double" w:color="auto" w:sz="6" w:space="0"/>
-          <w:left w:val="nil"/>
-          <w:bottom w:val="single" w:color="auto" w:sz="18" w:space="0"/>
+          <w:top w:val="double" w:sz="6" w:space="0" w:color="auto"/>
+          <w:left w:val="nil"/>
+          <w:bottom w:val="single" w:sz="18" w:space="0" w:color="auto"/>
           <w:right w:val="nil"/>
           <w:insideH w:val="nil"/>
           <w:insideV w:val="nil"/>
@@ -5247,7 +5221,7 @@
         <w:tcBorders>
           <w:top w:val="nil"/>
           <w:left w:val="nil"/>
-          <w:bottom w:val="single" w:color="auto" w:sz="18" w:space="0"/>
+          <w:bottom w:val="single" w:sz="18" w:space="0" w:color="auto"/>
           <w:right w:val="nil"/>
           <w:insideH w:val="nil"/>
           <w:insideV w:val="nil"/>
@@ -5294,9 +5268,9 @@
       <w:tblPr/>
       <w:tcPr>
         <w:tcBorders>
-          <w:top w:val="single" w:color="auto" w:sz="18" w:space="0"/>
-          <w:left w:val="nil"/>
-          <w:bottom w:val="single" w:color="auto" w:sz="18" w:space="0"/>
+          <w:top w:val="single" w:sz="18" w:space="0" w:color="auto"/>
+          <w:left w:val="nil"/>
+          <w:bottom w:val="single" w:sz="18" w:space="0" w:color="auto"/>
           <w:right w:val="nil"/>
           <w:insideH w:val="nil"/>
           <w:insideV w:val="nil"/>
@@ -5310,9 +5284,9 @@
       <w:tblPr/>
       <w:tcPr>
         <w:tcBorders>
-          <w:top w:val="single" w:color="auto" w:sz="18" w:space="0"/>
-          <w:left w:val="nil"/>
-          <w:bottom w:val="single" w:color="auto" w:sz="18" w:space="0"/>
+          <w:top w:val="single" w:sz="18" w:space="0" w:color="auto"/>
+          <w:left w:val="nil"/>
+          <w:bottom w:val="single" w:sz="18" w:space="0" w:color="auto"/>
           <w:right w:val="nil"/>
           <w:insideH w:val="nil"/>
           <w:insideV w:val="nil"/>
@@ -5333,8 +5307,8 @@
       <w:tblStyleColBandSize w:val="1"/>
       <w:tblInd w:w="0" w:type="dxa"/>
       <w:tblBorders>
-        <w:top w:val="single" w:color="auto" w:sz="18" w:space="0"/>
-        <w:bottom w:val="single" w:color="auto" w:sz="18" w:space="0"/>
+        <w:top w:val="single" w:sz="18" w:space="0" w:color="auto"/>
+        <w:bottom w:val="single" w:sz="18" w:space="0" w:color="auto"/>
       </w:tblBorders>
       <w:tblCellMar>
         <w:top w:w="0" w:type="dxa"/>
@@ -5355,9 +5329,9 @@
       <w:tblPr/>
       <w:tcPr>
         <w:tcBorders>
-          <w:top w:val="single" w:color="auto" w:sz="18" w:space="0"/>
-          <w:left w:val="nil"/>
-          <w:bottom w:val="single" w:color="auto" w:sz="18" w:space="0"/>
+          <w:top w:val="single" w:sz="18" w:space="0" w:color="auto"/>
+          <w:left w:val="nil"/>
+          <w:bottom w:val="single" w:sz="18" w:space="0" w:color="auto"/>
           <w:right w:val="nil"/>
           <w:insideH w:val="nil"/>
           <w:insideV w:val="nil"/>
@@ -5375,9 +5349,9 @@
       <w:tblPr/>
       <w:tcPr>
         <w:tcBorders>
-          <w:top w:val="double" w:color="auto" w:sz="6" w:space="0"/>
-          <w:left w:val="nil"/>
-          <w:bottom w:val="single" w:color="auto" w:sz="18" w:space="0"/>
+          <w:top w:val="double" w:sz="6" w:space="0" w:color="auto"/>
+          <w:left w:val="nil"/>
+          <w:bottom w:val="single" w:sz="18" w:space="0" w:color="auto"/>
           <w:right w:val="nil"/>
           <w:insideH w:val="nil"/>
           <w:insideV w:val="nil"/>
@@ -5396,7 +5370,7 @@
         <w:tcBorders>
           <w:top w:val="nil"/>
           <w:left w:val="nil"/>
-          <w:bottom w:val="single" w:color="auto" w:sz="18" w:space="0"/>
+          <w:bottom w:val="single" w:sz="18" w:space="0" w:color="auto"/>
           <w:right w:val="nil"/>
           <w:insideH w:val="nil"/>
           <w:insideV w:val="nil"/>
@@ -5443,9 +5417,9 @@
       <w:tblPr/>
       <w:tcPr>
         <w:tcBorders>
-          <w:top w:val="single" w:color="auto" w:sz="18" w:space="0"/>
-          <w:left w:val="nil"/>
-          <w:bottom w:val="single" w:color="auto" w:sz="18" w:space="0"/>
+          <w:top w:val="single" w:sz="18" w:space="0" w:color="auto"/>
+          <w:left w:val="nil"/>
+          <w:bottom w:val="single" w:sz="18" w:space="0" w:color="auto"/>
           <w:right w:val="nil"/>
           <w:insideH w:val="nil"/>
           <w:insideV w:val="nil"/>
@@ -5459,9 +5433,9 @@
       <w:tblPr/>
       <w:tcPr>
         <w:tcBorders>
-          <w:top w:val="single" w:color="auto" w:sz="18" w:space="0"/>
-          <w:left w:val="nil"/>
-          <w:bottom w:val="single" w:color="auto" w:sz="18" w:space="0"/>
+          <w:top w:val="single" w:sz="18" w:space="0" w:color="auto"/>
+          <w:left w:val="nil"/>
+          <w:bottom w:val="single" w:sz="18" w:space="0" w:color="auto"/>
           <w:right w:val="nil"/>
           <w:insideH w:val="nil"/>
           <w:insideV w:val="nil"/>
@@ -5482,8 +5456,8 @@
       <w:tblStyleColBandSize w:val="1"/>
       <w:tblInd w:w="0" w:type="dxa"/>
       <w:tblBorders>
-        <w:top w:val="single" w:color="auto" w:sz="18" w:space="0"/>
-        <w:bottom w:val="single" w:color="auto" w:sz="18" w:space="0"/>
+        <w:top w:val="single" w:sz="18" w:space="0" w:color="auto"/>
+        <w:bottom w:val="single" w:sz="18" w:space="0" w:color="auto"/>
       </w:tblBorders>
       <w:tblCellMar>
         <w:top w:w="0" w:type="dxa"/>
@@ -5504,9 +5478,9 @@
       <w:tblPr/>
       <w:tcPr>
         <w:tcBorders>
-          <w:top w:val="single" w:color="auto" w:sz="18" w:space="0"/>
-          <w:left w:val="nil"/>
-          <w:bottom w:val="single" w:color="auto" w:sz="18" w:space="0"/>
+          <w:top w:val="single" w:sz="18" w:space="0" w:color="auto"/>
+          <w:left w:val="nil"/>
+          <w:bottom w:val="single" w:sz="18" w:space="0" w:color="auto"/>
           <w:right w:val="nil"/>
           <w:insideH w:val="nil"/>
           <w:insideV w:val="nil"/>
@@ -5524,9 +5498,9 @@
       <w:tblPr/>
       <w:tcPr>
         <w:tcBorders>
-          <w:top w:val="double" w:color="auto" w:sz="6" w:space="0"/>
-          <w:left w:val="nil"/>
-          <w:bottom w:val="single" w:color="auto" w:sz="18" w:space="0"/>
+          <w:top w:val="double" w:sz="6" w:space="0" w:color="auto"/>
+          <w:left w:val="nil"/>
+          <w:bottom w:val="single" w:sz="18" w:space="0" w:color="auto"/>
           <w:right w:val="nil"/>
           <w:insideH w:val="nil"/>
           <w:insideV w:val="nil"/>
@@ -5545,7 +5519,7 @@
         <w:tcBorders>
           <w:top w:val="nil"/>
           <w:left w:val="nil"/>
-          <w:bottom w:val="single" w:color="auto" w:sz="18" w:space="0"/>
+          <w:bottom w:val="single" w:sz="18" w:space="0" w:color="auto"/>
           <w:right w:val="nil"/>
           <w:insideH w:val="nil"/>
           <w:insideV w:val="nil"/>
@@ -5592,9 +5566,9 @@
       <w:tblPr/>
       <w:tcPr>
         <w:tcBorders>
-          <w:top w:val="single" w:color="auto" w:sz="18" w:space="0"/>
-          <w:left w:val="nil"/>
-          <w:bottom w:val="single" w:color="auto" w:sz="18" w:space="0"/>
+          <w:top w:val="single" w:sz="18" w:space="0" w:color="auto"/>
+          <w:left w:val="nil"/>
+          <w:bottom w:val="single" w:sz="18" w:space="0" w:color="auto"/>
           <w:right w:val="nil"/>
           <w:insideH w:val="nil"/>
           <w:insideV w:val="nil"/>
@@ -5608,9 +5582,9 @@
       <w:tblPr/>
       <w:tcPr>
         <w:tcBorders>
-          <w:top w:val="single" w:color="auto" w:sz="18" w:space="0"/>
-          <w:left w:val="nil"/>
-          <w:bottom w:val="single" w:color="auto" w:sz="18" w:space="0"/>
+          <w:top w:val="single" w:sz="18" w:space="0" w:color="auto"/>
+          <w:left w:val="nil"/>
+          <w:bottom w:val="single" w:sz="18" w:space="0" w:color="auto"/>
           <w:right w:val="nil"/>
           <w:insideH w:val="nil"/>
           <w:insideV w:val="nil"/>
@@ -5631,8 +5605,8 @@
       <w:tblStyleColBandSize w:val="1"/>
       <w:tblInd w:w="0" w:type="dxa"/>
       <w:tblBorders>
-        <w:top w:val="single" w:color="auto" w:sz="18" w:space="0"/>
-        <w:bottom w:val="single" w:color="auto" w:sz="18" w:space="0"/>
+        <w:top w:val="single" w:sz="18" w:space="0" w:color="auto"/>
+        <w:bottom w:val="single" w:sz="18" w:space="0" w:color="auto"/>
       </w:tblBorders>
       <w:tblCellMar>
         <w:top w:w="0" w:type="dxa"/>
@@ -5653,9 +5627,9 @@
       <w:tblPr/>
       <w:tcPr>
         <w:tcBorders>
-          <w:top w:val="single" w:color="auto" w:sz="18" w:space="0"/>
-          <w:left w:val="nil"/>
-          <w:bottom w:val="single" w:color="auto" w:sz="18" w:space="0"/>
+          <w:top w:val="single" w:sz="18" w:space="0" w:color="auto"/>
+          <w:left w:val="nil"/>
+          <w:bottom w:val="single" w:sz="18" w:space="0" w:color="auto"/>
           <w:right w:val="nil"/>
           <w:insideH w:val="nil"/>
           <w:insideV w:val="nil"/>
@@ -5673,9 +5647,9 @@
       <w:tblPr/>
       <w:tcPr>
         <w:tcBorders>
-          <w:top w:val="double" w:color="auto" w:sz="6" w:space="0"/>
-          <w:left w:val="nil"/>
-          <w:bottom w:val="single" w:color="auto" w:sz="18" w:space="0"/>
+          <w:top w:val="double" w:sz="6" w:space="0" w:color="auto"/>
+          <w:left w:val="nil"/>
+          <w:bottom w:val="single" w:sz="18" w:space="0" w:color="auto"/>
           <w:right w:val="nil"/>
           <w:insideH w:val="nil"/>
           <w:insideV w:val="nil"/>
@@ -5694,7 +5668,7 @@
         <w:tcBorders>
           <w:top w:val="nil"/>
           <w:left w:val="nil"/>
-          <w:bottom w:val="single" w:color="auto" w:sz="18" w:space="0"/>
+          <w:bottom w:val="single" w:sz="18" w:space="0" w:color="auto"/>
           <w:right w:val="nil"/>
           <w:insideH w:val="nil"/>
           <w:insideV w:val="nil"/>
@@ -5741,9 +5715,9 @@
       <w:tblPr/>
       <w:tcPr>
         <w:tcBorders>
-          <w:top w:val="single" w:color="auto" w:sz="18" w:space="0"/>
-          <w:left w:val="nil"/>
-          <w:bottom w:val="single" w:color="auto" w:sz="18" w:space="0"/>
+          <w:top w:val="single" w:sz="18" w:space="0" w:color="auto"/>
+          <w:left w:val="nil"/>
+          <w:bottom w:val="single" w:sz="18" w:space="0" w:color="auto"/>
           <w:right w:val="nil"/>
           <w:insideH w:val="nil"/>
           <w:insideV w:val="nil"/>
@@ -5757,9 +5731,9 @@
       <w:tblPr/>
       <w:tcPr>
         <w:tcBorders>
-          <w:top w:val="single" w:color="auto" w:sz="18" w:space="0"/>
-          <w:left w:val="nil"/>
-          <w:bottom w:val="single" w:color="auto" w:sz="18" w:space="0"/>
+          <w:top w:val="single" w:sz="18" w:space="0" w:color="auto"/>
+          <w:left w:val="nil"/>
+          <w:bottom w:val="single" w:sz="18" w:space="0" w:color="auto"/>
           <w:right w:val="nil"/>
           <w:insideH w:val="nil"/>
           <w:insideV w:val="nil"/>
@@ -5780,8 +5754,8 @@
       <w:tblStyleColBandSize w:val="1"/>
       <w:tblInd w:w="0" w:type="dxa"/>
       <w:tblBorders>
-        <w:top w:val="single" w:color="auto" w:sz="18" w:space="0"/>
-        <w:bottom w:val="single" w:color="auto" w:sz="18" w:space="0"/>
+        <w:top w:val="single" w:sz="18" w:space="0" w:color="auto"/>
+        <w:bottom w:val="single" w:sz="18" w:space="0" w:color="auto"/>
       </w:tblBorders>
       <w:tblCellMar>
         <w:top w:w="0" w:type="dxa"/>
@@ -5802,9 +5776,9 @@
       <w:tblPr/>
       <w:tcPr>
         <w:tcBorders>
-          <w:top w:val="single" w:color="auto" w:sz="18" w:space="0"/>
-          <w:left w:val="nil"/>
-          <w:bottom w:val="single" w:color="auto" w:sz="18" w:space="0"/>
+          <w:top w:val="single" w:sz="18" w:space="0" w:color="auto"/>
+          <w:left w:val="nil"/>
+          <w:bottom w:val="single" w:sz="18" w:space="0" w:color="auto"/>
           <w:right w:val="nil"/>
           <w:insideH w:val="nil"/>
           <w:insideV w:val="nil"/>
@@ -5822,9 +5796,9 @@
       <w:tblPr/>
       <w:tcPr>
         <w:tcBorders>
-          <w:top w:val="double" w:color="auto" w:sz="6" w:space="0"/>
-          <w:left w:val="nil"/>
-          <w:bottom w:val="single" w:color="auto" w:sz="18" w:space="0"/>
+          <w:top w:val="double" w:sz="6" w:space="0" w:color="auto"/>
+          <w:left w:val="nil"/>
+          <w:bottom w:val="single" w:sz="18" w:space="0" w:color="auto"/>
           <w:right w:val="nil"/>
           <w:insideH w:val="nil"/>
           <w:insideV w:val="nil"/>
@@ -5843,7 +5817,7 @@
         <w:tcBorders>
           <w:top w:val="nil"/>
           <w:left w:val="nil"/>
-          <w:bottom w:val="single" w:color="auto" w:sz="18" w:space="0"/>
+          <w:bottom w:val="single" w:sz="18" w:space="0" w:color="auto"/>
           <w:right w:val="nil"/>
           <w:insideH w:val="nil"/>
           <w:insideV w:val="nil"/>
@@ -5890,9 +5864,9 @@
       <w:tblPr/>
       <w:tcPr>
         <w:tcBorders>
-          <w:top w:val="single" w:color="auto" w:sz="18" w:space="0"/>
-          <w:left w:val="nil"/>
-          <w:bottom w:val="single" w:color="auto" w:sz="18" w:space="0"/>
+          <w:top w:val="single" w:sz="18" w:space="0" w:color="auto"/>
+          <w:left w:val="nil"/>
+          <w:bottom w:val="single" w:sz="18" w:space="0" w:color="auto"/>
           <w:right w:val="nil"/>
           <w:insideH w:val="nil"/>
           <w:insideV w:val="nil"/>
@@ -5906,9 +5880,9 @@
       <w:tblPr/>
       <w:tcPr>
         <w:tcBorders>
-          <w:top w:val="single" w:color="auto" w:sz="18" w:space="0"/>
-          <w:left w:val="nil"/>
-          <w:bottom w:val="single" w:color="auto" w:sz="18" w:space="0"/>
+          <w:top w:val="single" w:sz="18" w:space="0" w:color="auto"/>
+          <w:left w:val="nil"/>
+          <w:bottom w:val="single" w:sz="18" w:space="0" w:color="auto"/>
           <w:right w:val="nil"/>
           <w:insideH w:val="nil"/>
           <w:insideV w:val="nil"/>
@@ -5929,8 +5903,8 @@
       <w:tblStyleColBandSize w:val="1"/>
       <w:tblInd w:w="0" w:type="dxa"/>
       <w:tblBorders>
-        <w:top w:val="single" w:color="auto" w:sz="18" w:space="0"/>
-        <w:bottom w:val="single" w:color="auto" w:sz="18" w:space="0"/>
+        <w:top w:val="single" w:sz="18" w:space="0" w:color="auto"/>
+        <w:bottom w:val="single" w:sz="18" w:space="0" w:color="auto"/>
       </w:tblBorders>
       <w:tblCellMar>
         <w:top w:w="0" w:type="dxa"/>
@@ -5951,9 +5925,9 @@
       <w:tblPr/>
       <w:tcPr>
         <w:tcBorders>
-          <w:top w:val="single" w:color="auto" w:sz="18" w:space="0"/>
-          <w:left w:val="nil"/>
-          <w:bottom w:val="single" w:color="auto" w:sz="18" w:space="0"/>
+          <w:top w:val="single" w:sz="18" w:space="0" w:color="auto"/>
+          <w:left w:val="nil"/>
+          <w:bottom w:val="single" w:sz="18" w:space="0" w:color="auto"/>
           <w:right w:val="nil"/>
           <w:insideH w:val="nil"/>
           <w:insideV w:val="nil"/>
@@ -5971,9 +5945,9 @@
       <w:tblPr/>
       <w:tcPr>
         <w:tcBorders>
-          <w:top w:val="double" w:color="auto" w:sz="6" w:space="0"/>
-          <w:left w:val="nil"/>
-          <w:bottom w:val="single" w:color="auto" w:sz="18" w:space="0"/>
+          <w:top w:val="double" w:sz="6" w:space="0" w:color="auto"/>
+          <w:left w:val="nil"/>
+          <w:bottom w:val="single" w:sz="18" w:space="0" w:color="auto"/>
           <w:right w:val="nil"/>
           <w:insideH w:val="nil"/>
           <w:insideV w:val="nil"/>
@@ -5992,7 +5966,7 @@
         <w:tcBorders>
           <w:top w:val="nil"/>
           <w:left w:val="nil"/>
-          <w:bottom w:val="single" w:color="auto" w:sz="18" w:space="0"/>
+          <w:bottom w:val="single" w:sz="18" w:space="0" w:color="auto"/>
           <w:right w:val="nil"/>
           <w:insideH w:val="nil"/>
           <w:insideV w:val="nil"/>
@@ -6039,9 +6013,9 @@
       <w:tblPr/>
       <w:tcPr>
         <w:tcBorders>
-          <w:top w:val="single" w:color="auto" w:sz="18" w:space="0"/>
-          <w:left w:val="nil"/>
-          <w:bottom w:val="single" w:color="auto" w:sz="18" w:space="0"/>
+          <w:top w:val="single" w:sz="18" w:space="0" w:color="auto"/>
+          <w:left w:val="nil"/>
+          <w:bottom w:val="single" w:sz="18" w:space="0" w:color="auto"/>
           <w:right w:val="nil"/>
           <w:insideH w:val="nil"/>
           <w:insideV w:val="nil"/>
@@ -6055,9 +6029,9 @@
       <w:tblPr/>
       <w:tcPr>
         <w:tcBorders>
-          <w:top w:val="single" w:color="auto" w:sz="18" w:space="0"/>
-          <w:left w:val="nil"/>
-          <w:bottom w:val="single" w:color="auto" w:sz="18" w:space="0"/>
+          <w:top w:val="single" w:sz="18" w:space="0" w:color="auto"/>
+          <w:left w:val="nil"/>
+          <w:bottom w:val="single" w:sz="18" w:space="0" w:color="auto"/>
           <w:right w:val="nil"/>
           <w:insideH w:val="nil"/>
           <w:insideV w:val="nil"/>
@@ -6078,8 +6052,8 @@
       <w:tblStyleColBandSize w:val="1"/>
       <w:tblInd w:w="0" w:type="dxa"/>
       <w:tblBorders>
-        <w:top w:val="single" w:color="auto" w:sz="18" w:space="0"/>
-        <w:bottom w:val="single" w:color="auto" w:sz="18" w:space="0"/>
+        <w:top w:val="single" w:sz="18" w:space="0" w:color="auto"/>
+        <w:bottom w:val="single" w:sz="18" w:space="0" w:color="auto"/>
       </w:tblBorders>
       <w:tblCellMar>
         <w:top w:w="0" w:type="dxa"/>
@@ -6100,9 +6074,9 @@
       <w:tblPr/>
       <w:tcPr>
         <w:tcBorders>
-          <w:top w:val="single" w:color="auto" w:sz="18" w:space="0"/>
-          <w:left w:val="nil"/>
-          <w:bottom w:val="single" w:color="auto" w:sz="18" w:space="0"/>
+          <w:top w:val="single" w:sz="18" w:space="0" w:color="auto"/>
+          <w:left w:val="nil"/>
+          <w:bottom w:val="single" w:sz="18" w:space="0" w:color="auto"/>
           <w:right w:val="nil"/>
           <w:insideH w:val="nil"/>
           <w:insideV w:val="nil"/>
@@ -6120,9 +6094,9 @@
       <w:tblPr/>
       <w:tcPr>
         <w:tcBorders>
-          <w:top w:val="double" w:color="auto" w:sz="6" w:space="0"/>
-          <w:left w:val="nil"/>
-          <w:bottom w:val="single" w:color="auto" w:sz="18" w:space="0"/>
+          <w:top w:val="double" w:sz="6" w:space="0" w:color="auto"/>
+          <w:left w:val="nil"/>
+          <w:bottom w:val="single" w:sz="18" w:space="0" w:color="auto"/>
           <w:right w:val="nil"/>
           <w:insideH w:val="nil"/>
           <w:insideV w:val="nil"/>
@@ -6141,7 +6115,7 @@
         <w:tcBorders>
           <w:top w:val="nil"/>
           <w:left w:val="nil"/>
-          <w:bottom w:val="single" w:color="auto" w:sz="18" w:space="0"/>
+          <w:bottom w:val="single" w:sz="18" w:space="0" w:color="auto"/>
           <w:right w:val="nil"/>
           <w:insideH w:val="nil"/>
           <w:insideV w:val="nil"/>
@@ -6188,9 +6162,9 @@
       <w:tblPr/>
       <w:tcPr>
         <w:tcBorders>
-          <w:top w:val="single" w:color="auto" w:sz="18" w:space="0"/>
-          <w:left w:val="nil"/>
-          <w:bottom w:val="single" w:color="auto" w:sz="18" w:space="0"/>
+          <w:top w:val="single" w:sz="18" w:space="0" w:color="auto"/>
+          <w:left w:val="nil"/>
+          <w:bottom w:val="single" w:sz="18" w:space="0" w:color="auto"/>
           <w:right w:val="nil"/>
           <w:insideH w:val="nil"/>
           <w:insideV w:val="nil"/>
@@ -6204,9 +6178,9 @@
       <w:tblPr/>
       <w:tcPr>
         <w:tcBorders>
-          <w:top w:val="single" w:color="auto" w:sz="18" w:space="0"/>
-          <w:left w:val="nil"/>
-          <w:bottom w:val="single" w:color="auto" w:sz="18" w:space="0"/>
+          <w:top w:val="single" w:sz="18" w:space="0" w:color="auto"/>
+          <w:left w:val="nil"/>
+          <w:bottom w:val="single" w:sz="18" w:space="0" w:color="auto"/>
           <w:right w:val="nil"/>
           <w:insideH w:val="nil"/>
           <w:insideV w:val="nil"/>
@@ -6230,8 +6204,8 @@
       <w:tblStyleColBandSize w:val="1"/>
       <w:tblInd w:w="0" w:type="dxa"/>
       <w:tblBorders>
-        <w:top w:val="single" w:color="000000" w:themeColor="text1" w:sz="8" w:space="0"/>
-        <w:bottom w:val="single" w:color="000000" w:themeColor="text1" w:sz="8" w:space="0"/>
+        <w:top w:val="single" w:sz="8" w:space="0" w:color="000000" w:themeColor="text1"/>
+        <w:bottom w:val="single" w:sz="8" w:space="0" w:color="000000" w:themeColor="text1"/>
       </w:tblBorders>
       <w:tblCellMar>
         <w:top w:w="0" w:type="dxa"/>
@@ -6242,13 +6216,13 @@
     </w:tblPr>
     <w:tblStylePr w:type="firstRow">
       <w:rPr>
-        <w:rFonts w:asciiTheme="majorHAnsi" w:hAnsiTheme="majorHAnsi" w:eastAsiaTheme="majorEastAsia" w:cstheme="majorBidi"/>
-      </w:rPr>
-      <w:tblPr/>
-      <w:tcPr>
-        <w:tcBorders>
-          <w:top w:val="nil"/>
-          <w:bottom w:val="single" w:color="000000" w:themeColor="text1" w:sz="8" w:space="0"/>
+        <w:rFonts w:asciiTheme="majorHAnsi" w:eastAsiaTheme="majorEastAsia" w:hAnsiTheme="majorHAnsi" w:cstheme="majorBidi"/>
+      </w:rPr>
+      <w:tblPr/>
+      <w:tcPr>
+        <w:tcBorders>
+          <w:top w:val="nil"/>
+          <w:bottom w:val="single" w:sz="8" w:space="0" w:color="000000" w:themeColor="text1"/>
         </w:tcBorders>
       </w:tcPr>
     </w:tblStylePr>
@@ -6261,8 +6235,8 @@
       <w:tblPr/>
       <w:tcPr>
         <w:tcBorders>
-          <w:top w:val="single" w:color="000000" w:themeColor="text1" w:sz="8" w:space="0"/>
-          <w:bottom w:val="single" w:color="000000" w:themeColor="text1" w:sz="8" w:space="0"/>
+          <w:top w:val="single" w:sz="8" w:space="0" w:color="000000" w:themeColor="text1"/>
+          <w:bottom w:val="single" w:sz="8" w:space="0" w:color="000000" w:themeColor="text1"/>
         </w:tcBorders>
       </w:tcPr>
     </w:tblStylePr>
@@ -6280,8 +6254,8 @@
       <w:tblPr/>
       <w:tcPr>
         <w:tcBorders>
-          <w:top w:val="single" w:color="000000" w:themeColor="text1" w:sz="8" w:space="0"/>
-          <w:bottom w:val="single" w:color="000000" w:themeColor="text1" w:sz="8" w:space="0"/>
+          <w:top w:val="single" w:sz="8" w:space="0" w:color="000000" w:themeColor="text1"/>
+          <w:bottom w:val="single" w:sz="8" w:space="0" w:color="000000" w:themeColor="text1"/>
         </w:tcBorders>
       </w:tcPr>
     </w:tblStylePr>
@@ -6314,8 +6288,8 @@
       <w:tblStyleColBandSize w:val="1"/>
       <w:tblInd w:w="0" w:type="dxa"/>
       <w:tblBorders>
-        <w:top w:val="single" w:color="4F81BD" w:themeColor="accent1" w:sz="8" w:space="0"/>
-        <w:bottom w:val="single" w:color="4F81BD" w:themeColor="accent1" w:sz="8" w:space="0"/>
+        <w:top w:val="single" w:sz="8" w:space="0" w:color="4F81BD" w:themeColor="accent1"/>
+        <w:bottom w:val="single" w:sz="8" w:space="0" w:color="4F81BD" w:themeColor="accent1"/>
       </w:tblBorders>
       <w:tblCellMar>
         <w:top w:w="0" w:type="dxa"/>
@@ -6326,13 +6300,13 @@
     </w:tblPr>
     <w:tblStylePr w:type="firstRow">
       <w:rPr>
-        <w:rFonts w:asciiTheme="majorHAnsi" w:hAnsiTheme="majorHAnsi" w:eastAsiaTheme="majorEastAsia" w:cstheme="majorBidi"/>
-      </w:rPr>
-      <w:tblPr/>
-      <w:tcPr>
-        <w:tcBorders>
-          <w:top w:val="nil"/>
-          <w:bottom w:val="single" w:color="4F81BD" w:themeColor="accent1" w:sz="8" w:space="0"/>
+        <w:rFonts w:asciiTheme="majorHAnsi" w:eastAsiaTheme="majorEastAsia" w:hAnsiTheme="majorHAnsi" w:cstheme="majorBidi"/>
+      </w:rPr>
+      <w:tblPr/>
+      <w:tcPr>
+        <w:tcBorders>
+          <w:top w:val="nil"/>
+          <w:bottom w:val="single" w:sz="8" w:space="0" w:color="4F81BD" w:themeColor="accent1"/>
         </w:tcBorders>
       </w:tcPr>
     </w:tblStylePr>
@@ -6345,8 +6319,8 @@
       <w:tblPr/>
       <w:tcPr>
         <w:tcBorders>
-          <w:top w:val="single" w:color="4F81BD" w:themeColor="accent1" w:sz="8" w:space="0"/>
-          <w:bottom w:val="single" w:color="4F81BD" w:themeColor="accent1" w:sz="8" w:space="0"/>
+          <w:top w:val="single" w:sz="8" w:space="0" w:color="4F81BD" w:themeColor="accent1"/>
+          <w:bottom w:val="single" w:sz="8" w:space="0" w:color="4F81BD" w:themeColor="accent1"/>
         </w:tcBorders>
       </w:tcPr>
     </w:tblStylePr>
@@ -6364,8 +6338,8 @@
       <w:tblPr/>
       <w:tcPr>
         <w:tcBorders>
-          <w:top w:val="single" w:color="4F81BD" w:themeColor="accent1" w:sz="8" w:space="0"/>
-          <w:bottom w:val="single" w:color="4F81BD" w:themeColor="accent1" w:sz="8" w:space="0"/>
+          <w:top w:val="single" w:sz="8" w:space="0" w:color="4F81BD" w:themeColor="accent1"/>
+          <w:bottom w:val="single" w:sz="8" w:space="0" w:color="4F81BD" w:themeColor="accent1"/>
         </w:tcBorders>
       </w:tcPr>
     </w:tblStylePr>
@@ -6398,8 +6372,8 @@
       <w:tblStyleColBandSize w:val="1"/>
       <w:tblInd w:w="0" w:type="dxa"/>
       <w:tblBorders>
-        <w:top w:val="single" w:color="C0504D" w:themeColor="accent2" w:sz="8" w:space="0"/>
-        <w:bottom w:val="single" w:color="C0504D" w:themeColor="accent2" w:sz="8" w:space="0"/>
+        <w:top w:val="single" w:sz="8" w:space="0" w:color="C0504D" w:themeColor="accent2"/>
+        <w:bottom w:val="single" w:sz="8" w:space="0" w:color="C0504D" w:themeColor="accent2"/>
       </w:tblBorders>
       <w:tblCellMar>
         <w:top w:w="0" w:type="dxa"/>
@@ -6410,13 +6384,13 @@
     </w:tblPr>
     <w:tblStylePr w:type="firstRow">
       <w:rPr>
-        <w:rFonts w:asciiTheme="majorHAnsi" w:hAnsiTheme="majorHAnsi" w:eastAsiaTheme="majorEastAsia" w:cstheme="majorBidi"/>
-      </w:rPr>
-      <w:tblPr/>
-      <w:tcPr>
-        <w:tcBorders>
-          <w:top w:val="nil"/>
-          <w:bottom w:val="single" w:color="C0504D" w:themeColor="accent2" w:sz="8" w:space="0"/>
+        <w:rFonts w:asciiTheme="majorHAnsi" w:eastAsiaTheme="majorEastAsia" w:hAnsiTheme="majorHAnsi" w:cstheme="majorBidi"/>
+      </w:rPr>
+      <w:tblPr/>
+      <w:tcPr>
+        <w:tcBorders>
+          <w:top w:val="nil"/>
+          <w:bottom w:val="single" w:sz="8" w:space="0" w:color="C0504D" w:themeColor="accent2"/>
         </w:tcBorders>
       </w:tcPr>
     </w:tblStylePr>
@@ -6429,8 +6403,8 @@
       <w:tblPr/>
       <w:tcPr>
         <w:tcBorders>
-          <w:top w:val="single" w:color="C0504D" w:themeColor="accent2" w:sz="8" w:space="0"/>
-          <w:bottom w:val="single" w:color="C0504D" w:themeColor="accent2" w:sz="8" w:space="0"/>
+          <w:top w:val="single" w:sz="8" w:space="0" w:color="C0504D" w:themeColor="accent2"/>
+          <w:bottom w:val="single" w:sz="8" w:space="0" w:color="C0504D" w:themeColor="accent2"/>
         </w:tcBorders>
       </w:tcPr>
     </w:tblStylePr>
@@ -6448,8 +6422,8 @@
       <w:tblPr/>
       <w:tcPr>
         <w:tcBorders>
-          <w:top w:val="single" w:color="C0504D" w:themeColor="accent2" w:sz="8" w:space="0"/>
-          <w:bottom w:val="single" w:color="C0504D" w:themeColor="accent2" w:sz="8" w:space="0"/>
+          <w:top w:val="single" w:sz="8" w:space="0" w:color="C0504D" w:themeColor="accent2"/>
+          <w:bottom w:val="single" w:sz="8" w:space="0" w:color="C0504D" w:themeColor="accent2"/>
         </w:tcBorders>
       </w:tcPr>
     </w:tblStylePr>
@@ -6482,8 +6456,8 @@
       <w:tblStyleColBandSize w:val="1"/>
       <w:tblInd w:w="0" w:type="dxa"/>
       <w:tblBorders>
-        <w:top w:val="single" w:color="9BBB59" w:themeColor="accent3" w:sz="8" w:space="0"/>
-        <w:bottom w:val="single" w:color="9BBB59" w:themeColor="accent3" w:sz="8" w:space="0"/>
+        <w:top w:val="single" w:sz="8" w:space="0" w:color="9BBB59" w:themeColor="accent3"/>
+        <w:bottom w:val="single" w:sz="8" w:space="0" w:color="9BBB59" w:themeColor="accent3"/>
       </w:tblBorders>
       <w:tblCellMar>
         <w:top w:w="0" w:type="dxa"/>
@@ -6494,13 +6468,13 @@
     </w:tblPr>
     <w:tblStylePr w:type="firstRow">
       <w:rPr>
-        <w:rFonts w:asciiTheme="majorHAnsi" w:hAnsiTheme="majorHAnsi" w:eastAsiaTheme="majorEastAsia" w:cstheme="majorBidi"/>
-      </w:rPr>
-      <w:tblPr/>
-      <w:tcPr>
-        <w:tcBorders>
-          <w:top w:val="nil"/>
-          <w:bottom w:val="single" w:color="9BBB59" w:themeColor="accent3" w:sz="8" w:space="0"/>
+        <w:rFonts w:asciiTheme="majorHAnsi" w:eastAsiaTheme="majorEastAsia" w:hAnsiTheme="majorHAnsi" w:cstheme="majorBidi"/>
+      </w:rPr>
+      <w:tblPr/>
+      <w:tcPr>
+        <w:tcBorders>
+          <w:top w:val="nil"/>
+          <w:bottom w:val="single" w:sz="8" w:space="0" w:color="9BBB59" w:themeColor="accent3"/>
         </w:tcBorders>
       </w:tcPr>
     </w:tblStylePr>
@@ -6513,8 +6487,8 @@
       <w:tblPr/>
       <w:tcPr>
         <w:tcBorders>
-          <w:top w:val="single" w:color="9BBB59" w:themeColor="accent3" w:sz="8" w:space="0"/>
-          <w:bottom w:val="single" w:color="9BBB59" w:themeColor="accent3" w:sz="8" w:space="0"/>
+          <w:top w:val="single" w:sz="8" w:space="0" w:color="9BBB59" w:themeColor="accent3"/>
+          <w:bottom w:val="single" w:sz="8" w:space="0" w:color="9BBB59" w:themeColor="accent3"/>
         </w:tcBorders>
       </w:tcPr>
     </w:tblStylePr>
@@ -6532,8 +6506,8 @@
       <w:tblPr/>
       <w:tcPr>
         <w:tcBorders>
-          <w:top w:val="single" w:color="9BBB59" w:themeColor="accent3" w:sz="8" w:space="0"/>
-          <w:bottom w:val="single" w:color="9BBB59" w:themeColor="accent3" w:sz="8" w:space="0"/>
+          <w:top w:val="single" w:sz="8" w:space="0" w:color="9BBB59" w:themeColor="accent3"/>
+          <w:bottom w:val="single" w:sz="8" w:space="0" w:color="9BBB59" w:themeColor="accent3"/>
         </w:tcBorders>
       </w:tcPr>
     </w:tblStylePr>
@@ -6566,8 +6540,8 @@
       <w:tblStyleColBandSize w:val="1"/>
       <w:tblInd w:w="0" w:type="dxa"/>
       <w:tblBorders>
-        <w:top w:val="single" w:color="8064A2" w:themeColor="accent4" w:sz="8" w:space="0"/>
-        <w:bottom w:val="single" w:color="8064A2" w:themeColor="accent4" w:sz="8" w:space="0"/>
+        <w:top w:val="single" w:sz="8" w:space="0" w:color="8064A2" w:themeColor="accent4"/>
+        <w:bottom w:val="single" w:sz="8" w:space="0" w:color="8064A2" w:themeColor="accent4"/>
       </w:tblBorders>
       <w:tblCellMar>
         <w:top w:w="0" w:type="dxa"/>
@@ -6578,13 +6552,13 @@
     </w:tblPr>
     <w:tblStylePr w:type="firstRow">
       <w:rPr>
-        <w:rFonts w:asciiTheme="majorHAnsi" w:hAnsiTheme="majorHAnsi" w:eastAsiaTheme="majorEastAsia" w:cstheme="majorBidi"/>
-      </w:rPr>
-      <w:tblPr/>
-      <w:tcPr>
-        <w:tcBorders>
-          <w:top w:val="nil"/>
-          <w:bottom w:val="single" w:color="8064A2" w:themeColor="accent4" w:sz="8" w:space="0"/>
+        <w:rFonts w:asciiTheme="majorHAnsi" w:eastAsiaTheme="majorEastAsia" w:hAnsiTheme="majorHAnsi" w:cstheme="majorBidi"/>
+      </w:rPr>
+      <w:tblPr/>
+      <w:tcPr>
+        <w:tcBorders>
+          <w:top w:val="nil"/>
+          <w:bottom w:val="single" w:sz="8" w:space="0" w:color="8064A2" w:themeColor="accent4"/>
         </w:tcBorders>
       </w:tcPr>
     </w:tblStylePr>
@@ -6597,8 +6571,8 @@
       <w:tblPr/>
       <w:tcPr>
         <w:tcBorders>
-          <w:top w:val="single" w:color="8064A2" w:themeColor="accent4" w:sz="8" w:space="0"/>
-          <w:bottom w:val="single" w:color="8064A2" w:themeColor="accent4" w:sz="8" w:space="0"/>
+          <w:top w:val="single" w:sz="8" w:space="0" w:color="8064A2" w:themeColor="accent4"/>
+          <w:bottom w:val="single" w:sz="8" w:space="0" w:color="8064A2" w:themeColor="accent4"/>
         </w:tcBorders>
       </w:tcPr>
     </w:tblStylePr>
@@ -6616,8 +6590,8 @@
       <w:tblPr/>
       <w:tcPr>
         <w:tcBorders>
-          <w:top w:val="single" w:color="8064A2" w:themeColor="accent4" w:sz="8" w:space="0"/>
-          <w:bottom w:val="single" w:color="8064A2" w:themeColor="accent4" w:sz="8" w:space="0"/>
+          <w:top w:val="single" w:sz="8" w:space="0" w:color="8064A2" w:themeColor="accent4"/>
+          <w:bottom w:val="single" w:sz="8" w:space="0" w:color="8064A2" w:themeColor="accent4"/>
         </w:tcBorders>
       </w:tcPr>
     </w:tblStylePr>
@@ -6650,8 +6624,8 @@
       <w:tblStyleColBandSize w:val="1"/>
       <w:tblInd w:w="0" w:type="dxa"/>
       <w:tblBorders>
-        <w:top w:val="single" w:color="4BACC6" w:themeColor="accent5" w:sz="8" w:space="0"/>
-        <w:bottom w:val="single" w:color="4BACC6" w:themeColor="accent5" w:sz="8" w:space="0"/>
+        <w:top w:val="single" w:sz="8" w:space="0" w:color="4BACC6" w:themeColor="accent5"/>
+        <w:bottom w:val="single" w:sz="8" w:space="0" w:color="4BACC6" w:themeColor="accent5"/>
       </w:tblBorders>
       <w:tblCellMar>
         <w:top w:w="0" w:type="dxa"/>
@@ -6662,13 +6636,13 @@
     </w:tblPr>
     <w:tblStylePr w:type="firstRow">
       <w:rPr>
-        <w:rFonts w:asciiTheme="majorHAnsi" w:hAnsiTheme="majorHAnsi" w:eastAsiaTheme="majorEastAsia" w:cstheme="majorBidi"/>
-      </w:rPr>
-      <w:tblPr/>
-      <w:tcPr>
-        <w:tcBorders>
-          <w:top w:val="nil"/>
-          <w:bottom w:val="single" w:color="4BACC6" w:themeColor="accent5" w:sz="8" w:space="0"/>
+        <w:rFonts w:asciiTheme="majorHAnsi" w:eastAsiaTheme="majorEastAsia" w:hAnsiTheme="majorHAnsi" w:cstheme="majorBidi"/>
+      </w:rPr>
+      <w:tblPr/>
+      <w:tcPr>
+        <w:tcBorders>
+          <w:top w:val="nil"/>
+          <w:bottom w:val="single" w:sz="8" w:space="0" w:color="4BACC6" w:themeColor="accent5"/>
         </w:tcBorders>
       </w:tcPr>
     </w:tblStylePr>
@@ -6681,8 +6655,8 @@
       <w:tblPr/>
       <w:tcPr>
         <w:tcBorders>
-          <w:top w:val="single" w:color="4BACC6" w:themeColor="accent5" w:sz="8" w:space="0"/>
-          <w:bottom w:val="single" w:color="4BACC6" w:themeColor="accent5" w:sz="8" w:space="0"/>
+          <w:top w:val="single" w:sz="8" w:space="0" w:color="4BACC6" w:themeColor="accent5"/>
+          <w:bottom w:val="single" w:sz="8" w:space="0" w:color="4BACC6" w:themeColor="accent5"/>
         </w:tcBorders>
       </w:tcPr>
     </w:tblStylePr>
@@ -6700,8 +6674,8 @@
       <w:tblPr/>
       <w:tcPr>
         <w:tcBorders>
-          <w:top w:val="single" w:color="4BACC6" w:themeColor="accent5" w:sz="8" w:space="0"/>
-          <w:bottom w:val="single" w:color="4BACC6" w:themeColor="accent5" w:sz="8" w:space="0"/>
+          <w:top w:val="single" w:sz="8" w:space="0" w:color="4BACC6" w:themeColor="accent5"/>
+          <w:bottom w:val="single" w:sz="8" w:space="0" w:color="4BACC6" w:themeColor="accent5"/>
         </w:tcBorders>
       </w:tcPr>
     </w:tblStylePr>
@@ -6734,8 +6708,8 @@
       <w:tblStyleColBandSize w:val="1"/>
       <w:tblInd w:w="0" w:type="dxa"/>
       <w:tblBorders>
-        <w:top w:val="single" w:color="F79646" w:themeColor="accent6" w:sz="8" w:space="0"/>
-        <w:bottom w:val="single" w:color="F79646" w:themeColor="accent6" w:sz="8" w:space="0"/>
+        <w:top w:val="single" w:sz="8" w:space="0" w:color="F79646" w:themeColor="accent6"/>
+        <w:bottom w:val="single" w:sz="8" w:space="0" w:color="F79646" w:themeColor="accent6"/>
       </w:tblBorders>
       <w:tblCellMar>
         <w:top w:w="0" w:type="dxa"/>
@@ -6746,13 +6720,13 @@
     </w:tblPr>
     <w:tblStylePr w:type="firstRow">
       <w:rPr>
-        <w:rFonts w:asciiTheme="majorHAnsi" w:hAnsiTheme="majorHAnsi" w:eastAsiaTheme="majorEastAsia" w:cstheme="majorBidi"/>
-      </w:rPr>
-      <w:tblPr/>
-      <w:tcPr>
-        <w:tcBorders>
-          <w:top w:val="nil"/>
-          <w:bottom w:val="single" w:color="F79646" w:themeColor="accent6" w:sz="8" w:space="0"/>
+        <w:rFonts w:asciiTheme="majorHAnsi" w:eastAsiaTheme="majorEastAsia" w:hAnsiTheme="majorHAnsi" w:cstheme="majorBidi"/>
+      </w:rPr>
+      <w:tblPr/>
+      <w:tcPr>
+        <w:tcBorders>
+          <w:top w:val="nil"/>
+          <w:bottom w:val="single" w:sz="8" w:space="0" w:color="F79646" w:themeColor="accent6"/>
         </w:tcBorders>
       </w:tcPr>
     </w:tblStylePr>
@@ -6765,8 +6739,8 @@
       <w:tblPr/>
       <w:tcPr>
         <w:tcBorders>
-          <w:top w:val="single" w:color="F79646" w:themeColor="accent6" w:sz="8" w:space="0"/>
-          <w:bottom w:val="single" w:color="F79646" w:themeColor="accent6" w:sz="8" w:space="0"/>
+          <w:top w:val="single" w:sz="8" w:space="0" w:color="F79646" w:themeColor="accent6"/>
+          <w:bottom w:val="single" w:sz="8" w:space="0" w:color="F79646" w:themeColor="accent6"/>
         </w:tcBorders>
       </w:tcPr>
     </w:tblStylePr>
@@ -6784,8 +6758,8 @@
       <w:tblPr/>
       <w:tcPr>
         <w:tcBorders>
-          <w:top w:val="single" w:color="F79646" w:themeColor="accent6" w:sz="8" w:space="0"/>
-          <w:bottom w:val="single" w:color="F79646" w:themeColor="accent6" w:sz="8" w:space="0"/>
+          <w:top w:val="single" w:sz="8" w:space="0" w:color="F79646" w:themeColor="accent6"/>
+          <w:bottom w:val="single" w:sz="8" w:space="0" w:color="F79646" w:themeColor="accent6"/>
         </w:tcBorders>
       </w:tcPr>
     </w:tblStylePr>
@@ -6811,7 +6785,7 @@
       <w:spacing w:after="0" w:line="240" w:lineRule="auto"/>
     </w:pPr>
     <w:rPr>
-      <w:rFonts w:asciiTheme="majorHAnsi" w:hAnsiTheme="majorHAnsi" w:eastAsiaTheme="majorEastAsia" w:cstheme="majorBidi"/>
+      <w:rFonts w:asciiTheme="majorHAnsi" w:eastAsiaTheme="majorEastAsia" w:hAnsiTheme="majorHAnsi" w:cstheme="majorBidi"/>
       <w:color w:val="000000" w:themeColor="text1"/>
     </w:rPr>
     <w:tblPr>
@@ -6819,10 +6793,10 @@
       <w:tblStyleColBandSize w:val="1"/>
       <w:tblInd w:w="0" w:type="dxa"/>
       <w:tblBorders>
-        <w:top w:val="single" w:color="000000" w:themeColor="text1" w:sz="8" w:space="0"/>
-        <w:left w:val="single" w:color="000000" w:themeColor="text1" w:sz="8" w:space="0"/>
-        <w:bottom w:val="single" w:color="000000" w:themeColor="text1" w:sz="8" w:space="0"/>
-        <w:right w:val="single" w:color="000000" w:themeColor="text1" w:sz="8" w:space="0"/>
+        <w:top w:val="single" w:sz="8" w:space="0" w:color="000000" w:themeColor="text1"/>
+        <w:left w:val="single" w:sz="8" w:space="0" w:color="000000" w:themeColor="text1"/>
+        <w:bottom w:val="single" w:sz="8" w:space="0" w:color="000000" w:themeColor="text1"/>
+        <w:right w:val="single" w:sz="8" w:space="0" w:color="000000" w:themeColor="text1"/>
       </w:tblBorders>
       <w:tblCellMar>
         <w:top w:w="0" w:type="dxa"/>
@@ -6841,7 +6815,7 @@
         <w:tcBorders>
           <w:top w:val="nil"/>
           <w:left w:val="nil"/>
-          <w:bottom w:val="single" w:color="000000" w:themeColor="text1" w:sz="24" w:space="0"/>
+          <w:bottom w:val="single" w:sz="24" w:space="0" w:color="000000" w:themeColor="text1"/>
           <w:right w:val="nil"/>
           <w:insideH w:val="nil"/>
           <w:insideV w:val="nil"/>
@@ -6853,7 +6827,7 @@
       <w:tblPr/>
       <w:tcPr>
         <w:tcBorders>
-          <w:top w:val="single" w:color="000000" w:themeColor="text1" w:sz="8" w:space="0"/>
+          <w:top w:val="single" w:sz="8" w:space="0" w:color="000000" w:themeColor="text1"/>
           <w:left w:val="nil"/>
           <w:bottom w:val="nil"/>
           <w:right w:val="nil"/>
@@ -6870,7 +6844,7 @@
           <w:top w:val="nil"/>
           <w:left w:val="nil"/>
           <w:bottom w:val="nil"/>
-          <w:right w:val="single" w:color="000000" w:themeColor="text1" w:sz="8" w:space="0"/>
+          <w:right w:val="single" w:sz="8" w:space="0" w:color="000000" w:themeColor="text1"/>
           <w:insideH w:val="nil"/>
           <w:insideV w:val="nil"/>
         </w:tcBorders>
@@ -6882,7 +6856,7 @@
       <w:tcPr>
         <w:tcBorders>
           <w:top w:val="nil"/>
-          <w:left w:val="single" w:color="000000" w:themeColor="text1" w:sz="8" w:space="0"/>
+          <w:left w:val="single" w:sz="8" w:space="0" w:color="000000" w:themeColor="text1"/>
           <w:bottom w:val="nil"/>
           <w:right w:val="nil"/>
           <w:insideH w:val="nil"/>
@@ -6939,7 +6913,7 @@
       <w:spacing w:after="0" w:line="240" w:lineRule="auto"/>
     </w:pPr>
     <w:rPr>
-      <w:rFonts w:asciiTheme="majorHAnsi" w:hAnsiTheme="majorHAnsi" w:eastAsiaTheme="majorEastAsia" w:cstheme="majorBidi"/>
+      <w:rFonts w:asciiTheme="majorHAnsi" w:eastAsiaTheme="majorEastAsia" w:hAnsiTheme="majorHAnsi" w:cstheme="majorBidi"/>
       <w:color w:val="000000" w:themeColor="text1"/>
     </w:rPr>
     <w:tblPr>
@@ -6947,10 +6921,10 @@
       <w:tblStyleColBandSize w:val="1"/>
       <w:tblInd w:w="0" w:type="dxa"/>
       <w:tblBorders>
-        <w:top w:val="single" w:color="4F81BD" w:themeColor="accent1" w:sz="8" w:space="0"/>
-        <w:left w:val="single" w:color="4F81BD" w:themeColor="accent1" w:sz="8" w:space="0"/>
-        <w:bottom w:val="single" w:color="4F81BD" w:themeColor="accent1" w:sz="8" w:space="0"/>
-        <w:right w:val="single" w:color="4F81BD" w:themeColor="accent1" w:sz="8" w:space="0"/>
+        <w:top w:val="single" w:sz="8" w:space="0" w:color="4F81BD" w:themeColor="accent1"/>
+        <w:left w:val="single" w:sz="8" w:space="0" w:color="4F81BD" w:themeColor="accent1"/>
+        <w:bottom w:val="single" w:sz="8" w:space="0" w:color="4F81BD" w:themeColor="accent1"/>
+        <w:right w:val="single" w:sz="8" w:space="0" w:color="4F81BD" w:themeColor="accent1"/>
       </w:tblBorders>
       <w:tblCellMar>
         <w:top w:w="0" w:type="dxa"/>
@@ -6969,7 +6943,7 @@
         <w:tcBorders>
           <w:top w:val="nil"/>
           <w:left w:val="nil"/>
-          <w:bottom w:val="single" w:color="4F81BD" w:themeColor="accent1" w:sz="24" w:space="0"/>
+          <w:bottom w:val="single" w:sz="24" w:space="0" w:color="4F81BD" w:themeColor="accent1"/>
           <w:right w:val="nil"/>
           <w:insideH w:val="nil"/>
           <w:insideV w:val="nil"/>
@@ -6981,7 +6955,7 @@
       <w:tblPr/>
       <w:tcPr>
         <w:tcBorders>
-          <w:top w:val="single" w:color="4F81BD" w:themeColor="accent1" w:sz="8" w:space="0"/>
+          <w:top w:val="single" w:sz="8" w:space="0" w:color="4F81BD" w:themeColor="accent1"/>
           <w:left w:val="nil"/>
           <w:bottom w:val="nil"/>
           <w:right w:val="nil"/>
@@ -6998,7 +6972,7 @@
           <w:top w:val="nil"/>
           <w:left w:val="nil"/>
           <w:bottom w:val="nil"/>
-          <w:right w:val="single" w:color="4F81BD" w:themeColor="accent1" w:sz="8" w:space="0"/>
+          <w:right w:val="single" w:sz="8" w:space="0" w:color="4F81BD" w:themeColor="accent1"/>
           <w:insideH w:val="nil"/>
           <w:insideV w:val="nil"/>
         </w:tcBorders>
@@ -7010,7 +6984,7 @@
       <w:tcPr>
         <w:tcBorders>
           <w:top w:val="nil"/>
-          <w:left w:val="single" w:color="4F81BD" w:themeColor="accent1" w:sz="8" w:space="0"/>
+          <w:left w:val="single" w:sz="8" w:space="0" w:color="4F81BD" w:themeColor="accent1"/>
           <w:bottom w:val="nil"/>
           <w:right w:val="nil"/>
           <w:insideH w:val="nil"/>
@@ -7067,7 +7041,7 @@
       <w:spacing w:after="0" w:line="240" w:lineRule="auto"/>
     </w:pPr>
     <w:rPr>
-      <w:rFonts w:asciiTheme="majorHAnsi" w:hAnsiTheme="majorHAnsi" w:eastAsiaTheme="majorEastAsia" w:cstheme="majorBidi"/>
+      <w:rFonts w:asciiTheme="majorHAnsi" w:eastAsiaTheme="majorEastAsia" w:hAnsiTheme="majorHAnsi" w:cstheme="majorBidi"/>
       <w:color w:val="000000" w:themeColor="text1"/>
     </w:rPr>
     <w:tblPr>
@@ -7075,10 +7049,10 @@
       <w:tblStyleColBandSize w:val="1"/>
       <w:tblInd w:w="0" w:type="dxa"/>
       <w:tblBorders>
-        <w:top w:val="single" w:color="C0504D" w:themeColor="accent2" w:sz="8" w:space="0"/>
-        <w:left w:val="single" w:color="C0504D" w:themeColor="accent2" w:sz="8" w:space="0"/>
-        <w:bottom w:val="single" w:color="C0504D" w:themeColor="accent2" w:sz="8" w:space="0"/>
-        <w:right w:val="single" w:color="C0504D" w:themeColor="accent2" w:sz="8" w:space="0"/>
+        <w:top w:val="single" w:sz="8" w:space="0" w:color="C0504D" w:themeColor="accent2"/>
+        <w:left w:val="single" w:sz="8" w:space="0" w:color="C0504D" w:themeColor="accent2"/>
+        <w:bottom w:val="single" w:sz="8" w:space="0" w:color="C0504D" w:themeColor="accent2"/>
+        <w:right w:val="single" w:sz="8" w:space="0" w:color="C0504D" w:themeColor="accent2"/>
       </w:tblBorders>
       <w:tblCellMar>
         <w:top w:w="0" w:type="dxa"/>
@@ -7097,7 +7071,7 @@
         <w:tcBorders>
           <w:top w:val="nil"/>
           <w:left w:val="nil"/>
-          <w:bottom w:val="single" w:color="C0504D" w:themeColor="accent2" w:sz="24" w:space="0"/>
+          <w:bottom w:val="single" w:sz="24" w:space="0" w:color="C0504D" w:themeColor="accent2"/>
           <w:right w:val="nil"/>
           <w:insideH w:val="nil"/>
           <w:insideV w:val="nil"/>
@@ -7109,7 +7083,7 @@
       <w:tblPr/>
       <w:tcPr>
         <w:tcBorders>
-          <w:top w:val="single" w:color="C0504D" w:themeColor="accent2" w:sz="8" w:space="0"/>
+          <w:top w:val="single" w:sz="8" w:space="0" w:color="C0504D" w:themeColor="accent2"/>
           <w:left w:val="nil"/>
           <w:bottom w:val="nil"/>
           <w:right w:val="nil"/>
@@ -7126,7 +7100,7 @@
           <w:top w:val="nil"/>
           <w:left w:val="nil"/>
           <w:bottom w:val="nil"/>
-          <w:right w:val="single" w:color="C0504D" w:themeColor="accent2" w:sz="8" w:space="0"/>
+          <w:right w:val="single" w:sz="8" w:space="0" w:color="C0504D" w:themeColor="accent2"/>
           <w:insideH w:val="nil"/>
           <w:insideV w:val="nil"/>
         </w:tcBorders>
@@ -7138,7 +7112,7 @@
       <w:tcPr>
         <w:tcBorders>
           <w:top w:val="nil"/>
-          <w:left w:val="single" w:color="C0504D" w:themeColor="accent2" w:sz="8" w:space="0"/>
+          <w:left w:val="single" w:sz="8" w:space="0" w:color="C0504D" w:themeColor="accent2"/>
           <w:bottom w:val="nil"/>
           <w:right w:val="nil"/>
           <w:insideH w:val="nil"/>
@@ -7195,7 +7169,7 @@
       <w:spacing w:after="0" w:line="240" w:lineRule="auto"/>
     </w:pPr>
     <w:rPr>
-      <w:rFonts w:asciiTheme="majorHAnsi" w:hAnsiTheme="majorHAnsi" w:eastAsiaTheme="majorEastAsia" w:cstheme="majorBidi"/>
+      <w:rFonts w:asciiTheme="majorHAnsi" w:eastAsiaTheme="majorEastAsia" w:hAnsiTheme="majorHAnsi" w:cstheme="majorBidi"/>
       <w:color w:val="000000" w:themeColor="text1"/>
     </w:rPr>
     <w:tblPr>
@@ -7203,10 +7177,10 @@
       <w:tblStyleColBandSize w:val="1"/>
       <w:tblInd w:w="0" w:type="dxa"/>
       <w:tblBorders>
-        <w:top w:val="single" w:color="9BBB59" w:themeColor="accent3" w:sz="8" w:space="0"/>
-        <w:left w:val="single" w:color="9BBB59" w:themeColor="accent3" w:sz="8" w:space="0"/>
-        <w:bottom w:val="single" w:color="9BBB59" w:themeColor="accent3" w:sz="8" w:space="0"/>
-        <w:right w:val="single" w:color="9BBB59" w:themeColor="accent3" w:sz="8" w:space="0"/>
+        <w:top w:val="single" w:sz="8" w:space="0" w:color="9BBB59" w:themeColor="accent3"/>
+        <w:left w:val="single" w:sz="8" w:space="0" w:color="9BBB59" w:themeColor="accent3"/>
+        <w:bottom w:val="single" w:sz="8" w:space="0" w:color="9BBB59" w:themeColor="accent3"/>
+        <w:right w:val="single" w:sz="8" w:space="0" w:color="9BBB59" w:themeColor="accent3"/>
       </w:tblBorders>
       <w:tblCellMar>
         <w:top w:w="0" w:type="dxa"/>
@@ -7225,7 +7199,7 @@
         <w:tcBorders>
           <w:top w:val="nil"/>
           <w:left w:val="nil"/>
-          <w:bottom w:val="single" w:color="9BBB59" w:themeColor="accent3" w:sz="24" w:space="0"/>
+          <w:bottom w:val="single" w:sz="24" w:space="0" w:color="9BBB59" w:themeColor="accent3"/>
           <w:right w:val="nil"/>
           <w:insideH w:val="nil"/>
           <w:insideV w:val="nil"/>
@@ -7237,7 +7211,7 @@
       <w:tblPr/>
       <w:tcPr>
         <w:tcBorders>
-          <w:top w:val="single" w:color="9BBB59" w:themeColor="accent3" w:sz="8" w:space="0"/>
+          <w:top w:val="single" w:sz="8" w:space="0" w:color="9BBB59" w:themeColor="accent3"/>
           <w:left w:val="nil"/>
           <w:bottom w:val="nil"/>
           <w:right w:val="nil"/>
@@ -7254,7 +7228,7 @@
           <w:top w:val="nil"/>
           <w:left w:val="nil"/>
           <w:bottom w:val="nil"/>
-          <w:right w:val="single" w:color="9BBB59" w:themeColor="accent3" w:sz="8" w:space="0"/>
+          <w:right w:val="single" w:sz="8" w:space="0" w:color="9BBB59" w:themeColor="accent3"/>
           <w:insideH w:val="nil"/>
           <w:insideV w:val="nil"/>
         </w:tcBorders>
@@ -7266,7 +7240,7 @@
       <w:tcPr>
         <w:tcBorders>
           <w:top w:val="nil"/>
-          <w:left w:val="single" w:color="9BBB59" w:themeColor="accent3" w:sz="8" w:space="0"/>
+          <w:left w:val="single" w:sz="8" w:space="0" w:color="9BBB59" w:themeColor="accent3"/>
           <w:bottom w:val="nil"/>
           <w:right w:val="nil"/>
           <w:insideH w:val="nil"/>
@@ -7323,7 +7297,7 @@
       <w:spacing w:after="0" w:line="240" w:lineRule="auto"/>
     </w:pPr>
     <w:rPr>
-      <w:rFonts w:asciiTheme="majorHAnsi" w:hAnsiTheme="majorHAnsi" w:eastAsiaTheme="majorEastAsia" w:cstheme="majorBidi"/>
+      <w:rFonts w:asciiTheme="majorHAnsi" w:eastAsiaTheme="majorEastAsia" w:hAnsiTheme="majorHAnsi" w:cstheme="majorBidi"/>
       <w:color w:val="000000" w:themeColor="text1"/>
     </w:rPr>
     <w:tblPr>
@@ -7331,10 +7305,10 @@
       <w:tblStyleColBandSize w:val="1"/>
       <w:tblInd w:w="0" w:type="dxa"/>
       <w:tblBorders>
-        <w:top w:val="single" w:color="8064A2" w:themeColor="accent4" w:sz="8" w:space="0"/>
-        <w:left w:val="single" w:color="8064A2" w:themeColor="accent4" w:sz="8" w:space="0"/>
-        <w:bottom w:val="single" w:color="8064A2" w:themeColor="accent4" w:sz="8" w:space="0"/>
-        <w:right w:val="single" w:color="8064A2" w:themeColor="accent4" w:sz="8" w:space="0"/>
+        <w:top w:val="single" w:sz="8" w:space="0" w:color="8064A2" w:themeColor="accent4"/>
+        <w:left w:val="single" w:sz="8" w:space="0" w:color="8064A2" w:themeColor="accent4"/>
+        <w:bottom w:val="single" w:sz="8" w:space="0" w:color="8064A2" w:themeColor="accent4"/>
+        <w:right w:val="single" w:sz="8" w:space="0" w:color="8064A2" w:themeColor="accent4"/>
       </w:tblBorders>
       <w:tblCellMar>
         <w:top w:w="0" w:type="dxa"/>
@@ -7353,7 +7327,7 @@
         <w:tcBorders>
           <w:top w:val="nil"/>
           <w:left w:val="nil"/>
-          <w:bottom w:val="single" w:color="8064A2" w:themeColor="accent4" w:sz="24" w:space="0"/>
+          <w:bottom w:val="single" w:sz="24" w:space="0" w:color="8064A2" w:themeColor="accent4"/>
           <w:right w:val="nil"/>
           <w:insideH w:val="nil"/>
           <w:insideV w:val="nil"/>
@@ -7365,7 +7339,7 @@
       <w:tblPr/>
       <w:tcPr>
         <w:tcBorders>
-          <w:top w:val="single" w:color="8064A2" w:themeColor="accent4" w:sz="8" w:space="0"/>
+          <w:top w:val="single" w:sz="8" w:space="0" w:color="8064A2" w:themeColor="accent4"/>
           <w:left w:val="nil"/>
           <w:bottom w:val="nil"/>
           <w:right w:val="nil"/>
@@ -7382,7 +7356,7 @@
           <w:top w:val="nil"/>
           <w:left w:val="nil"/>
           <w:bottom w:val="nil"/>
-          <w:right w:val="single" w:color="8064A2" w:themeColor="accent4" w:sz="8" w:space="0"/>
+          <w:right w:val="single" w:sz="8" w:space="0" w:color="8064A2" w:themeColor="accent4"/>
           <w:insideH w:val="nil"/>
           <w:insideV w:val="nil"/>
         </w:tcBorders>
@@ -7394,7 +7368,7 @@
       <w:tcPr>
         <w:tcBorders>
           <w:top w:val="nil"/>
-          <w:left w:val="single" w:color="8064A2" w:themeColor="accent4" w:sz="8" w:space="0"/>
+          <w:left w:val="single" w:sz="8" w:space="0" w:color="8064A2" w:themeColor="accent4"/>
           <w:bottom w:val="nil"/>
           <w:right w:val="nil"/>
           <w:insideH w:val="nil"/>
@@ -7451,7 +7425,7 @@
       <w:spacing w:after="0" w:line="240" w:lineRule="auto"/>
     </w:pPr>
     <w:rPr>
-      <w:rFonts w:asciiTheme="majorHAnsi" w:hAnsiTheme="majorHAnsi" w:eastAsiaTheme="majorEastAsia" w:cstheme="majorBidi"/>
+      <w:rFonts w:asciiTheme="majorHAnsi" w:eastAsiaTheme="majorEastAsia" w:hAnsiTheme="majorHAnsi" w:cstheme="majorBidi"/>
       <w:color w:val="000000" w:themeColor="text1"/>
     </w:rPr>
     <w:tblPr>
@@ -7459,10 +7433,10 @@
       <w:tblStyleColBandSize w:val="1"/>
       <w:tblInd w:w="0" w:type="dxa"/>
       <w:tblBorders>
-        <w:top w:val="single" w:color="4BACC6" w:themeColor="accent5" w:sz="8" w:space="0"/>
-        <w:left w:val="single" w:color="4BACC6" w:themeColor="accent5" w:sz="8" w:space="0"/>
-        <w:bottom w:val="single" w:color="4BACC6" w:themeColor="accent5" w:sz="8" w:space="0"/>
-        <w:right w:val="single" w:color="4BACC6" w:themeColor="accent5" w:sz="8" w:space="0"/>
+        <w:top w:val="single" w:sz="8" w:space="0" w:color="4BACC6" w:themeColor="accent5"/>
+        <w:left w:val="single" w:sz="8" w:space="0" w:color="4BACC6" w:themeColor="accent5"/>
+        <w:bottom w:val="single" w:sz="8" w:space="0" w:color="4BACC6" w:themeColor="accent5"/>
+        <w:right w:val="single" w:sz="8" w:space="0" w:color="4BACC6" w:themeColor="accent5"/>
       </w:tblBorders>
       <w:tblCellMar>
         <w:top w:w="0" w:type="dxa"/>
@@ -7481,7 +7455,7 @@
         <w:tcBorders>
           <w:top w:val="nil"/>
           <w:left w:val="nil"/>
-          <w:bottom w:val="single" w:color="4BACC6" w:themeColor="accent5" w:sz="24" w:space="0"/>
+          <w:bottom w:val="single" w:sz="24" w:space="0" w:color="4BACC6" w:themeColor="accent5"/>
           <w:right w:val="nil"/>
           <w:insideH w:val="nil"/>
           <w:insideV w:val="nil"/>
@@ -7493,7 +7467,7 @@
       <w:tblPr/>
       <w:tcPr>
         <w:tcBorders>
-          <w:top w:val="single" w:color="4BACC6" w:themeColor="accent5" w:sz="8" w:space="0"/>
+          <w:top w:val="single" w:sz="8" w:space="0" w:color="4BACC6" w:themeColor="accent5"/>
           <w:left w:val="nil"/>
           <w:bottom w:val="nil"/>
           <w:right w:val="nil"/>
@@ -7510,7 +7484,7 @@
           <w:top w:val="nil"/>
           <w:left w:val="nil"/>
           <w:bottom w:val="nil"/>
-          <w:right w:val="single" w:color="4BACC6" w:themeColor="accent5" w:sz="8" w:space="0"/>
+          <w:right w:val="single" w:sz="8" w:space="0" w:color="4BACC6" w:themeColor="accent5"/>
           <w:insideH w:val="nil"/>
           <w:insideV w:val="nil"/>
         </w:tcBorders>
@@ -7522,7 +7496,7 @@
       <w:tcPr>
         <w:tcBorders>
           <w:top w:val="nil"/>
-          <w:left w:val="single" w:color="4BACC6" w:themeColor="accent5" w:sz="8" w:space="0"/>
+          <w:left w:val="single" w:sz="8" w:space="0" w:color="4BACC6" w:themeColor="accent5"/>
           <w:bottom w:val="nil"/>
           <w:right w:val="nil"/>
           <w:insideH w:val="nil"/>
@@ -7579,7 +7553,7 @@
       <w:spacing w:after="0" w:line="240" w:lineRule="auto"/>
     </w:pPr>
     <w:rPr>
-      <w:rFonts w:asciiTheme="majorHAnsi" w:hAnsiTheme="majorHAnsi" w:eastAsiaTheme="majorEastAsia" w:cstheme="majorBidi"/>
+      <w:rFonts w:asciiTheme="majorHAnsi" w:eastAsiaTheme="majorEastAsia" w:hAnsiTheme="majorHAnsi" w:cstheme="majorBidi"/>
       <w:color w:val="000000" w:themeColor="text1"/>
     </w:rPr>
     <w:tblPr>
@@ -7587,10 +7561,10 @@
       <w:tblStyleColBandSize w:val="1"/>
       <w:tblInd w:w="0" w:type="dxa"/>
       <w:tblBorders>
-        <w:top w:val="single" w:color="F79646" w:themeColor="accent6" w:sz="8" w:space="0"/>
-        <w:left w:val="single" w:color="F79646" w:themeColor="accent6" w:sz="8" w:space="0"/>
-        <w:bottom w:val="single" w:color="F79646" w:themeColor="accent6" w:sz="8" w:space="0"/>
-        <w:right w:val="single" w:color="F79646" w:themeColor="accent6" w:sz="8" w:space="0"/>
+        <w:top w:val="single" w:sz="8" w:space="0" w:color="F79646" w:themeColor="accent6"/>
+        <w:left w:val="single" w:sz="8" w:space="0" w:color="F79646" w:themeColor="accent6"/>
+        <w:bottom w:val="single" w:sz="8" w:space="0" w:color="F79646" w:themeColor="accent6"/>
+        <w:right w:val="single" w:sz="8" w:space="0" w:color="F79646" w:themeColor="accent6"/>
       </w:tblBorders>
       <w:tblCellMar>
         <w:top w:w="0" w:type="dxa"/>
@@ -7609,7 +7583,7 @@
         <w:tcBorders>
           <w:top w:val="nil"/>
           <w:left w:val="nil"/>
-          <w:bottom w:val="single" w:color="F79646" w:themeColor="accent6" w:sz="24" w:space="0"/>
+          <w:bottom w:val="single" w:sz="24" w:space="0" w:color="F79646" w:themeColor="accent6"/>
           <w:right w:val="nil"/>
           <w:insideH w:val="nil"/>
           <w:insideV w:val="nil"/>
@@ -7621,7 +7595,7 @@
       <w:tblPr/>
       <w:tcPr>
         <w:tcBorders>
-          <w:top w:val="single" w:color="F79646" w:themeColor="accent6" w:sz="8" w:space="0"/>
+          <w:top w:val="single" w:sz="8" w:space="0" w:color="F79646" w:themeColor="accent6"/>
           <w:left w:val="nil"/>
           <w:bottom w:val="nil"/>
           <w:right w:val="nil"/>
@@ -7638,7 +7612,7 @@
           <w:top w:val="nil"/>
           <w:left w:val="nil"/>
           <w:bottom w:val="nil"/>
-          <w:right w:val="single" w:color="F79646" w:themeColor="accent6" w:sz="8" w:space="0"/>
+          <w:right w:val="single" w:sz="8" w:space="0" w:color="F79646" w:themeColor="accent6"/>
           <w:insideH w:val="nil"/>
           <w:insideV w:val="nil"/>
         </w:tcBorders>
@@ -7650,7 +7624,7 @@
       <w:tcPr>
         <w:tcBorders>
           <w:top w:val="nil"/>
-          <w:left w:val="single" w:color="F79646" w:themeColor="accent6" w:sz="8" w:space="0"/>
+          <w:left w:val="single" w:sz="8" w:space="0" w:color="F79646" w:themeColor="accent6"/>
           <w:bottom w:val="nil"/>
           <w:right w:val="nil"/>
           <w:insideH w:val="nil"/>
@@ -7711,12 +7685,12 @@
       <w:tblStyleColBandSize w:val="1"/>
       <w:tblInd w:w="0" w:type="dxa"/>
       <w:tblBorders>
-        <w:top w:val="single" w:color="404040" w:themeColor="text1" w:themeTint="BF" w:sz="8" w:space="0"/>
-        <w:left w:val="single" w:color="404040" w:themeColor="text1" w:themeTint="BF" w:sz="8" w:space="0"/>
-        <w:bottom w:val="single" w:color="404040" w:themeColor="text1" w:themeTint="BF" w:sz="8" w:space="0"/>
-        <w:right w:val="single" w:color="404040" w:themeColor="text1" w:themeTint="BF" w:sz="8" w:space="0"/>
-        <w:insideH w:val="single" w:color="404040" w:themeColor="text1" w:themeTint="BF" w:sz="8" w:space="0"/>
-        <w:insideV w:val="single" w:color="404040" w:themeColor="text1" w:themeTint="BF" w:sz="8" w:space="0"/>
+        <w:top w:val="single" w:sz="8" w:space="0" w:color="404040" w:themeColor="text1" w:themeTint="BF"/>
+        <w:left w:val="single" w:sz="8" w:space="0" w:color="404040" w:themeColor="text1" w:themeTint="BF"/>
+        <w:bottom w:val="single" w:sz="8" w:space="0" w:color="404040" w:themeColor="text1" w:themeTint="BF"/>
+        <w:right w:val="single" w:sz="8" w:space="0" w:color="404040" w:themeColor="text1" w:themeTint="BF"/>
+        <w:insideH w:val="single" w:sz="8" w:space="0" w:color="404040" w:themeColor="text1" w:themeTint="BF"/>
+        <w:insideV w:val="single" w:sz="8" w:space="0" w:color="404040" w:themeColor="text1" w:themeTint="BF"/>
       </w:tblBorders>
       <w:tblCellMar>
         <w:top w:w="0" w:type="dxa"/>
@@ -7742,7 +7716,7 @@
       <w:tblPr/>
       <w:tcPr>
         <w:tcBorders>
-          <w:top w:val="single" w:color="404040" w:themeColor="text1" w:themeTint="BF" w:sz="18" w:space="0"/>
+          <w:top w:val="single" w:sz="18" w:space="0" w:color="404040" w:themeColor="text1" w:themeTint="BF"/>
         </w:tcBorders>
       </w:tcPr>
     </w:tblStylePr>
@@ -7784,12 +7758,12 @@
       <w:tblStyleColBandSize w:val="1"/>
       <w:tblInd w:w="0" w:type="dxa"/>
       <w:tblBorders>
-        <w:top w:val="single" w:color="7BA0CD" w:themeColor="accent1" w:themeTint="BF" w:sz="8" w:space="0"/>
-        <w:left w:val="single" w:color="7BA0CD" w:themeColor="accent1" w:themeTint="BF" w:sz="8" w:space="0"/>
-        <w:bottom w:val="single" w:color="7BA0CD" w:themeColor="accent1" w:themeTint="BF" w:sz="8" w:space="0"/>
-        <w:right w:val="single" w:color="7BA0CD" w:themeColor="accent1" w:themeTint="BF" w:sz="8" w:space="0"/>
-        <w:insideH w:val="single" w:color="7BA0CD" w:themeColor="accent1" w:themeTint="BF" w:sz="8" w:space="0"/>
-        <w:insideV w:val="single" w:color="7BA0CD" w:themeColor="accent1" w:themeTint="BF" w:sz="8" w:space="0"/>
+        <w:top w:val="single" w:sz="8" w:space="0" w:color="7BA0CD" w:themeColor="accent1" w:themeTint="BF"/>
+        <w:left w:val="single" w:sz="8" w:space="0" w:color="7BA0CD" w:themeColor="accent1" w:themeTint="BF"/>
+        <w:bottom w:val="single" w:sz="8" w:space="0" w:color="7BA0CD" w:themeColor="accent1" w:themeTint="BF"/>
+        <w:right w:val="single" w:sz="8" w:space="0" w:color="7BA0CD" w:themeColor="accent1" w:themeTint="BF"/>
+        <w:insideH w:val="single" w:sz="8" w:space="0" w:color="7BA0CD" w:themeColor="accent1" w:themeTint="BF"/>
+        <w:insideV w:val="single" w:sz="8" w:space="0" w:color="7BA0CD" w:themeColor="accent1" w:themeTint="BF"/>
       </w:tblBorders>
       <w:tblCellMar>
         <w:top w:w="0" w:type="dxa"/>
@@ -7815,7 +7789,7 @@
       <w:tblPr/>
       <w:tcPr>
         <w:tcBorders>
-          <w:top w:val="single" w:color="7BA0CD" w:themeColor="accent1" w:themeTint="BF" w:sz="18" w:space="0"/>
+          <w:top w:val="single" w:sz="18" w:space="0" w:color="7BA0CD" w:themeColor="accent1" w:themeTint="BF"/>
         </w:tcBorders>
       </w:tcPr>
     </w:tblStylePr>
@@ -7857,12 +7831,12 @@
       <w:tblStyleColBandSize w:val="1"/>
       <w:tblInd w:w="0" w:type="dxa"/>
       <w:tblBorders>
-        <w:top w:val="single" w:color="CF7B79" w:themeColor="accent2" w:themeTint="BF" w:sz="8" w:space="0"/>
-        <w:left w:val="single" w:color="CF7B79" w:themeColor="accent2" w:themeTint="BF" w:sz="8" w:space="0"/>
-        <w:bottom w:val="single" w:color="CF7B79" w:themeColor="accent2" w:themeTint="BF" w:sz="8" w:space="0"/>
-        <w:right w:val="single" w:color="CF7B79" w:themeColor="accent2" w:themeTint="BF" w:sz="8" w:space="0"/>
-        <w:insideH w:val="single" w:color="CF7B79" w:themeColor="accent2" w:themeTint="BF" w:sz="8" w:space="0"/>
-        <w:insideV w:val="single" w:color="CF7B79" w:themeColor="accent2" w:themeTint="BF" w:sz="8" w:space="0"/>
+        <w:top w:val="single" w:sz="8" w:space="0" w:color="CF7B79" w:themeColor="accent2" w:themeTint="BF"/>
+        <w:left w:val="single" w:sz="8" w:space="0" w:color="CF7B79" w:themeColor="accent2" w:themeTint="BF"/>
+        <w:bottom w:val="single" w:sz="8" w:space="0" w:color="CF7B79" w:themeColor="accent2" w:themeTint="BF"/>
+        <w:right w:val="single" w:sz="8" w:space="0" w:color="CF7B79" w:themeColor="accent2" w:themeTint="BF"/>
+        <w:insideH w:val="single" w:sz="8" w:space="0" w:color="CF7B79" w:themeColor="accent2" w:themeTint="BF"/>
+        <w:insideV w:val="single" w:sz="8" w:space="0" w:color="CF7B79" w:themeColor="accent2" w:themeTint="BF"/>
       </w:tblBorders>
       <w:tblCellMar>
         <w:top w:w="0" w:type="dxa"/>
@@ -7888,7 +7862,7 @@
       <w:tblPr/>
       <w:tcPr>
         <w:tcBorders>
-          <w:top w:val="single" w:color="CF7B79" w:themeColor="accent2" w:themeTint="BF" w:sz="18" w:space="0"/>
+          <w:top w:val="single" w:sz="18" w:space="0" w:color="CF7B79" w:themeColor="accent2" w:themeTint="BF"/>
         </w:tcBorders>
       </w:tcPr>
     </w:tblStylePr>
@@ -7930,12 +7904,12 @@
       <w:tblStyleColBandSize w:val="1"/>
       <w:tblInd w:w="0" w:type="dxa"/>
       <w:tblBorders>
-        <w:top w:val="single" w:color="B3CC82" w:themeColor="accent3" w:themeTint="BF" w:sz="8" w:space="0"/>
-        <w:left w:val="single" w:color="B3CC82" w:themeColor="accent3" w:themeTint="BF" w:sz="8" w:space="0"/>
-        <w:bottom w:val="single" w:color="B3CC82" w:themeColor="accent3" w:themeTint="BF" w:sz="8" w:space="0"/>
-        <w:right w:val="single" w:color="B3CC82" w:themeColor="accent3" w:themeTint="BF" w:sz="8" w:space="0"/>
-        <w:insideH w:val="single" w:color="B3CC82" w:themeColor="accent3" w:themeTint="BF" w:sz="8" w:space="0"/>
-        <w:insideV w:val="single" w:color="B3CC82" w:themeColor="accent3" w:themeTint="BF" w:sz="8" w:space="0"/>
+        <w:top w:val="single" w:sz="8" w:space="0" w:color="B3CC82" w:themeColor="accent3" w:themeTint="BF"/>
+        <w:left w:val="single" w:sz="8" w:space="0" w:color="B3CC82" w:themeColor="accent3" w:themeTint="BF"/>
+        <w:bottom w:val="single" w:sz="8" w:space="0" w:color="B3CC82" w:themeColor="accent3" w:themeTint="BF"/>
+        <w:right w:val="single" w:sz="8" w:space="0" w:color="B3CC82" w:themeColor="accent3" w:themeTint="BF"/>
+        <w:insideH w:val="single" w:sz="8" w:space="0" w:color="B3CC82" w:themeColor="accent3" w:themeTint="BF"/>
+        <w:insideV w:val="single" w:sz="8" w:space="0" w:color="B3CC82" w:themeColor="accent3" w:themeTint="BF"/>
       </w:tblBorders>
       <w:tblCellMar>
         <w:top w:w="0" w:type="dxa"/>
@@ -7961,7 +7935,7 @@
       <w:tblPr/>
       <w:tcPr>
         <w:tcBorders>
-          <w:top w:val="single" w:color="B3CC82" w:themeColor="accent3" w:themeTint="BF" w:sz="18" w:space="0"/>
+          <w:top w:val="single" w:sz="18" w:space="0" w:color="B3CC82" w:themeColor="accent3" w:themeTint="BF"/>
         </w:tcBorders>
       </w:tcPr>
     </w:tblStylePr>
@@ -8003,12 +7977,12 @@
       <w:tblStyleColBandSize w:val="1"/>
       <w:tblInd w:w="0" w:type="dxa"/>
       <w:tblBorders>
-        <w:top w:val="single" w:color="9F8AB9" w:themeColor="accent4" w:themeTint="BF" w:sz="8" w:space="0"/>
-        <w:left w:val="single" w:color="9F8AB9" w:themeColor="accent4" w:themeTint="BF" w:sz="8" w:space="0"/>
-        <w:bottom w:val="single" w:color="9F8AB9" w:themeColor="accent4" w:themeTint="BF" w:sz="8" w:space="0"/>
-        <w:right w:val="single" w:color="9F8AB9" w:themeColor="accent4" w:themeTint="BF" w:sz="8" w:space="0"/>
-        <w:insideH w:val="single" w:color="9F8AB9" w:themeColor="accent4" w:themeTint="BF" w:sz="8" w:space="0"/>
-        <w:insideV w:val="single" w:color="9F8AB9" w:themeColor="accent4" w:themeTint="BF" w:sz="8" w:space="0"/>
+        <w:top w:val="single" w:sz="8" w:space="0" w:color="9F8AB9" w:themeColor="accent4" w:themeTint="BF"/>
+        <w:left w:val="single" w:sz="8" w:space="0" w:color="9F8AB9" w:themeColor="accent4" w:themeTint="BF"/>
+        <w:bottom w:val="single" w:sz="8" w:space="0" w:color="9F8AB9" w:themeColor="accent4" w:themeTint="BF"/>
+        <w:right w:val="single" w:sz="8" w:space="0" w:color="9F8AB9" w:themeColor="accent4" w:themeTint="BF"/>
+        <w:insideH w:val="single" w:sz="8" w:space="0" w:color="9F8AB9" w:themeColor="accent4" w:themeTint="BF"/>
+        <w:insideV w:val="single" w:sz="8" w:space="0" w:color="9F8AB9" w:themeColor="accent4" w:themeTint="BF"/>
       </w:tblBorders>
       <w:tblCellMar>
         <w:top w:w="0" w:type="dxa"/>
@@ -8034,7 +8008,7 @@
       <w:tblPr/>
       <w:tcPr>
         <w:tcBorders>
-          <w:top w:val="single" w:color="9F8AB9" w:themeColor="accent4" w:themeTint="BF" w:sz="18" w:space="0"/>
+          <w:top w:val="single" w:sz="18" w:space="0" w:color="9F8AB9" w:themeColor="accent4" w:themeTint="BF"/>
         </w:tcBorders>
       </w:tcPr>
     </w:tblStylePr>
@@ -8076,12 +8050,12 @@
       <w:tblStyleColBandSize w:val="1"/>
       <w:tblInd w:w="0" w:type="dxa"/>
       <w:tblBorders>
-        <w:top w:val="single" w:color="78C0D4" w:themeColor="accent5" w:themeTint="BF" w:sz="8" w:space="0"/>
-        <w:left w:val="single" w:color="78C0D4" w:themeColor="accent5" w:themeTint="BF" w:sz="8" w:space="0"/>
-        <w:bottom w:val="single" w:color="78C0D4" w:themeColor="accent5" w:themeTint="BF" w:sz="8" w:space="0"/>
-        <w:right w:val="single" w:color="78C0D4" w:themeColor="accent5" w:themeTint="BF" w:sz="8" w:space="0"/>
-        <w:insideH w:val="single" w:color="78C0D4" w:themeColor="accent5" w:themeTint="BF" w:sz="8" w:space="0"/>
-        <w:insideV w:val="single" w:color="78C0D4" w:themeColor="accent5" w:themeTint="BF" w:sz="8" w:space="0"/>
+        <w:top w:val="single" w:sz="8" w:space="0" w:color="78C0D4" w:themeColor="accent5" w:themeTint="BF"/>
+        <w:left w:val="single" w:sz="8" w:space="0" w:color="78C0D4" w:themeColor="accent5" w:themeTint="BF"/>
+        <w:bottom w:val="single" w:sz="8" w:space="0" w:color="78C0D4" w:themeColor="accent5" w:themeTint="BF"/>
+        <w:right w:val="single" w:sz="8" w:space="0" w:color="78C0D4" w:themeColor="accent5" w:themeTint="BF"/>
+        <w:insideH w:val="single" w:sz="8" w:space="0" w:color="78C0D4" w:themeColor="accent5" w:themeTint="BF"/>
+        <w:insideV w:val="single" w:sz="8" w:space="0" w:color="78C0D4" w:themeColor="accent5" w:themeTint="BF"/>
       </w:tblBorders>
       <w:tblCellMar>
         <w:top w:w="0" w:type="dxa"/>
@@ -8107,7 +8081,7 @@
       <w:tblPr/>
       <w:tcPr>
         <w:tcBorders>
-          <w:top w:val="single" w:color="78C0D4" w:themeColor="accent5" w:themeTint="BF" w:sz="18" w:space="0"/>
+          <w:top w:val="single" w:sz="18" w:space="0" w:color="78C0D4" w:themeColor="accent5" w:themeTint="BF"/>
         </w:tcBorders>
       </w:tcPr>
     </w:tblStylePr>
@@ -8149,12 +8123,12 @@
       <w:tblStyleColBandSize w:val="1"/>
       <w:tblInd w:w="0" w:type="dxa"/>
       <w:tblBorders>
-        <w:top w:val="single" w:color="F9B074" w:themeColor="accent6" w:themeTint="BF" w:sz="8" w:space="0"/>
-        <w:left w:val="single" w:color="F9B074" w:themeColor="accent6" w:themeTint="BF" w:sz="8" w:space="0"/>
-        <w:bottom w:val="single" w:color="F9B074" w:themeColor="accent6" w:themeTint="BF" w:sz="8" w:space="0"/>
-        <w:right w:val="single" w:color="F9B074" w:themeColor="accent6" w:themeTint="BF" w:sz="8" w:space="0"/>
-        <w:insideH w:val="single" w:color="F9B074" w:themeColor="accent6" w:themeTint="BF" w:sz="8" w:space="0"/>
-        <w:insideV w:val="single" w:color="F9B074" w:themeColor="accent6" w:themeTint="BF" w:sz="8" w:space="0"/>
+        <w:top w:val="single" w:sz="8" w:space="0" w:color="F9B074" w:themeColor="accent6" w:themeTint="BF"/>
+        <w:left w:val="single" w:sz="8" w:space="0" w:color="F9B074" w:themeColor="accent6" w:themeTint="BF"/>
+        <w:bottom w:val="single" w:sz="8" w:space="0" w:color="F9B074" w:themeColor="accent6" w:themeTint="BF"/>
+        <w:right w:val="single" w:sz="8" w:space="0" w:color="F9B074" w:themeColor="accent6" w:themeTint="BF"/>
+        <w:insideH w:val="single" w:sz="8" w:space="0" w:color="F9B074" w:themeColor="accent6" w:themeTint="BF"/>
+        <w:insideV w:val="single" w:sz="8" w:space="0" w:color="F9B074" w:themeColor="accent6" w:themeTint="BF"/>
       </w:tblBorders>
       <w:tblCellMar>
         <w:top w:w="0" w:type="dxa"/>
@@ -8180,7 +8154,7 @@
       <w:tblPr/>
       <w:tcPr>
         <w:tcBorders>
-          <w:top w:val="single" w:color="F9B074" w:themeColor="accent6" w:themeTint="BF" w:sz="18" w:space="0"/>
+          <w:top w:val="single" w:sz="18" w:space="0" w:color="F9B074" w:themeColor="accent6" w:themeTint="BF"/>
         </w:tcBorders>
       </w:tcPr>
     </w:tblStylePr>
@@ -8218,7 +8192,7 @@
       <w:spacing w:after="0" w:line="240" w:lineRule="auto"/>
     </w:pPr>
     <w:rPr>
-      <w:rFonts w:asciiTheme="majorHAnsi" w:hAnsiTheme="majorHAnsi" w:eastAsiaTheme="majorEastAsia" w:cstheme="majorBidi"/>
+      <w:rFonts w:asciiTheme="majorHAnsi" w:eastAsiaTheme="majorEastAsia" w:hAnsiTheme="majorHAnsi" w:cstheme="majorBidi"/>
       <w:color w:val="000000" w:themeColor="text1"/>
     </w:rPr>
     <w:tblPr>
@@ -8226,12 +8200,12 @@
       <w:tblStyleColBandSize w:val="1"/>
       <w:tblInd w:w="0" w:type="dxa"/>
       <w:tblBorders>
-        <w:top w:val="single" w:color="000000" w:themeColor="text1" w:sz="8" w:space="0"/>
-        <w:left w:val="single" w:color="000000" w:themeColor="text1" w:sz="8" w:space="0"/>
-        <w:bottom w:val="single" w:color="000000" w:themeColor="text1" w:sz="8" w:space="0"/>
-        <w:right w:val="single" w:color="000000" w:themeColor="text1" w:sz="8" w:space="0"/>
-        <w:insideH w:val="single" w:color="000000" w:themeColor="text1" w:sz="8" w:space="0"/>
-        <w:insideV w:val="single" w:color="000000" w:themeColor="text1" w:sz="8" w:space="0"/>
+        <w:top w:val="single" w:sz="8" w:space="0" w:color="000000" w:themeColor="text1"/>
+        <w:left w:val="single" w:sz="8" w:space="0" w:color="000000" w:themeColor="text1"/>
+        <w:bottom w:val="single" w:sz="8" w:space="0" w:color="000000" w:themeColor="text1"/>
+        <w:right w:val="single" w:sz="8" w:space="0" w:color="000000" w:themeColor="text1"/>
+        <w:insideH w:val="single" w:sz="8" w:space="0" w:color="000000" w:themeColor="text1"/>
+        <w:insideV w:val="single" w:sz="8" w:space="0" w:color="000000" w:themeColor="text1"/>
       </w:tblBorders>
       <w:tblCellMar>
         <w:top w:w="0" w:type="dxa"/>
@@ -8263,7 +8237,7 @@
       <w:tblPr/>
       <w:tcPr>
         <w:tcBorders>
-          <w:top w:val="single" w:color="000000" w:themeColor="text1" w:sz="12" w:space="0"/>
+          <w:top w:val="single" w:sz="12" w:space="0" w:color="000000" w:themeColor="text1"/>
           <w:left w:val="nil"/>
           <w:bottom w:val="nil"/>
           <w:right w:val="nil"/>
@@ -8321,8 +8295,8 @@
       <w:tblPr/>
       <w:tcPr>
         <w:tcBorders>
-          <w:insideH w:val="single" w:color="000000" w:themeColor="text1" w:sz="6" w:space="0"/>
-          <w:insideV w:val="single" w:color="000000" w:themeColor="text1" w:sz="6" w:space="0"/>
+          <w:insideH w:val="single" w:sz="6" w:space="0" w:color="000000" w:themeColor="text1"/>
+          <w:insideV w:val="single" w:sz="6" w:space="0" w:color="000000" w:themeColor="text1"/>
         </w:tcBorders>
         <w:shd w:val="clear" w:color="auto" w:fill="808080" w:themeFill="text1" w:themeFillTint="7F"/>
       </w:tcPr>
@@ -8343,7 +8317,7 @@
       <w:spacing w:after="0" w:line="240" w:lineRule="auto"/>
     </w:pPr>
     <w:rPr>
-      <w:rFonts w:asciiTheme="majorHAnsi" w:hAnsiTheme="majorHAnsi" w:eastAsiaTheme="majorEastAsia" w:cstheme="majorBidi"/>
+      <w:rFonts w:asciiTheme="majorHAnsi" w:eastAsiaTheme="majorEastAsia" w:hAnsiTheme="majorHAnsi" w:cstheme="majorBidi"/>
       <w:color w:val="000000" w:themeColor="text1"/>
     </w:rPr>
     <w:tblPr>
@@ -8351,12 +8325,12 @@
       <w:tblStyleColBandSize w:val="1"/>
       <w:tblInd w:w="0" w:type="dxa"/>
       <w:tblBorders>
-        <w:top w:val="single" w:color="4F81BD" w:themeColor="accent1" w:sz="8" w:space="0"/>
-        <w:left w:val="single" w:color="4F81BD" w:themeColor="accent1" w:sz="8" w:space="0"/>
-        <w:bottom w:val="single" w:color="4F81BD" w:themeColor="accent1" w:sz="8" w:space="0"/>
-        <w:right w:val="single" w:color="4F81BD" w:themeColor="accent1" w:sz="8" w:space="0"/>
-        <w:insideH w:val="single" w:color="4F81BD" w:themeColor="accent1" w:sz="8" w:space="0"/>
-        <w:insideV w:val="single" w:color="4F81BD" w:themeColor="accent1" w:sz="8" w:space="0"/>
+        <w:top w:val="single" w:sz="8" w:space="0" w:color="4F81BD" w:themeColor="accent1"/>
+        <w:left w:val="single" w:sz="8" w:space="0" w:color="4F81BD" w:themeColor="accent1"/>
+        <w:bottom w:val="single" w:sz="8" w:space="0" w:color="4F81BD" w:themeColor="accent1"/>
+        <w:right w:val="single" w:sz="8" w:space="0" w:color="4F81BD" w:themeColor="accent1"/>
+        <w:insideH w:val="single" w:sz="8" w:space="0" w:color="4F81BD" w:themeColor="accent1"/>
+        <w:insideV w:val="single" w:sz="8" w:space="0" w:color="4F81BD" w:themeColor="accent1"/>
       </w:tblBorders>
       <w:tblCellMar>
         <w:top w:w="0" w:type="dxa"/>
@@ -8388,7 +8362,7 @@
       <w:tblPr/>
       <w:tcPr>
         <w:tcBorders>
-          <w:top w:val="single" w:color="000000" w:themeColor="text1" w:sz="12" w:space="0"/>
+          <w:top w:val="single" w:sz="12" w:space="0" w:color="000000" w:themeColor="text1"/>
           <w:left w:val="nil"/>
           <w:bottom w:val="nil"/>
           <w:right w:val="nil"/>
@@ -8446,8 +8420,8 @@
       <w:tblPr/>
       <w:tcPr>
         <w:tcBorders>
-          <w:insideH w:val="single" w:color="4F81BD" w:themeColor="accent1" w:sz="6" w:space="0"/>
-          <w:insideV w:val="single" w:color="4F81BD" w:themeColor="accent1" w:sz="6" w:space="0"/>
+          <w:insideH w:val="single" w:sz="6" w:space="0" w:color="4F81BD" w:themeColor="accent1"/>
+          <w:insideV w:val="single" w:sz="6" w:space="0" w:color="4F81BD" w:themeColor="accent1"/>
         </w:tcBorders>
         <w:shd w:val="clear" w:color="auto" w:fill="A7BFDE" w:themeFill="accent1" w:themeFillTint="7F"/>
       </w:tcPr>
@@ -8468,7 +8442,7 @@
       <w:spacing w:after="0" w:line="240" w:lineRule="auto"/>
     </w:pPr>
     <w:rPr>
-      <w:rFonts w:asciiTheme="majorHAnsi" w:hAnsiTheme="majorHAnsi" w:eastAsiaTheme="majorEastAsia" w:cstheme="majorBidi"/>
+      <w:rFonts w:asciiTheme="majorHAnsi" w:eastAsiaTheme="majorEastAsia" w:hAnsiTheme="majorHAnsi" w:cstheme="majorBidi"/>
       <w:color w:val="000000" w:themeColor="text1"/>
     </w:rPr>
     <w:tblPr>
@@ -8476,12 +8450,12 @@
       <w:tblStyleColBandSize w:val="1"/>
       <w:tblInd w:w="0" w:type="dxa"/>
       <w:tblBorders>
-        <w:top w:val="single" w:color="C0504D" w:themeColor="accent2" w:sz="8" w:space="0"/>
-        <w:left w:val="single" w:color="C0504D" w:themeColor="accent2" w:sz="8" w:space="0"/>
-        <w:bottom w:val="single" w:color="C0504D" w:themeColor="accent2" w:sz="8" w:space="0"/>
-        <w:right w:val="single" w:color="C0504D" w:themeColor="accent2" w:sz="8" w:space="0"/>
-        <w:insideH w:val="single" w:color="C0504D" w:themeColor="accent2" w:sz="8" w:space="0"/>
-        <w:insideV w:val="single" w:color="C0504D" w:themeColor="accent2" w:sz="8" w:space="0"/>
+        <w:top w:val="single" w:sz="8" w:space="0" w:color="C0504D" w:themeColor="accent2"/>
+        <w:left w:val="single" w:sz="8" w:space="0" w:color="C0504D" w:themeColor="accent2"/>
+        <w:bottom w:val="single" w:sz="8" w:space="0" w:color="C0504D" w:themeColor="accent2"/>
+        <w:right w:val="single" w:sz="8" w:space="0" w:color="C0504D" w:themeColor="accent2"/>
+        <w:insideH w:val="single" w:sz="8" w:space="0" w:color="C0504D" w:themeColor="accent2"/>
+        <w:insideV w:val="single" w:sz="8" w:space="0" w:color="C0504D" w:themeColor="accent2"/>
       </w:tblBorders>
       <w:tblCellMar>
         <w:top w:w="0" w:type="dxa"/>
@@ -8513,7 +8487,7 @@
       <w:tblPr/>
       <w:tcPr>
         <w:tcBorders>
-          <w:top w:val="single" w:color="000000" w:themeColor="text1" w:sz="12" w:space="0"/>
+          <w:top w:val="single" w:sz="12" w:space="0" w:color="000000" w:themeColor="text1"/>
           <w:left w:val="nil"/>
           <w:bottom w:val="nil"/>
           <w:right w:val="nil"/>
@@ -8571,8 +8545,8 @@
       <w:tblPr/>
       <w:tcPr>
         <w:tcBorders>
-          <w:insideH w:val="single" w:color="C0504D" w:themeColor="accent2" w:sz="6" w:space="0"/>
-          <w:insideV w:val="single" w:color="C0504D" w:themeColor="accent2" w:sz="6" w:space="0"/>
+          <w:insideH w:val="single" w:sz="6" w:space="0" w:color="C0504D" w:themeColor="accent2"/>
+          <w:insideV w:val="single" w:sz="6" w:space="0" w:color="C0504D" w:themeColor="accent2"/>
         </w:tcBorders>
         <w:shd w:val="clear" w:color="auto" w:fill="DFA7A6" w:themeFill="accent2" w:themeFillTint="7F"/>
       </w:tcPr>
@@ -8593,7 +8567,7 @@
       <w:spacing w:after="0" w:line="240" w:lineRule="auto"/>
     </w:pPr>
     <w:rPr>
-      <w:rFonts w:asciiTheme="majorHAnsi" w:hAnsiTheme="majorHAnsi" w:eastAsiaTheme="majorEastAsia" w:cstheme="majorBidi"/>
+      <w:rFonts w:asciiTheme="majorHAnsi" w:eastAsiaTheme="majorEastAsia" w:hAnsiTheme="majorHAnsi" w:cstheme="majorBidi"/>
       <w:color w:val="000000" w:themeColor="text1"/>
     </w:rPr>
     <w:tblPr>
@@ -8601,12 +8575,12 @@
       <w:tblStyleColBandSize w:val="1"/>
       <w:tblInd w:w="0" w:type="dxa"/>
       <w:tblBorders>
-        <w:top w:val="single" w:color="9BBB59" w:themeColor="accent3" w:sz="8" w:space="0"/>
-        <w:left w:val="single" w:color="9BBB59" w:themeColor="accent3" w:sz="8" w:space="0"/>
-        <w:bottom w:val="single" w:color="9BBB59" w:themeColor="accent3" w:sz="8" w:space="0"/>
-        <w:right w:val="single" w:color="9BBB59" w:themeColor="accent3" w:sz="8" w:space="0"/>
-        <w:insideH w:val="single" w:color="9BBB59" w:themeColor="accent3" w:sz="8" w:space="0"/>
-        <w:insideV w:val="single" w:color="9BBB59" w:themeColor="accent3" w:sz="8" w:space="0"/>
+        <w:top w:val="single" w:sz="8" w:space="0" w:color="9BBB59" w:themeColor="accent3"/>
+        <w:left w:val="single" w:sz="8" w:space="0" w:color="9BBB59" w:themeColor="accent3"/>
+        <w:bottom w:val="single" w:sz="8" w:space="0" w:color="9BBB59" w:themeColor="accent3"/>
+        <w:right w:val="single" w:sz="8" w:space="0" w:color="9BBB59" w:themeColor="accent3"/>
+        <w:insideH w:val="single" w:sz="8" w:space="0" w:color="9BBB59" w:themeColor="accent3"/>
+        <w:insideV w:val="single" w:sz="8" w:space="0" w:color="9BBB59" w:themeColor="accent3"/>
       </w:tblBorders>
       <w:tblCellMar>
         <w:top w:w="0" w:type="dxa"/>
@@ -8638,7 +8612,7 @@
       <w:tblPr/>
       <w:tcPr>
         <w:tcBorders>
-          <w:top w:val="single" w:color="000000" w:themeColor="text1" w:sz="12" w:space="0"/>
+          <w:top w:val="single" w:sz="12" w:space="0" w:color="000000" w:themeColor="text1"/>
           <w:left w:val="nil"/>
           <w:bottom w:val="nil"/>
           <w:right w:val="nil"/>
@@ -8696,8 +8670,8 @@
       <w:tblPr/>
       <w:tcPr>
         <w:tcBorders>
-          <w:insideH w:val="single" w:color="9BBB59" w:themeColor="accent3" w:sz="6" w:space="0"/>
-          <w:insideV w:val="single" w:color="9BBB59" w:themeColor="accent3" w:sz="6" w:space="0"/>
+          <w:insideH w:val="single" w:sz="6" w:space="0" w:color="9BBB59" w:themeColor="accent3"/>
+          <w:insideV w:val="single" w:sz="6" w:space="0" w:color="9BBB59" w:themeColor="accent3"/>
         </w:tcBorders>
         <w:shd w:val="clear" w:color="auto" w:fill="CDDDAC" w:themeFill="accent3" w:themeFillTint="7F"/>
       </w:tcPr>
@@ -8718,7 +8692,7 @@
       <w:spacing w:after="0" w:line="240" w:lineRule="auto"/>
     </w:pPr>
     <w:rPr>
-      <w:rFonts w:asciiTheme="majorHAnsi" w:hAnsiTheme="majorHAnsi" w:eastAsiaTheme="majorEastAsia" w:cstheme="majorBidi"/>
+      <w:rFonts w:asciiTheme="majorHAnsi" w:eastAsiaTheme="majorEastAsia" w:hAnsiTheme="majorHAnsi" w:cstheme="majorBidi"/>
       <w:color w:val="000000" w:themeColor="text1"/>
     </w:rPr>
     <w:tblPr>
@@ -8726,12 +8700,12 @@
       <w:tblStyleColBandSize w:val="1"/>
       <w:tblInd w:w="0" w:type="dxa"/>
       <w:tblBorders>
-        <w:top w:val="single" w:color="8064A2" w:themeColor="accent4" w:sz="8" w:space="0"/>
-        <w:left w:val="single" w:color="8064A2" w:themeColor="accent4" w:sz="8" w:space="0"/>
-        <w:bottom w:val="single" w:color="8064A2" w:themeColor="accent4" w:sz="8" w:space="0"/>
-        <w:right w:val="single" w:color="8064A2" w:themeColor="accent4" w:sz="8" w:space="0"/>
-        <w:insideH w:val="single" w:color="8064A2" w:themeColor="accent4" w:sz="8" w:space="0"/>
-        <w:insideV w:val="single" w:color="8064A2" w:themeColor="accent4" w:sz="8" w:space="0"/>
+        <w:top w:val="single" w:sz="8" w:space="0" w:color="8064A2" w:themeColor="accent4"/>
+        <w:left w:val="single" w:sz="8" w:space="0" w:color="8064A2" w:themeColor="accent4"/>
+        <w:bottom w:val="single" w:sz="8" w:space="0" w:color="8064A2" w:themeColor="accent4"/>
+        <w:right w:val="single" w:sz="8" w:space="0" w:color="8064A2" w:themeColor="accent4"/>
+        <w:insideH w:val="single" w:sz="8" w:space="0" w:color="8064A2" w:themeColor="accent4"/>
+        <w:insideV w:val="single" w:sz="8" w:space="0" w:color="8064A2" w:themeColor="accent4"/>
       </w:tblBorders>
       <w:tblCellMar>
         <w:top w:w="0" w:type="dxa"/>
@@ -8763,7 +8737,7 @@
       <w:tblPr/>
       <w:tcPr>
         <w:tcBorders>
-          <w:top w:val="single" w:color="000000" w:themeColor="text1" w:sz="12" w:space="0"/>
+          <w:top w:val="single" w:sz="12" w:space="0" w:color="000000" w:themeColor="text1"/>
           <w:left w:val="nil"/>
           <w:bottom w:val="nil"/>
           <w:right w:val="nil"/>
@@ -8821,8 +8795,8 @@
       <w:tblPr/>
       <w:tcPr>
         <w:tcBorders>
-          <w:insideH w:val="single" w:color="8064A2" w:themeColor="accent4" w:sz="6" w:space="0"/>
-          <w:insideV w:val="single" w:color="8064A2" w:themeColor="accent4" w:sz="6" w:space="0"/>
+          <w:insideH w:val="single" w:sz="6" w:space="0" w:color="8064A2" w:themeColor="accent4"/>
+          <w:insideV w:val="single" w:sz="6" w:space="0" w:color="8064A2" w:themeColor="accent4"/>
         </w:tcBorders>
         <w:shd w:val="clear" w:color="auto" w:fill="BFB1D0" w:themeFill="accent4" w:themeFillTint="7F"/>
       </w:tcPr>
@@ -8843,7 +8817,7 @@
       <w:spacing w:after="0" w:line="240" w:lineRule="auto"/>
     </w:pPr>
     <w:rPr>
-      <w:rFonts w:asciiTheme="majorHAnsi" w:hAnsiTheme="majorHAnsi" w:eastAsiaTheme="majorEastAsia" w:cstheme="majorBidi"/>
+      <w:rFonts w:asciiTheme="majorHAnsi" w:eastAsiaTheme="majorEastAsia" w:hAnsiTheme="majorHAnsi" w:cstheme="majorBidi"/>
       <w:color w:val="000000" w:themeColor="text1"/>
     </w:rPr>
     <w:tblPr>
@@ -8851,12 +8825,12 @@
       <w:tblStyleColBandSize w:val="1"/>
       <w:tblInd w:w="0" w:type="dxa"/>
       <w:tblBorders>
-        <w:top w:val="single" w:color="4BACC6" w:themeColor="accent5" w:sz="8" w:space="0"/>
-        <w:left w:val="single" w:color="4BACC6" w:themeColor="accent5" w:sz="8" w:space="0"/>
-        <w:bottom w:val="single" w:color="4BACC6" w:themeColor="accent5" w:sz="8" w:space="0"/>
-        <w:right w:val="single" w:color="4BACC6" w:themeColor="accent5" w:sz="8" w:space="0"/>
-        <w:insideH w:val="single" w:color="4BACC6" w:themeColor="accent5" w:sz="8" w:space="0"/>
-        <w:insideV w:val="single" w:color="4BACC6" w:themeColor="accent5" w:sz="8" w:space="0"/>
+        <w:top w:val="single" w:sz="8" w:space="0" w:color="4BACC6" w:themeColor="accent5"/>
+        <w:left w:val="single" w:sz="8" w:space="0" w:color="4BACC6" w:themeColor="accent5"/>
+        <w:bottom w:val="single" w:sz="8" w:space="0" w:color="4BACC6" w:themeColor="accent5"/>
+        <w:right w:val="single" w:sz="8" w:space="0" w:color="4BACC6" w:themeColor="accent5"/>
+        <w:insideH w:val="single" w:sz="8" w:space="0" w:color="4BACC6" w:themeColor="accent5"/>
+        <w:insideV w:val="single" w:sz="8" w:space="0" w:color="4BACC6" w:themeColor="accent5"/>
       </w:tblBorders>
       <w:tblCellMar>
         <w:top w:w="0" w:type="dxa"/>
@@ -8888,7 +8862,7 @@
       <w:tblPr/>
       <w:tcPr>
         <w:tcBorders>
-          <w:top w:val="single" w:color="000000" w:themeColor="text1" w:sz="12" w:space="0"/>
+          <w:top w:val="single" w:sz="12" w:space="0" w:color="000000" w:themeColor="text1"/>
           <w:left w:val="nil"/>
           <w:bottom w:val="nil"/>
           <w:right w:val="nil"/>
@@ -8946,8 +8920,8 @@
       <w:tblPr/>
       <w:tcPr>
         <w:tcBorders>
-          <w:insideH w:val="single" w:color="4BACC6" w:themeColor="accent5" w:sz="6" w:space="0"/>
-          <w:insideV w:val="single" w:color="4BACC6" w:themeColor="accent5" w:sz="6" w:space="0"/>
+          <w:insideH w:val="single" w:sz="6" w:space="0" w:color="4BACC6" w:themeColor="accent5"/>
+          <w:insideV w:val="single" w:sz="6" w:space="0" w:color="4BACC6" w:themeColor="accent5"/>
         </w:tcBorders>
         <w:shd w:val="clear" w:color="auto" w:fill="A5D5E2" w:themeFill="accent5" w:themeFillTint="7F"/>
       </w:tcPr>
@@ -8968,7 +8942,7 @@
       <w:spacing w:after="0" w:line="240" w:lineRule="auto"/>
     </w:pPr>
     <w:rPr>
-      <w:rFonts w:asciiTheme="majorHAnsi" w:hAnsiTheme="majorHAnsi" w:eastAsiaTheme="majorEastAsia" w:cstheme="majorBidi"/>
+      <w:rFonts w:asciiTheme="majorHAnsi" w:eastAsiaTheme="majorEastAsia" w:hAnsiTheme="majorHAnsi" w:cstheme="majorBidi"/>
       <w:color w:val="000000" w:themeColor="text1"/>
     </w:rPr>
     <w:tblPr>
@@ -8976,12 +8950,12 @@
       <w:tblStyleColBandSize w:val="1"/>
       <w:tblInd w:w="0" w:type="dxa"/>
       <w:tblBorders>
-        <w:top w:val="single" w:color="F79646" w:themeColor="accent6" w:sz="8" w:space="0"/>
-        <w:left w:val="single" w:color="F79646" w:themeColor="accent6" w:sz="8" w:space="0"/>
-        <w:bottom w:val="single" w:color="F79646" w:themeColor="accent6" w:sz="8" w:space="0"/>
-        <w:right w:val="single" w:color="F79646" w:themeColor="accent6" w:sz="8" w:space="0"/>
-        <w:insideH w:val="single" w:color="F79646" w:themeColor="accent6" w:sz="8" w:space="0"/>
-        <w:insideV w:val="single" w:color="F79646" w:themeColor="accent6" w:sz="8" w:space="0"/>
+        <w:top w:val="single" w:sz="8" w:space="0" w:color="F79646" w:themeColor="accent6"/>
+        <w:left w:val="single" w:sz="8" w:space="0" w:color="F79646" w:themeColor="accent6"/>
+        <w:bottom w:val="single" w:sz="8" w:space="0" w:color="F79646" w:themeColor="accent6"/>
+        <w:right w:val="single" w:sz="8" w:space="0" w:color="F79646" w:themeColor="accent6"/>
+        <w:insideH w:val="single" w:sz="8" w:space="0" w:color="F79646" w:themeColor="accent6"/>
+        <w:insideV w:val="single" w:sz="8" w:space="0" w:color="F79646" w:themeColor="accent6"/>
       </w:tblBorders>
       <w:tblCellMar>
         <w:top w:w="0" w:type="dxa"/>
@@ -9013,7 +8987,7 @@
       <w:tblPr/>
       <w:tcPr>
         <w:tcBorders>
-          <w:top w:val="single" w:color="000000" w:themeColor="text1" w:sz="12" w:space="0"/>
+          <w:top w:val="single" w:sz="12" w:space="0" w:color="000000" w:themeColor="text1"/>
           <w:left w:val="nil"/>
           <w:bottom w:val="nil"/>
           <w:right w:val="nil"/>
@@ -9071,8 +9045,8 @@
       <w:tblPr/>
       <w:tcPr>
         <w:tcBorders>
-          <w:insideH w:val="single" w:color="F79646" w:themeColor="accent6" w:sz="6" w:space="0"/>
-          <w:insideV w:val="single" w:color="F79646" w:themeColor="accent6" w:sz="6" w:space="0"/>
+          <w:insideH w:val="single" w:sz="6" w:space="0" w:color="F79646" w:themeColor="accent6"/>
+          <w:insideV w:val="single" w:sz="6" w:space="0" w:color="F79646" w:themeColor="accent6"/>
         </w:tcBorders>
         <w:shd w:val="clear" w:color="auto" w:fill="FBCAA2" w:themeFill="accent6" w:themeFillTint="7F"/>
       </w:tcPr>
@@ -9097,12 +9071,12 @@
       <w:tblStyleColBandSize w:val="1"/>
       <w:tblInd w:w="0" w:type="dxa"/>
       <w:tblBorders>
-        <w:top w:val="single" w:color="FFFFFF" w:themeColor="background1" w:sz="8" w:space="0"/>
-        <w:left w:val="single" w:color="FFFFFF" w:themeColor="background1" w:sz="8" w:space="0"/>
-        <w:bottom w:val="single" w:color="FFFFFF" w:themeColor="background1" w:sz="8" w:space="0"/>
-        <w:right w:val="single" w:color="FFFFFF" w:themeColor="background1" w:sz="8" w:space="0"/>
-        <w:insideH w:val="single" w:color="FFFFFF" w:themeColor="background1" w:sz="6" w:space="0"/>
-        <w:insideV w:val="single" w:color="FFFFFF" w:themeColor="background1" w:sz="6" w:space="0"/>
+        <w:top w:val="single" w:sz="8" w:space="0" w:color="FFFFFF" w:themeColor="background1"/>
+        <w:left w:val="single" w:sz="8" w:space="0" w:color="FFFFFF" w:themeColor="background1"/>
+        <w:bottom w:val="single" w:sz="8" w:space="0" w:color="FFFFFF" w:themeColor="background1"/>
+        <w:right w:val="single" w:sz="8" w:space="0" w:color="FFFFFF" w:themeColor="background1"/>
+        <w:insideH w:val="single" w:sz="6" w:space="0" w:color="FFFFFF" w:themeColor="background1"/>
+        <w:insideV w:val="single" w:sz="6" w:space="0" w:color="FFFFFF" w:themeColor="background1"/>
       </w:tblBorders>
       <w:tblCellMar>
         <w:top w:w="0" w:type="dxa"/>
@@ -9125,12 +9099,12 @@
       <w:tblPr/>
       <w:tcPr>
         <w:tcBorders>
-          <w:top w:val="single" w:color="FFFFFF" w:themeColor="background1" w:sz="8" w:space="0"/>
-          <w:left w:val="single" w:color="FFFFFF" w:themeColor="background1" w:sz="8" w:space="0"/>
-          <w:bottom w:val="single" w:color="FFFFFF" w:themeColor="background1" w:sz="24" w:space="0"/>
-          <w:right w:val="single" w:color="FFFFFF" w:themeColor="background1" w:sz="8" w:space="0"/>
-          <w:insideH w:val="nil"/>
-          <w:insideV w:val="single" w:color="FFFFFF" w:themeColor="background1" w:sz="8" w:space="0"/>
+          <w:top w:val="single" w:sz="8" w:space="0" w:color="FFFFFF" w:themeColor="background1"/>
+          <w:left w:val="single" w:sz="8" w:space="0" w:color="FFFFFF" w:themeColor="background1"/>
+          <w:bottom w:val="single" w:sz="24" w:space="0" w:color="FFFFFF" w:themeColor="background1"/>
+          <w:right w:val="single" w:sz="8" w:space="0" w:color="FFFFFF" w:themeColor="background1"/>
+          <w:insideH w:val="nil"/>
+          <w:insideV w:val="single" w:sz="8" w:space="0" w:color="FFFFFF" w:themeColor="background1"/>
         </w:tcBorders>
         <w:shd w:val="clear" w:color="auto" w:fill="000000" w:themeFill="text1"/>
       </w:tcPr>
@@ -9146,12 +9120,12 @@
       <w:tblPr/>
       <w:tcPr>
         <w:tcBorders>
-          <w:top w:val="single" w:color="FFFFFF" w:themeColor="background1" w:sz="24" w:space="0"/>
-          <w:left w:val="single" w:color="FFFFFF" w:themeColor="background1" w:sz="8" w:space="0"/>
-          <w:bottom w:val="single" w:color="FFFFFF" w:themeColor="background1" w:sz="8" w:space="0"/>
-          <w:right w:val="single" w:color="FFFFFF" w:themeColor="background1" w:sz="8" w:space="0"/>
-          <w:insideH w:val="nil"/>
-          <w:insideV w:val="single" w:color="FFFFFF" w:themeColor="background1" w:sz="8" w:space="0"/>
+          <w:top w:val="single" w:sz="24" w:space="0" w:color="FFFFFF" w:themeColor="background1"/>
+          <w:left w:val="single" w:sz="8" w:space="0" w:color="FFFFFF" w:themeColor="background1"/>
+          <w:bottom w:val="single" w:sz="8" w:space="0" w:color="FFFFFF" w:themeColor="background1"/>
+          <w:right w:val="single" w:sz="8" w:space="0" w:color="FFFFFF" w:themeColor="background1"/>
+          <w:insideH w:val="nil"/>
+          <w:insideV w:val="single" w:sz="8" w:space="0" w:color="FFFFFF" w:themeColor="background1"/>
         </w:tcBorders>
         <w:shd w:val="clear" w:color="auto" w:fill="000000" w:themeFill="text1"/>
       </w:tcPr>
@@ -9167,8 +9141,8 @@
       <w:tblPr/>
       <w:tcPr>
         <w:tcBorders>
-          <w:left w:val="single" w:color="FFFFFF" w:themeColor="background1" w:sz="8" w:space="0"/>
-          <w:right w:val="single" w:color="FFFFFF" w:themeColor="background1" w:sz="24" w:space="0"/>
+          <w:left w:val="single" w:sz="8" w:space="0" w:color="FFFFFF" w:themeColor="background1"/>
+          <w:right w:val="single" w:sz="24" w:space="0" w:color="FFFFFF" w:themeColor="background1"/>
           <w:insideH w:val="nil"/>
           <w:insideV w:val="nil"/>
         </w:tcBorders>
@@ -9187,7 +9161,7 @@
       <w:tcPr>
         <w:tcBorders>
           <w:top w:val="nil"/>
-          <w:left w:val="single" w:color="FFFFFF" w:themeColor="background1" w:sz="24" w:space="0"/>
+          <w:left w:val="single" w:sz="24" w:space="0" w:color="FFFFFF" w:themeColor="background1"/>
           <w:bottom w:val="nil"/>
           <w:right w:val="nil"/>
           <w:insideH w:val="nil"/>
@@ -9200,10 +9174,10 @@
       <w:tblPr/>
       <w:tcPr>
         <w:tcBorders>
-          <w:top w:val="single" w:color="FFFFFF" w:themeColor="background1" w:sz="8" w:space="0"/>
-          <w:left w:val="single" w:color="FFFFFF" w:themeColor="background1" w:sz="8" w:space="0"/>
-          <w:bottom w:val="single" w:color="FFFFFF" w:themeColor="background1" w:sz="8" w:space="0"/>
-          <w:right w:val="single" w:color="FFFFFF" w:themeColor="background1" w:sz="8" w:space="0"/>
+          <w:top w:val="single" w:sz="8" w:space="0" w:color="FFFFFF" w:themeColor="background1"/>
+          <w:left w:val="single" w:sz="8" w:space="0" w:color="FFFFFF" w:themeColor="background1"/>
+          <w:bottom w:val="single" w:sz="8" w:space="0" w:color="FFFFFF" w:themeColor="background1"/>
+          <w:right w:val="single" w:sz="8" w:space="0" w:color="FFFFFF" w:themeColor="background1"/>
           <w:insideH w:val="nil"/>
           <w:insideV w:val="nil"/>
         </w:tcBorders>
@@ -9214,12 +9188,12 @@
       <w:tblPr/>
       <w:tcPr>
         <w:tcBorders>
-          <w:top w:val="single" w:color="FFFFFF" w:themeColor="background1" w:sz="8" w:space="0"/>
-          <w:left w:val="single" w:color="FFFFFF" w:themeColor="background1" w:sz="8" w:space="0"/>
-          <w:bottom w:val="single" w:color="FFFFFF" w:themeColor="background1" w:sz="8" w:space="0"/>
-          <w:right w:val="single" w:color="FFFFFF" w:themeColor="background1" w:sz="8" w:space="0"/>
-          <w:insideH w:val="single" w:color="FFFFFF" w:themeColor="background1" w:sz="8" w:space="0"/>
-          <w:insideV w:val="single" w:color="FFFFFF" w:themeColor="background1" w:sz="8" w:space="0"/>
+          <w:top w:val="single" w:sz="8" w:space="0" w:color="FFFFFF" w:themeColor="background1"/>
+          <w:left w:val="single" w:sz="8" w:space="0" w:color="FFFFFF" w:themeColor="background1"/>
+          <w:bottom w:val="single" w:sz="8" w:space="0" w:color="FFFFFF" w:themeColor="background1"/>
+          <w:right w:val="single" w:sz="8" w:space="0" w:color="FFFFFF" w:themeColor="background1"/>
+          <w:insideH w:val="single" w:sz="8" w:space="0" w:color="FFFFFF" w:themeColor="background1"/>
+          <w:insideV w:val="single" w:sz="8" w:space="0" w:color="FFFFFF" w:themeColor="background1"/>
         </w:tcBorders>
         <w:shd w:val="clear" w:color="auto" w:fill="808080" w:themeFill="text1" w:themeFillTint="7F"/>
       </w:tcPr>
@@ -9238,12 +9212,12 @@
       <w:tblStyleColBandSize w:val="1"/>
       <w:tblInd w:w="0" w:type="dxa"/>
       <w:tblBorders>
-        <w:top w:val="single" w:color="FFFFFF" w:themeColor="background1" w:sz="8" w:space="0"/>
-        <w:left w:val="single" w:color="FFFFFF" w:themeColor="background1" w:sz="8" w:space="0"/>
-        <w:bottom w:val="single" w:color="FFFFFF" w:themeColor="background1" w:sz="8" w:space="0"/>
-        <w:right w:val="single" w:color="FFFFFF" w:themeColor="background1" w:sz="8" w:space="0"/>
-        <w:insideH w:val="single" w:color="FFFFFF" w:themeColor="background1" w:sz="6" w:space="0"/>
-        <w:insideV w:val="single" w:color="FFFFFF" w:themeColor="background1" w:sz="6" w:space="0"/>
+        <w:top w:val="single" w:sz="8" w:space="0" w:color="FFFFFF" w:themeColor="background1"/>
+        <w:left w:val="single" w:sz="8" w:space="0" w:color="FFFFFF" w:themeColor="background1"/>
+        <w:bottom w:val="single" w:sz="8" w:space="0" w:color="FFFFFF" w:themeColor="background1"/>
+        <w:right w:val="single" w:sz="8" w:space="0" w:color="FFFFFF" w:themeColor="background1"/>
+        <w:insideH w:val="single" w:sz="6" w:space="0" w:color="FFFFFF" w:themeColor="background1"/>
+        <w:insideV w:val="single" w:sz="6" w:space="0" w:color="FFFFFF" w:themeColor="background1"/>
       </w:tblBorders>
       <w:tblCellMar>
         <w:top w:w="0" w:type="dxa"/>
@@ -9266,12 +9240,12 @@
       <w:tblPr/>
       <w:tcPr>
         <w:tcBorders>
-          <w:top w:val="single" w:color="FFFFFF" w:themeColor="background1" w:sz="8" w:space="0"/>
-          <w:left w:val="single" w:color="FFFFFF" w:themeColor="background1" w:sz="8" w:space="0"/>
-          <w:bottom w:val="single" w:color="FFFFFF" w:themeColor="background1" w:sz="24" w:space="0"/>
-          <w:right w:val="single" w:color="FFFFFF" w:themeColor="background1" w:sz="8" w:space="0"/>
-          <w:insideH w:val="nil"/>
-          <w:insideV w:val="single" w:color="FFFFFF" w:themeColor="background1" w:sz="8" w:space="0"/>
+          <w:top w:val="single" w:sz="8" w:space="0" w:color="FFFFFF" w:themeColor="background1"/>
+          <w:left w:val="single" w:sz="8" w:space="0" w:color="FFFFFF" w:themeColor="background1"/>
+          <w:bottom w:val="single" w:sz="24" w:space="0" w:color="FFFFFF" w:themeColor="background1"/>
+          <w:right w:val="single" w:sz="8" w:space="0" w:color="FFFFFF" w:themeColor="background1"/>
+          <w:insideH w:val="nil"/>
+          <w:insideV w:val="single" w:sz="8" w:space="0" w:color="FFFFFF" w:themeColor="background1"/>
         </w:tcBorders>
         <w:shd w:val="clear" w:color="auto" w:fill="4F81BD" w:themeFill="accent1"/>
       </w:tcPr>
@@ -9287,12 +9261,12 @@
       <w:tblPr/>
       <w:tcPr>
         <w:tcBorders>
-          <w:top w:val="single" w:color="FFFFFF" w:themeColor="background1" w:sz="24" w:space="0"/>
-          <w:left w:val="single" w:color="FFFFFF" w:themeColor="background1" w:sz="8" w:space="0"/>
-          <w:bottom w:val="single" w:color="FFFFFF" w:themeColor="background1" w:sz="8" w:space="0"/>
-          <w:right w:val="single" w:color="FFFFFF" w:themeColor="background1" w:sz="8" w:space="0"/>
-          <w:insideH w:val="nil"/>
-          <w:insideV w:val="single" w:color="FFFFFF" w:themeColor="background1" w:sz="8" w:space="0"/>
+          <w:top w:val="single" w:sz="24" w:space="0" w:color="FFFFFF" w:themeColor="background1"/>
+          <w:left w:val="single" w:sz="8" w:space="0" w:color="FFFFFF" w:themeColor="background1"/>
+          <w:bottom w:val="single" w:sz="8" w:space="0" w:color="FFFFFF" w:themeColor="background1"/>
+          <w:right w:val="single" w:sz="8" w:space="0" w:color="FFFFFF" w:themeColor="background1"/>
+          <w:insideH w:val="nil"/>
+          <w:insideV w:val="single" w:sz="8" w:space="0" w:color="FFFFFF" w:themeColor="background1"/>
         </w:tcBorders>
         <w:shd w:val="clear" w:color="auto" w:fill="4F81BD" w:themeFill="accent1"/>
       </w:tcPr>
@@ -9308,8 +9282,8 @@
       <w:tblPr/>
       <w:tcPr>
         <w:tcBorders>
-          <w:left w:val="single" w:color="FFFFFF" w:themeColor="background1" w:sz="8" w:space="0"/>
-          <w:right w:val="single" w:color="FFFFFF" w:themeColor="background1" w:sz="24" w:space="0"/>
+          <w:left w:val="single" w:sz="8" w:space="0" w:color="FFFFFF" w:themeColor="background1"/>
+          <w:right w:val="single" w:sz="24" w:space="0" w:color="FFFFFF" w:themeColor="background1"/>
           <w:insideH w:val="nil"/>
           <w:insideV w:val="nil"/>
         </w:tcBorders>
@@ -9328,7 +9302,7 @@
       <w:tcPr>
         <w:tcBorders>
           <w:top w:val="nil"/>
-          <w:left w:val="single" w:color="FFFFFF" w:themeColor="background1" w:sz="24" w:space="0"/>
+          <w:left w:val="single" w:sz="24" w:space="0" w:color="FFFFFF" w:themeColor="background1"/>
           <w:bottom w:val="nil"/>
           <w:right w:val="nil"/>
           <w:insideH w:val="nil"/>
@@ -9341,10 +9315,10 @@
       <w:tblPr/>
       <w:tcPr>
         <w:tcBorders>
-          <w:top w:val="single" w:color="FFFFFF" w:themeColor="background1" w:sz="8" w:space="0"/>
-          <w:left w:val="single" w:color="FFFFFF" w:themeColor="background1" w:sz="8" w:space="0"/>
-          <w:bottom w:val="single" w:color="FFFFFF" w:themeColor="background1" w:sz="8" w:space="0"/>
-          <w:right w:val="single" w:color="FFFFFF" w:themeColor="background1" w:sz="8" w:space="0"/>
+          <w:top w:val="single" w:sz="8" w:space="0" w:color="FFFFFF" w:themeColor="background1"/>
+          <w:left w:val="single" w:sz="8" w:space="0" w:color="FFFFFF" w:themeColor="background1"/>
+          <w:bottom w:val="single" w:sz="8" w:space="0" w:color="FFFFFF" w:themeColor="background1"/>
+          <w:right w:val="single" w:sz="8" w:space="0" w:color="FFFFFF" w:themeColor="background1"/>
           <w:insideH w:val="nil"/>
           <w:insideV w:val="nil"/>
         </w:tcBorders>
@@ -9355,12 +9329,12 @@
       <w:tblPr/>
       <w:tcPr>
         <w:tcBorders>
-          <w:top w:val="single" w:color="FFFFFF" w:themeColor="background1" w:sz="8" w:space="0"/>
-          <w:left w:val="single" w:color="FFFFFF" w:themeColor="background1" w:sz="8" w:space="0"/>
-          <w:bottom w:val="single" w:color="FFFFFF" w:themeColor="background1" w:sz="8" w:space="0"/>
-          <w:right w:val="single" w:color="FFFFFF" w:themeColor="background1" w:sz="8" w:space="0"/>
-          <w:insideH w:val="single" w:color="FFFFFF" w:themeColor="background1" w:sz="8" w:space="0"/>
-          <w:insideV w:val="single" w:color="FFFFFF" w:themeColor="background1" w:sz="8" w:space="0"/>
+          <w:top w:val="single" w:sz="8" w:space="0" w:color="FFFFFF" w:themeColor="background1"/>
+          <w:left w:val="single" w:sz="8" w:space="0" w:color="FFFFFF" w:themeColor="background1"/>
+          <w:bottom w:val="single" w:sz="8" w:space="0" w:color="FFFFFF" w:themeColor="background1"/>
+          <w:right w:val="single" w:sz="8" w:space="0" w:color="FFFFFF" w:themeColor="background1"/>
+          <w:insideH w:val="single" w:sz="8" w:space="0" w:color="FFFFFF" w:themeColor="background1"/>
+          <w:insideV w:val="single" w:sz="8" w:space="0" w:color="FFFFFF" w:themeColor="background1"/>
         </w:tcBorders>
         <w:shd w:val="clear" w:color="auto" w:fill="A7BFDE" w:themeFill="accent1" w:themeFillTint="7F"/>
       </w:tcPr>
@@ -9379,12 +9353,12 @@
       <w:tblStyleColBandSize w:val="1"/>
       <w:tblInd w:w="0" w:type="dxa"/>
       <w:tblBorders>
-        <w:top w:val="single" w:color="FFFFFF" w:themeColor="background1" w:sz="8" w:space="0"/>
-        <w:left w:val="single" w:color="FFFFFF" w:themeColor="background1" w:sz="8" w:space="0"/>
-        <w:bottom w:val="single" w:color="FFFFFF" w:themeColor="background1" w:sz="8" w:space="0"/>
-        <w:right w:val="single" w:color="FFFFFF" w:themeColor="background1" w:sz="8" w:space="0"/>
-        <w:insideH w:val="single" w:color="FFFFFF" w:themeColor="background1" w:sz="6" w:space="0"/>
-        <w:insideV w:val="single" w:color="FFFFFF" w:themeColor="background1" w:sz="6" w:space="0"/>
+        <w:top w:val="single" w:sz="8" w:space="0" w:color="FFFFFF" w:themeColor="background1"/>
+        <w:left w:val="single" w:sz="8" w:space="0" w:color="FFFFFF" w:themeColor="background1"/>
+        <w:bottom w:val="single" w:sz="8" w:space="0" w:color="FFFFFF" w:themeColor="background1"/>
+        <w:right w:val="single" w:sz="8" w:space="0" w:color="FFFFFF" w:themeColor="background1"/>
+        <w:insideH w:val="single" w:sz="6" w:space="0" w:color="FFFFFF" w:themeColor="background1"/>
+        <w:insideV w:val="single" w:sz="6" w:space="0" w:color="FFFFFF" w:themeColor="background1"/>
       </w:tblBorders>
       <w:tblCellMar>
         <w:top w:w="0" w:type="dxa"/>
@@ -9407,12 +9381,12 @@
       <w:tblPr/>
       <w:tcPr>
         <w:tcBorders>
-          <w:top w:val="single" w:color="FFFFFF" w:themeColor="background1" w:sz="8" w:space="0"/>
-          <w:left w:val="single" w:color="FFFFFF" w:themeColor="background1" w:sz="8" w:space="0"/>
-          <w:bottom w:val="single" w:color="FFFFFF" w:themeColor="background1" w:sz="24" w:space="0"/>
-          <w:right w:val="single" w:color="FFFFFF" w:themeColor="background1" w:sz="8" w:space="0"/>
-          <w:insideH w:val="nil"/>
-          <w:insideV w:val="single" w:color="FFFFFF" w:themeColor="background1" w:sz="8" w:space="0"/>
+          <w:top w:val="single" w:sz="8" w:space="0" w:color="FFFFFF" w:themeColor="background1"/>
+          <w:left w:val="single" w:sz="8" w:space="0" w:color="FFFFFF" w:themeColor="background1"/>
+          <w:bottom w:val="single" w:sz="24" w:space="0" w:color="FFFFFF" w:themeColor="background1"/>
+          <w:right w:val="single" w:sz="8" w:space="0" w:color="FFFFFF" w:themeColor="background1"/>
+          <w:insideH w:val="nil"/>
+          <w:insideV w:val="single" w:sz="8" w:space="0" w:color="FFFFFF" w:themeColor="background1"/>
         </w:tcBorders>
         <w:shd w:val="clear" w:color="auto" w:fill="C0504D" w:themeFill="accent2"/>
       </w:tcPr>
@@ -9428,12 +9402,12 @@
       <w:tblPr/>
       <w:tcPr>
         <w:tcBorders>
-          <w:top w:val="single" w:color="FFFFFF" w:themeColor="background1" w:sz="24" w:space="0"/>
-          <w:left w:val="single" w:color="FFFFFF" w:themeColor="background1" w:sz="8" w:space="0"/>
-          <w:bottom w:val="single" w:color="FFFFFF" w:themeColor="background1" w:sz="8" w:space="0"/>
-          <w:right w:val="single" w:color="FFFFFF" w:themeColor="background1" w:sz="8" w:space="0"/>
-          <w:insideH w:val="nil"/>
-          <w:insideV w:val="single" w:color="FFFFFF" w:themeColor="background1" w:sz="8" w:space="0"/>
+          <w:top w:val="single" w:sz="24" w:space="0" w:color="FFFFFF" w:themeColor="background1"/>
+          <w:left w:val="single" w:sz="8" w:space="0" w:color="FFFFFF" w:themeColor="background1"/>
+          <w:bottom w:val="single" w:sz="8" w:space="0" w:color="FFFFFF" w:themeColor="background1"/>
+          <w:right w:val="single" w:sz="8" w:space="0" w:color="FFFFFF" w:themeColor="background1"/>
+          <w:insideH w:val="nil"/>
+          <w:insideV w:val="single" w:sz="8" w:space="0" w:color="FFFFFF" w:themeColor="background1"/>
         </w:tcBorders>
         <w:shd w:val="clear" w:color="auto" w:fill="C0504D" w:themeFill="accent2"/>
       </w:tcPr>
@@ -9449,8 +9423,8 @@
       <w:tblPr/>
       <w:tcPr>
         <w:tcBorders>
-          <w:left w:val="single" w:color="FFFFFF" w:themeColor="background1" w:sz="8" w:space="0"/>
-          <w:right w:val="single" w:color="FFFFFF" w:themeColor="background1" w:sz="24" w:space="0"/>
+          <w:left w:val="single" w:sz="8" w:space="0" w:color="FFFFFF" w:themeColor="background1"/>
+          <w:right w:val="single" w:sz="24" w:space="0" w:color="FFFFFF" w:themeColor="background1"/>
           <w:insideH w:val="nil"/>
           <w:insideV w:val="nil"/>
         </w:tcBorders>
@@ -9469,7 +9443,7 @@
       <w:tcPr>
         <w:tcBorders>
           <w:top w:val="nil"/>
-          <w:left w:val="single" w:color="FFFFFF" w:themeColor="background1" w:sz="24" w:space="0"/>
+          <w:left w:val="single" w:sz="24" w:space="0" w:color="FFFFFF" w:themeColor="background1"/>
           <w:bottom w:val="nil"/>
           <w:right w:val="nil"/>
           <w:insideH w:val="nil"/>
@@ -9482,10 +9456,10 @@
       <w:tblPr/>
       <w:tcPr>
         <w:tcBorders>
-          <w:top w:val="single" w:color="FFFFFF" w:themeColor="background1" w:sz="8" w:space="0"/>
-          <w:left w:val="single" w:color="FFFFFF" w:themeColor="background1" w:sz="8" w:space="0"/>
-          <w:bottom w:val="single" w:color="FFFFFF" w:themeColor="background1" w:sz="8" w:space="0"/>
-          <w:right w:val="single" w:color="FFFFFF" w:themeColor="background1" w:sz="8" w:space="0"/>
+          <w:top w:val="single" w:sz="8" w:space="0" w:color="FFFFFF" w:themeColor="background1"/>
+          <w:left w:val="single" w:sz="8" w:space="0" w:color="FFFFFF" w:themeColor="background1"/>
+          <w:bottom w:val="single" w:sz="8" w:space="0" w:color="FFFFFF" w:themeColor="background1"/>
+          <w:right w:val="single" w:sz="8" w:space="0" w:color="FFFFFF" w:themeColor="background1"/>
           <w:insideH w:val="nil"/>
           <w:insideV w:val="nil"/>
         </w:tcBorders>
@@ -9496,12 +9470,12 @@
       <w:tblPr/>
       <w:tcPr>
         <w:tcBorders>
-          <w:top w:val="single" w:color="FFFFFF" w:themeColor="background1" w:sz="8" w:space="0"/>
-          <w:left w:val="single" w:color="FFFFFF" w:themeColor="background1" w:sz="8" w:space="0"/>
-          <w:bottom w:val="single" w:color="FFFFFF" w:themeColor="background1" w:sz="8" w:space="0"/>
-          <w:right w:val="single" w:color="FFFFFF" w:themeColor="background1" w:sz="8" w:space="0"/>
-          <w:insideH w:val="single" w:color="FFFFFF" w:themeColor="background1" w:sz="8" w:space="0"/>
-          <w:insideV w:val="single" w:color="FFFFFF" w:themeColor="background1" w:sz="8" w:space="0"/>
+          <w:top w:val="single" w:sz="8" w:space="0" w:color="FFFFFF" w:themeColor="background1"/>
+          <w:left w:val="single" w:sz="8" w:space="0" w:color="FFFFFF" w:themeColor="background1"/>
+          <w:bottom w:val="single" w:sz="8" w:space="0" w:color="FFFFFF" w:themeColor="background1"/>
+          <w:right w:val="single" w:sz="8" w:space="0" w:color="FFFFFF" w:themeColor="background1"/>
+          <w:insideH w:val="single" w:sz="8" w:space="0" w:color="FFFFFF" w:themeColor="background1"/>
+          <w:insideV w:val="single" w:sz="8" w:space="0" w:color="FFFFFF" w:themeColor="background1"/>
         </w:tcBorders>
         <w:shd w:val="clear" w:color="auto" w:fill="DFA7A6" w:themeFill="accent2" w:themeFillTint="7F"/>
       </w:tcPr>
@@ -9520,12 +9494,12 @@
       <w:tblStyleColBandSize w:val="1"/>
       <w:tblInd w:w="0" w:type="dxa"/>
       <w:tblBorders>
-        <w:top w:val="single" w:color="FFFFFF" w:themeColor="background1" w:sz="8" w:space="0"/>
-        <w:left w:val="single" w:color="FFFFFF" w:themeColor="background1" w:sz="8" w:space="0"/>
-        <w:bottom w:val="single" w:color="FFFFFF" w:themeColor="background1" w:sz="8" w:space="0"/>
-        <w:right w:val="single" w:color="FFFFFF" w:themeColor="background1" w:sz="8" w:space="0"/>
-        <w:insideH w:val="single" w:color="FFFFFF" w:themeColor="background1" w:sz="6" w:space="0"/>
-        <w:insideV w:val="single" w:color="FFFFFF" w:themeColor="background1" w:sz="6" w:space="0"/>
+        <w:top w:val="single" w:sz="8" w:space="0" w:color="FFFFFF" w:themeColor="background1"/>
+        <w:left w:val="single" w:sz="8" w:space="0" w:color="FFFFFF" w:themeColor="background1"/>
+        <w:bottom w:val="single" w:sz="8" w:space="0" w:color="FFFFFF" w:themeColor="background1"/>
+        <w:right w:val="single" w:sz="8" w:space="0" w:color="FFFFFF" w:themeColor="background1"/>
+        <w:insideH w:val="single" w:sz="6" w:space="0" w:color="FFFFFF" w:themeColor="background1"/>
+        <w:insideV w:val="single" w:sz="6" w:space="0" w:color="FFFFFF" w:themeColor="background1"/>
       </w:tblBorders>
       <w:tblCellMar>
         <w:top w:w="0" w:type="dxa"/>
@@ -9548,12 +9522,12 @@
       <w:tblPr/>
       <w:tcPr>
         <w:tcBorders>
-          <w:top w:val="single" w:color="FFFFFF" w:themeColor="background1" w:sz="8" w:space="0"/>
-          <w:left w:val="single" w:color="FFFFFF" w:themeColor="background1" w:sz="8" w:space="0"/>
-          <w:bottom w:val="single" w:color="FFFFFF" w:themeColor="background1" w:sz="24" w:space="0"/>
-          <w:right w:val="single" w:color="FFFFFF" w:themeColor="background1" w:sz="8" w:space="0"/>
-          <w:insideH w:val="nil"/>
-          <w:insideV w:val="single" w:color="FFFFFF" w:themeColor="background1" w:sz="8" w:space="0"/>
+          <w:top w:val="single" w:sz="8" w:space="0" w:color="FFFFFF" w:themeColor="background1"/>
+          <w:left w:val="single" w:sz="8" w:space="0" w:color="FFFFFF" w:themeColor="background1"/>
+          <w:bottom w:val="single" w:sz="24" w:space="0" w:color="FFFFFF" w:themeColor="background1"/>
+          <w:right w:val="single" w:sz="8" w:space="0" w:color="FFFFFF" w:themeColor="background1"/>
+          <w:insideH w:val="nil"/>
+          <w:insideV w:val="single" w:sz="8" w:space="0" w:color="FFFFFF" w:themeColor="background1"/>
         </w:tcBorders>
         <w:shd w:val="clear" w:color="auto" w:fill="9BBB59" w:themeFill="accent3"/>
       </w:tcPr>
@@ -9569,12 +9543,12 @@
       <w:tblPr/>
       <w:tcPr>
         <w:tcBorders>
-          <w:top w:val="single" w:color="FFFFFF" w:themeColor="background1" w:sz="24" w:space="0"/>
-          <w:left w:val="single" w:color="FFFFFF" w:themeColor="background1" w:sz="8" w:space="0"/>
-          <w:bottom w:val="single" w:color="FFFFFF" w:themeColor="background1" w:sz="8" w:space="0"/>
-          <w:right w:val="single" w:color="FFFFFF" w:themeColor="background1" w:sz="8" w:space="0"/>
-          <w:insideH w:val="nil"/>
-          <w:insideV w:val="single" w:color="FFFFFF" w:themeColor="background1" w:sz="8" w:space="0"/>
+          <w:top w:val="single" w:sz="24" w:space="0" w:color="FFFFFF" w:themeColor="background1"/>
+          <w:left w:val="single" w:sz="8" w:space="0" w:color="FFFFFF" w:themeColor="background1"/>
+          <w:bottom w:val="single" w:sz="8" w:space="0" w:color="FFFFFF" w:themeColor="background1"/>
+          <w:right w:val="single" w:sz="8" w:space="0" w:color="FFFFFF" w:themeColor="background1"/>
+          <w:insideH w:val="nil"/>
+          <w:insideV w:val="single" w:sz="8" w:space="0" w:color="FFFFFF" w:themeColor="background1"/>
         </w:tcBorders>
         <w:shd w:val="clear" w:color="auto" w:fill="9BBB59" w:themeFill="accent3"/>
       </w:tcPr>
@@ -9590,8 +9564,8 @@
       <w:tblPr/>
       <w:tcPr>
         <w:tcBorders>
-          <w:left w:val="single" w:color="FFFFFF" w:themeColor="background1" w:sz="8" w:space="0"/>
-          <w:right w:val="single" w:color="FFFFFF" w:themeColor="background1" w:sz="24" w:space="0"/>
+          <w:left w:val="single" w:sz="8" w:space="0" w:color="FFFFFF" w:themeColor="background1"/>
+          <w:right w:val="single" w:sz="24" w:space="0" w:color="FFFFFF" w:themeColor="background1"/>
           <w:insideH w:val="nil"/>
           <w:insideV w:val="nil"/>
         </w:tcBorders>
@@ -9610,7 +9584,7 @@
       <w:tcPr>
         <w:tcBorders>
           <w:top w:val="nil"/>
-          <w:left w:val="single" w:color="FFFFFF" w:themeColor="background1" w:sz="24" w:space="0"/>
+          <w:left w:val="single" w:sz="24" w:space="0" w:color="FFFFFF" w:themeColor="background1"/>
           <w:bottom w:val="nil"/>
           <w:right w:val="nil"/>
           <w:insideH w:val="nil"/>
@@ -9623,10 +9597,10 @@
       <w:tblPr/>
       <w:tcPr>
         <w:tcBorders>
-          <w:top w:val="single" w:color="FFFFFF" w:themeColor="background1" w:sz="8" w:space="0"/>
-          <w:left w:val="single" w:color="FFFFFF" w:themeColor="background1" w:sz="8" w:space="0"/>
-          <w:bottom w:val="single" w:color="FFFFFF" w:themeColor="background1" w:sz="8" w:space="0"/>
-          <w:right w:val="single" w:color="FFFFFF" w:themeColor="background1" w:sz="8" w:space="0"/>
+          <w:top w:val="single" w:sz="8" w:space="0" w:color="FFFFFF" w:themeColor="background1"/>
+          <w:left w:val="single" w:sz="8" w:space="0" w:color="FFFFFF" w:themeColor="background1"/>
+          <w:bottom w:val="single" w:sz="8" w:space="0" w:color="FFFFFF" w:themeColor="background1"/>
+          <w:right w:val="single" w:sz="8" w:space="0" w:color="FFFFFF" w:themeColor="background1"/>
           <w:insideH w:val="nil"/>
           <w:insideV w:val="nil"/>
         </w:tcBorders>
@@ -9637,12 +9611,12 @@
       <w:tblPr/>
       <w:tcPr>
         <w:tcBorders>
-          <w:top w:val="single" w:color="FFFFFF" w:themeColor="background1" w:sz="8" w:space="0"/>
-          <w:left w:val="single" w:color="FFFFFF" w:themeColor="background1" w:sz="8" w:space="0"/>
-          <w:bottom w:val="single" w:color="FFFFFF" w:themeColor="background1" w:sz="8" w:space="0"/>
-          <w:right w:val="single" w:color="FFFFFF" w:themeColor="background1" w:sz="8" w:space="0"/>
-          <w:insideH w:val="single" w:color="FFFFFF" w:themeColor="background1" w:sz="8" w:space="0"/>
-          <w:insideV w:val="single" w:color="FFFFFF" w:themeColor="background1" w:sz="8" w:space="0"/>
+          <w:top w:val="single" w:sz="8" w:space="0" w:color="FFFFFF" w:themeColor="background1"/>
+          <w:left w:val="single" w:sz="8" w:space="0" w:color="FFFFFF" w:themeColor="background1"/>
+          <w:bottom w:val="single" w:sz="8" w:space="0" w:color="FFFFFF" w:themeColor="background1"/>
+          <w:right w:val="single" w:sz="8" w:space="0" w:color="FFFFFF" w:themeColor="background1"/>
+          <w:insideH w:val="single" w:sz="8" w:space="0" w:color="FFFFFF" w:themeColor="background1"/>
+          <w:insideV w:val="single" w:sz="8" w:space="0" w:color="FFFFFF" w:themeColor="background1"/>
         </w:tcBorders>
         <w:shd w:val="clear" w:color="auto" w:fill="CDDDAC" w:themeFill="accent3" w:themeFillTint="7F"/>
       </w:tcPr>
@@ -9661,12 +9635,12 @@
       <w:tblStyleColBandSize w:val="1"/>
       <w:tblInd w:w="0" w:type="dxa"/>
       <w:tblBorders>
-        <w:top w:val="single" w:color="FFFFFF" w:themeColor="background1" w:sz="8" w:space="0"/>
-        <w:left w:val="single" w:color="FFFFFF" w:themeColor="background1" w:sz="8" w:space="0"/>
-        <w:bottom w:val="single" w:color="FFFFFF" w:themeColor="background1" w:sz="8" w:space="0"/>
-        <w:right w:val="single" w:color="FFFFFF" w:themeColor="background1" w:sz="8" w:space="0"/>
-        <w:insideH w:val="single" w:color="FFFFFF" w:themeColor="background1" w:sz="6" w:space="0"/>
-        <w:insideV w:val="single" w:color="FFFFFF" w:themeColor="background1" w:sz="6" w:space="0"/>
+        <w:top w:val="single" w:sz="8" w:space="0" w:color="FFFFFF" w:themeColor="background1"/>
+        <w:left w:val="single" w:sz="8" w:space="0" w:color="FFFFFF" w:themeColor="background1"/>
+        <w:bottom w:val="single" w:sz="8" w:space="0" w:color="FFFFFF" w:themeColor="background1"/>
+        <w:right w:val="single" w:sz="8" w:space="0" w:color="FFFFFF" w:themeColor="background1"/>
+        <w:insideH w:val="single" w:sz="6" w:space="0" w:color="FFFFFF" w:themeColor="background1"/>
+        <w:insideV w:val="single" w:sz="6" w:space="0" w:color="FFFFFF" w:themeColor="background1"/>
       </w:tblBorders>
       <w:tblCellMar>
         <w:top w:w="0" w:type="dxa"/>
@@ -9689,12 +9663,12 @@
       <w:tblPr/>
       <w:tcPr>
         <w:tcBorders>
-          <w:top w:val="single" w:color="FFFFFF" w:themeColor="background1" w:sz="8" w:space="0"/>
-          <w:left w:val="single" w:color="FFFFFF" w:themeColor="background1" w:sz="8" w:space="0"/>
-          <w:bottom w:val="single" w:color="FFFFFF" w:themeColor="background1" w:sz="24" w:space="0"/>
-          <w:right w:val="single" w:color="FFFFFF" w:themeColor="background1" w:sz="8" w:space="0"/>
-          <w:insideH w:val="nil"/>
-          <w:insideV w:val="single" w:color="FFFFFF" w:themeColor="background1" w:sz="8" w:space="0"/>
+          <w:top w:val="single" w:sz="8" w:space="0" w:color="FFFFFF" w:themeColor="background1"/>
+          <w:left w:val="single" w:sz="8" w:space="0" w:color="FFFFFF" w:themeColor="background1"/>
+          <w:bottom w:val="single" w:sz="24" w:space="0" w:color="FFFFFF" w:themeColor="background1"/>
+          <w:right w:val="single" w:sz="8" w:space="0" w:color="FFFFFF" w:themeColor="background1"/>
+          <w:insideH w:val="nil"/>
+          <w:insideV w:val="single" w:sz="8" w:space="0" w:color="FFFFFF" w:themeColor="background1"/>
         </w:tcBorders>
         <w:shd w:val="clear" w:color="auto" w:fill="8064A2" w:themeFill="accent4"/>
       </w:tcPr>
@@ -9710,12 +9684,12 @@
       <w:tblPr/>
       <w:tcPr>
         <w:tcBorders>
-          <w:top w:val="single" w:color="FFFFFF" w:themeColor="background1" w:sz="24" w:space="0"/>
-          <w:left w:val="single" w:color="FFFFFF" w:themeColor="background1" w:sz="8" w:space="0"/>
-          <w:bottom w:val="single" w:color="FFFFFF" w:themeColor="background1" w:sz="8" w:space="0"/>
-          <w:right w:val="single" w:color="FFFFFF" w:themeColor="background1" w:sz="8" w:space="0"/>
-          <w:insideH w:val="nil"/>
-          <w:insideV w:val="single" w:color="FFFFFF" w:themeColor="background1" w:sz="8" w:space="0"/>
+          <w:top w:val="single" w:sz="24" w:space="0" w:color="FFFFFF" w:themeColor="background1"/>
+          <w:left w:val="single" w:sz="8" w:space="0" w:color="FFFFFF" w:themeColor="background1"/>
+          <w:bottom w:val="single" w:sz="8" w:space="0" w:color="FFFFFF" w:themeColor="background1"/>
+          <w:right w:val="single" w:sz="8" w:space="0" w:color="FFFFFF" w:themeColor="background1"/>
+          <w:insideH w:val="nil"/>
+          <w:insideV w:val="single" w:sz="8" w:space="0" w:color="FFFFFF" w:themeColor="background1"/>
         </w:tcBorders>
         <w:shd w:val="clear" w:color="auto" w:fill="8064A2" w:themeFill="accent4"/>
       </w:tcPr>
@@ -9731,8 +9705,8 @@
       <w:tblPr/>
       <w:tcPr>
         <w:tcBorders>
-          <w:left w:val="single" w:color="FFFFFF" w:themeColor="background1" w:sz="8" w:space="0"/>
-          <w:right w:val="single" w:color="FFFFFF" w:themeColor="background1" w:sz="24" w:space="0"/>
+          <w:left w:val="single" w:sz="8" w:space="0" w:color="FFFFFF" w:themeColor="background1"/>
+          <w:right w:val="single" w:sz="24" w:space="0" w:color="FFFFFF" w:themeColor="background1"/>
           <w:insideH w:val="nil"/>
           <w:insideV w:val="nil"/>
         </w:tcBorders>
@@ -9751,7 +9725,7 @@
       <w:tcPr>
         <w:tcBorders>
           <w:top w:val="nil"/>
-          <w:left w:val="single" w:color="FFFFFF" w:themeColor="background1" w:sz="24" w:space="0"/>
+          <w:left w:val="single" w:sz="24" w:space="0" w:color="FFFFFF" w:themeColor="background1"/>
           <w:bottom w:val="nil"/>
           <w:right w:val="nil"/>
           <w:insideH w:val="nil"/>
@@ -9764,10 +9738,10 @@
       <w:tblPr/>
       <w:tcPr>
         <w:tcBorders>
-          <w:top w:val="single" w:color="FFFFFF" w:themeColor="background1" w:sz="8" w:space="0"/>
-          <w:left w:val="single" w:color="FFFFFF" w:themeColor="background1" w:sz="8" w:space="0"/>
-          <w:bottom w:val="single" w:color="FFFFFF" w:themeColor="background1" w:sz="8" w:space="0"/>
-          <w:right w:val="single" w:color="FFFFFF" w:themeColor="background1" w:sz="8" w:space="0"/>
+          <w:top w:val="single" w:sz="8" w:space="0" w:color="FFFFFF" w:themeColor="background1"/>
+          <w:left w:val="single" w:sz="8" w:space="0" w:color="FFFFFF" w:themeColor="background1"/>
+          <w:bottom w:val="single" w:sz="8" w:space="0" w:color="FFFFFF" w:themeColor="background1"/>
+          <w:right w:val="single" w:sz="8" w:space="0" w:color="FFFFFF" w:themeColor="background1"/>
           <w:insideH w:val="nil"/>
           <w:insideV w:val="nil"/>
         </w:tcBorders>
@@ -9778,12 +9752,12 @@
       <w:tblPr/>
       <w:tcPr>
         <w:tcBorders>
-          <w:top w:val="single" w:color="FFFFFF" w:themeColor="background1" w:sz="8" w:space="0"/>
-          <w:left w:val="single" w:color="FFFFFF" w:themeColor="background1" w:sz="8" w:space="0"/>
-          <w:bottom w:val="single" w:color="FFFFFF" w:themeColor="background1" w:sz="8" w:space="0"/>
-          <w:right w:val="single" w:color="FFFFFF" w:themeColor="background1" w:sz="8" w:space="0"/>
-          <w:insideH w:val="single" w:color="FFFFFF" w:themeColor="background1" w:sz="8" w:space="0"/>
-          <w:insideV w:val="single" w:color="FFFFFF" w:themeColor="background1" w:sz="8" w:space="0"/>
+          <w:top w:val="single" w:sz="8" w:space="0" w:color="FFFFFF" w:themeColor="background1"/>
+          <w:left w:val="single" w:sz="8" w:space="0" w:color="FFFFFF" w:themeColor="background1"/>
+          <w:bottom w:val="single" w:sz="8" w:space="0" w:color="FFFFFF" w:themeColor="background1"/>
+          <w:right w:val="single" w:sz="8" w:space="0" w:color="FFFFFF" w:themeColor="background1"/>
+          <w:insideH w:val="single" w:sz="8" w:space="0" w:color="FFFFFF" w:themeColor="background1"/>
+          <w:insideV w:val="single" w:sz="8" w:space="0" w:color="FFFFFF" w:themeColor="background1"/>
         </w:tcBorders>
         <w:shd w:val="clear" w:color="auto" w:fill="BFB1D0" w:themeFill="accent4" w:themeFillTint="7F"/>
       </w:tcPr>
@@ -9802,12 +9776,12 @@
       <w:tblStyleColBandSize w:val="1"/>
       <w:tblInd w:w="0" w:type="dxa"/>
       <w:tblBorders>
-        <w:top w:val="single" w:color="FFFFFF" w:themeColor="background1" w:sz="8" w:space="0"/>
-        <w:left w:val="single" w:color="FFFFFF" w:themeColor="background1" w:sz="8" w:space="0"/>
-        <w:bottom w:val="single" w:color="FFFFFF" w:themeColor="background1" w:sz="8" w:space="0"/>
-        <w:right w:val="single" w:color="FFFFFF" w:themeColor="background1" w:sz="8" w:space="0"/>
-        <w:insideH w:val="single" w:color="FFFFFF" w:themeColor="background1" w:sz="6" w:space="0"/>
-        <w:insideV w:val="single" w:color="FFFFFF" w:themeColor="background1" w:sz="6" w:space="0"/>
+        <w:top w:val="single" w:sz="8" w:space="0" w:color="FFFFFF" w:themeColor="background1"/>
+        <w:left w:val="single" w:sz="8" w:space="0" w:color="FFFFFF" w:themeColor="background1"/>
+        <w:bottom w:val="single" w:sz="8" w:space="0" w:color="FFFFFF" w:themeColor="background1"/>
+        <w:right w:val="single" w:sz="8" w:space="0" w:color="FFFFFF" w:themeColor="background1"/>
+        <w:insideH w:val="single" w:sz="6" w:space="0" w:color="FFFFFF" w:themeColor="background1"/>
+        <w:insideV w:val="single" w:sz="6" w:space="0" w:color="FFFFFF" w:themeColor="background1"/>
       </w:tblBorders>
       <w:tblCellMar>
         <w:top w:w="0" w:type="dxa"/>
@@ -9830,12 +9804,12 @@
       <w:tblPr/>
       <w:tcPr>
         <w:tcBorders>
-          <w:top w:val="single" w:color="FFFFFF" w:themeColor="background1" w:sz="8" w:space="0"/>
-          <w:left w:val="single" w:color="FFFFFF" w:themeColor="background1" w:sz="8" w:space="0"/>
-          <w:bottom w:val="single" w:color="FFFFFF" w:themeColor="background1" w:sz="24" w:space="0"/>
-          <w:right w:val="single" w:color="FFFFFF" w:themeColor="background1" w:sz="8" w:space="0"/>
-          <w:insideH w:val="nil"/>
-          <w:insideV w:val="single" w:color="FFFFFF" w:themeColor="background1" w:sz="8" w:space="0"/>
+          <w:top w:val="single" w:sz="8" w:space="0" w:color="FFFFFF" w:themeColor="background1"/>
+          <w:left w:val="single" w:sz="8" w:space="0" w:color="FFFFFF" w:themeColor="background1"/>
+          <w:bottom w:val="single" w:sz="24" w:space="0" w:color="FFFFFF" w:themeColor="background1"/>
+          <w:right w:val="single" w:sz="8" w:space="0" w:color="FFFFFF" w:themeColor="background1"/>
+          <w:insideH w:val="nil"/>
+          <w:insideV w:val="single" w:sz="8" w:space="0" w:color="FFFFFF" w:themeColor="background1"/>
         </w:tcBorders>
         <w:shd w:val="clear" w:color="auto" w:fill="4BACC6" w:themeFill="accent5"/>
       </w:tcPr>
@@ -9851,12 +9825,12 @@
       <w:tblPr/>
       <w:tcPr>
         <w:tcBorders>
-          <w:top w:val="single" w:color="FFFFFF" w:themeColor="background1" w:sz="24" w:space="0"/>
-          <w:left w:val="single" w:color="FFFFFF" w:themeColor="background1" w:sz="8" w:space="0"/>
-          <w:bottom w:val="single" w:color="FFFFFF" w:themeColor="background1" w:sz="8" w:space="0"/>
-          <w:right w:val="single" w:color="FFFFFF" w:themeColor="background1" w:sz="8" w:space="0"/>
-          <w:insideH w:val="nil"/>
-          <w:insideV w:val="single" w:color="FFFFFF" w:themeColor="background1" w:sz="8" w:space="0"/>
+          <w:top w:val="single" w:sz="24" w:space="0" w:color="FFFFFF" w:themeColor="background1"/>
+          <w:left w:val="single" w:sz="8" w:space="0" w:color="FFFFFF" w:themeColor="background1"/>
+          <w:bottom w:val="single" w:sz="8" w:space="0" w:color="FFFFFF" w:themeColor="background1"/>
+          <w:right w:val="single" w:sz="8" w:space="0" w:color="FFFFFF" w:themeColor="background1"/>
+          <w:insideH w:val="nil"/>
+          <w:insideV w:val="single" w:sz="8" w:space="0" w:color="FFFFFF" w:themeColor="background1"/>
         </w:tcBorders>
         <w:shd w:val="clear" w:color="auto" w:fill="4BACC6" w:themeFill="accent5"/>
       </w:tcPr>
@@ -9872,8 +9846,8 @@
       <w:tblPr/>
       <w:tcPr>
         <w:tcBorders>
-          <w:left w:val="single" w:color="FFFFFF" w:themeColor="background1" w:sz="8" w:space="0"/>
-          <w:right w:val="single" w:color="FFFFFF" w:themeColor="background1" w:sz="24" w:space="0"/>
+          <w:left w:val="single" w:sz="8" w:space="0" w:color="FFFFFF" w:themeColor="background1"/>
+          <w:right w:val="single" w:sz="24" w:space="0" w:color="FFFFFF" w:themeColor="background1"/>
           <w:insideH w:val="nil"/>
           <w:insideV w:val="nil"/>
         </w:tcBorders>
@@ -9892,7 +9866,7 @@
       <w:tcPr>
         <w:tcBorders>
           <w:top w:val="nil"/>
-          <w:left w:val="single" w:color="FFFFFF" w:themeColor="background1" w:sz="24" w:space="0"/>
+          <w:left w:val="single" w:sz="24" w:space="0" w:color="FFFFFF" w:themeColor="background1"/>
           <w:bottom w:val="nil"/>
           <w:right w:val="nil"/>
           <w:insideH w:val="nil"/>
@@ -9905,10 +9879,10 @@
       <w:tblPr/>
       <w:tcPr>
         <w:tcBorders>
-          <w:top w:val="single" w:color="FFFFFF" w:themeColor="background1" w:sz="8" w:space="0"/>
-          <w:left w:val="single" w:color="FFFFFF" w:themeColor="background1" w:sz="8" w:space="0"/>
-          <w:bottom w:val="single" w:color="FFFFFF" w:themeColor="background1" w:sz="8" w:space="0"/>
-          <w:right w:val="single" w:color="FFFFFF" w:themeColor="background1" w:sz="8" w:space="0"/>
+          <w:top w:val="single" w:sz="8" w:space="0" w:color="FFFFFF" w:themeColor="background1"/>
+          <w:left w:val="single" w:sz="8" w:space="0" w:color="FFFFFF" w:themeColor="background1"/>
+          <w:bottom w:val="single" w:sz="8" w:space="0" w:color="FFFFFF" w:themeColor="background1"/>
+          <w:right w:val="single" w:sz="8" w:space="0" w:color="FFFFFF" w:themeColor="background1"/>
           <w:insideH w:val="nil"/>
           <w:insideV w:val="nil"/>
         </w:tcBorders>
@@ -9919,12 +9893,12 @@
       <w:tblPr/>
       <w:tcPr>
         <w:tcBorders>
-          <w:top w:val="single" w:color="FFFFFF" w:themeColor="background1" w:sz="8" w:space="0"/>
-          <w:left w:val="single" w:color="FFFFFF" w:themeColor="background1" w:sz="8" w:space="0"/>
-          <w:bottom w:val="single" w:color="FFFFFF" w:themeColor="background1" w:sz="8" w:space="0"/>
-          <w:right w:val="single" w:color="FFFFFF" w:themeColor="background1" w:sz="8" w:space="0"/>
-          <w:insideH w:val="single" w:color="FFFFFF" w:themeColor="background1" w:sz="8" w:space="0"/>
-          <w:insideV w:val="single" w:color="FFFFFF" w:themeColor="background1" w:sz="8" w:space="0"/>
+          <w:top w:val="single" w:sz="8" w:space="0" w:color="FFFFFF" w:themeColor="background1"/>
+          <w:left w:val="single" w:sz="8" w:space="0" w:color="FFFFFF" w:themeColor="background1"/>
+          <w:bottom w:val="single" w:sz="8" w:space="0" w:color="FFFFFF" w:themeColor="background1"/>
+          <w:right w:val="single" w:sz="8" w:space="0" w:color="FFFFFF" w:themeColor="background1"/>
+          <w:insideH w:val="single" w:sz="8" w:space="0" w:color="FFFFFF" w:themeColor="background1"/>
+          <w:insideV w:val="single" w:sz="8" w:space="0" w:color="FFFFFF" w:themeColor="background1"/>
         </w:tcBorders>
         <w:shd w:val="clear" w:color="auto" w:fill="A5D5E2" w:themeFill="accent5" w:themeFillTint="7F"/>
       </w:tcPr>
@@ -9943,12 +9917,12 @@
       <w:tblStyleColBandSize w:val="1"/>
       <w:tblInd w:w="0" w:type="dxa"/>
       <w:tblBorders>
-        <w:top w:val="single" w:color="FFFFFF" w:themeColor="background1" w:sz="8" w:space="0"/>
-        <w:left w:val="single" w:color="FFFFFF" w:themeColor="background1" w:sz="8" w:space="0"/>
-        <w:bottom w:val="single" w:color="FFFFFF" w:themeColor="background1" w:sz="8" w:space="0"/>
-        <w:right w:val="single" w:color="FFFFFF" w:themeColor="background1" w:sz="8" w:space="0"/>
-        <w:insideH w:val="single" w:color="FFFFFF" w:themeColor="background1" w:sz="6" w:space="0"/>
-        <w:insideV w:val="single" w:color="FFFFFF" w:themeColor="background1" w:sz="6" w:space="0"/>
+        <w:top w:val="single" w:sz="8" w:space="0" w:color="FFFFFF" w:themeColor="background1"/>
+        <w:left w:val="single" w:sz="8" w:space="0" w:color="FFFFFF" w:themeColor="background1"/>
+        <w:bottom w:val="single" w:sz="8" w:space="0" w:color="FFFFFF" w:themeColor="background1"/>
+        <w:right w:val="single" w:sz="8" w:space="0" w:color="FFFFFF" w:themeColor="background1"/>
+        <w:insideH w:val="single" w:sz="6" w:space="0" w:color="FFFFFF" w:themeColor="background1"/>
+        <w:insideV w:val="single" w:sz="6" w:space="0" w:color="FFFFFF" w:themeColor="background1"/>
       </w:tblBorders>
       <w:tblCellMar>
         <w:top w:w="0" w:type="dxa"/>
@@ -9971,12 +9945,12 @@
       <w:tblPr/>
       <w:tcPr>
         <w:tcBorders>
-          <w:top w:val="single" w:color="FFFFFF" w:themeColor="background1" w:sz="8" w:space="0"/>
-          <w:left w:val="single" w:color="FFFFFF" w:themeColor="background1" w:sz="8" w:space="0"/>
-          <w:bottom w:val="single" w:color="FFFFFF" w:themeColor="background1" w:sz="24" w:space="0"/>
-          <w:right w:val="single" w:color="FFFFFF" w:themeColor="background1" w:sz="8" w:space="0"/>
-          <w:insideH w:val="nil"/>
-          <w:insideV w:val="single" w:color="FFFFFF" w:themeColor="background1" w:sz="8" w:space="0"/>
+          <w:top w:val="single" w:sz="8" w:space="0" w:color="FFFFFF" w:themeColor="background1"/>
+          <w:left w:val="single" w:sz="8" w:space="0" w:color="FFFFFF" w:themeColor="background1"/>
+          <w:bottom w:val="single" w:sz="24" w:space="0" w:color="FFFFFF" w:themeColor="background1"/>
+          <w:right w:val="single" w:sz="8" w:space="0" w:color="FFFFFF" w:themeColor="background1"/>
+          <w:insideH w:val="nil"/>
+          <w:insideV w:val="single" w:sz="8" w:space="0" w:color="FFFFFF" w:themeColor="background1"/>
         </w:tcBorders>
         <w:shd w:val="clear" w:color="auto" w:fill="F79646" w:themeFill="accent6"/>
       </w:tcPr>
@@ -9992,12 +9966,12 @@
       <w:tblPr/>
       <w:tcPr>
         <w:tcBorders>
-          <w:top w:val="single" w:color="FFFFFF" w:themeColor="background1" w:sz="24" w:space="0"/>
-          <w:left w:val="single" w:color="FFFFFF" w:themeColor="background1" w:sz="8" w:space="0"/>
-          <w:bottom w:val="single" w:color="FFFFFF" w:themeColor="background1" w:sz="8" w:space="0"/>
-          <w:right w:val="single" w:color="FFFFFF" w:themeColor="background1" w:sz="8" w:space="0"/>
-          <w:insideH w:val="nil"/>
-          <w:insideV w:val="single" w:color="FFFFFF" w:themeColor="background1" w:sz="8" w:space="0"/>
+          <w:top w:val="single" w:sz="24" w:space="0" w:color="FFFFFF" w:themeColor="background1"/>
+          <w:left w:val="single" w:sz="8" w:space="0" w:color="FFFFFF" w:themeColor="background1"/>
+          <w:bottom w:val="single" w:sz="8" w:space="0" w:color="FFFFFF" w:themeColor="background1"/>
+          <w:right w:val="single" w:sz="8" w:space="0" w:color="FFFFFF" w:themeColor="background1"/>
+          <w:insideH w:val="nil"/>
+          <w:insideV w:val="single" w:sz="8" w:space="0" w:color="FFFFFF" w:themeColor="background1"/>
         </w:tcBorders>
         <w:shd w:val="clear" w:color="auto" w:fill="F79646" w:themeFill="accent6"/>
       </w:tcPr>
@@ -10013,8 +9987,8 @@
       <w:tblPr/>
       <w:tcPr>
         <w:tcBorders>
-          <w:left w:val="single" w:color="FFFFFF" w:themeColor="background1" w:sz="8" w:space="0"/>
-          <w:right w:val="single" w:color="FFFFFF" w:themeColor="background1" w:sz="24" w:space="0"/>
+          <w:left w:val="single" w:sz="8" w:space="0" w:color="FFFFFF" w:themeColor="background1"/>
+          <w:right w:val="single" w:sz="24" w:space="0" w:color="FFFFFF" w:themeColor="background1"/>
           <w:insideH w:val="nil"/>
           <w:insideV w:val="nil"/>
         </w:tcBorders>
@@ -10033,7 +10007,7 @@
       <w:tcPr>
         <w:tcBorders>
           <w:top w:val="nil"/>
-          <w:left w:val="single" w:color="FFFFFF" w:themeColor="background1" w:sz="24" w:space="0"/>
+          <w:left w:val="single" w:sz="24" w:space="0" w:color="FFFFFF" w:themeColor="background1"/>
           <w:bottom w:val="nil"/>
           <w:right w:val="nil"/>
           <w:insideH w:val="nil"/>
@@ -10046,10 +10020,10 @@
       <w:tblPr/>
       <w:tcPr>
         <w:tcBorders>
-          <w:top w:val="single" w:color="FFFFFF" w:themeColor="background1" w:sz="8" w:space="0"/>
-          <w:left w:val="single" w:color="FFFFFF" w:themeColor="background1" w:sz="8" w:space="0"/>
-          <w:bottom w:val="single" w:color="FFFFFF" w:themeColor="background1" w:sz="8" w:space="0"/>
-          <w:right w:val="single" w:color="FFFFFF" w:themeColor="background1" w:sz="8" w:space="0"/>
+          <w:top w:val="single" w:sz="8" w:space="0" w:color="FFFFFF" w:themeColor="background1"/>
+          <w:left w:val="single" w:sz="8" w:space="0" w:color="FFFFFF" w:themeColor="background1"/>
+          <w:bottom w:val="single" w:sz="8" w:space="0" w:color="FFFFFF" w:themeColor="background1"/>
+          <w:right w:val="single" w:sz="8" w:space="0" w:color="FFFFFF" w:themeColor="background1"/>
           <w:insideH w:val="nil"/>
           <w:insideV w:val="nil"/>
         </w:tcBorders>
@@ -10060,12 +10034,12 @@
       <w:tblPr/>
       <w:tcPr>
         <w:tcBorders>
-          <w:top w:val="single" w:color="FFFFFF" w:themeColor="background1" w:sz="8" w:space="0"/>
-          <w:left w:val="single" w:color="FFFFFF" w:themeColor="background1" w:sz="8" w:space="0"/>
-          <w:bottom w:val="single" w:color="FFFFFF" w:themeColor="background1" w:sz="8" w:space="0"/>
-          <w:right w:val="single" w:color="FFFFFF" w:themeColor="background1" w:sz="8" w:space="0"/>
-          <w:insideH w:val="single" w:color="FFFFFF" w:themeColor="background1" w:sz="8" w:space="0"/>
-          <w:insideV w:val="single" w:color="FFFFFF" w:themeColor="background1" w:sz="8" w:space="0"/>
+          <w:top w:val="single" w:sz="8" w:space="0" w:color="FFFFFF" w:themeColor="background1"/>
+          <w:left w:val="single" w:sz="8" w:space="0" w:color="FFFFFF" w:themeColor="background1"/>
+          <w:bottom w:val="single" w:sz="8" w:space="0" w:color="FFFFFF" w:themeColor="background1"/>
+          <w:right w:val="single" w:sz="8" w:space="0" w:color="FFFFFF" w:themeColor="background1"/>
+          <w:insideH w:val="single" w:sz="8" w:space="0" w:color="FFFFFF" w:themeColor="background1"/>
+          <w:insideV w:val="single" w:sz="8" w:space="0" w:color="FFFFFF" w:themeColor="background1"/>
         </w:tcBorders>
         <w:shd w:val="clear" w:color="auto" w:fill="FBCAA2" w:themeFill="accent6" w:themeFillTint="7F"/>
       </w:tcPr>
@@ -10106,7 +10080,7 @@
         <w:tcBorders>
           <w:top w:val="nil"/>
           <w:left w:val="nil"/>
-          <w:bottom w:val="single" w:color="FFFFFF" w:themeColor="background1" w:sz="18" w:space="0"/>
+          <w:bottom w:val="single" w:sz="18" w:space="0" w:color="FFFFFF" w:themeColor="background1"/>
           <w:right w:val="nil"/>
           <w:insideH w:val="nil"/>
           <w:insideV w:val="nil"/>
@@ -10118,7 +10092,7 @@
       <w:tblPr/>
       <w:tcPr>
         <w:tcBorders>
-          <w:top w:val="single" w:color="FFFFFF" w:themeColor="background1" w:sz="18" w:space="0"/>
+          <w:top w:val="single" w:sz="18" w:space="0" w:color="FFFFFF" w:themeColor="background1"/>
           <w:left w:val="nil"/>
           <w:bottom w:val="nil"/>
           <w:right w:val="nil"/>
@@ -10135,7 +10109,7 @@
           <w:top w:val="nil"/>
           <w:left w:val="nil"/>
           <w:bottom w:val="nil"/>
-          <w:right w:val="single" w:color="FFFFFF" w:themeColor="background1" w:sz="18" w:space="0"/>
+          <w:right w:val="single" w:sz="18" w:space="0" w:color="FFFFFF" w:themeColor="background1"/>
           <w:insideH w:val="nil"/>
           <w:insideV w:val="nil"/>
         </w:tcBorders>
@@ -10147,7 +10121,7 @@
       <w:tcPr>
         <w:tcBorders>
           <w:top w:val="nil"/>
-          <w:left w:val="single" w:color="FFFFFF" w:themeColor="background1" w:sz="18" w:space="0"/>
+          <w:left w:val="single" w:sz="18" w:space="0" w:color="FFFFFF" w:themeColor="background1"/>
           <w:bottom w:val="nil"/>
           <w:right w:val="nil"/>
           <w:insideH w:val="nil"/>
@@ -10220,7 +10194,7 @@
         <w:tcBorders>
           <w:top w:val="nil"/>
           <w:left w:val="nil"/>
-          <w:bottom w:val="single" w:color="FFFFFF" w:themeColor="background1" w:sz="18" w:space="0"/>
+          <w:bottom w:val="single" w:sz="18" w:space="0" w:color="FFFFFF" w:themeColor="background1"/>
           <w:right w:val="nil"/>
           <w:insideH w:val="nil"/>
           <w:insideV w:val="nil"/>
@@ -10232,7 +10206,7 @@
       <w:tblPr/>
       <w:tcPr>
         <w:tcBorders>
-          <w:top w:val="single" w:color="FFFFFF" w:themeColor="background1" w:sz="18" w:space="0"/>
+          <w:top w:val="single" w:sz="18" w:space="0" w:color="FFFFFF" w:themeColor="background1"/>
           <w:left w:val="nil"/>
           <w:bottom w:val="nil"/>
           <w:right w:val="nil"/>
@@ -10249,7 +10223,7 @@
           <w:top w:val="nil"/>
           <w:left w:val="nil"/>
           <w:bottom w:val="nil"/>
-          <w:right w:val="single" w:color="FFFFFF" w:themeColor="background1" w:sz="18" w:space="0"/>
+          <w:right w:val="single" w:sz="18" w:space="0" w:color="FFFFFF" w:themeColor="background1"/>
           <w:insideH w:val="nil"/>
           <w:insideV w:val="nil"/>
         </w:tcBorders>
@@ -10261,7 +10235,7 @@
       <w:tcPr>
         <w:tcBorders>
           <w:top w:val="nil"/>
-          <w:left w:val="single" w:color="FFFFFF" w:themeColor="background1" w:sz="18" w:space="0"/>
+          <w:left w:val="single" w:sz="18" w:space="0" w:color="FFFFFF" w:themeColor="background1"/>
           <w:bottom w:val="nil"/>
           <w:right w:val="nil"/>
           <w:insideH w:val="nil"/>
@@ -10334,7 +10308,7 @@
         <w:tcBorders>
           <w:top w:val="nil"/>
           <w:left w:val="nil"/>
-          <w:bottom w:val="single" w:color="FFFFFF" w:themeColor="background1" w:sz="18" w:space="0"/>
+          <w:bottom w:val="single" w:sz="18" w:space="0" w:color="FFFFFF" w:themeColor="background1"/>
           <w:right w:val="nil"/>
           <w:insideH w:val="nil"/>
           <w:insideV w:val="nil"/>
@@ -10346,7 +10320,7 @@
       <w:tblPr/>
       <w:tcPr>
         <w:tcBorders>
-          <w:top w:val="single" w:color="FFFFFF" w:themeColor="background1" w:sz="18" w:space="0"/>
+          <w:top w:val="single" w:sz="18" w:space="0" w:color="FFFFFF" w:themeColor="background1"/>
           <w:left w:val="nil"/>
           <w:bottom w:val="nil"/>
           <w:right w:val="nil"/>
@@ -10363,7 +10337,7 @@
           <w:top w:val="nil"/>
           <w:left w:val="nil"/>
           <w:bottom w:val="nil"/>
-          <w:right w:val="single" w:color="FFFFFF" w:themeColor="background1" w:sz="18" w:space="0"/>
+          <w:right w:val="single" w:sz="18" w:space="0" w:color="FFFFFF" w:themeColor="background1"/>
           <w:insideH w:val="nil"/>
           <w:insideV w:val="nil"/>
         </w:tcBorders>
@@ -10375,7 +10349,7 @@
       <w:tcPr>
         <w:tcBorders>
           <w:top w:val="nil"/>
-          <w:left w:val="single" w:color="FFFFFF" w:themeColor="background1" w:sz="18" w:space="0"/>
+          <w:left w:val="single" w:sz="18" w:space="0" w:color="FFFFFF" w:themeColor="background1"/>
           <w:bottom w:val="nil"/>
           <w:right w:val="nil"/>
           <w:insideH w:val="nil"/>
@@ -10448,7 +10422,7 @@
         <w:tcBorders>
           <w:top w:val="nil"/>
           <w:left w:val="nil"/>
-          <w:bottom w:val="single" w:color="FFFFFF" w:themeColor="background1" w:sz="18" w:space="0"/>
+          <w:bottom w:val="single" w:sz="18" w:space="0" w:color="FFFFFF" w:themeColor="background1"/>
           <w:right w:val="nil"/>
           <w:insideH w:val="nil"/>
           <w:insideV w:val="nil"/>
@@ -10460,7 +10434,7 @@
       <w:tblPr/>
       <w:tcPr>
         <w:tcBorders>
-          <w:top w:val="single" w:color="FFFFFF" w:themeColor="background1" w:sz="18" w:space="0"/>
+          <w:top w:val="single" w:sz="18" w:space="0" w:color="FFFFFF" w:themeColor="background1"/>
           <w:left w:val="nil"/>
           <w:bottom w:val="nil"/>
           <w:right w:val="nil"/>
@@ -10477,7 +10451,7 @@
           <w:top w:val="nil"/>
           <w:left w:val="nil"/>
           <w:bottom w:val="nil"/>
-          <w:right w:val="single" w:color="FFFFFF" w:themeColor="background1" w:sz="18" w:space="0"/>
+          <w:right w:val="single" w:sz="18" w:space="0" w:color="FFFFFF" w:themeColor="background1"/>
           <w:insideH w:val="nil"/>
           <w:insideV w:val="nil"/>
         </w:tcBorders>
@@ -10489,7 +10463,7 @@
       <w:tcPr>
         <w:tcBorders>
           <w:top w:val="nil"/>
-          <w:left w:val="single" w:color="FFFFFF" w:themeColor="background1" w:sz="18" w:space="0"/>
+          <w:left w:val="single" w:sz="18" w:space="0" w:color="FFFFFF" w:themeColor="background1"/>
           <w:bottom w:val="nil"/>
           <w:right w:val="nil"/>
           <w:insideH w:val="nil"/>
@@ -10562,7 +10536,7 @@
         <w:tcBorders>
           <w:top w:val="nil"/>
           <w:left w:val="nil"/>
-          <w:bottom w:val="single" w:color="FFFFFF" w:themeColor="background1" w:sz="18" w:space="0"/>
+          <w:bottom w:val="single" w:sz="18" w:space="0" w:color="FFFFFF" w:themeColor="background1"/>
           <w:right w:val="nil"/>
           <w:insideH w:val="nil"/>
           <w:insideV w:val="nil"/>
@@ -10574,7 +10548,7 @@
       <w:tblPr/>
       <w:tcPr>
         <w:tcBorders>
-          <w:top w:val="single" w:color="FFFFFF" w:themeColor="background1" w:sz="18" w:space="0"/>
+          <w:top w:val="single" w:sz="18" w:space="0" w:color="FFFFFF" w:themeColor="background1"/>
           <w:left w:val="nil"/>
           <w:bottom w:val="nil"/>
           <w:right w:val="nil"/>
@@ -10591,7 +10565,7 @@
           <w:top w:val="nil"/>
           <w:left w:val="nil"/>
           <w:bottom w:val="nil"/>
-          <w:right w:val="single" w:color="FFFFFF" w:themeColor="background1" w:sz="18" w:space="0"/>
+          <w:right w:val="single" w:sz="18" w:space="0" w:color="FFFFFF" w:themeColor="background1"/>
           <w:insideH w:val="nil"/>
           <w:insideV w:val="nil"/>
         </w:tcBorders>
@@ -10603,7 +10577,7 @@
       <w:tcPr>
         <w:tcBorders>
           <w:top w:val="nil"/>
-          <w:left w:val="single" w:color="FFFFFF" w:themeColor="background1" w:sz="18" w:space="0"/>
+          <w:left w:val="single" w:sz="18" w:space="0" w:color="FFFFFF" w:themeColor="background1"/>
           <w:bottom w:val="nil"/>
           <w:right w:val="nil"/>
           <w:insideH w:val="nil"/>
@@ -10676,7 +10650,7 @@
         <w:tcBorders>
           <w:top w:val="nil"/>
           <w:left w:val="nil"/>
-          <w:bottom w:val="single" w:color="FFFFFF" w:themeColor="background1" w:sz="18" w:space="0"/>
+          <w:bottom w:val="single" w:sz="18" w:space="0" w:color="FFFFFF" w:themeColor="background1"/>
           <w:right w:val="nil"/>
           <w:insideH w:val="nil"/>
           <w:insideV w:val="nil"/>
@@ -10688,7 +10662,7 @@
       <w:tblPr/>
       <w:tcPr>
         <w:tcBorders>
-          <w:top w:val="single" w:color="FFFFFF" w:themeColor="background1" w:sz="18" w:space="0"/>
+          <w:top w:val="single" w:sz="18" w:space="0" w:color="FFFFFF" w:themeColor="background1"/>
           <w:left w:val="nil"/>
           <w:bottom w:val="nil"/>
           <w:right w:val="nil"/>
@@ -10705,7 +10679,7 @@
           <w:top w:val="nil"/>
           <w:left w:val="nil"/>
           <w:bottom w:val="nil"/>
-          <w:right w:val="single" w:color="FFFFFF" w:themeColor="background1" w:sz="18" w:space="0"/>
+          <w:right w:val="single" w:sz="18" w:space="0" w:color="FFFFFF" w:themeColor="background1"/>
           <w:insideH w:val="nil"/>
           <w:insideV w:val="nil"/>
         </w:tcBorders>
@@ -10717,7 +10691,7 @@
       <w:tcPr>
         <w:tcBorders>
           <w:top w:val="nil"/>
-          <w:left w:val="single" w:color="FFFFFF" w:themeColor="background1" w:sz="18" w:space="0"/>
+          <w:left w:val="single" w:sz="18" w:space="0" w:color="FFFFFF" w:themeColor="background1"/>
           <w:bottom w:val="nil"/>
           <w:right w:val="nil"/>
           <w:insideH w:val="nil"/>
@@ -10790,7 +10764,7 @@
         <w:tcBorders>
           <w:top w:val="nil"/>
           <w:left w:val="nil"/>
-          <w:bottom w:val="single" w:color="FFFFFF" w:themeColor="background1" w:sz="18" w:space="0"/>
+          <w:bottom w:val="single" w:sz="18" w:space="0" w:color="FFFFFF" w:themeColor="background1"/>
           <w:right w:val="nil"/>
           <w:insideH w:val="nil"/>
           <w:insideV w:val="nil"/>
@@ -10802,7 +10776,7 @@
       <w:tblPr/>
       <w:tcPr>
         <w:tcBorders>
-          <w:top w:val="single" w:color="FFFFFF" w:themeColor="background1" w:sz="18" w:space="0"/>
+          <w:top w:val="single" w:sz="18" w:space="0" w:color="FFFFFF" w:themeColor="background1"/>
           <w:left w:val="nil"/>
           <w:bottom w:val="nil"/>
           <w:right w:val="nil"/>
@@ -10819,7 +10793,7 @@
           <w:top w:val="nil"/>
           <w:left w:val="nil"/>
           <w:bottom w:val="nil"/>
-          <w:right w:val="single" w:color="FFFFFF" w:themeColor="background1" w:sz="18" w:space="0"/>
+          <w:right w:val="single" w:sz="18" w:space="0" w:color="FFFFFF" w:themeColor="background1"/>
           <w:insideH w:val="nil"/>
           <w:insideV w:val="nil"/>
         </w:tcBorders>
@@ -10831,7 +10805,7 @@
       <w:tcPr>
         <w:tcBorders>
           <w:top w:val="nil"/>
-          <w:left w:val="single" w:color="FFFFFF" w:themeColor="background1" w:sz="18" w:space="0"/>
+          <w:left w:val="single" w:sz="18" w:space="0" w:color="FFFFFF" w:themeColor="background1"/>
           <w:bottom w:val="nil"/>
           <w:right w:val="nil"/>
           <w:insideH w:val="nil"/>
@@ -10885,12 +10859,12 @@
       <w:tblStyleColBandSize w:val="1"/>
       <w:tblInd w:w="0" w:type="dxa"/>
       <w:tblBorders>
-        <w:top w:val="single" w:color="C0504D" w:themeColor="accent2" w:sz="24" w:space="0"/>
-        <w:left w:val="single" w:color="000000" w:themeColor="text1" w:sz="4" w:space="0"/>
-        <w:bottom w:val="single" w:color="000000" w:themeColor="text1" w:sz="4" w:space="0"/>
-        <w:right w:val="single" w:color="000000" w:themeColor="text1" w:sz="4" w:space="0"/>
-        <w:insideH w:val="single" w:color="FFFFFF" w:themeColor="background1" w:sz="4" w:space="0"/>
-        <w:insideV w:val="single" w:color="FFFFFF" w:themeColor="background1" w:sz="4" w:space="0"/>
+        <w:top w:val="single" w:sz="24" w:space="0" w:color="C0504D" w:themeColor="accent2"/>
+        <w:left w:val="single" w:sz="4" w:space="0" w:color="000000" w:themeColor="text1"/>
+        <w:bottom w:val="single" w:sz="4" w:space="0" w:color="000000" w:themeColor="text1"/>
+        <w:right w:val="single" w:sz="4" w:space="0" w:color="000000" w:themeColor="text1"/>
+        <w:insideH w:val="single" w:sz="4" w:space="0" w:color="FFFFFF" w:themeColor="background1"/>
+        <w:insideV w:val="single" w:sz="4" w:space="0" w:color="FFFFFF" w:themeColor="background1"/>
       </w:tblBorders>
       <w:tblCellMar>
         <w:top w:w="0" w:type="dxa"/>
@@ -10912,7 +10886,7 @@
         <w:tcBorders>
           <w:top w:val="nil"/>
           <w:left w:val="nil"/>
-          <w:bottom w:val="single" w:color="C0504D" w:themeColor="accent2" w:sz="24" w:space="0"/>
+          <w:bottom w:val="single" w:sz="24" w:space="0" w:color="C0504D" w:themeColor="accent2"/>
           <w:right w:val="nil"/>
           <w:insideH w:val="nil"/>
           <w:insideV w:val="nil"/>
@@ -10929,7 +10903,7 @@
       <w:tblPr/>
       <w:tcPr>
         <w:tcBorders>
-          <w:top w:val="single" w:color="FFFFFF" w:themeColor="background1" w:sz="6" w:space="0"/>
+          <w:top w:val="single" w:sz="6" w:space="0" w:color="FFFFFF" w:themeColor="background1"/>
         </w:tcBorders>
         <w:shd w:val="clear" w:color="auto" w:fill="000000" w:themeFill="text1" w:themeFillShade="99"/>
       </w:tcPr>
@@ -10945,7 +10919,7 @@
           <w:left w:val="nil"/>
           <w:bottom w:val="nil"/>
           <w:right w:val="nil"/>
-          <w:insideH w:val="single" w:color="000000" w:themeColor="text1" w:themeShade="99" w:sz="4" w:space="0"/>
+          <w:insideH w:val="single" w:sz="4" w:space="0" w:color="000000" w:themeColor="text1" w:themeShade="99"/>
           <w:insideV w:val="nil"/>
         </w:tcBorders>
         <w:shd w:val="clear" w:color="auto" w:fill="000000" w:themeFill="text1" w:themeFillShade="99"/>
@@ -11007,12 +10981,12 @@
       <w:tblStyleColBandSize w:val="1"/>
       <w:tblInd w:w="0" w:type="dxa"/>
       <w:tblBorders>
-        <w:top w:val="single" w:color="C0504D" w:themeColor="accent2" w:sz="24" w:space="0"/>
-        <w:left w:val="single" w:color="4F81BD" w:themeColor="accent1" w:sz="4" w:space="0"/>
-        <w:bottom w:val="single" w:color="4F81BD" w:themeColor="accent1" w:sz="4" w:space="0"/>
-        <w:right w:val="single" w:color="4F81BD" w:themeColor="accent1" w:sz="4" w:space="0"/>
-        <w:insideH w:val="single" w:color="FFFFFF" w:themeColor="background1" w:sz="4" w:space="0"/>
-        <w:insideV w:val="single" w:color="FFFFFF" w:themeColor="background1" w:sz="4" w:space="0"/>
+        <w:top w:val="single" w:sz="24" w:space="0" w:color="C0504D" w:themeColor="accent2"/>
+        <w:left w:val="single" w:sz="4" w:space="0" w:color="4F81BD" w:themeColor="accent1"/>
+        <w:bottom w:val="single" w:sz="4" w:space="0" w:color="4F81BD" w:themeColor="accent1"/>
+        <w:right w:val="single" w:sz="4" w:space="0" w:color="4F81BD" w:themeColor="accent1"/>
+        <w:insideH w:val="single" w:sz="4" w:space="0" w:color="FFFFFF" w:themeColor="background1"/>
+        <w:insideV w:val="single" w:sz="4" w:space="0" w:color="FFFFFF" w:themeColor="background1"/>
       </w:tblBorders>
       <w:tblCellMar>
         <w:top w:w="0" w:type="dxa"/>
@@ -11034,7 +11008,7 @@
         <w:tcBorders>
           <w:top w:val="nil"/>
           <w:left w:val="nil"/>
-          <w:bottom w:val="single" w:color="C0504D" w:themeColor="accent2" w:sz="24" w:space="0"/>
+          <w:bottom w:val="single" w:sz="24" w:space="0" w:color="C0504D" w:themeColor="accent2"/>
           <w:right w:val="nil"/>
           <w:insideH w:val="nil"/>
           <w:insideV w:val="nil"/>
@@ -11051,7 +11025,7 @@
       <w:tblPr/>
       <w:tcPr>
         <w:tcBorders>
-          <w:top w:val="single" w:color="FFFFFF" w:themeColor="background1" w:sz="6" w:space="0"/>
+          <w:top w:val="single" w:sz="6" w:space="0" w:color="FFFFFF" w:themeColor="background1"/>
         </w:tcBorders>
         <w:shd w:val="clear" w:color="auto" w:fill="2C4C74" w:themeFill="accent1" w:themeFillShade="99"/>
       </w:tcPr>
@@ -11067,7 +11041,7 @@
           <w:left w:val="nil"/>
           <w:bottom w:val="nil"/>
           <w:right w:val="nil"/>
-          <w:insideH w:val="single" w:color="2C4C74" w:themeColor="accent1" w:themeShade="99" w:sz="4" w:space="0"/>
+          <w:insideH w:val="single" w:sz="4" w:space="0" w:color="2C4C74" w:themeColor="accent1" w:themeShade="99"/>
           <w:insideV w:val="nil"/>
         </w:tcBorders>
         <w:shd w:val="clear" w:color="auto" w:fill="2C4C74" w:themeFill="accent1" w:themeFillShade="99"/>
@@ -11129,12 +11103,12 @@
       <w:tblStyleColBandSize w:val="1"/>
       <w:tblInd w:w="0" w:type="dxa"/>
       <w:tblBorders>
-        <w:top w:val="single" w:color="C0504D" w:themeColor="accent2" w:sz="24" w:space="0"/>
-        <w:left w:val="single" w:color="C0504D" w:themeColor="accent2" w:sz="4" w:space="0"/>
-        <w:bottom w:val="single" w:color="C0504D" w:themeColor="accent2" w:sz="4" w:space="0"/>
-        <w:right w:val="single" w:color="C0504D" w:themeColor="accent2" w:sz="4" w:space="0"/>
-        <w:insideH w:val="single" w:color="FFFFFF" w:themeColor="background1" w:sz="4" w:space="0"/>
-        <w:insideV w:val="single" w:color="FFFFFF" w:themeColor="background1" w:sz="4" w:space="0"/>
+        <w:top w:val="single" w:sz="24" w:space="0" w:color="C0504D" w:themeColor="accent2"/>
+        <w:left w:val="single" w:sz="4" w:space="0" w:color="C0504D" w:themeColor="accent2"/>
+        <w:bottom w:val="single" w:sz="4" w:space="0" w:color="C0504D" w:themeColor="accent2"/>
+        <w:right w:val="single" w:sz="4" w:space="0" w:color="C0504D" w:themeColor="accent2"/>
+        <w:insideH w:val="single" w:sz="4" w:space="0" w:color="FFFFFF" w:themeColor="background1"/>
+        <w:insideV w:val="single" w:sz="4" w:space="0" w:color="FFFFFF" w:themeColor="background1"/>
       </w:tblBorders>
       <w:tblCellMar>
         <w:top w:w="0" w:type="dxa"/>
@@ -11156,7 +11130,7 @@
         <w:tcBorders>
           <w:top w:val="nil"/>
           <w:left w:val="nil"/>
-          <w:bottom w:val="single" w:color="C0504D" w:themeColor="accent2" w:sz="24" w:space="0"/>
+          <w:bottom w:val="single" w:sz="24" w:space="0" w:color="C0504D" w:themeColor="accent2"/>
           <w:right w:val="nil"/>
           <w:insideH w:val="nil"/>
           <w:insideV w:val="nil"/>
@@ -11173,7 +11147,7 @@
       <w:tblPr/>
       <w:tcPr>
         <w:tcBorders>
-          <w:top w:val="single" w:color="FFFFFF" w:themeColor="background1" w:sz="6" w:space="0"/>
+          <w:top w:val="single" w:sz="6" w:space="0" w:color="FFFFFF" w:themeColor="background1"/>
         </w:tcBorders>
         <w:shd w:val="clear" w:color="auto" w:fill="772C2A" w:themeFill="accent2" w:themeFillShade="99"/>
       </w:tcPr>
@@ -11189,7 +11163,7 @@
           <w:left w:val="nil"/>
           <w:bottom w:val="nil"/>
           <w:right w:val="nil"/>
-          <w:insideH w:val="single" w:color="772C2A" w:themeColor="accent2" w:themeShade="99" w:sz="4" w:space="0"/>
+          <w:insideH w:val="single" w:sz="4" w:space="0" w:color="772C2A" w:themeColor="accent2" w:themeShade="99"/>
           <w:insideV w:val="nil"/>
         </w:tcBorders>
         <w:shd w:val="clear" w:color="auto" w:fill="772C2A" w:themeFill="accent2" w:themeFillShade="99"/>
@@ -11251,12 +11225,12 @@
       <w:tblStyleColBandSize w:val="1"/>
       <w:tblInd w:w="0" w:type="dxa"/>
       <w:tblBorders>
-        <w:top w:val="single" w:color="8064A2" w:themeColor="accent4" w:sz="24" w:space="0"/>
-        <w:left w:val="single" w:color="9BBB59" w:themeColor="accent3" w:sz="4" w:space="0"/>
-        <w:bottom w:val="single" w:color="9BBB59" w:themeColor="accent3" w:sz="4" w:space="0"/>
-        <w:right w:val="single" w:color="9BBB59" w:themeColor="accent3" w:sz="4" w:space="0"/>
-        <w:insideH w:val="single" w:color="FFFFFF" w:themeColor="background1" w:sz="4" w:space="0"/>
-        <w:insideV w:val="single" w:color="FFFFFF" w:themeColor="background1" w:sz="4" w:space="0"/>
+        <w:top w:val="single" w:sz="24" w:space="0" w:color="8064A2" w:themeColor="accent4"/>
+        <w:left w:val="single" w:sz="4" w:space="0" w:color="9BBB59" w:themeColor="accent3"/>
+        <w:bottom w:val="single" w:sz="4" w:space="0" w:color="9BBB59" w:themeColor="accent3"/>
+        <w:right w:val="single" w:sz="4" w:space="0" w:color="9BBB59" w:themeColor="accent3"/>
+        <w:insideH w:val="single" w:sz="4" w:space="0" w:color="FFFFFF" w:themeColor="background1"/>
+        <w:insideV w:val="single" w:sz="4" w:space="0" w:color="FFFFFF" w:themeColor="background1"/>
       </w:tblBorders>
       <w:tblCellMar>
         <w:top w:w="0" w:type="dxa"/>
@@ -11278,7 +11252,7 @@
         <w:tcBorders>
           <w:top w:val="nil"/>
           <w:left w:val="nil"/>
-          <w:bottom w:val="single" w:color="8064A2" w:themeColor="accent4" w:sz="24" w:space="0"/>
+          <w:bottom w:val="single" w:sz="24" w:space="0" w:color="8064A2" w:themeColor="accent4"/>
           <w:right w:val="nil"/>
           <w:insideH w:val="nil"/>
           <w:insideV w:val="nil"/>
@@ -11295,7 +11269,7 @@
       <w:tblPr/>
       <w:tcPr>
         <w:tcBorders>
-          <w:top w:val="single" w:color="FFFFFF" w:themeColor="background1" w:sz="6" w:space="0"/>
+          <w:top w:val="single" w:sz="6" w:space="0" w:color="FFFFFF" w:themeColor="background1"/>
         </w:tcBorders>
         <w:shd w:val="clear" w:color="auto" w:fill="5E7530" w:themeFill="accent3" w:themeFillShade="99"/>
       </w:tcPr>
@@ -11311,7 +11285,7 @@
           <w:left w:val="nil"/>
           <w:bottom w:val="nil"/>
           <w:right w:val="nil"/>
-          <w:insideH w:val="single" w:color="5E7530" w:themeColor="accent3" w:themeShade="99" w:sz="4" w:space="0"/>
+          <w:insideH w:val="single" w:sz="4" w:space="0" w:color="5E7530" w:themeColor="accent3" w:themeShade="99"/>
           <w:insideV w:val="nil"/>
         </w:tcBorders>
         <w:shd w:val="clear" w:color="auto" w:fill="5E7530" w:themeFill="accent3" w:themeFillShade="99"/>
@@ -11363,12 +11337,12 @@
       <w:tblStyleColBandSize w:val="1"/>
       <w:tblInd w:w="0" w:type="dxa"/>
       <w:tblBorders>
-        <w:top w:val="single" w:color="9BBB59" w:themeColor="accent3" w:sz="24" w:space="0"/>
-        <w:left w:val="single" w:color="8064A2" w:themeColor="accent4" w:sz="4" w:space="0"/>
-        <w:bottom w:val="single" w:color="8064A2" w:themeColor="accent4" w:sz="4" w:space="0"/>
-        <w:right w:val="single" w:color="8064A2" w:themeColor="accent4" w:sz="4" w:space="0"/>
-        <w:insideH w:val="single" w:color="FFFFFF" w:themeColor="background1" w:sz="4" w:space="0"/>
-        <w:insideV w:val="single" w:color="FFFFFF" w:themeColor="background1" w:sz="4" w:space="0"/>
+        <w:top w:val="single" w:sz="24" w:space="0" w:color="9BBB59" w:themeColor="accent3"/>
+        <w:left w:val="single" w:sz="4" w:space="0" w:color="8064A2" w:themeColor="accent4"/>
+        <w:bottom w:val="single" w:sz="4" w:space="0" w:color="8064A2" w:themeColor="accent4"/>
+        <w:right w:val="single" w:sz="4" w:space="0" w:color="8064A2" w:themeColor="accent4"/>
+        <w:insideH w:val="single" w:sz="4" w:space="0" w:color="FFFFFF" w:themeColor="background1"/>
+        <w:insideV w:val="single" w:sz="4" w:space="0" w:color="FFFFFF" w:themeColor="background1"/>
       </w:tblBorders>
       <w:tblCellMar>
         <w:top w:w="0" w:type="dxa"/>
@@ -11390,7 +11364,7 @@
         <w:tcBorders>
           <w:top w:val="nil"/>
           <w:left w:val="nil"/>
-          <w:bottom w:val="single" w:color="9BBB59" w:themeColor="accent3" w:sz="24" w:space="0"/>
+          <w:bottom w:val="single" w:sz="24" w:space="0" w:color="9BBB59" w:themeColor="accent3"/>
           <w:right w:val="nil"/>
           <w:insideH w:val="nil"/>
           <w:insideV w:val="nil"/>
@@ -11407,7 +11381,7 @@
       <w:tblPr/>
       <w:tcPr>
         <w:tcBorders>
-          <w:top w:val="single" w:color="FFFFFF" w:themeColor="background1" w:sz="6" w:space="0"/>
+          <w:top w:val="single" w:sz="6" w:space="0" w:color="FFFFFF" w:themeColor="background1"/>
         </w:tcBorders>
         <w:shd w:val="clear" w:color="auto" w:fill="4C3B62" w:themeFill="accent4" w:themeFillShade="99"/>
       </w:tcPr>
@@ -11423,7 +11397,7 @@
           <w:left w:val="nil"/>
           <w:bottom w:val="nil"/>
           <w:right w:val="nil"/>
-          <w:insideH w:val="single" w:color="4C3B62" w:themeColor="accent4" w:themeShade="99" w:sz="4" w:space="0"/>
+          <w:insideH w:val="single" w:sz="4" w:space="0" w:color="4C3B62" w:themeColor="accent4" w:themeShade="99"/>
           <w:insideV w:val="nil"/>
         </w:tcBorders>
         <w:shd w:val="clear" w:color="auto" w:fill="4C3B62" w:themeFill="accent4" w:themeFillShade="99"/>
@@ -11485,12 +11459,12 @@
       <w:tblStyleColBandSize w:val="1"/>
       <w:tblInd w:w="0" w:type="dxa"/>
       <w:tblBorders>
-        <w:top w:val="single" w:color="F79646" w:themeColor="accent6" w:sz="24" w:space="0"/>
-        <w:left w:val="single" w:color="4BACC6" w:themeColor="accent5" w:sz="4" w:space="0"/>
-        <w:bottom w:val="single" w:color="4BACC6" w:themeColor="accent5" w:sz="4" w:space="0"/>
-        <w:right w:val="single" w:color="4BACC6" w:themeColor="accent5" w:sz="4" w:space="0"/>
-        <w:insideH w:val="single" w:color="FFFFFF" w:themeColor="background1" w:sz="4" w:space="0"/>
-        <w:insideV w:val="single" w:color="FFFFFF" w:themeColor="background1" w:sz="4" w:space="0"/>
+        <w:top w:val="single" w:sz="24" w:space="0" w:color="F79646" w:themeColor="accent6"/>
+        <w:left w:val="single" w:sz="4" w:space="0" w:color="4BACC6" w:themeColor="accent5"/>
+        <w:bottom w:val="single" w:sz="4" w:space="0" w:color="4BACC6" w:themeColor="accent5"/>
+        <w:right w:val="single" w:sz="4" w:space="0" w:color="4BACC6" w:themeColor="accent5"/>
+        <w:insideH w:val="single" w:sz="4" w:space="0" w:color="FFFFFF" w:themeColor="background1"/>
+        <w:insideV w:val="single" w:sz="4" w:space="0" w:color="FFFFFF" w:themeColor="background1"/>
       </w:tblBorders>
       <w:tblCellMar>
         <w:top w:w="0" w:type="dxa"/>
@@ -11512,7 +11486,7 @@
         <w:tcBorders>
           <w:top w:val="nil"/>
           <w:left w:val="nil"/>
-          <w:bottom w:val="single" w:color="F79646" w:themeColor="accent6" w:sz="24" w:space="0"/>
+          <w:bottom w:val="single" w:sz="24" w:space="0" w:color="F79646" w:themeColor="accent6"/>
           <w:right w:val="nil"/>
           <w:insideH w:val="nil"/>
           <w:insideV w:val="nil"/>
@@ -11529,7 +11503,7 @@
       <w:tblPr/>
       <w:tcPr>
         <w:tcBorders>
-          <w:top w:val="single" w:color="FFFFFF" w:themeColor="background1" w:sz="6" w:space="0"/>
+          <w:top w:val="single" w:sz="6" w:space="0" w:color="FFFFFF" w:themeColor="background1"/>
         </w:tcBorders>
         <w:shd w:val="clear" w:color="auto" w:fill="276A7C" w:themeFill="accent5" w:themeFillShade="99"/>
       </w:tcPr>
@@ -11545,7 +11519,7 @@
           <w:left w:val="nil"/>
           <w:bottom w:val="nil"/>
           <w:right w:val="nil"/>
-          <w:insideH w:val="single" w:color="276A7C" w:themeColor="accent5" w:themeShade="99" w:sz="4" w:space="0"/>
+          <w:insideH w:val="single" w:sz="4" w:space="0" w:color="276A7C" w:themeColor="accent5" w:themeShade="99"/>
           <w:insideV w:val="nil"/>
         </w:tcBorders>
         <w:shd w:val="clear" w:color="auto" w:fill="276A7C" w:themeFill="accent5" w:themeFillShade="99"/>
@@ -11607,12 +11581,12 @@
       <w:tblStyleColBandSize w:val="1"/>
       <w:tblInd w:w="0" w:type="dxa"/>
       <w:tblBorders>
-        <w:top w:val="single" w:color="4BACC6" w:themeColor="accent5" w:sz="24" w:space="0"/>
-        <w:left w:val="single" w:color="F79646" w:themeColor="accent6" w:sz="4" w:space="0"/>
-        <w:bottom w:val="single" w:color="F79646" w:themeColor="accent6" w:sz="4" w:space="0"/>
-        <w:right w:val="single" w:color="F79646" w:themeColor="accent6" w:sz="4" w:space="0"/>
-        <w:insideH w:val="single" w:color="FFFFFF" w:themeColor="background1" w:sz="4" w:space="0"/>
-        <w:insideV w:val="single" w:color="FFFFFF" w:themeColor="background1" w:sz="4" w:space="0"/>
+        <w:top w:val="single" w:sz="24" w:space="0" w:color="4BACC6" w:themeColor="accent5"/>
+        <w:left w:val="single" w:sz="4" w:space="0" w:color="F79646" w:themeColor="accent6"/>
+        <w:bottom w:val="single" w:sz="4" w:space="0" w:color="F79646" w:themeColor="accent6"/>
+        <w:right w:val="single" w:sz="4" w:space="0" w:color="F79646" w:themeColor="accent6"/>
+        <w:insideH w:val="single" w:sz="4" w:space="0" w:color="FFFFFF" w:themeColor="background1"/>
+        <w:insideV w:val="single" w:sz="4" w:space="0" w:color="FFFFFF" w:themeColor="background1"/>
       </w:tblBorders>
       <w:tblCellMar>
         <w:top w:w="0" w:type="dxa"/>
@@ -11634,7 +11608,7 @@
         <w:tcBorders>
           <w:top w:val="nil"/>
           <w:left w:val="nil"/>
-          <w:bottom w:val="single" w:color="4BACC6" w:themeColor="accent5" w:sz="24" w:space="0"/>
+          <w:bottom w:val="single" w:sz="24" w:space="0" w:color="4BACC6" w:themeColor="accent5"/>
           <w:right w:val="nil"/>
           <w:insideH w:val="nil"/>
           <w:insideV w:val="nil"/>
@@ -11651,7 +11625,7 @@
       <w:tblPr/>
       <w:tcPr>
         <w:tcBorders>
-          <w:top w:val="single" w:color="FFFFFF" w:themeColor="background1" w:sz="6" w:space="0"/>
+          <w:top w:val="single" w:sz="6" w:space="0" w:color="FFFFFF" w:themeColor="background1"/>
         </w:tcBorders>
         <w:shd w:val="clear" w:color="auto" w:fill="B65608" w:themeFill="accent6" w:themeFillShade="99"/>
       </w:tcPr>
@@ -11667,7 +11641,7 @@
           <w:left w:val="nil"/>
           <w:bottom w:val="nil"/>
           <w:right w:val="nil"/>
-          <w:insideH w:val="single" w:color="B65608" w:themeColor="accent6" w:themeShade="99" w:sz="4" w:space="0"/>
+          <w:insideH w:val="single" w:sz="4" w:space="0" w:color="B65608" w:themeColor="accent6" w:themeShade="99"/>
           <w:insideV w:val="nil"/>
         </w:tcBorders>
         <w:shd w:val="clear" w:color="auto" w:fill="B65608" w:themeFill="accent6" w:themeFillShade="99"/>
@@ -11747,7 +11721,7 @@
       <w:tblPr/>
       <w:tcPr>
         <w:tcBorders>
-          <w:bottom w:val="single" w:color="FFFFFF" w:themeColor="background1" w:sz="12" w:space="0"/>
+          <w:bottom w:val="single" w:sz="12" w:space="0" w:color="FFFFFF" w:themeColor="background1"/>
         </w:tcBorders>
         <w:shd w:val="clear" w:color="auto" w:fill="9E3A38" w:themeFill="accent2" w:themeFillShade="CC"/>
       </w:tcPr>
@@ -11761,7 +11735,7 @@
       <w:tblPr/>
       <w:tcPr>
         <w:tcBorders>
-          <w:top w:val="single" w:color="000000" w:themeColor="text1" w:sz="12" w:space="0"/>
+          <w:top w:val="single" w:sz="12" w:space="0" w:color="000000" w:themeColor="text1"/>
         </w:tcBorders>
         <w:shd w:val="clear" w:color="auto" w:fill="FFFFFF" w:themeFill="background1"/>
       </w:tcPr>
@@ -11833,7 +11807,7 @@
       <w:tblPr/>
       <w:tcPr>
         <w:tcBorders>
-          <w:bottom w:val="single" w:color="FFFFFF" w:themeColor="background1" w:sz="12" w:space="0"/>
+          <w:bottom w:val="single" w:sz="12" w:space="0" w:color="FFFFFF" w:themeColor="background1"/>
         </w:tcBorders>
         <w:shd w:val="clear" w:color="auto" w:fill="9E3A38" w:themeFill="accent2" w:themeFillShade="CC"/>
       </w:tcPr>
@@ -11847,7 +11821,7 @@
       <w:tblPr/>
       <w:tcPr>
         <w:tcBorders>
-          <w:top w:val="single" w:color="000000" w:themeColor="text1" w:sz="12" w:space="0"/>
+          <w:top w:val="single" w:sz="12" w:space="0" w:color="000000" w:themeColor="text1"/>
         </w:tcBorders>
         <w:shd w:val="clear" w:color="auto" w:fill="FFFFFF" w:themeFill="background1"/>
       </w:tcPr>
@@ -11919,7 +11893,7 @@
       <w:tblPr/>
       <w:tcPr>
         <w:tcBorders>
-          <w:bottom w:val="single" w:color="FFFFFF" w:themeColor="background1" w:sz="12" w:space="0"/>
+          <w:bottom w:val="single" w:sz="12" w:space="0" w:color="FFFFFF" w:themeColor="background1"/>
         </w:tcBorders>
         <w:shd w:val="clear" w:color="auto" w:fill="9E3A38" w:themeFill="accent2" w:themeFillShade="CC"/>
       </w:tcPr>
@@ -11933,7 +11907,7 @@
       <w:tblPr/>
       <w:tcPr>
         <w:tcBorders>
-          <w:top w:val="single" w:color="000000" w:themeColor="text1" w:sz="12" w:space="0"/>
+          <w:top w:val="single" w:sz="12" w:space="0" w:color="000000" w:themeColor="text1"/>
         </w:tcBorders>
         <w:shd w:val="clear" w:color="auto" w:fill="FFFFFF" w:themeFill="background1"/>
       </w:tcPr>
@@ -12005,7 +11979,7 @@
       <w:tblPr/>
       <w:tcPr>
         <w:tcBorders>
-          <w:bottom w:val="single" w:color="FFFFFF" w:themeColor="background1" w:sz="12" w:space="0"/>
+          <w:bottom w:val="single" w:sz="12" w:space="0" w:color="FFFFFF" w:themeColor="background1"/>
         </w:tcBorders>
         <w:shd w:val="clear" w:color="auto" w:fill="664E82" w:themeFill="accent4" w:themeFillShade="CC"/>
       </w:tcPr>
@@ -12019,7 +11993,7 @@
       <w:tblPr/>
       <w:tcPr>
         <w:tcBorders>
-          <w:top w:val="single" w:color="000000" w:themeColor="text1" w:sz="12" w:space="0"/>
+          <w:top w:val="single" w:sz="12" w:space="0" w:color="000000" w:themeColor="text1"/>
         </w:tcBorders>
         <w:shd w:val="clear" w:color="auto" w:fill="FFFFFF" w:themeFill="background1"/>
       </w:tcPr>
@@ -12091,7 +12065,7 @@
       <w:tblPr/>
       <w:tcPr>
         <w:tcBorders>
-          <w:bottom w:val="single" w:color="FFFFFF" w:themeColor="background1" w:sz="12" w:space="0"/>
+          <w:bottom w:val="single" w:sz="12" w:space="0" w:color="FFFFFF" w:themeColor="background1"/>
         </w:tcBorders>
         <w:shd w:val="clear" w:color="auto" w:fill="7E9C40" w:themeFill="accent3" w:themeFillShade="CC"/>
       </w:tcPr>
@@ -12105,7 +12079,7 @@
       <w:tblPr/>
       <w:tcPr>
         <w:tcBorders>
-          <w:top w:val="single" w:color="000000" w:themeColor="text1" w:sz="12" w:space="0"/>
+          <w:top w:val="single" w:sz="12" w:space="0" w:color="000000" w:themeColor="text1"/>
         </w:tcBorders>
         <w:shd w:val="clear" w:color="auto" w:fill="FFFFFF" w:themeFill="background1"/>
       </w:tcPr>
@@ -12177,7 +12151,7 @@
       <w:tblPr/>
       <w:tcPr>
         <w:tcBorders>
-          <w:bottom w:val="single" w:color="FFFFFF" w:themeColor="background1" w:sz="12" w:space="0"/>
+          <w:bottom w:val="single" w:sz="12" w:space="0" w:color="FFFFFF" w:themeColor="background1"/>
         </w:tcBorders>
         <w:shd w:val="clear" w:color="auto" w:fill="F2730A" w:themeFill="accent6" w:themeFillShade="CC"/>
       </w:tcPr>
@@ -12191,7 +12165,7 @@
       <w:tblPr/>
       <w:tcPr>
         <w:tcBorders>
-          <w:top w:val="single" w:color="000000" w:themeColor="text1" w:sz="12" w:space="0"/>
+          <w:top w:val="single" w:sz="12" w:space="0" w:color="000000" w:themeColor="text1"/>
         </w:tcBorders>
         <w:shd w:val="clear" w:color="auto" w:fill="FFFFFF" w:themeFill="background1"/>
       </w:tcPr>
@@ -12263,7 +12237,7 @@
       <w:tblPr/>
       <w:tcPr>
         <w:tcBorders>
-          <w:bottom w:val="single" w:color="FFFFFF" w:themeColor="background1" w:sz="12" w:space="0"/>
+          <w:bottom w:val="single" w:sz="12" w:space="0" w:color="FFFFFF" w:themeColor="background1"/>
         </w:tcBorders>
         <w:shd w:val="clear" w:color="auto" w:fill="348DA5" w:themeFill="accent5" w:themeFillShade="CC"/>
       </w:tcPr>
@@ -12277,7 +12251,7 @@
       <w:tblPr/>
       <w:tcPr>
         <w:tcBorders>
-          <w:top w:val="single" w:color="000000" w:themeColor="text1" w:sz="12" w:space="0"/>
+          <w:top w:val="single" w:sz="12" w:space="0" w:color="000000" w:themeColor="text1"/>
         </w:tcBorders>
         <w:shd w:val="clear" w:color="auto" w:fill="FFFFFF" w:themeFill="background1"/>
       </w:tcPr>
@@ -12331,7 +12305,7 @@
       <w:tblStyleColBandSize w:val="1"/>
       <w:tblInd w:w="0" w:type="dxa"/>
       <w:tblBorders>
-        <w:insideH w:val="single" w:color="FFFFFF" w:themeColor="background1" w:sz="4" w:space="0"/>
+        <w:insideH w:val="single" w:sz="4" w:space="0" w:color="FFFFFF" w:themeColor="background1"/>
       </w:tblBorders>
       <w:tblCellMar>
         <w:top w:w="0" w:type="dxa"/>
@@ -12411,7 +12385,7 @@
       <w:tblStyleColBandSize w:val="1"/>
       <w:tblInd w:w="0" w:type="dxa"/>
       <w:tblBorders>
-        <w:insideH w:val="single" w:color="FFFFFF" w:themeColor="background1" w:sz="4" w:space="0"/>
+        <w:insideH w:val="single" w:sz="4" w:space="0" w:color="FFFFFF" w:themeColor="background1"/>
       </w:tblBorders>
       <w:tblCellMar>
         <w:top w:w="0" w:type="dxa"/>
@@ -12491,7 +12465,7 @@
       <w:tblStyleColBandSize w:val="1"/>
       <w:tblInd w:w="0" w:type="dxa"/>
       <w:tblBorders>
-        <w:insideH w:val="single" w:color="FFFFFF" w:themeColor="background1" w:sz="4" w:space="0"/>
+        <w:insideH w:val="single" w:sz="4" w:space="0" w:color="FFFFFF" w:themeColor="background1"/>
       </w:tblBorders>
       <w:tblCellMar>
         <w:top w:w="0" w:type="dxa"/>
@@ -12571,7 +12545,7 @@
       <w:tblStyleColBandSize w:val="1"/>
       <w:tblInd w:w="0" w:type="dxa"/>
       <w:tblBorders>
-        <w:insideH w:val="single" w:color="FFFFFF" w:themeColor="background1" w:sz="4" w:space="0"/>
+        <w:insideH w:val="single" w:sz="4" w:space="0" w:color="FFFFFF" w:themeColor="background1"/>
       </w:tblBorders>
       <w:tblCellMar>
         <w:top w:w="0" w:type="dxa"/>
@@ -12651,7 +12625,7 @@
       <w:tblStyleColBandSize w:val="1"/>
       <w:tblInd w:w="0" w:type="dxa"/>
       <w:tblBorders>
-        <w:insideH w:val="single" w:color="FFFFFF" w:themeColor="background1" w:sz="4" w:space="0"/>
+        <w:insideH w:val="single" w:sz="4" w:space="0" w:color="FFFFFF" w:themeColor="background1"/>
       </w:tblBorders>
       <w:tblCellMar>
         <w:top w:w="0" w:type="dxa"/>
@@ -12731,7 +12705,7 @@
       <w:tblStyleColBandSize w:val="1"/>
       <w:tblInd w:w="0" w:type="dxa"/>
       <w:tblBorders>
-        <w:insideH w:val="single" w:color="FFFFFF" w:themeColor="background1" w:sz="4" w:space="0"/>
+        <w:insideH w:val="single" w:sz="4" w:space="0" w:color="FFFFFF" w:themeColor="background1"/>
       </w:tblBorders>
       <w:tblCellMar>
         <w:top w:w="0" w:type="dxa"/>
@@ -12811,7 +12785,7 @@
       <w:tblStyleColBandSize w:val="1"/>
       <w:tblInd w:w="0" w:type="dxa"/>
       <w:tblBorders>
-        <w:insideH w:val="single" w:color="FFFFFF" w:themeColor="background1" w:sz="4" w:space="0"/>
+        <w:insideH w:val="single" w:sz="4" w:space="0" w:color="FFFFFF" w:themeColor="background1"/>
       </w:tblBorders>
       <w:tblCellMar>
         <w:top w:w="0" w:type="dxa"/>

--- a/docs/CUMPLIMIENTO_REQ.docx
+++ b/docs/CUMPLIMIENTO_REQ.docx
@@ -23,7 +23,7 @@
         <w:pStyle w:val="Heading1"/>
       </w:pPr>
       <w:r>
-        <w:t>Estado general (mayo 2026)</w:t>
+        <w:t>Estado general (26 mayo 2026)</w:t>
       </w:r>
     </w:p>
     <w:tbl>
@@ -138,7 +138,7 @@
               <w:spacing w:after="0"/>
             </w:pPr>
             <w:r>
-              <w:t>Roles Admin / Logística / Proveedor</w:t>
+              <w:t>Roles Admin / Logística / Proveedor / Admin bodega</w:t>
             </w:r>
           </w:p>
         </w:tc>
@@ -164,7 +164,7 @@
               <w:spacing w:after="0"/>
             </w:pPr>
             <w:r>
-              <w:t>Panel por rol</w:t>
+              <w:t>Panel por rol, 020_admin_bodega.sql</w:t>
             </w:r>
           </w:p>
         </w:tc>
@@ -261,7 +261,7 @@
               <w:spacing w:after="0"/>
             </w:pPr>
             <w:r>
-              <w:t>Franjas por bodega y fecha</w:t>
+              <w:t>Franjas por bodega, muelle y fecha</w:t>
             </w:r>
           </w:p>
         </w:tc>
@@ -328,7 +328,7 @@
               <w:spacing w:after="0"/>
             </w:pPr>
             <w:r>
-              <w:t>/health → email_enabled</w:t>
+              <w:t>/health → email_enabled, SMTP_PROFILE</w:t>
             </w:r>
           </w:p>
         </w:tc>
@@ -343,7 +343,7 @@
               <w:spacing w:after="0"/>
             </w:pPr>
             <w:r>
-              <w:t>Auditoría historial</w:t>
+              <w:t>Cierre automático no presentada</w:t>
             </w:r>
           </w:p>
         </w:tc>
@@ -369,7 +369,89 @@
               <w:spacing w:after="0"/>
             </w:pPr>
             <w:r>
-              <w:t>Triggers 002, tablas historial</w:t>
+              <w:t>no_presentada_scheduler.py, 15 min configurable</w:t>
+            </w:r>
+          </w:p>
+        </w:tc>
+      </w:tr>
+      <w:tr>
+        <w:tc>
+          <w:tcPr>
+            <w:tcW w:type="dxa" w:w="2880"/>
+          </w:tcPr>
+          <w:p>
+            <w:pPr>
+              <w:spacing w:after="0"/>
+            </w:pPr>
+            <w:r>
+              <w:t>Auditoría historial (+ admin bodega)</w:t>
+            </w:r>
+          </w:p>
+        </w:tc>
+        <w:tc>
+          <w:tcPr>
+            <w:tcW w:type="dxa" w:w="2880"/>
+          </w:tcPr>
+          <w:p>
+            <w:pPr>
+              <w:spacing w:after="0"/>
+            </w:pPr>
+            <w:r>
+              <w:t>Implementado</w:t>
+            </w:r>
+          </w:p>
+        </w:tc>
+        <w:tc>
+          <w:tcPr>
+            <w:tcW w:type="dxa" w:w="2880"/>
+          </w:tcPr>
+          <w:p>
+            <w:pPr>
+              <w:spacing w:after="0"/>
+            </w:pPr>
+            <w:r>
+              <w:t>Triggers 002, STAFF_AUDIT_ROLES</w:t>
+            </w:r>
+          </w:p>
+        </w:tc>
+      </w:tr>
+      <w:tr>
+        <w:tc>
+          <w:tcPr>
+            <w:tcW w:type="dxa" w:w="2880"/>
+          </w:tcPr>
+          <w:p>
+            <w:pPr>
+              <w:spacing w:after="0"/>
+            </w:pPr>
+            <w:r>
+              <w:t>Analítica por día (zona Bogotá)</w:t>
+            </w:r>
+          </w:p>
+        </w:tc>
+        <w:tc>
+          <w:tcPr>
+            <w:tcW w:type="dxa" w:w="2880"/>
+          </w:tcPr>
+          <w:p>
+            <w:pPr>
+              <w:spacing w:after="0"/>
+            </w:pPr>
+            <w:r>
+              <w:t>Implementado</w:t>
+            </w:r>
+          </w:p>
+        </w:tc>
+        <w:tc>
+          <w:tcPr>
+            <w:tcW w:type="dxa" w:w="2880"/>
+          </w:tcPr>
+          <w:p>
+            <w:pPr>
+              <w:spacing w:after="0"/>
+            </w:pPr>
+            <w:r>
+              <w:t>GET /crud/analytics/summary, tests timezone</w:t>
             </w:r>
           </w:p>
         </w:tc>
@@ -425,7 +507,7 @@
               <w:spacing w:after="0"/>
             </w:pPr>
             <w:r>
-              <w:t>Pruebas automatizadas BD</w:t>
+              <w:t>Pruebas automatizadas</w:t>
             </w:r>
           </w:p>
         </w:tc>
@@ -438,7 +520,7 @@
               <w:spacing w:after="0"/>
             </w:pPr>
             <w:r>
-              <w:t>Implementado</w:t>
+              <w:t>85 tests pytest</w:t>
             </w:r>
           </w:p>
         </w:tc>
@@ -451,48 +533,7 @@
               <w:spacing w:after="0"/>
             </w:pPr>
             <w:r>
-              <w:t>test_db_crud_functions.py (12 tests)</w:t>
-            </w:r>
-          </w:p>
-        </w:tc>
-      </w:tr>
-      <w:tr>
-        <w:tc>
-          <w:tcPr>
-            <w:tcW w:type="dxa" w:w="2880"/>
-          </w:tcPr>
-          <w:p>
-            <w:pPr>
-              <w:spacing w:after="0"/>
-            </w:pPr>
-            <w:r>
-              <w:t>Pruebas reglas logística</w:t>
-            </w:r>
-          </w:p>
-        </w:tc>
-        <w:tc>
-          <w:tcPr>
-            <w:tcW w:type="dxa" w:w="2880"/>
-          </w:tcPr>
-          <w:p>
-            <w:pPr>
-              <w:spacing w:after="0"/>
-            </w:pPr>
-            <w:r>
-              <w:t>Implementado</w:t>
-            </w:r>
-          </w:p>
-        </w:tc>
-        <w:tc>
-          <w:tcPr>
-            <w:tcW w:type="dxa" w:w="2880"/>
-          </w:tcPr>
-          <w:p>
-            <w:pPr>
-              <w:spacing w:after="0"/>
-            </w:pPr>
-            <w:r>
-              <w:t>test_logistics_business_rules.py</w:t>
+              <w:t>Ver [PRUEBAS.md](PRUEBAS.md)</w:t>
             </w:r>
           </w:p>
         </w:tc>
@@ -520,7 +561,7 @@
               <w:spacing w:after="0"/>
             </w:pPr>
             <w:r>
-              <w:t>Pendiente</w:t>
+              <w:t>Implementado</w:t>
             </w:r>
           </w:p>
         </w:tc>
@@ -533,7 +574,7 @@
               <w:spacing w:after="0"/>
             </w:pPr>
             <w:r>
-              <w:t>Recomendado workflow pytest + build</w:t>
+              <w:t>.github/workflows/ci.yml (sin BD + PostgreSQL + build Vite)</w:t>
             </w:r>
           </w:p>
         </w:tc>
@@ -561,7 +602,7 @@
         <w:spacing w:after="120"/>
       </w:pPr>
       <w:r>
-        <w:t>2. RNF rendimiento: índices 015, listado por semana, available-slots unificado (ver ESCALABILIDAD.md).</w:t>
+        <w:t>2. RF ventana de finalización: alerta y auto no_presentada tras gracia configurable.</w:t>
       </w:r>
     </w:p>
     <w:p>
@@ -569,7 +610,23 @@
         <w:spacing w:after="120"/>
       </w:pPr>
       <w:r>
-        <w:t>3. RNF disponibilidad: /health con build_id y flags SMTP.</w:t>
+        <w:t>3. RF notificaciones: campana, correo con dedupe, purga por retención.</w:t>
+      </w:r>
+    </w:p>
+    <w:p>
+      <w:pPr>
+        <w:spacing w:after="120"/>
+      </w:pPr>
+      <w:r>
+        <w:t>4. RNF rendimiento: índices 015, listado por semana, available-slots unificado (ver ESCALABILIDAD.md).</w:t>
+      </w:r>
+    </w:p>
+    <w:p>
+      <w:pPr>
+        <w:spacing w:after="120"/>
+      </w:pPr>
+      <w:r>
+        <w:t>5. RNF disponibilidad: /health con build_id y flags SMTP.</w:t>
       </w:r>
     </w:p>
     <w:p>
@@ -736,6 +793,34 @@
           </w:p>
         </w:tc>
       </w:tr>
+      <w:tr>
+        <w:tc>
+          <w:tcPr>
+            <w:tcW w:type="dxa" w:w="4320"/>
+          </w:tcPr>
+          <w:p>
+            <w:pPr>
+              <w:spacing w:after="0"/>
+            </w:pPr>
+            <w:r>
+              <w:t>Manual Word con capturas</w:t>
+            </w:r>
+          </w:p>
+        </w:tc>
+        <w:tc>
+          <w:tcPr>
+            <w:tcW w:type="dxa" w:w="4320"/>
+          </w:tcPr>
+          <w:p>
+            <w:pPr>
+              <w:spacing w:after="0"/>
+            </w:pPr>
+            <w:r>
+              <w:t>Pendiente capturas en MANUAL_USUARIO_Y_DOCUMENTACION.docx (ver MANUAL_USUARIO_PORTAL.md)</w:t>
+            </w:r>
+          </w:p>
+        </w:tc>
+      </w:tr>
     </w:tbl>
     <w:p/>
     <w:p>
@@ -786,7 +871,7 @@
         <w:rPr>
           <w:i/>
         </w:rPr>
-        <w:t>Última actualización: mayo 2026.</w:t>
+        <w:t>Última actualización: 26 mayo 2026.</w:t>
       </w:r>
     </w:p>
     <w:sectPr>
